--- a/public/labs/pmzi/pz-23/ЛР8_ПМЗІ_Реалізація_ЕЦП_на_основі_RSA.docx
+++ b/public/labs/pmzi/pz-23/ЛР8_ПМЗІ_Реалізація_ЕЦП_на_основі_RSA.docx
@@ -161,173 +161,171 @@
     <w:p>
       <w:pPr>
         <w:pStyle w:val="SourceCode"/>
-      </w:pPr>
-      <w:r>
-        <w:rPr>
-          <w:rStyle w:val="VerbatimChar"/>
-        </w:rPr>
+        <w:spacing w:before="120" w:after="0" w:line="200" w:lineRule="auto"/>
+      </w:pPr>
+      <w:r>
         <w:t xml:space="preserve">┌───────────────────────────────────────────────────────────────────────┐</w:t>
       </w:r>
-      <w:r>
-        <w:br/>
-      </w:r>
-      <w:r>
-        <w:rPr>
-          <w:rStyle w:val="VerbatimChar"/>
-        </w:rPr>
+    </w:p>
+    <w:p>
+      <w:pPr>
+        <w:pStyle w:val="SourceCode"/>
+        <w:spacing w:before="0" w:after="0" w:line="200" w:lineRule="auto"/>
+      </w:pPr>
+      <w:r>
         <w:t xml:space="preserve">│                    ЕЛЕКТРОННИЙ ЦИФРОВИЙ ПІДПИС                        │</w:t>
       </w:r>
-      <w:r>
-        <w:br/>
-      </w:r>
-      <w:r>
-        <w:rPr>
-          <w:rStyle w:val="VerbatimChar"/>
-        </w:rPr>
+    </w:p>
+    <w:p>
+      <w:pPr>
+        <w:pStyle w:val="SourceCode"/>
+        <w:spacing w:before="0" w:after="0" w:line="200" w:lineRule="auto"/>
+      </w:pPr>
+      <w:r>
         <w:t xml:space="preserve">├───────────────────────────────────────────────────────────────────────┤</w:t>
       </w:r>
-      <w:r>
-        <w:br/>
-      </w:r>
-      <w:r>
-        <w:rPr>
-          <w:rStyle w:val="VerbatimChar"/>
-        </w:rPr>
+    </w:p>
+    <w:p>
+      <w:pPr>
+        <w:pStyle w:val="SourceCode"/>
+        <w:spacing w:before="0" w:after="0" w:line="200" w:lineRule="auto"/>
+      </w:pPr>
+      <w:r>
         <w:t xml:space="preserve">│                                                                       │</w:t>
       </w:r>
-      <w:r>
-        <w:br/>
-      </w:r>
-      <w:r>
-        <w:rPr>
-          <w:rStyle w:val="VerbatimChar"/>
-        </w:rPr>
+    </w:p>
+    <w:p>
+      <w:pPr>
+        <w:pStyle w:val="SourceCode"/>
+        <w:spacing w:before="0" w:after="0" w:line="200" w:lineRule="auto"/>
+      </w:pPr>
+      <w:r>
         <w:t xml:space="preserve">│  ФОРМУВАННЯ ПІДПИСУ (автор):                                          │</w:t>
       </w:r>
-      <w:r>
-        <w:br/>
-      </w:r>
-      <w:r>
-        <w:rPr>
-          <w:rStyle w:val="VerbatimChar"/>
-        </w:rPr>
+    </w:p>
+    <w:p>
+      <w:pPr>
+        <w:pStyle w:val="SourceCode"/>
+        <w:spacing w:before="0" w:after="0" w:line="200" w:lineRule="auto"/>
+      </w:pPr>
+      <w:r>
         <w:t xml:space="preserve">│  ┌─────────────────────────────────────────────────────────────────┐  │</w:t>
       </w:r>
-      <w:r>
-        <w:br/>
-      </w:r>
-      <w:r>
-        <w:rPr>
-          <w:rStyle w:val="VerbatimChar"/>
-        </w:rPr>
+    </w:p>
+    <w:p>
+      <w:pPr>
+        <w:pStyle w:val="SourceCode"/>
+        <w:spacing w:before="0" w:after="0" w:line="200" w:lineRule="auto"/>
+      </w:pPr>
+      <w:r>
         <w:t xml:space="preserve">│  │ Документ M ──► [HASH] ──► H(M) ──► [SIGN з d] ──► Підпис S      │  │</w:t>
       </w:r>
-      <w:r>
-        <w:br/>
-      </w:r>
-      <w:r>
-        <w:rPr>
-          <w:rStyle w:val="VerbatimChar"/>
-        </w:rPr>
+    </w:p>
+    <w:p>
+      <w:pPr>
+        <w:pStyle w:val="SourceCode"/>
+        <w:spacing w:before="0" w:after="0" w:line="200" w:lineRule="auto"/>
+      </w:pPr>
+      <w:r>
         <w:t xml:space="preserve">│  │                                    (закритий ключ)              │  │</w:t>
       </w:r>
-      <w:r>
-        <w:br/>
-      </w:r>
-      <w:r>
-        <w:rPr>
-          <w:rStyle w:val="VerbatimChar"/>
-        </w:rPr>
+    </w:p>
+    <w:p>
+      <w:pPr>
+        <w:pStyle w:val="SourceCode"/>
+        <w:spacing w:before="0" w:after="0" w:line="200" w:lineRule="auto"/>
+      </w:pPr>
+      <w:r>
         <w:t xml:space="preserve">│  └─────────────────────────────────────────────────────────────────┘  │</w:t>
       </w:r>
-      <w:r>
-        <w:br/>
-      </w:r>
-      <w:r>
-        <w:rPr>
-          <w:rStyle w:val="VerbatimChar"/>
-        </w:rPr>
+    </w:p>
+    <w:p>
+      <w:pPr>
+        <w:pStyle w:val="SourceCode"/>
+        <w:spacing w:before="0" w:after="0" w:line="200" w:lineRule="auto"/>
+      </w:pPr>
+      <w:r>
         <w:t xml:space="preserve">│                                                                       │</w:t>
       </w:r>
-      <w:r>
-        <w:br/>
-      </w:r>
-      <w:r>
-        <w:rPr>
-          <w:rStyle w:val="VerbatimChar"/>
-        </w:rPr>
+    </w:p>
+    <w:p>
+      <w:pPr>
+        <w:pStyle w:val="SourceCode"/>
+        <w:spacing w:before="0" w:after="0" w:line="200" w:lineRule="auto"/>
+      </w:pPr>
+      <w:r>
         <w:t xml:space="preserve">│  ПЕРЕВІРКА ПІДПИСУ (верифікатор):                                     │</w:t>
       </w:r>
-      <w:r>
-        <w:br/>
-      </w:r>
-      <w:r>
-        <w:rPr>
-          <w:rStyle w:val="VerbatimChar"/>
-        </w:rPr>
+    </w:p>
+    <w:p>
+      <w:pPr>
+        <w:pStyle w:val="SourceCode"/>
+        <w:spacing w:before="0" w:after="0" w:line="200" w:lineRule="auto"/>
+      </w:pPr>
+      <w:r>
         <w:t xml:space="preserve">│  ┌──────────────────────────────────────────────────────────────────┐ │</w:t>
       </w:r>
-      <w:r>
-        <w:br/>
-      </w:r>
-      <w:r>
-        <w:rPr>
-          <w:rStyle w:val="VerbatimChar"/>
-        </w:rPr>
+    </w:p>
+    <w:p>
+      <w:pPr>
+        <w:pStyle w:val="SourceCode"/>
+        <w:spacing w:before="0" w:after="0" w:line="200" w:lineRule="auto"/>
+      </w:pPr>
+      <w:r>
         <w:t xml:space="preserve">│  │ Документ M ──► [HASH] ──► H(M) ─┐                                │ │</w:t>
       </w:r>
-      <w:r>
-        <w:br/>
-      </w:r>
-      <w:r>
-        <w:rPr>
-          <w:rStyle w:val="VerbatimChar"/>
-        </w:rPr>
+    </w:p>
+    <w:p>
+      <w:pPr>
+        <w:pStyle w:val="SourceCode"/>
+        <w:spacing w:before="0" w:after="0" w:line="200" w:lineRule="auto"/>
+      </w:pPr>
+      <w:r>
         <w:t xml:space="preserve">│  │                                  ├──► [COMPARE] ──► Valid/Invalid│ │</w:t>
       </w:r>
-      <w:r>
-        <w:br/>
-      </w:r>
-      <w:r>
-        <w:rPr>
-          <w:rStyle w:val="VerbatimChar"/>
-        </w:rPr>
+    </w:p>
+    <w:p>
+      <w:pPr>
+        <w:pStyle w:val="SourceCode"/>
+        <w:spacing w:before="0" w:after="0" w:line="200" w:lineRule="auto"/>
+      </w:pPr>
+      <w:r>
         <w:t xml:space="preserve">│  │ Підпис S ──► [VERIFY з e] ──► H' ┘                               │ │</w:t>
       </w:r>
-      <w:r>
-        <w:br/>
-      </w:r>
-      <w:r>
-        <w:rPr>
-          <w:rStyle w:val="VerbatimChar"/>
-        </w:rPr>
+    </w:p>
+    <w:p>
+      <w:pPr>
+        <w:pStyle w:val="SourceCode"/>
+        <w:spacing w:before="0" w:after="0" w:line="200" w:lineRule="auto"/>
+      </w:pPr>
+      <w:r>
         <w:t xml:space="preserve">│  │              (відкритий ключ)                                    │ │</w:t>
       </w:r>
-      <w:r>
-        <w:br/>
-      </w:r>
-      <w:r>
-        <w:rPr>
-          <w:rStyle w:val="VerbatimChar"/>
-        </w:rPr>
+    </w:p>
+    <w:p>
+      <w:pPr>
+        <w:pStyle w:val="SourceCode"/>
+        <w:spacing w:before="0" w:after="0" w:line="200" w:lineRule="auto"/>
+      </w:pPr>
+      <w:r>
         <w:t xml:space="preserve">│  └──────────────────────────────────────────────────────────────────┘ │</w:t>
       </w:r>
-      <w:r>
-        <w:br/>
-      </w:r>
-      <w:r>
-        <w:rPr>
-          <w:rStyle w:val="VerbatimChar"/>
-        </w:rPr>
+    </w:p>
+    <w:p>
+      <w:pPr>
+        <w:pStyle w:val="SourceCode"/>
+        <w:spacing w:before="0" w:after="0" w:line="200" w:lineRule="auto"/>
+      </w:pPr>
+      <w:r>
         <w:t xml:space="preserve">│                                                                       │</w:t>
       </w:r>
-      <w:r>
-        <w:br/>
-      </w:r>
-      <w:r>
-        <w:rPr>
-          <w:rStyle w:val="VerbatimChar"/>
-        </w:rPr>
+    </w:p>
+    <w:p>
+      <w:pPr>
+        <w:pStyle w:val="SourceCode"/>
+        <w:spacing w:before="0" w:after="120" w:line="200" w:lineRule="auto"/>
+      </w:pPr>
+      <w:r>
         <w:t xml:space="preserve">└───────────────────────────────────────────────────────────────────────┘</w:t>
       </w:r>
     </w:p>
@@ -402,11 +400,9 @@
     <w:p>
       <w:pPr>
         <w:pStyle w:val="SourceCode"/>
-      </w:pPr>
-      <w:r>
-        <w:rPr>
-          <w:rStyle w:val="VerbatimChar"/>
-        </w:rPr>
+        <w:spacing w:before="120" w:after="120" w:line="200" w:lineRule="auto"/>
+      </w:pPr>
+      <w:r>
         <w:t xml:space="preserve">S = H(M)^d mod n</w:t>
       </w:r>
     </w:p>
@@ -498,20 +494,18 @@
     <w:p>
       <w:pPr>
         <w:pStyle w:val="SourceCode"/>
-      </w:pPr>
-      <w:r>
-        <w:rPr>
-          <w:rStyle w:val="VerbatimChar"/>
-        </w:rPr>
+        <w:spacing w:before="120" w:after="0" w:line="200" w:lineRule="auto"/>
+      </w:pPr>
+      <w:r>
         <w:t xml:space="preserve">H'(M) = S^e mod n</w:t>
       </w:r>
-      <w:r>
-        <w:br/>
-      </w:r>
-      <w:r>
-        <w:rPr>
-          <w:rStyle w:val="VerbatimChar"/>
-        </w:rPr>
+    </w:p>
+    <w:p>
+      <w:pPr>
+        <w:pStyle w:val="SourceCode"/>
+        <w:spacing w:before="0" w:after="120" w:line="200" w:lineRule="auto"/>
+      </w:pPr>
+      <w:r>
         <w:t xml:space="preserve">Підпис дійсний, якщо H'(M) == H(M)</w:t>
       </w:r>
     </w:p>
@@ -610,20 +604,18 @@
     <w:p>
       <w:pPr>
         <w:pStyle w:val="SourceCode"/>
-      </w:pPr>
-      <w:r>
-        <w:rPr>
-          <w:rStyle w:val="VerbatimChar"/>
-        </w:rPr>
+        <w:spacing w:before="120" w:after="0" w:line="200" w:lineRule="auto"/>
+      </w:pPr>
+      <w:r>
         <w:t xml:space="preserve">Без хешу:    Sign(M1) * Sign(M2) = Sign(M1 * M2)  ← АТАКА!</w:t>
       </w:r>
-      <w:r>
-        <w:br/>
-      </w:r>
-      <w:r>
-        <w:rPr>
-          <w:rStyle w:val="VerbatimChar"/>
-        </w:rPr>
+    </w:p>
+    <w:p>
+      <w:pPr>
+        <w:pStyle w:val="SourceCode"/>
+        <w:spacing w:before="0" w:after="120" w:line="200" w:lineRule="auto"/>
+      </w:pPr>
+      <w:r>
         <w:t xml:space="preserve">З хешем:     Sign(H(M1)) * Sign(H(M2)) ≠ Sign(H(M1 * M2))  ← OK</w:t>
       </w:r>
     </w:p>
@@ -648,155 +640,153 @@
     <w:p>
       <w:pPr>
         <w:pStyle w:val="SourceCode"/>
-      </w:pPr>
-      <w:r>
-        <w:rPr>
-          <w:rStyle w:val="VerbatimChar"/>
-        </w:rPr>
+        <w:spacing w:before="120" w:after="0" w:line="200" w:lineRule="auto"/>
+      </w:pPr>
+      <w:r>
         <w:t xml:space="preserve">┌───────────────────────────────────────────────────────────────────────┐</w:t>
       </w:r>
-      <w:r>
-        <w:br/>
-      </w:r>
-      <w:r>
-        <w:rPr>
-          <w:rStyle w:val="VerbatimChar"/>
-        </w:rPr>
+    </w:p>
+    <w:p>
+      <w:pPr>
+        <w:pStyle w:val="SourceCode"/>
+        <w:spacing w:before="0" w:after="0" w:line="200" w:lineRule="auto"/>
+      </w:pPr>
+      <w:r>
         <w:t xml:space="preserve">│                    ФОРМАТ PKCS#1 v1.5                                 │</w:t>
       </w:r>
-      <w:r>
-        <w:br/>
-      </w:r>
-      <w:r>
-        <w:rPr>
-          <w:rStyle w:val="VerbatimChar"/>
-        </w:rPr>
+    </w:p>
+    <w:p>
+      <w:pPr>
+        <w:pStyle w:val="SourceCode"/>
+        <w:spacing w:before="0" w:after="0" w:line="200" w:lineRule="auto"/>
+      </w:pPr>
+      <w:r>
         <w:t xml:space="preserve">├───────────────────────────────────────────────────────────────────────┤</w:t>
       </w:r>
-      <w:r>
-        <w:br/>
-      </w:r>
-      <w:r>
-        <w:rPr>
-          <w:rStyle w:val="VerbatimChar"/>
-        </w:rPr>
+    </w:p>
+    <w:p>
+      <w:pPr>
+        <w:pStyle w:val="SourceCode"/>
+        <w:spacing w:before="0" w:after="0" w:line="200" w:lineRule="auto"/>
+      </w:pPr>
+      <w:r>
         <w:t xml:space="preserve">│                                                                       │</w:t>
       </w:r>
-      <w:r>
-        <w:br/>
-      </w:r>
-      <w:r>
-        <w:rPr>
-          <w:rStyle w:val="VerbatimChar"/>
-        </w:rPr>
+    </w:p>
+    <w:p>
+      <w:pPr>
+        <w:pStyle w:val="SourceCode"/>
+        <w:spacing w:before="0" w:after="0" w:line="200" w:lineRule="auto"/>
+      </w:pPr>
+      <w:r>
         <w:t xml:space="preserve">│  EM = 0x00 || 0x01 || PS || 0x00 || T                                 │</w:t>
       </w:r>
-      <w:r>
-        <w:br/>
-      </w:r>
-      <w:r>
-        <w:rPr>
-          <w:rStyle w:val="VerbatimChar"/>
-        </w:rPr>
+    </w:p>
+    <w:p>
+      <w:pPr>
+        <w:pStyle w:val="SourceCode"/>
+        <w:spacing w:before="0" w:after="0" w:line="200" w:lineRule="auto"/>
+      </w:pPr>
+      <w:r>
         <w:t xml:space="preserve">│                                                                       │</w:t>
       </w:r>
-      <w:r>
-        <w:br/>
-      </w:r>
-      <w:r>
-        <w:rPr>
-          <w:rStyle w:val="VerbatimChar"/>
-        </w:rPr>
+    </w:p>
+    <w:p>
+      <w:pPr>
+        <w:pStyle w:val="SourceCode"/>
+        <w:spacing w:before="0" w:after="0" w:line="200" w:lineRule="auto"/>
+      </w:pPr>
+      <w:r>
         <w:t xml:space="preserve">│  0x00 0x01  — заголовок (вказує на підпис)                            │</w:t>
       </w:r>
-      <w:r>
-        <w:br/>
-      </w:r>
-      <w:r>
-        <w:rPr>
-          <w:rStyle w:val="VerbatimChar"/>
-        </w:rPr>
+    </w:p>
+    <w:p>
+      <w:pPr>
+        <w:pStyle w:val="SourceCode"/>
+        <w:spacing w:before="0" w:after="0" w:line="200" w:lineRule="auto"/>
+      </w:pPr>
+      <w:r>
         <w:t xml:space="preserve">│  PS         — padding з байтів 0xFF (мінімум 8 байт)                  │</w:t>
       </w:r>
-      <w:r>
-        <w:br/>
-      </w:r>
-      <w:r>
-        <w:rPr>
-          <w:rStyle w:val="VerbatimChar"/>
-        </w:rPr>
+    </w:p>
+    <w:p>
+      <w:pPr>
+        <w:pStyle w:val="SourceCode"/>
+        <w:spacing w:before="0" w:after="0" w:line="200" w:lineRule="auto"/>
+      </w:pPr>
+      <w:r>
         <w:t xml:space="preserve">│  0x00       — розділювач                                              │</w:t>
       </w:r>
-      <w:r>
-        <w:br/>
-      </w:r>
-      <w:r>
-        <w:rPr>
-          <w:rStyle w:val="VerbatimChar"/>
-        </w:rPr>
+    </w:p>
+    <w:p>
+      <w:pPr>
+        <w:pStyle w:val="SourceCode"/>
+        <w:spacing w:before="0" w:after="0" w:line="200" w:lineRule="auto"/>
+      </w:pPr>
+      <w:r>
         <w:t xml:space="preserve">│  T          — DigestInfo (OID алгоритму хешу + хеш)                   │</w:t>
       </w:r>
-      <w:r>
-        <w:br/>
-      </w:r>
-      <w:r>
-        <w:rPr>
-          <w:rStyle w:val="VerbatimChar"/>
-        </w:rPr>
+    </w:p>
+    <w:p>
+      <w:pPr>
+        <w:pStyle w:val="SourceCode"/>
+        <w:spacing w:before="0" w:after="0" w:line="200" w:lineRule="auto"/>
+      </w:pPr>
+      <w:r>
         <w:t xml:space="preserve">│                                                                       │</w:t>
       </w:r>
-      <w:r>
-        <w:br/>
-      </w:r>
-      <w:r>
-        <w:rPr>
-          <w:rStyle w:val="VerbatimChar"/>
-        </w:rPr>
+    </w:p>
+    <w:p>
+      <w:pPr>
+        <w:pStyle w:val="SourceCode"/>
+        <w:spacing w:before="0" w:after="0" w:line="200" w:lineRule="auto"/>
+      </w:pPr>
+      <w:r>
         <w:t xml:space="preserve">│  Приклад DigestInfo для SHA-256:                                      │</w:t>
       </w:r>
-      <w:r>
-        <w:br/>
-      </w:r>
-      <w:r>
-        <w:rPr>
-          <w:rStyle w:val="VerbatimChar"/>
-        </w:rPr>
+    </w:p>
+    <w:p>
+      <w:pPr>
+        <w:pStyle w:val="SourceCode"/>
+        <w:spacing w:before="0" w:after="0" w:line="200" w:lineRule="auto"/>
+      </w:pPr>
+      <w:r>
         <w:t xml:space="preserve">│  30 31 30 0D 06 09 60 86 48 01 65 03 04 02 01    -- OID SHA-256       │</w:t>
       </w:r>
-      <w:r>
-        <w:br/>
-      </w:r>
-      <w:r>
-        <w:rPr>
-          <w:rStyle w:val="VerbatimChar"/>
-        </w:rPr>
+    </w:p>
+    <w:p>
+      <w:pPr>
+        <w:pStyle w:val="SourceCode"/>
+        <w:spacing w:before="0" w:after="0" w:line="200" w:lineRule="auto"/>
+      </w:pPr>
+      <w:r>
         <w:t xml:space="preserve">│  05 00                                           -- NULL              │</w:t>
       </w:r>
-      <w:r>
-        <w:br/>
-      </w:r>
-      <w:r>
-        <w:rPr>
-          <w:rStyle w:val="VerbatimChar"/>
-        </w:rPr>
+    </w:p>
+    <w:p>
+      <w:pPr>
+        <w:pStyle w:val="SourceCode"/>
+        <w:spacing w:before="0" w:after="0" w:line="200" w:lineRule="auto"/>
+      </w:pPr>
+      <w:r>
         <w:t xml:space="preserve">│  04 20 [32 байти хешу]                           -- OCTET STRING      │</w:t>
       </w:r>
-      <w:r>
-        <w:br/>
-      </w:r>
-      <w:r>
-        <w:rPr>
-          <w:rStyle w:val="VerbatimChar"/>
-        </w:rPr>
+    </w:p>
+    <w:p>
+      <w:pPr>
+        <w:pStyle w:val="SourceCode"/>
+        <w:spacing w:before="0" w:after="0" w:line="200" w:lineRule="auto"/>
+      </w:pPr>
+      <w:r>
         <w:t xml:space="preserve">│                                                                       │</w:t>
       </w:r>
-      <w:r>
-        <w:br/>
-      </w:r>
-      <w:r>
-        <w:rPr>
-          <w:rStyle w:val="VerbatimChar"/>
-        </w:rPr>
+    </w:p>
+    <w:p>
+      <w:pPr>
+        <w:pStyle w:val="SourceCode"/>
+        <w:spacing w:before="0" w:after="120" w:line="200" w:lineRule="auto"/>
+      </w:pPr>
+      <w:r>
         <w:t xml:space="preserve">└───────────────────────────────────────────────────────────────────────┘</w:t>
       </w:r>
     </w:p>
@@ -1017,539 +1007,570 @@
     <w:p>
       <w:pPr>
         <w:pStyle w:val="SourceCode"/>
-      </w:pPr>
-      <w:r>
-        <w:rPr>
-          <w:rStyle w:val="VerbatimChar"/>
-        </w:rPr>
+        <w:spacing w:before="120" w:after="0" w:line="200" w:lineRule="auto"/>
+      </w:pPr>
+      <w:r>
         <w:t xml:space="preserve">#include &lt;iostream&gt;</w:t>
       </w:r>
-      <w:r>
-        <w:br/>
-      </w:r>
-      <w:r>
-        <w:rPr>
-          <w:rStyle w:val="VerbatimChar"/>
-        </w:rPr>
+    </w:p>
+    <w:p>
+      <w:pPr>
+        <w:pStyle w:val="SourceCode"/>
+        <w:spacing w:before="0" w:after="0" w:line="200" w:lineRule="auto"/>
+      </w:pPr>
+      <w:r>
         <w:t xml:space="preserve">#include &lt;string&gt;</w:t>
       </w:r>
-      <w:r>
-        <w:br/>
-      </w:r>
-      <w:r>
-        <w:rPr>
-          <w:rStyle w:val="VerbatimChar"/>
-        </w:rPr>
+    </w:p>
+    <w:p>
+      <w:pPr>
+        <w:pStyle w:val="SourceCode"/>
+        <w:spacing w:before="0" w:after="0" w:line="200" w:lineRule="auto"/>
+      </w:pPr>
+      <w:r>
         <w:t xml:space="preserve">#include &lt;stdexcept&gt;</w:t>
       </w:r>
-      <w:r>
-        <w:br/>
-      </w:r>
-      <w:r>
-        <w:br/>
-      </w:r>
-      <w:r>
-        <w:rPr>
-          <w:rStyle w:val="VerbatimChar"/>
-        </w:rPr>
+    </w:p>
+    <w:p>
+      <w:pPr>
+        <w:pStyle w:val="SourceCode"/>
+        <w:spacing w:before="0" w:after="0" w:line="200" w:lineRule="auto"/>
+      </w:pPr>
+    </w:p>
+    <w:p>
+      <w:pPr>
+        <w:pStyle w:val="SourceCode"/>
+        <w:spacing w:before="0" w:after="0" w:line="200" w:lineRule="auto"/>
+      </w:pPr>
+      <w:r>
         <w:t xml:space="preserve">using u64 = unsigned long long;</w:t>
       </w:r>
-      <w:r>
-        <w:br/>
-      </w:r>
-      <w:r>
-        <w:br/>
-      </w:r>
-      <w:r>
-        <w:rPr>
-          <w:rStyle w:val="VerbatimChar"/>
-        </w:rPr>
+    </w:p>
+    <w:p>
+      <w:pPr>
+        <w:pStyle w:val="SourceCode"/>
+        <w:spacing w:before="0" w:after="0" w:line="200" w:lineRule="auto"/>
+      </w:pPr>
+    </w:p>
+    <w:p>
+      <w:pPr>
+        <w:pStyle w:val="SourceCode"/>
+        <w:spacing w:before="0" w:after="0" w:line="200" w:lineRule="auto"/>
+      </w:pPr>
+      <w:r>
         <w:t xml:space="preserve">// Ключова пара RSA для цифрового підпису.</w:t>
       </w:r>
-      <w:r>
-        <w:br/>
-      </w:r>
-      <w:r>
-        <w:rPr>
-          <w:rStyle w:val="VerbatimChar"/>
-        </w:rPr>
+    </w:p>
+    <w:p>
+      <w:pPr>
+        <w:pStyle w:val="SourceCode"/>
+        <w:spacing w:before="0" w:after="0" w:line="200" w:lineRule="auto"/>
+      </w:pPr>
+      <w:r>
         <w:t xml:space="preserve">// Модуль n тримаємо меншим за 2^31, щоб добуток вмістився у 64 біти.</w:t>
       </w:r>
-      <w:r>
-        <w:br/>
-      </w:r>
-      <w:r>
-        <w:rPr>
-          <w:rStyle w:val="VerbatimChar"/>
-        </w:rPr>
+    </w:p>
+    <w:p>
+      <w:pPr>
+        <w:pStyle w:val="SourceCode"/>
+        <w:spacing w:before="0" w:after="0" w:line="200" w:lineRule="auto"/>
+      </w:pPr>
+      <w:r>
         <w:t xml:space="preserve">class RSAKeyPair {</w:t>
       </w:r>
-      <w:r>
-        <w:br/>
-      </w:r>
-      <w:r>
-        <w:rPr>
-          <w:rStyle w:val="VerbatimChar"/>
-        </w:rPr>
+    </w:p>
+    <w:p>
+      <w:pPr>
+        <w:pStyle w:val="SourceCode"/>
+        <w:spacing w:before="0" w:after="0" w:line="200" w:lineRule="auto"/>
+      </w:pPr>
+      <w:r>
         <w:t xml:space="preserve">public:</w:t>
       </w:r>
-      <w:r>
-        <w:br/>
-      </w:r>
-      <w:r>
-        <w:rPr>
-          <w:rStyle w:val="VerbatimChar"/>
-        </w:rPr>
+    </w:p>
+    <w:p>
+      <w:pPr>
+        <w:pStyle w:val="SourceCode"/>
+        <w:spacing w:before="0" w:after="0" w:line="200" w:lineRule="auto"/>
+      </w:pPr>
+      <w:r>
         <w:t xml:space="preserve">    RSAKeyPair(u64 p, u64 q, u64 e = 17) : e_(e) {</w:t>
       </w:r>
-      <w:r>
-        <w:br/>
-      </w:r>
-      <w:r>
-        <w:rPr>
-          <w:rStyle w:val="VerbatimChar"/>
-        </w:rPr>
+    </w:p>
+    <w:p>
+      <w:pPr>
+        <w:pStyle w:val="SourceCode"/>
+        <w:spacing w:before="0" w:after="0" w:line="200" w:lineRule="auto"/>
+      </w:pPr>
+      <w:r>
         <w:t xml:space="preserve">        n_ = p * q;</w:t>
       </w:r>
-      <w:r>
-        <w:br/>
-      </w:r>
-      <w:r>
-        <w:rPr>
-          <w:rStyle w:val="VerbatimChar"/>
-        </w:rPr>
+    </w:p>
+    <w:p>
+      <w:pPr>
+        <w:pStyle w:val="SourceCode"/>
+        <w:spacing w:before="0" w:after="0" w:line="200" w:lineRule="auto"/>
+      </w:pPr>
+      <w:r>
         <w:t xml:space="preserve">        u64 phi = (p - 1) * (q - 1);</w:t>
       </w:r>
-      <w:r>
-        <w:br/>
-      </w:r>
-      <w:r>
-        <w:br/>
-      </w:r>
-      <w:r>
-        <w:rPr>
-          <w:rStyle w:val="VerbatimChar"/>
-        </w:rPr>
+    </w:p>
+    <w:p>
+      <w:pPr>
+        <w:pStyle w:val="SourceCode"/>
+        <w:spacing w:before="0" w:after="0" w:line="200" w:lineRule="auto"/>
+      </w:pPr>
+    </w:p>
+    <w:p>
+      <w:pPr>
+        <w:pStyle w:val="SourceCode"/>
+        <w:spacing w:before="0" w:after="0" w:line="200" w:lineRule="auto"/>
+      </w:pPr>
+      <w:r>
         <w:t xml:space="preserve">        if (gcd(e_, phi) != 1) {</w:t>
       </w:r>
-      <w:r>
-        <w:br/>
-      </w:r>
-      <w:r>
-        <w:rPr>
-          <w:rStyle w:val="VerbatimChar"/>
-        </w:rPr>
+    </w:p>
+    <w:p>
+      <w:pPr>
+        <w:pStyle w:val="SourceCode"/>
+        <w:spacing w:before="0" w:after="0" w:line="200" w:lineRule="auto"/>
+      </w:pPr>
+      <w:r>
         <w:t xml:space="preserve">            throw std::runtime_error("e та phi(n) не взаємно прості");</w:t>
       </w:r>
-      <w:r>
-        <w:br/>
-      </w:r>
-      <w:r>
-        <w:rPr>
-          <w:rStyle w:val="VerbatimChar"/>
-        </w:rPr>
+    </w:p>
+    <w:p>
+      <w:pPr>
+        <w:pStyle w:val="SourceCode"/>
+        <w:spacing w:before="0" w:after="0" w:line="200" w:lineRule="auto"/>
+      </w:pPr>
+      <w:r>
         <w:t xml:space="preserve">        }</w:t>
       </w:r>
-      <w:r>
-        <w:br/>
-      </w:r>
-      <w:r>
-        <w:rPr>
-          <w:rStyle w:val="VerbatimChar"/>
-        </w:rPr>
+    </w:p>
+    <w:p>
+      <w:pPr>
+        <w:pStyle w:val="SourceCode"/>
+        <w:spacing w:before="0" w:after="0" w:line="200" w:lineRule="auto"/>
+      </w:pPr>
+      <w:r>
         <w:t xml:space="preserve">        d_ = modInverse(e_, phi);</w:t>
       </w:r>
-      <w:r>
-        <w:br/>
-      </w:r>
-      <w:r>
-        <w:rPr>
-          <w:rStyle w:val="VerbatimChar"/>
-        </w:rPr>
+    </w:p>
+    <w:p>
+      <w:pPr>
+        <w:pStyle w:val="SourceCode"/>
+        <w:spacing w:before="0" w:after="0" w:line="200" w:lineRule="auto"/>
+      </w:pPr>
+      <w:r>
         <w:t xml:space="preserve">    }</w:t>
       </w:r>
-      <w:r>
-        <w:br/>
-      </w:r>
-      <w:r>
-        <w:br/>
-      </w:r>
-      <w:r>
-        <w:rPr>
-          <w:rStyle w:val="VerbatimChar"/>
-        </w:rPr>
+    </w:p>
+    <w:p>
+      <w:pPr>
+        <w:pStyle w:val="SourceCode"/>
+        <w:spacing w:before="0" w:after="0" w:line="200" w:lineRule="auto"/>
+      </w:pPr>
+    </w:p>
+    <w:p>
+      <w:pPr>
+        <w:pStyle w:val="SourceCode"/>
+        <w:spacing w:before="0" w:after="0" w:line="200" w:lineRule="auto"/>
+      </w:pPr>
+      <w:r>
         <w:t xml:space="preserve">    u64 modulus() const { return n_; }</w:t>
       </w:r>
-      <w:r>
-        <w:br/>
-      </w:r>
-      <w:r>
-        <w:rPr>
-          <w:rStyle w:val="VerbatimChar"/>
-        </w:rPr>
+    </w:p>
+    <w:p>
+      <w:pPr>
+        <w:pStyle w:val="SourceCode"/>
+        <w:spacing w:before="0" w:after="0" w:line="200" w:lineRule="auto"/>
+      </w:pPr>
+      <w:r>
         <w:t xml:space="preserve">    u64 publicExponent() const { return e_; }   // відкритий ключ: (e, n)</w:t>
       </w:r>
-      <w:r>
-        <w:br/>
-      </w:r>
-      <w:r>
-        <w:rPr>
-          <w:rStyle w:val="VerbatimChar"/>
-        </w:rPr>
+    </w:p>
+    <w:p>
+      <w:pPr>
+        <w:pStyle w:val="SourceCode"/>
+        <w:spacing w:before="0" w:after="0" w:line="200" w:lineRule="auto"/>
+      </w:pPr>
+      <w:r>
         <w:t xml:space="preserve">    u64 privateExponent() const { return d_; }  // закритий ключ:  (d, n)</w:t>
       </w:r>
-      <w:r>
-        <w:br/>
-      </w:r>
-      <w:r>
-        <w:br/>
-      </w:r>
-      <w:r>
-        <w:rPr>
-          <w:rStyle w:val="VerbatimChar"/>
-        </w:rPr>
+    </w:p>
+    <w:p>
+      <w:pPr>
+        <w:pStyle w:val="SourceCode"/>
+        <w:spacing w:before="0" w:after="0" w:line="200" w:lineRule="auto"/>
+      </w:pPr>
+    </w:p>
+    <w:p>
+      <w:pPr>
+        <w:pStyle w:val="SourceCode"/>
+        <w:spacing w:before="0" w:after="0" w:line="200" w:lineRule="auto"/>
+      </w:pPr>
+      <w:r>
         <w:t xml:space="preserve">    static u64 gcd(u64 a, u64 b) {</w:t>
       </w:r>
-      <w:r>
-        <w:br/>
-      </w:r>
-      <w:r>
-        <w:rPr>
-          <w:rStyle w:val="VerbatimChar"/>
-        </w:rPr>
+    </w:p>
+    <w:p>
+      <w:pPr>
+        <w:pStyle w:val="SourceCode"/>
+        <w:spacing w:before="0" w:after="0" w:line="200" w:lineRule="auto"/>
+      </w:pPr>
+      <w:r>
         <w:t xml:space="preserve">        while (b != 0) {</w:t>
       </w:r>
-      <w:r>
-        <w:br/>
-      </w:r>
-      <w:r>
-        <w:rPr>
-          <w:rStyle w:val="VerbatimChar"/>
-        </w:rPr>
+    </w:p>
+    <w:p>
+      <w:pPr>
+        <w:pStyle w:val="SourceCode"/>
+        <w:spacing w:before="0" w:after="0" w:line="200" w:lineRule="auto"/>
+      </w:pPr>
+      <w:r>
         <w:t xml:space="preserve">            u64 t = a % b;</w:t>
       </w:r>
-      <w:r>
-        <w:br/>
-      </w:r>
-      <w:r>
-        <w:rPr>
-          <w:rStyle w:val="VerbatimChar"/>
-        </w:rPr>
+    </w:p>
+    <w:p>
+      <w:pPr>
+        <w:pStyle w:val="SourceCode"/>
+        <w:spacing w:before="0" w:after="0" w:line="200" w:lineRule="auto"/>
+      </w:pPr>
+      <w:r>
         <w:t xml:space="preserve">            a = b;</w:t>
       </w:r>
-      <w:r>
-        <w:br/>
-      </w:r>
-      <w:r>
-        <w:rPr>
-          <w:rStyle w:val="VerbatimChar"/>
-        </w:rPr>
+    </w:p>
+    <w:p>
+      <w:pPr>
+        <w:pStyle w:val="SourceCode"/>
+        <w:spacing w:before="0" w:after="0" w:line="200" w:lineRule="auto"/>
+      </w:pPr>
+      <w:r>
         <w:t xml:space="preserve">            b = t;</w:t>
       </w:r>
-      <w:r>
-        <w:br/>
-      </w:r>
-      <w:r>
-        <w:rPr>
-          <w:rStyle w:val="VerbatimChar"/>
-        </w:rPr>
+    </w:p>
+    <w:p>
+      <w:pPr>
+        <w:pStyle w:val="SourceCode"/>
+        <w:spacing w:before="0" w:after="0" w:line="200" w:lineRule="auto"/>
+      </w:pPr>
+      <w:r>
         <w:t xml:space="preserve">        }</w:t>
       </w:r>
-      <w:r>
-        <w:br/>
-      </w:r>
-      <w:r>
-        <w:rPr>
-          <w:rStyle w:val="VerbatimChar"/>
-        </w:rPr>
+    </w:p>
+    <w:p>
+      <w:pPr>
+        <w:pStyle w:val="SourceCode"/>
+        <w:spacing w:before="0" w:after="0" w:line="200" w:lineRule="auto"/>
+      </w:pPr>
+      <w:r>
         <w:t xml:space="preserve">        return a;</w:t>
       </w:r>
-      <w:r>
-        <w:br/>
-      </w:r>
-      <w:r>
-        <w:rPr>
-          <w:rStyle w:val="VerbatimChar"/>
-        </w:rPr>
+    </w:p>
+    <w:p>
+      <w:pPr>
+        <w:pStyle w:val="SourceCode"/>
+        <w:spacing w:before="0" w:after="0" w:line="200" w:lineRule="auto"/>
+      </w:pPr>
+      <w:r>
         <w:t xml:space="preserve">    }</w:t>
       </w:r>
-      <w:r>
-        <w:br/>
-      </w:r>
-      <w:r>
-        <w:br/>
-      </w:r>
-      <w:r>
-        <w:rPr>
-          <w:rStyle w:val="VerbatimChar"/>
-        </w:rPr>
+    </w:p>
+    <w:p>
+      <w:pPr>
+        <w:pStyle w:val="SourceCode"/>
+        <w:spacing w:before="0" w:after="0" w:line="200" w:lineRule="auto"/>
+      </w:pPr>
+    </w:p>
+    <w:p>
+      <w:pPr>
+        <w:pStyle w:val="SourceCode"/>
+        <w:spacing w:before="0" w:after="0" w:line="200" w:lineRule="auto"/>
+      </w:pPr>
+      <w:r>
         <w:t xml:space="preserve">    // Обернений елемент за модулем, розширений алгоритм Евкліда</w:t>
       </w:r>
-      <w:r>
-        <w:br/>
-      </w:r>
-      <w:r>
-        <w:rPr>
-          <w:rStyle w:val="VerbatimChar"/>
-        </w:rPr>
+    </w:p>
+    <w:p>
+      <w:pPr>
+        <w:pStyle w:val="SourceCode"/>
+        <w:spacing w:before="0" w:after="0" w:line="200" w:lineRule="auto"/>
+      </w:pPr>
+      <w:r>
         <w:t xml:space="preserve">    static u64 modInverse(u64 a, u64 m) {</w:t>
       </w:r>
-      <w:r>
-        <w:br/>
-      </w:r>
-      <w:r>
-        <w:rPr>
-          <w:rStyle w:val="VerbatimChar"/>
-        </w:rPr>
+    </w:p>
+    <w:p>
+      <w:pPr>
+        <w:pStyle w:val="SourceCode"/>
+        <w:spacing w:before="0" w:after="0" w:line="200" w:lineRule="auto"/>
+      </w:pPr>
+      <w:r>
         <w:t xml:space="preserve">        long long oldR = static_cast&lt;long long&gt;(a), r = static_cast&lt;long long&gt;(m);</w:t>
       </w:r>
-      <w:r>
-        <w:br/>
-      </w:r>
-      <w:r>
-        <w:rPr>
-          <w:rStyle w:val="VerbatimChar"/>
-        </w:rPr>
+    </w:p>
+    <w:p>
+      <w:pPr>
+        <w:pStyle w:val="SourceCode"/>
+        <w:spacing w:before="0" w:after="0" w:line="200" w:lineRule="auto"/>
+      </w:pPr>
+      <w:r>
         <w:t xml:space="preserve">        long long oldS = 1, s = 0;</w:t>
       </w:r>
-      <w:r>
-        <w:br/>
-      </w:r>
-      <w:r>
-        <w:br/>
-      </w:r>
-      <w:r>
-        <w:rPr>
-          <w:rStyle w:val="VerbatimChar"/>
-        </w:rPr>
+    </w:p>
+    <w:p>
+      <w:pPr>
+        <w:pStyle w:val="SourceCode"/>
+        <w:spacing w:before="0" w:after="0" w:line="200" w:lineRule="auto"/>
+      </w:pPr>
+    </w:p>
+    <w:p>
+      <w:pPr>
+        <w:pStyle w:val="SourceCode"/>
+        <w:spacing w:before="0" w:after="0" w:line="200" w:lineRule="auto"/>
+      </w:pPr>
+      <w:r>
         <w:t xml:space="preserve">        while (r != 0) {</w:t>
       </w:r>
-      <w:r>
-        <w:br/>
-      </w:r>
-      <w:r>
-        <w:rPr>
-          <w:rStyle w:val="VerbatimChar"/>
-        </w:rPr>
+    </w:p>
+    <w:p>
+      <w:pPr>
+        <w:pStyle w:val="SourceCode"/>
+        <w:spacing w:before="0" w:after="0" w:line="200" w:lineRule="auto"/>
+      </w:pPr>
+      <w:r>
         <w:t xml:space="preserve">            long long q = oldR / r;</w:t>
       </w:r>
-      <w:r>
-        <w:br/>
-      </w:r>
-      <w:r>
-        <w:rPr>
-          <w:rStyle w:val="VerbatimChar"/>
-        </w:rPr>
+    </w:p>
+    <w:p>
+      <w:pPr>
+        <w:pStyle w:val="SourceCode"/>
+        <w:spacing w:before="0" w:after="0" w:line="200" w:lineRule="auto"/>
+      </w:pPr>
+      <w:r>
         <w:t xml:space="preserve">            long long tmp = oldR - q * r;  oldR = r;  r = tmp;</w:t>
       </w:r>
-      <w:r>
-        <w:br/>
-      </w:r>
-      <w:r>
-        <w:rPr>
-          <w:rStyle w:val="VerbatimChar"/>
-        </w:rPr>
+    </w:p>
+    <w:p>
+      <w:pPr>
+        <w:pStyle w:val="SourceCode"/>
+        <w:spacing w:before="0" w:after="0" w:line="200" w:lineRule="auto"/>
+      </w:pPr>
+      <w:r>
         <w:t xml:space="preserve">            tmp = oldS - q * s;            oldS = s;  s = tmp;</w:t>
       </w:r>
-      <w:r>
-        <w:br/>
-      </w:r>
-      <w:r>
-        <w:rPr>
-          <w:rStyle w:val="VerbatimChar"/>
-        </w:rPr>
+    </w:p>
+    <w:p>
+      <w:pPr>
+        <w:pStyle w:val="SourceCode"/>
+        <w:spacing w:before="0" w:after="0" w:line="200" w:lineRule="auto"/>
+      </w:pPr>
+      <w:r>
         <w:t xml:space="preserve">        }</w:t>
       </w:r>
-      <w:r>
-        <w:br/>
-      </w:r>
-      <w:r>
-        <w:br/>
-      </w:r>
-      <w:r>
-        <w:rPr>
-          <w:rStyle w:val="VerbatimChar"/>
-        </w:rPr>
+    </w:p>
+    <w:p>
+      <w:pPr>
+        <w:pStyle w:val="SourceCode"/>
+        <w:spacing w:before="0" w:after="0" w:line="200" w:lineRule="auto"/>
+      </w:pPr>
+    </w:p>
+    <w:p>
+      <w:pPr>
+        <w:pStyle w:val="SourceCode"/>
+        <w:spacing w:before="0" w:after="0" w:line="200" w:lineRule="auto"/>
+      </w:pPr>
+      <w:r>
         <w:t xml:space="preserve">        if (oldR != 1) {</w:t>
       </w:r>
-      <w:r>
-        <w:br/>
-      </w:r>
-      <w:r>
-        <w:rPr>
-          <w:rStyle w:val="VerbatimChar"/>
-        </w:rPr>
+    </w:p>
+    <w:p>
+      <w:pPr>
+        <w:pStyle w:val="SourceCode"/>
+        <w:spacing w:before="0" w:after="0" w:line="200" w:lineRule="auto"/>
+      </w:pPr>
+      <w:r>
         <w:t xml:space="preserve">            throw std::runtime_error("Оберненого елемента не існує");</w:t>
       </w:r>
-      <w:r>
-        <w:br/>
-      </w:r>
-      <w:r>
-        <w:rPr>
-          <w:rStyle w:val="VerbatimChar"/>
-        </w:rPr>
+    </w:p>
+    <w:p>
+      <w:pPr>
+        <w:pStyle w:val="SourceCode"/>
+        <w:spacing w:before="0" w:after="0" w:line="200" w:lineRule="auto"/>
+      </w:pPr>
+      <w:r>
         <w:t xml:space="preserve">        }</w:t>
       </w:r>
-      <w:r>
-        <w:br/>
-      </w:r>
-      <w:r>
-        <w:rPr>
-          <w:rStyle w:val="VerbatimChar"/>
-        </w:rPr>
+    </w:p>
+    <w:p>
+      <w:pPr>
+        <w:pStyle w:val="SourceCode"/>
+        <w:spacing w:before="0" w:after="0" w:line="200" w:lineRule="auto"/>
+      </w:pPr>
+      <w:r>
         <w:t xml:space="preserve">        long long mod = static_cast&lt;long long&gt;(m);</w:t>
       </w:r>
-      <w:r>
-        <w:br/>
-      </w:r>
-      <w:r>
-        <w:rPr>
-          <w:rStyle w:val="VerbatimChar"/>
-        </w:rPr>
+    </w:p>
+    <w:p>
+      <w:pPr>
+        <w:pStyle w:val="SourceCode"/>
+        <w:spacing w:before="0" w:after="0" w:line="200" w:lineRule="auto"/>
+      </w:pPr>
+      <w:r>
         <w:t xml:space="preserve">        return static_cast&lt;u64&gt;(((oldS % mod) + mod) % mod);</w:t>
       </w:r>
-      <w:r>
-        <w:br/>
-      </w:r>
-      <w:r>
-        <w:rPr>
-          <w:rStyle w:val="VerbatimChar"/>
-        </w:rPr>
+    </w:p>
+    <w:p>
+      <w:pPr>
+        <w:pStyle w:val="SourceCode"/>
+        <w:spacing w:before="0" w:after="0" w:line="200" w:lineRule="auto"/>
+      </w:pPr>
+      <w:r>
         <w:t xml:space="preserve">    }</w:t>
       </w:r>
-      <w:r>
-        <w:br/>
-      </w:r>
-      <w:r>
-        <w:br/>
-      </w:r>
-      <w:r>
-        <w:rPr>
-          <w:rStyle w:val="VerbatimChar"/>
-        </w:rPr>
+    </w:p>
+    <w:p>
+      <w:pPr>
+        <w:pStyle w:val="SourceCode"/>
+        <w:spacing w:before="0" w:after="0" w:line="200" w:lineRule="auto"/>
+      </w:pPr>
+    </w:p>
+    <w:p>
+      <w:pPr>
+        <w:pStyle w:val="SourceCode"/>
+        <w:spacing w:before="0" w:after="0" w:line="200" w:lineRule="auto"/>
+      </w:pPr>
+      <w:r>
         <w:t xml:space="preserve">    // Швидке модульне піднесення до степеня</w:t>
       </w:r>
-      <w:r>
-        <w:br/>
-      </w:r>
-      <w:r>
-        <w:rPr>
-          <w:rStyle w:val="VerbatimChar"/>
-        </w:rPr>
+    </w:p>
+    <w:p>
+      <w:pPr>
+        <w:pStyle w:val="SourceCode"/>
+        <w:spacing w:before="0" w:after="0" w:line="200" w:lineRule="auto"/>
+      </w:pPr>
+      <w:r>
         <w:t xml:space="preserve">    static u64 modPow(u64 base, u64 exp, u64 modulus) {</w:t>
       </w:r>
-      <w:r>
-        <w:br/>
-      </w:r>
-      <w:r>
-        <w:rPr>
-          <w:rStyle w:val="VerbatimChar"/>
-        </w:rPr>
+    </w:p>
+    <w:p>
+      <w:pPr>
+        <w:pStyle w:val="SourceCode"/>
+        <w:spacing w:before="0" w:after="0" w:line="200" w:lineRule="auto"/>
+      </w:pPr>
+      <w:r>
         <w:t xml:space="preserve">        u64 result = 1;</w:t>
       </w:r>
-      <w:r>
-        <w:br/>
-      </w:r>
-      <w:r>
-        <w:rPr>
-          <w:rStyle w:val="VerbatimChar"/>
-        </w:rPr>
+    </w:p>
+    <w:p>
+      <w:pPr>
+        <w:pStyle w:val="SourceCode"/>
+        <w:spacing w:before="0" w:after="0" w:line="200" w:lineRule="auto"/>
+      </w:pPr>
+      <w:r>
         <w:t xml:space="preserve">        base %= modulus;</w:t>
       </w:r>
-      <w:r>
-        <w:br/>
-      </w:r>
-      <w:r>
-        <w:br/>
-      </w:r>
-      <w:r>
-        <w:rPr>
-          <w:rStyle w:val="VerbatimChar"/>
-        </w:rPr>
+    </w:p>
+    <w:p>
+      <w:pPr>
+        <w:pStyle w:val="SourceCode"/>
+        <w:spacing w:before="0" w:after="0" w:line="200" w:lineRule="auto"/>
+      </w:pPr>
+    </w:p>
+    <w:p>
+      <w:pPr>
+        <w:pStyle w:val="SourceCode"/>
+        <w:spacing w:before="0" w:after="0" w:line="200" w:lineRule="auto"/>
+      </w:pPr>
+      <w:r>
         <w:t xml:space="preserve">        while (exp &gt; 0) {</w:t>
       </w:r>
-      <w:r>
-        <w:br/>
-      </w:r>
-      <w:r>
-        <w:rPr>
-          <w:rStyle w:val="VerbatimChar"/>
-        </w:rPr>
+    </w:p>
+    <w:p>
+      <w:pPr>
+        <w:pStyle w:val="SourceCode"/>
+        <w:spacing w:before="0" w:after="0" w:line="200" w:lineRule="auto"/>
+      </w:pPr>
+      <w:r>
         <w:t xml:space="preserve">            if (exp &amp; 1ULL) result = (result * base) % modulus;</w:t>
       </w:r>
-      <w:r>
-        <w:br/>
-      </w:r>
-      <w:r>
-        <w:rPr>
-          <w:rStyle w:val="VerbatimChar"/>
-        </w:rPr>
+    </w:p>
+    <w:p>
+      <w:pPr>
+        <w:pStyle w:val="SourceCode"/>
+        <w:spacing w:before="0" w:after="0" w:line="200" w:lineRule="auto"/>
+      </w:pPr>
+      <w:r>
         <w:t xml:space="preserve">            exp &gt;&gt;= 1;</w:t>
       </w:r>
-      <w:r>
-        <w:br/>
-      </w:r>
-      <w:r>
-        <w:rPr>
-          <w:rStyle w:val="VerbatimChar"/>
-        </w:rPr>
+    </w:p>
+    <w:p>
+      <w:pPr>
+        <w:pStyle w:val="SourceCode"/>
+        <w:spacing w:before="0" w:after="0" w:line="200" w:lineRule="auto"/>
+      </w:pPr>
+      <w:r>
         <w:t xml:space="preserve">            base = (base * base) % modulus;</w:t>
       </w:r>
-      <w:r>
-        <w:br/>
-      </w:r>
-      <w:r>
-        <w:rPr>
-          <w:rStyle w:val="VerbatimChar"/>
-        </w:rPr>
+    </w:p>
+    <w:p>
+      <w:pPr>
+        <w:pStyle w:val="SourceCode"/>
+        <w:spacing w:before="0" w:after="0" w:line="200" w:lineRule="auto"/>
+      </w:pPr>
+      <w:r>
         <w:t xml:space="preserve">        }</w:t>
       </w:r>
-      <w:r>
-        <w:br/>
-      </w:r>
-      <w:r>
-        <w:rPr>
-          <w:rStyle w:val="VerbatimChar"/>
-        </w:rPr>
+    </w:p>
+    <w:p>
+      <w:pPr>
+        <w:pStyle w:val="SourceCode"/>
+        <w:spacing w:before="0" w:after="0" w:line="200" w:lineRule="auto"/>
+      </w:pPr>
+      <w:r>
         <w:t xml:space="preserve">        return result;</w:t>
       </w:r>
-      <w:r>
-        <w:br/>
-      </w:r>
-      <w:r>
-        <w:rPr>
-          <w:rStyle w:val="VerbatimChar"/>
-        </w:rPr>
+    </w:p>
+    <w:p>
+      <w:pPr>
+        <w:pStyle w:val="SourceCode"/>
+        <w:spacing w:before="0" w:after="0" w:line="200" w:lineRule="auto"/>
+      </w:pPr>
+      <w:r>
         <w:t xml:space="preserve">    }</w:t>
       </w:r>
-      <w:r>
-        <w:br/>
-      </w:r>
-      <w:r>
-        <w:br/>
-      </w:r>
-      <w:r>
-        <w:rPr>
-          <w:rStyle w:val="VerbatimChar"/>
-        </w:rPr>
+    </w:p>
+    <w:p>
+      <w:pPr>
+        <w:pStyle w:val="SourceCode"/>
+        <w:spacing w:before="0" w:after="0" w:line="200" w:lineRule="auto"/>
+      </w:pPr>
+    </w:p>
+    <w:p>
+      <w:pPr>
+        <w:pStyle w:val="SourceCode"/>
+        <w:spacing w:before="0" w:after="0" w:line="200" w:lineRule="auto"/>
+      </w:pPr>
+      <w:r>
         <w:t xml:space="preserve">private:</w:t>
       </w:r>
-      <w:r>
-        <w:br/>
-      </w:r>
-      <w:r>
-        <w:rPr>
-          <w:rStyle w:val="VerbatimChar"/>
-        </w:rPr>
+    </w:p>
+    <w:p>
+      <w:pPr>
+        <w:pStyle w:val="SourceCode"/>
+        <w:spacing w:before="0" w:after="0" w:line="200" w:lineRule="auto"/>
+      </w:pPr>
+      <w:r>
         <w:t xml:space="preserve">    u64 n_ = 0, e_ = 0, d_ = 0;</w:t>
       </w:r>
-      <w:r>
-        <w:br/>
-      </w:r>
-      <w:r>
-        <w:rPr>
-          <w:rStyle w:val="VerbatimChar"/>
-        </w:rPr>
+    </w:p>
+    <w:p>
+      <w:pPr>
+        <w:pStyle w:val="SourceCode"/>
+        <w:spacing w:before="0" w:after="120" w:line="200" w:lineRule="auto"/>
+      </w:pPr>
+      <w:r>
         <w:t xml:space="preserve">};</w:t>
       </w:r>
     </w:p>
@@ -1566,260 +1587,273 @@
     <w:p>
       <w:pPr>
         <w:pStyle w:val="SourceCode"/>
-      </w:pPr>
-      <w:r>
-        <w:rPr>
-          <w:rStyle w:val="VerbatimChar"/>
-        </w:rPr>
+        <w:spacing w:before="120" w:after="0" w:line="200" w:lineRule="auto"/>
+      </w:pPr>
+      <w:r>
         <w:t xml:space="preserve">#include &lt;string&gt;</w:t>
       </w:r>
-      <w:r>
-        <w:br/>
-      </w:r>
-      <w:r>
-        <w:rPr>
-          <w:rStyle w:val="VerbatimChar"/>
-        </w:rPr>
+    </w:p>
+    <w:p>
+      <w:pPr>
+        <w:pStyle w:val="SourceCode"/>
+        <w:spacing w:before="0" w:after="0" w:line="200" w:lineRule="auto"/>
+      </w:pPr>
+      <w:r>
         <w:t xml:space="preserve">#include &lt;cstdint&gt;</w:t>
       </w:r>
-      <w:r>
-        <w:br/>
-      </w:r>
-      <w:r>
-        <w:br/>
-      </w:r>
-      <w:r>
-        <w:rPr>
-          <w:rStyle w:val="VerbatimChar"/>
-        </w:rPr>
+    </w:p>
+    <w:p>
+      <w:pPr>
+        <w:pStyle w:val="SourceCode"/>
+        <w:spacing w:before="0" w:after="0" w:line="200" w:lineRule="auto"/>
+      </w:pPr>
+    </w:p>
+    <w:p>
+      <w:pPr>
+        <w:pStyle w:val="SourceCode"/>
+        <w:spacing w:before="0" w:after="0" w:line="200" w:lineRule="auto"/>
+      </w:pPr>
+      <w:r>
         <w:t xml:space="preserve">// Клас SHA256 узято з лабораторної роботи №7 — підключіть його файл до проєкту.</w:t>
       </w:r>
-      <w:r>
-        <w:br/>
-      </w:r>
-      <w:r>
-        <w:rPr>
-          <w:rStyle w:val="VerbatimChar"/>
-        </w:rPr>
+    </w:p>
+    <w:p>
+      <w:pPr>
+        <w:pStyle w:val="SourceCode"/>
+        <w:spacing w:before="0" w:after="0" w:line="200" w:lineRule="auto"/>
+      </w:pPr>
+      <w:r>
         <w:t xml:space="preserve">// Потрібен лише метод, що повертає хеш рядка у шістнадцятковому вигляді.</w:t>
       </w:r>
-      <w:r>
-        <w:br/>
-      </w:r>
-      <w:r>
-        <w:rPr>
-          <w:rStyle w:val="VerbatimChar"/>
-        </w:rPr>
+    </w:p>
+    <w:p>
+      <w:pPr>
+        <w:pStyle w:val="SourceCode"/>
+        <w:spacing w:before="0" w:after="0" w:line="200" w:lineRule="auto"/>
+      </w:pPr>
+      <w:r>
         <w:t xml:space="preserve">std::string sha256(const std::string&amp; message);</w:t>
       </w:r>
-      <w:r>
-        <w:br/>
-      </w:r>
-      <w:r>
-        <w:br/>
-      </w:r>
-      <w:r>
-        <w:rPr>
-          <w:rStyle w:val="VerbatimChar"/>
-        </w:rPr>
+    </w:p>
+    <w:p>
+      <w:pPr>
+        <w:pStyle w:val="SourceCode"/>
+        <w:spacing w:before="0" w:after="0" w:line="200" w:lineRule="auto"/>
+      </w:pPr>
+    </w:p>
+    <w:p>
+      <w:pPr>
+        <w:pStyle w:val="SourceCode"/>
+        <w:spacing w:before="0" w:after="0" w:line="200" w:lineRule="auto"/>
+      </w:pPr>
+      <w:r>
         <w:t xml:space="preserve">using u64 = unsigned long long;</w:t>
       </w:r>
-      <w:r>
-        <w:br/>
-      </w:r>
-      <w:r>
-        <w:br/>
-      </w:r>
-      <w:r>
-        <w:rPr>
-          <w:rStyle w:val="VerbatimChar"/>
-        </w:rPr>
+    </w:p>
+    <w:p>
+      <w:pPr>
+        <w:pStyle w:val="SourceCode"/>
+        <w:spacing w:before="0" w:after="0" w:line="200" w:lineRule="auto"/>
+      </w:pPr>
+    </w:p>
+    <w:p>
+      <w:pPr>
+        <w:pStyle w:val="SourceCode"/>
+        <w:spacing w:before="0" w:after="0" w:line="200" w:lineRule="auto"/>
+      </w:pPr>
+      <w:r>
         <w:t xml:space="preserve">// Перетворює перші 8 байтів хешу на 64-бітне число.</w:t>
       </w:r>
-      <w:r>
-        <w:br/>
-      </w:r>
-      <w:r>
-        <w:rPr>
-          <w:rStyle w:val="VerbatimChar"/>
-        </w:rPr>
+    </w:p>
+    <w:p>
+      <w:pPr>
+        <w:pStyle w:val="SourceCode"/>
+        <w:spacing w:before="0" w:after="0" w:line="200" w:lineRule="auto"/>
+      </w:pPr>
+      <w:r>
         <w:t xml:space="preserve">// Саме це число далі підписується: підписувати весь 256-бітний хеш</w:t>
       </w:r>
-      <w:r>
-        <w:br/>
-      </w:r>
-      <w:r>
-        <w:rPr>
-          <w:rStyle w:val="VerbatimChar"/>
-        </w:rPr>
+    </w:p>
+    <w:p>
+      <w:pPr>
+        <w:pStyle w:val="SourceCode"/>
+        <w:spacing w:before="0" w:after="0" w:line="200" w:lineRule="auto"/>
+      </w:pPr>
+      <w:r>
         <w:t xml:space="preserve">// навчальним ключем неможливо, бо він має бути меншим за модуль n.</w:t>
       </w:r>
-      <w:r>
-        <w:br/>
-      </w:r>
-      <w:r>
-        <w:rPr>
-          <w:rStyle w:val="VerbatimChar"/>
-        </w:rPr>
+    </w:p>
+    <w:p>
+      <w:pPr>
+        <w:pStyle w:val="SourceCode"/>
+        <w:spacing w:before="0" w:after="0" w:line="200" w:lineRule="auto"/>
+      </w:pPr>
+      <w:r>
         <w:t xml:space="preserve">u64 hashToNumber(const std::string&amp; message) {</w:t>
       </w:r>
-      <w:r>
-        <w:br/>
-      </w:r>
-      <w:r>
-        <w:rPr>
-          <w:rStyle w:val="VerbatimChar"/>
-        </w:rPr>
+    </w:p>
+    <w:p>
+      <w:pPr>
+        <w:pStyle w:val="SourceCode"/>
+        <w:spacing w:before="0" w:after="0" w:line="200" w:lineRule="auto"/>
+      </w:pPr>
+      <w:r>
         <w:t xml:space="preserve">    std::string hex = sha256(message);</w:t>
       </w:r>
-      <w:r>
-        <w:br/>
-      </w:r>
-      <w:r>
-        <w:rPr>
-          <w:rStyle w:val="VerbatimChar"/>
-        </w:rPr>
+    </w:p>
+    <w:p>
+      <w:pPr>
+        <w:pStyle w:val="SourceCode"/>
+        <w:spacing w:before="0" w:after="0" w:line="200" w:lineRule="auto"/>
+      </w:pPr>
+      <w:r>
         <w:t xml:space="preserve">    u64 value = 0;</w:t>
       </w:r>
-      <w:r>
-        <w:br/>
-      </w:r>
-      <w:r>
-        <w:br/>
-      </w:r>
-      <w:r>
-        <w:rPr>
-          <w:rStyle w:val="VerbatimChar"/>
-        </w:rPr>
+    </w:p>
+    <w:p>
+      <w:pPr>
+        <w:pStyle w:val="SourceCode"/>
+        <w:spacing w:before="0" w:after="0" w:line="200" w:lineRule="auto"/>
+      </w:pPr>
+    </w:p>
+    <w:p>
+      <w:pPr>
+        <w:pStyle w:val="SourceCode"/>
+        <w:spacing w:before="0" w:after="0" w:line="200" w:lineRule="auto"/>
+      </w:pPr>
+      <w:r>
         <w:t xml:space="preserve">    for (int i = 0; i &lt; 16; ++i) {           // 16 hex-символів = 8 байтів</w:t>
       </w:r>
-      <w:r>
-        <w:br/>
-      </w:r>
-      <w:r>
-        <w:rPr>
-          <w:rStyle w:val="VerbatimChar"/>
-        </w:rPr>
+    </w:p>
+    <w:p>
+      <w:pPr>
+        <w:pStyle w:val="SourceCode"/>
+        <w:spacing w:before="0" w:after="0" w:line="200" w:lineRule="auto"/>
+      </w:pPr>
+      <w:r>
         <w:t xml:space="preserve">        char c = hex[i];</w:t>
       </w:r>
-      <w:r>
-        <w:br/>
-      </w:r>
-      <w:r>
-        <w:rPr>
-          <w:rStyle w:val="VerbatimChar"/>
-        </w:rPr>
+    </w:p>
+    <w:p>
+      <w:pPr>
+        <w:pStyle w:val="SourceCode"/>
+        <w:spacing w:before="0" w:after="0" w:line="200" w:lineRule="auto"/>
+      </w:pPr>
+      <w:r>
         <w:t xml:space="preserve">        int digit = (c &gt;= '0' &amp;&amp; c &lt;= '9') ? c - '0'</w:t>
       </w:r>
-      <w:r>
-        <w:br/>
-      </w:r>
-      <w:r>
-        <w:rPr>
-          <w:rStyle w:val="VerbatimChar"/>
-        </w:rPr>
+    </w:p>
+    <w:p>
+      <w:pPr>
+        <w:pStyle w:val="SourceCode"/>
+        <w:spacing w:before="0" w:after="0" w:line="200" w:lineRule="auto"/>
+      </w:pPr>
+      <w:r>
         <w:t xml:space="preserve">                  : (c &gt;= 'a' &amp;&amp; c &lt;= 'f') ? c - 'a' + 10</w:t>
       </w:r>
-      <w:r>
-        <w:br/>
-      </w:r>
-      <w:r>
-        <w:rPr>
-          <w:rStyle w:val="VerbatimChar"/>
-        </w:rPr>
+    </w:p>
+    <w:p>
+      <w:pPr>
+        <w:pStyle w:val="SourceCode"/>
+        <w:spacing w:before="0" w:after="0" w:line="200" w:lineRule="auto"/>
+      </w:pPr>
+      <w:r>
         <w:t xml:space="preserve">                                           : c - 'A' + 10;</w:t>
       </w:r>
-      <w:r>
-        <w:br/>
-      </w:r>
-      <w:r>
-        <w:rPr>
-          <w:rStyle w:val="VerbatimChar"/>
-        </w:rPr>
+    </w:p>
+    <w:p>
+      <w:pPr>
+        <w:pStyle w:val="SourceCode"/>
+        <w:spacing w:before="0" w:after="0" w:line="200" w:lineRule="auto"/>
+      </w:pPr>
+      <w:r>
         <w:t xml:space="preserve">        value = (value &lt;&lt; 4) | static_cast&lt;u64&gt;(digit);</w:t>
       </w:r>
-      <w:r>
-        <w:br/>
-      </w:r>
-      <w:r>
-        <w:rPr>
-          <w:rStyle w:val="VerbatimChar"/>
-        </w:rPr>
+    </w:p>
+    <w:p>
+      <w:pPr>
+        <w:pStyle w:val="SourceCode"/>
+        <w:spacing w:before="0" w:after="0" w:line="200" w:lineRule="auto"/>
+      </w:pPr>
+      <w:r>
         <w:t xml:space="preserve">    }</w:t>
       </w:r>
-      <w:r>
-        <w:br/>
-      </w:r>
-      <w:r>
-        <w:rPr>
-          <w:rStyle w:val="VerbatimChar"/>
-        </w:rPr>
+    </w:p>
+    <w:p>
+      <w:pPr>
+        <w:pStyle w:val="SourceCode"/>
+        <w:spacing w:before="0" w:after="0" w:line="200" w:lineRule="auto"/>
+      </w:pPr>
+      <w:r>
         <w:t xml:space="preserve">    return value;</w:t>
       </w:r>
-      <w:r>
-        <w:br/>
-      </w:r>
-      <w:r>
-        <w:rPr>
-          <w:rStyle w:val="VerbatimChar"/>
-        </w:rPr>
+    </w:p>
+    <w:p>
+      <w:pPr>
+        <w:pStyle w:val="SourceCode"/>
+        <w:spacing w:before="0" w:after="0" w:line="200" w:lineRule="auto"/>
+      </w:pPr>
+      <w:r>
         <w:t xml:space="preserve">}</w:t>
       </w:r>
-      <w:r>
-        <w:br/>
-      </w:r>
-      <w:r>
-        <w:br/>
-      </w:r>
-      <w:r>
-        <w:rPr>
-          <w:rStyle w:val="VerbatimChar"/>
-        </w:rPr>
+    </w:p>
+    <w:p>
+      <w:pPr>
+        <w:pStyle w:val="SourceCode"/>
+        <w:spacing w:before="0" w:after="0" w:line="200" w:lineRule="auto"/>
+      </w:pPr>
+    </w:p>
+    <w:p>
+      <w:pPr>
+        <w:pStyle w:val="SourceCode"/>
+        <w:spacing w:before="0" w:after="0" w:line="200" w:lineRule="auto"/>
+      </w:pPr>
+      <w:r>
         <w:t xml:space="preserve">// Хеш має бути меншим за модуль, інакше операція піднесення до степеня</w:t>
       </w:r>
-      <w:r>
-        <w:br/>
-      </w:r>
-      <w:r>
-        <w:rPr>
-          <w:rStyle w:val="VerbatimChar"/>
-        </w:rPr>
+    </w:p>
+    <w:p>
+      <w:pPr>
+        <w:pStyle w:val="SourceCode"/>
+        <w:spacing w:before="0" w:after="0" w:line="200" w:lineRule="auto"/>
+      </w:pPr>
+      <w:r>
         <w:t xml:space="preserve">// втрачає однозначність. У реальних системах цю задачу розв'язує</w:t>
       </w:r>
-      <w:r>
-        <w:br/>
-      </w:r>
-      <w:r>
-        <w:rPr>
-          <w:rStyle w:val="VerbatimChar"/>
-        </w:rPr>
+    </w:p>
+    <w:p>
+      <w:pPr>
+        <w:pStyle w:val="SourceCode"/>
+        <w:spacing w:before="0" w:after="0" w:line="200" w:lineRule="auto"/>
+      </w:pPr>
+      <w:r>
         <w:t xml:space="preserve">// доповнення за стандартом PKCS#1, а не просте відкидання старших біт.</w:t>
       </w:r>
-      <w:r>
-        <w:br/>
-      </w:r>
-      <w:r>
-        <w:rPr>
-          <w:rStyle w:val="VerbatimChar"/>
-        </w:rPr>
+    </w:p>
+    <w:p>
+      <w:pPr>
+        <w:pStyle w:val="SourceCode"/>
+        <w:spacing w:before="0" w:after="0" w:line="200" w:lineRule="auto"/>
+      </w:pPr>
+      <w:r>
         <w:t xml:space="preserve">u64 truncateHash(u64 hashValue, u64 n) {</w:t>
       </w:r>
-      <w:r>
-        <w:br/>
-      </w:r>
-      <w:r>
-        <w:rPr>
-          <w:rStyle w:val="VerbatimChar"/>
-        </w:rPr>
+    </w:p>
+    <w:p>
+      <w:pPr>
+        <w:pStyle w:val="SourceCode"/>
+        <w:spacing w:before="0" w:after="0" w:line="200" w:lineRule="auto"/>
+      </w:pPr>
+      <w:r>
         <w:t xml:space="preserve">    return hashValue % n;</w:t>
       </w:r>
-      <w:r>
-        <w:br/>
-      </w:r>
-      <w:r>
-        <w:rPr>
-          <w:rStyle w:val="VerbatimChar"/>
-        </w:rPr>
+    </w:p>
+    <w:p>
+      <w:pPr>
+        <w:pStyle w:val="SourceCode"/>
+        <w:spacing w:before="0" w:after="120" w:line="200" w:lineRule="auto"/>
+      </w:pPr>
+      <w:r>
         <w:t xml:space="preserve">}</w:t>
       </w:r>
     </w:p>
@@ -1836,167 +1870,177 @@
     <w:p>
       <w:pPr>
         <w:pStyle w:val="SourceCode"/>
-      </w:pPr>
-      <w:r>
-        <w:rPr>
-          <w:rStyle w:val="VerbatimChar"/>
-        </w:rPr>
+        <w:spacing w:before="120" w:after="0" w:line="200" w:lineRule="auto"/>
+      </w:pPr>
+      <w:r>
         <w:t xml:space="preserve">#include &lt;string&gt;</w:t>
       </w:r>
-      <w:r>
-        <w:br/>
-      </w:r>
-      <w:r>
-        <w:br/>
-      </w:r>
-      <w:r>
-        <w:rPr>
-          <w:rStyle w:val="VerbatimChar"/>
-        </w:rPr>
+    </w:p>
+    <w:p>
+      <w:pPr>
+        <w:pStyle w:val="SourceCode"/>
+        <w:spacing w:before="0" w:after="0" w:line="200" w:lineRule="auto"/>
+      </w:pPr>
+    </w:p>
+    <w:p>
+      <w:pPr>
+        <w:pStyle w:val="SourceCode"/>
+        <w:spacing w:before="0" w:after="0" w:line="200" w:lineRule="auto"/>
+      </w:pPr>
+      <w:r>
         <w:t xml:space="preserve">using u64 = unsigned long long;</w:t>
       </w:r>
-      <w:r>
-        <w:br/>
-      </w:r>
-      <w:r>
-        <w:br/>
-      </w:r>
-      <w:r>
-        <w:rPr>
-          <w:rStyle w:val="VerbatimChar"/>
-        </w:rPr>
+    </w:p>
+    <w:p>
+      <w:pPr>
+        <w:pStyle w:val="SourceCode"/>
+        <w:spacing w:before="0" w:after="0" w:line="200" w:lineRule="auto"/>
+      </w:pPr>
+    </w:p>
+    <w:p>
+      <w:pPr>
+        <w:pStyle w:val="SourceCode"/>
+        <w:spacing w:before="0" w:after="0" w:line="200" w:lineRule="auto"/>
+      </w:pPr>
+      <w:r>
         <w:t xml:space="preserve">u64 hashToNumber(const std::string&amp; message);   // з кроку 2</w:t>
       </w:r>
-      <w:r>
-        <w:br/>
-      </w:r>
-      <w:r>
-        <w:rPr>
-          <w:rStyle w:val="VerbatimChar"/>
-        </w:rPr>
+    </w:p>
+    <w:p>
+      <w:pPr>
+        <w:pStyle w:val="SourceCode"/>
+        <w:spacing w:before="0" w:after="0" w:line="200" w:lineRule="auto"/>
+      </w:pPr>
+      <w:r>
         <w:t xml:space="preserve">u64 truncateHash(u64 hashValue, u64 n);         // з кроку 2</w:t>
       </w:r>
-      <w:r>
-        <w:br/>
-      </w:r>
-      <w:r>
-        <w:br/>
-      </w:r>
-      <w:r>
-        <w:rPr>
-          <w:rStyle w:val="VerbatimChar"/>
-        </w:rPr>
+    </w:p>
+    <w:p>
+      <w:pPr>
+        <w:pStyle w:val="SourceCode"/>
+        <w:spacing w:before="0" w:after="0" w:line="200" w:lineRule="auto"/>
+      </w:pPr>
+    </w:p>
+    <w:p>
+      <w:pPr>
+        <w:pStyle w:val="SourceCode"/>
+        <w:spacing w:before="0" w:after="0" w:line="200" w:lineRule="auto"/>
+      </w:pPr>
+      <w:r>
         <w:t xml:space="preserve">// Формування підпису: S = H(M)^d mod n</w:t>
       </w:r>
-      <w:r>
-        <w:br/>
-      </w:r>
-      <w:r>
-        <w:rPr>
-          <w:rStyle w:val="VerbatimChar"/>
-        </w:rPr>
+    </w:p>
+    <w:p>
+      <w:pPr>
+        <w:pStyle w:val="SourceCode"/>
+        <w:spacing w:before="0" w:after="0" w:line="200" w:lineRule="auto"/>
+      </w:pPr>
+      <w:r>
         <w:t xml:space="preserve">// Підписує лише власник закритого ключа</w:t>
       </w:r>
-      <w:r>
-        <w:br/>
-      </w:r>
-      <w:r>
-        <w:rPr>
-          <w:rStyle w:val="VerbatimChar"/>
-        </w:rPr>
+    </w:p>
+    <w:p>
+      <w:pPr>
+        <w:pStyle w:val="SourceCode"/>
+        <w:spacing w:before="0" w:after="0" w:line="200" w:lineRule="auto"/>
+      </w:pPr>
+      <w:r>
         <w:t xml:space="preserve">u64 sign(const std::string&amp; message, u64 d, u64 n) {</w:t>
       </w:r>
-      <w:r>
-        <w:br/>
-      </w:r>
-      <w:r>
-        <w:rPr>
-          <w:rStyle w:val="VerbatimChar"/>
-        </w:rPr>
+    </w:p>
+    <w:p>
+      <w:pPr>
+        <w:pStyle w:val="SourceCode"/>
+        <w:spacing w:before="0" w:after="0" w:line="200" w:lineRule="auto"/>
+      </w:pPr>
+      <w:r>
         <w:t xml:space="preserve">    u64 h = truncateHash(hashToNumber(message), n);</w:t>
       </w:r>
-      <w:r>
-        <w:br/>
-      </w:r>
-      <w:r>
-        <w:rPr>
-          <w:rStyle w:val="VerbatimChar"/>
-        </w:rPr>
+    </w:p>
+    <w:p>
+      <w:pPr>
+        <w:pStyle w:val="SourceCode"/>
+        <w:spacing w:before="0" w:after="0" w:line="200" w:lineRule="auto"/>
+      </w:pPr>
+      <w:r>
         <w:t xml:space="preserve">    return RSAKeyPair::modPow(h, d, n);</w:t>
       </w:r>
-      <w:r>
-        <w:br/>
-      </w:r>
-      <w:r>
-        <w:rPr>
-          <w:rStyle w:val="VerbatimChar"/>
-        </w:rPr>
+    </w:p>
+    <w:p>
+      <w:pPr>
+        <w:pStyle w:val="SourceCode"/>
+        <w:spacing w:before="0" w:after="0" w:line="200" w:lineRule="auto"/>
+      </w:pPr>
+      <w:r>
         <w:t xml:space="preserve">}</w:t>
       </w:r>
-      <w:r>
-        <w:br/>
-      </w:r>
-      <w:r>
-        <w:br/>
-      </w:r>
-      <w:r>
-        <w:rPr>
-          <w:rStyle w:val="VerbatimChar"/>
-        </w:rPr>
+    </w:p>
+    <w:p>
+      <w:pPr>
+        <w:pStyle w:val="SourceCode"/>
+        <w:spacing w:before="0" w:after="0" w:line="200" w:lineRule="auto"/>
+      </w:pPr>
+    </w:p>
+    <w:p>
+      <w:pPr>
+        <w:pStyle w:val="SourceCode"/>
+        <w:spacing w:before="0" w:after="0" w:line="200" w:lineRule="auto"/>
+      </w:pPr>
+      <w:r>
         <w:t xml:space="preserve">// Перевірка підпису: H' = S^e mod n, далі порівняння з H(M)</w:t>
       </w:r>
-      <w:r>
-        <w:br/>
-      </w:r>
-      <w:r>
-        <w:rPr>
-          <w:rStyle w:val="VerbatimChar"/>
-        </w:rPr>
+    </w:p>
+    <w:p>
+      <w:pPr>
+        <w:pStyle w:val="SourceCode"/>
+        <w:spacing w:before="0" w:after="0" w:line="200" w:lineRule="auto"/>
+      </w:pPr>
+      <w:r>
         <w:t xml:space="preserve">// Перевірити може будь-хто, маючи лише відкритий ключ</w:t>
       </w:r>
-      <w:r>
-        <w:br/>
-      </w:r>
-      <w:r>
-        <w:rPr>
-          <w:rStyle w:val="VerbatimChar"/>
-        </w:rPr>
+    </w:p>
+    <w:p>
+      <w:pPr>
+        <w:pStyle w:val="SourceCode"/>
+        <w:spacing w:before="0" w:after="0" w:line="200" w:lineRule="auto"/>
+      </w:pPr>
+      <w:r>
         <w:t xml:space="preserve">bool verify(const std::string&amp; message, u64 signature, u64 e, u64 n) {</w:t>
       </w:r>
-      <w:r>
-        <w:br/>
-      </w:r>
-      <w:r>
-        <w:rPr>
-          <w:rStyle w:val="VerbatimChar"/>
-        </w:rPr>
+    </w:p>
+    <w:p>
+      <w:pPr>
+        <w:pStyle w:val="SourceCode"/>
+        <w:spacing w:before="0" w:after="0" w:line="200" w:lineRule="auto"/>
+      </w:pPr>
+      <w:r>
         <w:t xml:space="preserve">    u64 expected = truncateHash(hashToNumber(message), n);</w:t>
       </w:r>
-      <w:r>
-        <w:br/>
-      </w:r>
-      <w:r>
-        <w:rPr>
-          <w:rStyle w:val="VerbatimChar"/>
-        </w:rPr>
+    </w:p>
+    <w:p>
+      <w:pPr>
+        <w:pStyle w:val="SourceCode"/>
+        <w:spacing w:before="0" w:after="0" w:line="200" w:lineRule="auto"/>
+      </w:pPr>
+      <w:r>
         <w:t xml:space="preserve">    u64 recovered = RSAKeyPair::modPow(signature, e, n);</w:t>
       </w:r>
-      <w:r>
-        <w:br/>
-      </w:r>
-      <w:r>
-        <w:rPr>
-          <w:rStyle w:val="VerbatimChar"/>
-        </w:rPr>
+    </w:p>
+    <w:p>
+      <w:pPr>
+        <w:pStyle w:val="SourceCode"/>
+        <w:spacing w:before="0" w:after="0" w:line="200" w:lineRule="auto"/>
+      </w:pPr>
+      <w:r>
         <w:t xml:space="preserve">    return expected == recovered;</w:t>
       </w:r>
-      <w:r>
-        <w:br/>
-      </w:r>
-      <w:r>
-        <w:rPr>
-          <w:rStyle w:val="VerbatimChar"/>
-        </w:rPr>
+    </w:p>
+    <w:p>
+      <w:pPr>
+        <w:pStyle w:val="SourceCode"/>
+        <w:spacing w:before="0" w:after="120" w:line="200" w:lineRule="auto"/>
+      </w:pPr>
+      <w:r>
         <w:t xml:space="preserve">}</w:t>
       </w:r>
     </w:p>
@@ -2013,485 +2057,534 @@
     <w:p>
       <w:pPr>
         <w:pStyle w:val="SourceCode"/>
-      </w:pPr>
-      <w:r>
-        <w:rPr>
-          <w:rStyle w:val="VerbatimChar"/>
-        </w:rPr>
+        <w:spacing w:before="120" w:after="0" w:line="200" w:lineRule="auto"/>
+      </w:pPr>
+      <w:r>
         <w:t xml:space="preserve">#include &lt;iostream&gt;</w:t>
       </w:r>
-      <w:r>
-        <w:br/>
-      </w:r>
-      <w:r>
-        <w:rPr>
-          <w:rStyle w:val="VerbatimChar"/>
-        </w:rPr>
+    </w:p>
+    <w:p>
+      <w:pPr>
+        <w:pStyle w:val="SourceCode"/>
+        <w:spacing w:before="0" w:after="0" w:line="200" w:lineRule="auto"/>
+      </w:pPr>
+      <w:r>
         <w:t xml:space="preserve">#include &lt;string&gt;</w:t>
       </w:r>
-      <w:r>
-        <w:br/>
-      </w:r>
-      <w:r>
-        <w:br/>
-      </w:r>
-      <w:r>
-        <w:rPr>
-          <w:rStyle w:val="VerbatimChar"/>
-        </w:rPr>
+    </w:p>
+    <w:p>
+      <w:pPr>
+        <w:pStyle w:val="SourceCode"/>
+        <w:spacing w:before="0" w:after="0" w:line="200" w:lineRule="auto"/>
+      </w:pPr>
+    </w:p>
+    <w:p>
+      <w:pPr>
+        <w:pStyle w:val="SourceCode"/>
+        <w:spacing w:before="0" w:after="0" w:line="200" w:lineRule="auto"/>
+      </w:pPr>
+      <w:r>
         <w:t xml:space="preserve">int main() {</w:t>
       </w:r>
-      <w:r>
-        <w:br/>
-      </w:r>
-      <w:r>
-        <w:rPr>
-          <w:rStyle w:val="VerbatimChar"/>
-        </w:rPr>
+    </w:p>
+    <w:p>
+      <w:pPr>
+        <w:pStyle w:val="SourceCode"/>
+        <w:spacing w:before="0" w:after="0" w:line="200" w:lineRule="auto"/>
+      </w:pPr>
+      <w:r>
         <w:t xml:space="preserve">    std::cout &lt;&lt; "============================================================\n";</w:t>
       </w:r>
-      <w:r>
-        <w:br/>
-      </w:r>
-      <w:r>
-        <w:rPr>
-          <w:rStyle w:val="VerbatimChar"/>
-        </w:rPr>
+    </w:p>
+    <w:p>
+      <w:pPr>
+        <w:pStyle w:val="SourceCode"/>
+        <w:spacing w:before="0" w:after="0" w:line="200" w:lineRule="auto"/>
+      </w:pPr>
+      <w:r>
         <w:t xml:space="preserve">    std::cout &lt;&lt; "ДЕМОНСТРАЦІЯ ЦИФРОВОГО ПІДПИСУ RSA\n";</w:t>
       </w:r>
-      <w:r>
-        <w:br/>
-      </w:r>
-      <w:r>
-        <w:rPr>
-          <w:rStyle w:val="VerbatimChar"/>
-        </w:rPr>
+    </w:p>
+    <w:p>
+      <w:pPr>
+        <w:pStyle w:val="SourceCode"/>
+        <w:spacing w:before="0" w:after="0" w:line="200" w:lineRule="auto"/>
+      </w:pPr>
+      <w:r>
         <w:t xml:space="preserve">    std::cout &lt;&lt; "============================================================\n";</w:t>
       </w:r>
-      <w:r>
-        <w:br/>
-      </w:r>
-      <w:r>
-        <w:br/>
-      </w:r>
-      <w:r>
-        <w:rPr>
-          <w:rStyle w:val="VerbatimChar"/>
-        </w:rPr>
+    </w:p>
+    <w:p>
+      <w:pPr>
+        <w:pStyle w:val="SourceCode"/>
+        <w:spacing w:before="0" w:after="0" w:line="200" w:lineRule="auto"/>
+      </w:pPr>
+    </w:p>
+    <w:p>
+      <w:pPr>
+        <w:pStyle w:val="SourceCode"/>
+        <w:spacing w:before="0" w:after="0" w:line="200" w:lineRule="auto"/>
+      </w:pPr>
+      <w:r>
         <w:t xml:space="preserve">    // Малі прості числа взято для наочності; у реальних системах</w:t>
       </w:r>
-      <w:r>
-        <w:br/>
-      </w:r>
-      <w:r>
-        <w:rPr>
-          <w:rStyle w:val="VerbatimChar"/>
-        </w:rPr>
+    </w:p>
+    <w:p>
+      <w:pPr>
+        <w:pStyle w:val="SourceCode"/>
+        <w:spacing w:before="0" w:after="0" w:line="200" w:lineRule="auto"/>
+      </w:pPr>
+      <w:r>
         <w:t xml:space="preserve">    // модуль має довжину 2048 біт і більше</w:t>
       </w:r>
-      <w:r>
-        <w:br/>
-      </w:r>
-      <w:r>
-        <w:rPr>
-          <w:rStyle w:val="VerbatimChar"/>
-        </w:rPr>
+    </w:p>
+    <w:p>
+      <w:pPr>
+        <w:pStyle w:val="SourceCode"/>
+        <w:spacing w:before="0" w:after="0" w:line="200" w:lineRule="auto"/>
+      </w:pPr>
+      <w:r>
         <w:t xml:space="preserve">    u64 p = 10007, q = 10009;</w:t>
       </w:r>
-      <w:r>
-        <w:br/>
-      </w:r>
-      <w:r>
-        <w:rPr>
-          <w:rStyle w:val="VerbatimChar"/>
-        </w:rPr>
+    </w:p>
+    <w:p>
+      <w:pPr>
+        <w:pStyle w:val="SourceCode"/>
+        <w:spacing w:before="0" w:after="0" w:line="200" w:lineRule="auto"/>
+      </w:pPr>
+      <w:r>
         <w:t xml:space="preserve">    RSAKeyPair keys(p, q, 17);</w:t>
       </w:r>
-      <w:r>
-        <w:br/>
-      </w:r>
-      <w:r>
-        <w:br/>
-      </w:r>
-      <w:r>
-        <w:rPr>
-          <w:rStyle w:val="VerbatimChar"/>
-        </w:rPr>
+    </w:p>
+    <w:p>
+      <w:pPr>
+        <w:pStyle w:val="SourceCode"/>
+        <w:spacing w:before="0" w:after="0" w:line="200" w:lineRule="auto"/>
+      </w:pPr>
+    </w:p>
+    <w:p>
+      <w:pPr>
+        <w:pStyle w:val="SourceCode"/>
+        <w:spacing w:before="0" w:after="0" w:line="200" w:lineRule="auto"/>
+      </w:pPr>
+      <w:r>
         <w:t xml:space="preserve">    u64 n = keys.modulus();</w:t>
       </w:r>
-      <w:r>
-        <w:br/>
-      </w:r>
-      <w:r>
-        <w:rPr>
-          <w:rStyle w:val="VerbatimChar"/>
-        </w:rPr>
+    </w:p>
+    <w:p>
+      <w:pPr>
+        <w:pStyle w:val="SourceCode"/>
+        <w:spacing w:before="0" w:after="0" w:line="200" w:lineRule="auto"/>
+      </w:pPr>
+      <w:r>
         <w:t xml:space="preserve">    u64 e = keys.publicExponent();</w:t>
       </w:r>
-      <w:r>
-        <w:br/>
-      </w:r>
-      <w:r>
-        <w:rPr>
-          <w:rStyle w:val="VerbatimChar"/>
-        </w:rPr>
+    </w:p>
+    <w:p>
+      <w:pPr>
+        <w:pStyle w:val="SourceCode"/>
+        <w:spacing w:before="0" w:after="0" w:line="200" w:lineRule="auto"/>
+      </w:pPr>
+      <w:r>
         <w:t xml:space="preserve">    u64 d = keys.privateExponent();</w:t>
       </w:r>
-      <w:r>
-        <w:br/>
-      </w:r>
-      <w:r>
-        <w:br/>
-      </w:r>
-      <w:r>
-        <w:rPr>
-          <w:rStyle w:val="VerbatimChar"/>
-        </w:rPr>
+    </w:p>
+    <w:p>
+      <w:pPr>
+        <w:pStyle w:val="SourceCode"/>
+        <w:spacing w:before="0" w:after="0" w:line="200" w:lineRule="auto"/>
+      </w:pPr>
+    </w:p>
+    <w:p>
+      <w:pPr>
+        <w:pStyle w:val="SourceCode"/>
+        <w:spacing w:before="0" w:after="0" w:line="200" w:lineRule="auto"/>
+      </w:pPr>
+      <w:r>
         <w:t xml:space="preserve">    std::cout &lt;&lt; "\nПараметри RSA:\n";</w:t>
       </w:r>
-      <w:r>
-        <w:br/>
-      </w:r>
-      <w:r>
-        <w:rPr>
-          <w:rStyle w:val="VerbatimChar"/>
-        </w:rPr>
+    </w:p>
+    <w:p>
+      <w:pPr>
+        <w:pStyle w:val="SourceCode"/>
+        <w:spacing w:before="0" w:after="0" w:line="200" w:lineRule="auto"/>
+      </w:pPr>
+      <w:r>
         <w:t xml:space="preserve">    std::cout &lt;&lt; "  p = " &lt;&lt; p &lt;&lt; ", q = " &lt;&lt; q &lt;&lt; "\n";</w:t>
       </w:r>
-      <w:r>
-        <w:br/>
-      </w:r>
-      <w:r>
-        <w:rPr>
-          <w:rStyle w:val="VerbatimChar"/>
-        </w:rPr>
+    </w:p>
+    <w:p>
+      <w:pPr>
+        <w:pStyle w:val="SourceCode"/>
+        <w:spacing w:before="0" w:after="0" w:line="200" w:lineRule="auto"/>
+      </w:pPr>
+      <w:r>
         <w:t xml:space="preserve">    std::cout &lt;&lt; "  n = " &lt;&lt; n &lt;&lt; "\n";</w:t>
       </w:r>
-      <w:r>
-        <w:br/>
-      </w:r>
-      <w:r>
-        <w:rPr>
-          <w:rStyle w:val="VerbatimChar"/>
-        </w:rPr>
+    </w:p>
+    <w:p>
+      <w:pPr>
+        <w:pStyle w:val="SourceCode"/>
+        <w:spacing w:before="0" w:after="0" w:line="200" w:lineRule="auto"/>
+      </w:pPr>
+      <w:r>
         <w:t xml:space="preserve">    std::cout &lt;&lt; "  e = " &lt;&lt; e &lt;&lt; " (відкрита експонента)\n";</w:t>
       </w:r>
-      <w:r>
-        <w:br/>
-      </w:r>
-      <w:r>
-        <w:rPr>
-          <w:rStyle w:val="VerbatimChar"/>
-        </w:rPr>
+    </w:p>
+    <w:p>
+      <w:pPr>
+        <w:pStyle w:val="SourceCode"/>
+        <w:spacing w:before="0" w:after="0" w:line="200" w:lineRule="auto"/>
+      </w:pPr>
+      <w:r>
         <w:t xml:space="preserve">    std::cout &lt;&lt; "  d = " &lt;&lt; d &lt;&lt; " (закрита експонента)\n";</w:t>
       </w:r>
-      <w:r>
-        <w:br/>
-      </w:r>
-      <w:r>
-        <w:br/>
-      </w:r>
-      <w:r>
-        <w:rPr>
-          <w:rStyle w:val="VerbatimChar"/>
-        </w:rPr>
+    </w:p>
+    <w:p>
+      <w:pPr>
+        <w:pStyle w:val="SourceCode"/>
+        <w:spacing w:before="0" w:after="0" w:line="200" w:lineRule="auto"/>
+      </w:pPr>
+    </w:p>
+    <w:p>
+      <w:pPr>
+        <w:pStyle w:val="SourceCode"/>
+        <w:spacing w:before="0" w:after="0" w:line="200" w:lineRule="auto"/>
+      </w:pPr>
+      <w:r>
         <w:t xml:space="preserve">    std::string document = "Договір купівлі-продажу №123";</w:t>
       </w:r>
-      <w:r>
-        <w:br/>
-      </w:r>
-      <w:r>
-        <w:br/>
-      </w:r>
-      <w:r>
-        <w:rPr>
-          <w:rStyle w:val="VerbatimChar"/>
-        </w:rPr>
+    </w:p>
+    <w:p>
+      <w:pPr>
+        <w:pStyle w:val="SourceCode"/>
+        <w:spacing w:before="0" w:after="0" w:line="200" w:lineRule="auto"/>
+      </w:pPr>
+    </w:p>
+    <w:p>
+      <w:pPr>
+        <w:pStyle w:val="SourceCode"/>
+        <w:spacing w:before="0" w:after="0" w:line="200" w:lineRule="auto"/>
+      </w:pPr>
+      <w:r>
         <w:t xml:space="preserve">    std::cout &lt;&lt; "\n------------------------------------------------------------\n";</w:t>
       </w:r>
-      <w:r>
-        <w:br/>
-      </w:r>
-      <w:r>
-        <w:rPr>
-          <w:rStyle w:val="VerbatimChar"/>
-        </w:rPr>
+    </w:p>
+    <w:p>
+      <w:pPr>
+        <w:pStyle w:val="SourceCode"/>
+        <w:spacing w:before="0" w:after="0" w:line="200" w:lineRule="auto"/>
+      </w:pPr>
+      <w:r>
         <w:t xml:space="preserve">    std::cout &lt;&lt; "ФОРМУВАННЯ ПІДПИСУ\n";</w:t>
       </w:r>
-      <w:r>
-        <w:br/>
-      </w:r>
-      <w:r>
-        <w:rPr>
-          <w:rStyle w:val="VerbatimChar"/>
-        </w:rPr>
+    </w:p>
+    <w:p>
+      <w:pPr>
+        <w:pStyle w:val="SourceCode"/>
+        <w:spacing w:before="0" w:after="0" w:line="200" w:lineRule="auto"/>
+      </w:pPr>
+      <w:r>
         <w:t xml:space="preserve">    std::cout &lt;&lt; "------------------------------------------------------------\n";</w:t>
       </w:r>
-      <w:r>
-        <w:br/>
-      </w:r>
-      <w:r>
-        <w:rPr>
-          <w:rStyle w:val="VerbatimChar"/>
-        </w:rPr>
+    </w:p>
+    <w:p>
+      <w:pPr>
+        <w:pStyle w:val="SourceCode"/>
+        <w:spacing w:before="0" w:after="0" w:line="200" w:lineRule="auto"/>
+      </w:pPr>
+      <w:r>
         <w:t xml:space="preserve">    std::cout &lt;&lt; "Документ: \"" &lt;&lt; document &lt;&lt; "\"\n";</w:t>
       </w:r>
-      <w:r>
-        <w:br/>
-      </w:r>
-      <w:r>
-        <w:rPr>
-          <w:rStyle w:val="VerbatimChar"/>
-        </w:rPr>
+    </w:p>
+    <w:p>
+      <w:pPr>
+        <w:pStyle w:val="SourceCode"/>
+        <w:spacing w:before="0" w:after="0" w:line="200" w:lineRule="auto"/>
+      </w:pPr>
+      <w:r>
         <w:t xml:space="preserve">    std::cout &lt;&lt; "Хеш (обрізаний): " &lt;&lt; truncateHash(hashToNumber(document), n) &lt;&lt; "\n";</w:t>
       </w:r>
-      <w:r>
-        <w:br/>
-      </w:r>
-      <w:r>
-        <w:br/>
-      </w:r>
-      <w:r>
-        <w:rPr>
-          <w:rStyle w:val="VerbatimChar"/>
-        </w:rPr>
+    </w:p>
+    <w:p>
+      <w:pPr>
+        <w:pStyle w:val="SourceCode"/>
+        <w:spacing w:before="0" w:after="0" w:line="200" w:lineRule="auto"/>
+      </w:pPr>
+    </w:p>
+    <w:p>
+      <w:pPr>
+        <w:pStyle w:val="SourceCode"/>
+        <w:spacing w:before="0" w:after="0" w:line="200" w:lineRule="auto"/>
+      </w:pPr>
+      <w:r>
         <w:t xml:space="preserve">    u64 signature = sign(document, d, n);</w:t>
       </w:r>
-      <w:r>
-        <w:br/>
-      </w:r>
-      <w:r>
-        <w:rPr>
-          <w:rStyle w:val="VerbatimChar"/>
-        </w:rPr>
+    </w:p>
+    <w:p>
+      <w:pPr>
+        <w:pStyle w:val="SourceCode"/>
+        <w:spacing w:before="0" w:after="0" w:line="200" w:lineRule="auto"/>
+      </w:pPr>
+      <w:r>
         <w:t xml:space="preserve">    std::cout &lt;&lt; "Підпис S = " &lt;&lt; signature &lt;&lt; "\n";</w:t>
       </w:r>
-      <w:r>
-        <w:br/>
-      </w:r>
-      <w:r>
-        <w:br/>
-      </w:r>
-      <w:r>
-        <w:rPr>
-          <w:rStyle w:val="VerbatimChar"/>
-        </w:rPr>
+    </w:p>
+    <w:p>
+      <w:pPr>
+        <w:pStyle w:val="SourceCode"/>
+        <w:spacing w:before="0" w:after="0" w:line="200" w:lineRule="auto"/>
+      </w:pPr>
+    </w:p>
+    <w:p>
+      <w:pPr>
+        <w:pStyle w:val="SourceCode"/>
+        <w:spacing w:before="0" w:after="0" w:line="200" w:lineRule="auto"/>
+      </w:pPr>
+      <w:r>
         <w:t xml:space="preserve">    std::cout &lt;&lt; "\n------------------------------------------------------------\n";</w:t>
       </w:r>
-      <w:r>
-        <w:br/>
-      </w:r>
-      <w:r>
-        <w:rPr>
-          <w:rStyle w:val="VerbatimChar"/>
-        </w:rPr>
+    </w:p>
+    <w:p>
+      <w:pPr>
+        <w:pStyle w:val="SourceCode"/>
+        <w:spacing w:before="0" w:after="0" w:line="200" w:lineRule="auto"/>
+      </w:pPr>
+      <w:r>
         <w:t xml:space="preserve">    std::cout &lt;&lt; "ПЕРЕВІРКА ПІДПИСУ\n";</w:t>
       </w:r>
-      <w:r>
-        <w:br/>
-      </w:r>
-      <w:r>
-        <w:rPr>
-          <w:rStyle w:val="VerbatimChar"/>
-        </w:rPr>
+    </w:p>
+    <w:p>
+      <w:pPr>
+        <w:pStyle w:val="SourceCode"/>
+        <w:spacing w:before="0" w:after="0" w:line="200" w:lineRule="auto"/>
+      </w:pPr>
+      <w:r>
         <w:t xml:space="preserve">    std::cout &lt;&lt; "------------------------------------------------------------\n";</w:t>
       </w:r>
-      <w:r>
-        <w:br/>
-      </w:r>
-      <w:r>
-        <w:rPr>
-          <w:rStyle w:val="VerbatimChar"/>
-        </w:rPr>
+    </w:p>
+    <w:p>
+      <w:pPr>
+        <w:pStyle w:val="SourceCode"/>
+        <w:spacing w:before="0" w:after="0" w:line="200" w:lineRule="auto"/>
+      </w:pPr>
+      <w:r>
         <w:t xml:space="preserve">    std::cout &lt;&lt; "Результат: "</w:t>
       </w:r>
-      <w:r>
-        <w:br/>
-      </w:r>
-      <w:r>
-        <w:rPr>
-          <w:rStyle w:val="VerbatimChar"/>
-        </w:rPr>
-        <w:t xml:space="preserve">              &lt;&lt; (verify(document, signature, e, n) ? "ПІДПИС ДІЙСНИЙ" : "ПІДПИС НЕДІЙСНИЙ")</w:t>
-      </w:r>
-      <w:r>
-        <w:br/>
-      </w:r>
-      <w:r>
-        <w:rPr>
-          <w:rStyle w:val="VerbatimChar"/>
-        </w:rPr>
+    </w:p>
+    <w:p>
+      <w:pPr>
+        <w:pStyle w:val="SourceCode"/>
+        <w:spacing w:before="0" w:after="0" w:line="200" w:lineRule="auto"/>
+      </w:pPr>
+      <w:r>
+        <w:t xml:space="preserve">              &lt;&lt; (verify(document, signature, e, n) ? "ПІДПИС ДІЙСНИЙ"</w:t>
+      </w:r>
+    </w:p>
+    <w:p>
+      <w:pPr>
+        <w:pStyle w:val="SourceCode"/>
+        <w:spacing w:before="0" w:after="0" w:line="200" w:lineRule="auto"/>
+      </w:pPr>
+      <w:r>
+        <w:t xml:space="preserve">                                                   : "ПІДПИС НЕДІЙСНИЙ")</w:t>
+      </w:r>
+    </w:p>
+    <w:p>
+      <w:pPr>
+        <w:pStyle w:val="SourceCode"/>
+        <w:spacing w:before="0" w:after="0" w:line="200" w:lineRule="auto"/>
+      </w:pPr>
+      <w:r>
         <w:t xml:space="preserve">              &lt;&lt; "\n";</w:t>
       </w:r>
-      <w:r>
-        <w:br/>
-      </w:r>
-      <w:r>
-        <w:br/>
-      </w:r>
-      <w:r>
-        <w:rPr>
-          <w:rStyle w:val="VerbatimChar"/>
-        </w:rPr>
+    </w:p>
+    <w:p>
+      <w:pPr>
+        <w:pStyle w:val="SourceCode"/>
+        <w:spacing w:before="0" w:after="0" w:line="200" w:lineRule="auto"/>
+      </w:pPr>
+    </w:p>
+    <w:p>
+      <w:pPr>
+        <w:pStyle w:val="SourceCode"/>
+        <w:spacing w:before="0" w:after="0" w:line="200" w:lineRule="auto"/>
+      </w:pPr>
+      <w:r>
         <w:t xml:space="preserve">    std::cout &lt;&lt; "\n------------------------------------------------------------\n";</w:t>
       </w:r>
-      <w:r>
-        <w:br/>
-      </w:r>
-      <w:r>
-        <w:rPr>
-          <w:rStyle w:val="VerbatimChar"/>
-        </w:rPr>
+    </w:p>
+    <w:p>
+      <w:pPr>
+        <w:pStyle w:val="SourceCode"/>
+        <w:spacing w:before="0" w:after="0" w:line="200" w:lineRule="auto"/>
+      </w:pPr>
+      <w:r>
         <w:t xml:space="preserve">    std::cout &lt;&lt; "ВИЯВЛЕННЯ МОДИФІКАЦІЇ\n";</w:t>
       </w:r>
-      <w:r>
-        <w:br/>
-      </w:r>
-      <w:r>
-        <w:rPr>
-          <w:rStyle w:val="VerbatimChar"/>
-        </w:rPr>
+    </w:p>
+    <w:p>
+      <w:pPr>
+        <w:pStyle w:val="SourceCode"/>
+        <w:spacing w:before="0" w:after="0" w:line="200" w:lineRule="auto"/>
+      </w:pPr>
+      <w:r>
         <w:t xml:space="preserve">    std::cout &lt;&lt; "------------------------------------------------------------\n";</w:t>
       </w:r>
-      <w:r>
-        <w:br/>
-      </w:r>
-      <w:r>
-        <w:rPr>
-          <w:rStyle w:val="VerbatimChar"/>
-        </w:rPr>
+    </w:p>
+    <w:p>
+      <w:pPr>
+        <w:pStyle w:val="SourceCode"/>
+        <w:spacing w:before="0" w:after="0" w:line="200" w:lineRule="auto"/>
+      </w:pPr>
+      <w:r>
         <w:t xml:space="preserve">    std::string modified = "Договір купівлі-продажу №124";  // змінено один символ</w:t>
       </w:r>
-      <w:r>
-        <w:br/>
-      </w:r>
-      <w:r>
-        <w:rPr>
-          <w:rStyle w:val="VerbatimChar"/>
-        </w:rPr>
+    </w:p>
+    <w:p>
+      <w:pPr>
+        <w:pStyle w:val="SourceCode"/>
+        <w:spacing w:before="0" w:after="0" w:line="200" w:lineRule="auto"/>
+      </w:pPr>
+      <w:r>
         <w:t xml:space="preserve">    std::cout &lt;&lt; "Модифікований документ: \"" &lt;&lt; modified &lt;&lt; "\"\n";</w:t>
       </w:r>
-      <w:r>
-        <w:br/>
-      </w:r>
-      <w:r>
-        <w:rPr>
-          <w:rStyle w:val="VerbatimChar"/>
-        </w:rPr>
+    </w:p>
+    <w:p>
+      <w:pPr>
+        <w:pStyle w:val="SourceCode"/>
+        <w:spacing w:before="0" w:after="0" w:line="200" w:lineRule="auto"/>
+      </w:pPr>
+      <w:r>
         <w:t xml:space="preserve">    std::cout &lt;&lt; "Результат: "</w:t>
       </w:r>
-      <w:r>
-        <w:br/>
-      </w:r>
-      <w:r>
-        <w:rPr>
-          <w:rStyle w:val="VerbatimChar"/>
-        </w:rPr>
-        <w:t xml:space="preserve">              &lt;&lt; (verify(modified, signature, e, n) ? "ПІДПИС ДІЙСНИЙ" : "ПІДПИС НЕДІЙСНИЙ")</w:t>
-      </w:r>
-      <w:r>
-        <w:br/>
-      </w:r>
-      <w:r>
-        <w:rPr>
-          <w:rStyle w:val="VerbatimChar"/>
-        </w:rPr>
+    </w:p>
+    <w:p>
+      <w:pPr>
+        <w:pStyle w:val="SourceCode"/>
+        <w:spacing w:before="0" w:after="0" w:line="200" w:lineRule="auto"/>
+      </w:pPr>
+      <w:r>
+        <w:t xml:space="preserve">              &lt;&lt; (verify(modified, signature, e, n) ? "ПІДПИС ДІЙСНИЙ"</w:t>
+      </w:r>
+    </w:p>
+    <w:p>
+      <w:pPr>
+        <w:pStyle w:val="SourceCode"/>
+        <w:spacing w:before="0" w:after="0" w:line="200" w:lineRule="auto"/>
+      </w:pPr>
+      <w:r>
+        <w:t xml:space="preserve">                                                   : "ПІДПИС НЕДІЙСНИЙ")</w:t>
+      </w:r>
+    </w:p>
+    <w:p>
+      <w:pPr>
+        <w:pStyle w:val="SourceCode"/>
+        <w:spacing w:before="0" w:after="0" w:line="200" w:lineRule="auto"/>
+      </w:pPr>
+      <w:r>
         <w:t xml:space="preserve">              &lt;&lt; "\n";</w:t>
       </w:r>
-      <w:r>
-        <w:br/>
-      </w:r>
-      <w:r>
-        <w:br/>
-      </w:r>
-      <w:r>
-        <w:rPr>
-          <w:rStyle w:val="VerbatimChar"/>
-        </w:rPr>
+    </w:p>
+    <w:p>
+      <w:pPr>
+        <w:pStyle w:val="SourceCode"/>
+        <w:spacing w:before="0" w:after="0" w:line="200" w:lineRule="auto"/>
+      </w:pPr>
+    </w:p>
+    <w:p>
+      <w:pPr>
+        <w:pStyle w:val="SourceCode"/>
+        <w:spacing w:before="0" w:after="0" w:line="200" w:lineRule="auto"/>
+      </w:pPr>
+      <w:r>
         <w:t xml:space="preserve">    std::cout &lt;&lt; "\n------------------------------------------------------------\n";</w:t>
       </w:r>
-      <w:r>
-        <w:br/>
-      </w:r>
-      <w:r>
-        <w:rPr>
-          <w:rStyle w:val="VerbatimChar"/>
-        </w:rPr>
+    </w:p>
+    <w:p>
+      <w:pPr>
+        <w:pStyle w:val="SourceCode"/>
+        <w:spacing w:before="0" w:after="0" w:line="200" w:lineRule="auto"/>
+      </w:pPr>
+      <w:r>
         <w:t xml:space="preserve">    std::cout &lt;&lt; "СПРОБА ПІДРОБКИ ПІДПИСУ\n";</w:t>
       </w:r>
-      <w:r>
-        <w:br/>
-      </w:r>
-      <w:r>
-        <w:rPr>
-          <w:rStyle w:val="VerbatimChar"/>
-        </w:rPr>
+    </w:p>
+    <w:p>
+      <w:pPr>
+        <w:pStyle w:val="SourceCode"/>
+        <w:spacing w:before="0" w:after="0" w:line="200" w:lineRule="auto"/>
+      </w:pPr>
+      <w:r>
         <w:t xml:space="preserve">    std::cout &lt;&lt; "------------------------------------------------------------\n";</w:t>
       </w:r>
-      <w:r>
-        <w:br/>
-      </w:r>
-      <w:r>
-        <w:rPr>
-          <w:rStyle w:val="VerbatimChar"/>
-        </w:rPr>
+    </w:p>
+    <w:p>
+      <w:pPr>
+        <w:pStyle w:val="SourceCode"/>
+        <w:spacing w:before="0" w:after="0" w:line="200" w:lineRule="auto"/>
+      </w:pPr>
+      <w:r>
         <w:t xml:space="preserve">    u64 fake = signature + 1;</w:t>
       </w:r>
-      <w:r>
-        <w:br/>
-      </w:r>
-      <w:r>
-        <w:rPr>
-          <w:rStyle w:val="VerbatimChar"/>
-        </w:rPr>
+    </w:p>
+    <w:p>
+      <w:pPr>
+        <w:pStyle w:val="SourceCode"/>
+        <w:spacing w:before="0" w:after="0" w:line="200" w:lineRule="auto"/>
+      </w:pPr>
+      <w:r>
         <w:t xml:space="preserve">    std::cout &lt;&lt; "Підроблений підпис: " &lt;&lt; fake &lt;&lt; "\n";</w:t>
       </w:r>
-      <w:r>
-        <w:br/>
-      </w:r>
-      <w:r>
-        <w:rPr>
-          <w:rStyle w:val="VerbatimChar"/>
-        </w:rPr>
+    </w:p>
+    <w:p>
+      <w:pPr>
+        <w:pStyle w:val="SourceCode"/>
+        <w:spacing w:before="0" w:after="0" w:line="200" w:lineRule="auto"/>
+      </w:pPr>
+      <w:r>
         <w:t xml:space="preserve">    std::cout &lt;&lt; "Результат: "</w:t>
       </w:r>
-      <w:r>
-        <w:br/>
-      </w:r>
-      <w:r>
-        <w:rPr>
-          <w:rStyle w:val="VerbatimChar"/>
-        </w:rPr>
+    </w:p>
+    <w:p>
+      <w:pPr>
+        <w:pStyle w:val="SourceCode"/>
+        <w:spacing w:before="0" w:after="0" w:line="200" w:lineRule="auto"/>
+      </w:pPr>
+      <w:r>
         <w:t xml:space="preserve">              &lt;&lt; (verify(document, fake, e, n) ? "ПІДПИС ДІЙСНИЙ" : "ПІДПИС НЕДІЙСНИЙ")</w:t>
       </w:r>
-      <w:r>
-        <w:br/>
-      </w:r>
-      <w:r>
-        <w:rPr>
-          <w:rStyle w:val="VerbatimChar"/>
-        </w:rPr>
+    </w:p>
+    <w:p>
+      <w:pPr>
+        <w:pStyle w:val="SourceCode"/>
+        <w:spacing w:before="0" w:after="0" w:line="200" w:lineRule="auto"/>
+      </w:pPr>
+      <w:r>
         <w:t xml:space="preserve">              &lt;&lt; "\n";</w:t>
       </w:r>
-      <w:r>
-        <w:br/>
-      </w:r>
-      <w:r>
-        <w:br/>
-      </w:r>
-      <w:r>
-        <w:rPr>
-          <w:rStyle w:val="VerbatimChar"/>
-        </w:rPr>
+    </w:p>
+    <w:p>
+      <w:pPr>
+        <w:pStyle w:val="SourceCode"/>
+        <w:spacing w:before="0" w:after="0" w:line="200" w:lineRule="auto"/>
+      </w:pPr>
+    </w:p>
+    <w:p>
+      <w:pPr>
+        <w:pStyle w:val="SourceCode"/>
+        <w:spacing w:before="0" w:after="0" w:line="200" w:lineRule="auto"/>
+      </w:pPr>
+      <w:r>
         <w:t xml:space="preserve">    return 0;</w:t>
       </w:r>
-      <w:r>
-        <w:br/>
-      </w:r>
-      <w:r>
-        <w:rPr>
-          <w:rStyle w:val="VerbatimChar"/>
-        </w:rPr>
+    </w:p>
+    <w:p>
+      <w:pPr>
+        <w:pStyle w:val="SourceCode"/>
+        <w:spacing w:before="0" w:after="120" w:line="200" w:lineRule="auto"/>
+      </w:pPr>
+      <w:r>
         <w:t xml:space="preserve">}</w:t>
       </w:r>
     </w:p>
@@ -2508,269 +2601,282 @@
     <w:p>
       <w:pPr>
         <w:pStyle w:val="SourceCode"/>
-      </w:pPr>
-      <w:r>
-        <w:rPr>
-          <w:rStyle w:val="VerbatimChar"/>
-        </w:rPr>
+        <w:spacing w:before="120" w:after="0" w:line="200" w:lineRule="auto"/>
+      </w:pPr>
+      <w:r>
         <w:t xml:space="preserve">============================================================</w:t>
       </w:r>
-      <w:r>
-        <w:br/>
-      </w:r>
-      <w:r>
-        <w:rPr>
-          <w:rStyle w:val="VerbatimChar"/>
-        </w:rPr>
+    </w:p>
+    <w:p>
+      <w:pPr>
+        <w:pStyle w:val="SourceCode"/>
+        <w:spacing w:before="0" w:after="0" w:line="200" w:lineRule="auto"/>
+      </w:pPr>
+      <w:r>
         <w:t xml:space="preserve">ДЕМОНСТРАЦІЯ ЦИФРОВОГО ПІДПИСУ RSA</w:t>
       </w:r>
-      <w:r>
-        <w:br/>
-      </w:r>
-      <w:r>
-        <w:rPr>
-          <w:rStyle w:val="VerbatimChar"/>
-        </w:rPr>
+    </w:p>
+    <w:p>
+      <w:pPr>
+        <w:pStyle w:val="SourceCode"/>
+        <w:spacing w:before="0" w:after="0" w:line="200" w:lineRule="auto"/>
+      </w:pPr>
+      <w:r>
         <w:t xml:space="preserve">============================================================</w:t>
       </w:r>
-      <w:r>
-        <w:br/>
-      </w:r>
-      <w:r>
-        <w:br/>
-      </w:r>
-      <w:r>
-        <w:rPr>
-          <w:rStyle w:val="VerbatimChar"/>
-        </w:rPr>
+    </w:p>
+    <w:p>
+      <w:pPr>
+        <w:pStyle w:val="SourceCode"/>
+        <w:spacing w:before="0" w:after="0" w:line="200" w:lineRule="auto"/>
+      </w:pPr>
+    </w:p>
+    <w:p>
+      <w:pPr>
+        <w:pStyle w:val="SourceCode"/>
+        <w:spacing w:before="0" w:after="0" w:line="200" w:lineRule="auto"/>
+      </w:pPr>
+      <w:r>
         <w:t xml:space="preserve">Параметри RSA:</w:t>
       </w:r>
-      <w:r>
-        <w:br/>
-      </w:r>
-      <w:r>
-        <w:rPr>
-          <w:rStyle w:val="VerbatimChar"/>
-        </w:rPr>
+    </w:p>
+    <w:p>
+      <w:pPr>
+        <w:pStyle w:val="SourceCode"/>
+        <w:spacing w:before="0" w:after="0" w:line="200" w:lineRule="auto"/>
+      </w:pPr>
+      <w:r>
         <w:t xml:space="preserve">  p = 10007, q = 10009</w:t>
       </w:r>
-      <w:r>
-        <w:br/>
-      </w:r>
-      <w:r>
-        <w:rPr>
-          <w:rStyle w:val="VerbatimChar"/>
-        </w:rPr>
+    </w:p>
+    <w:p>
+      <w:pPr>
+        <w:pStyle w:val="SourceCode"/>
+        <w:spacing w:before="0" w:after="0" w:line="200" w:lineRule="auto"/>
+      </w:pPr>
+      <w:r>
         <w:t xml:space="preserve">  n = 100160063</w:t>
       </w:r>
-      <w:r>
-        <w:br/>
-      </w:r>
-      <w:r>
-        <w:rPr>
-          <w:rStyle w:val="VerbatimChar"/>
-        </w:rPr>
+    </w:p>
+    <w:p>
+      <w:pPr>
+        <w:pStyle w:val="SourceCode"/>
+        <w:spacing w:before="0" w:after="0" w:line="200" w:lineRule="auto"/>
+      </w:pPr>
+      <w:r>
         <w:t xml:space="preserve">  e = 17 (відкрита експонента)</w:t>
       </w:r>
-      <w:r>
-        <w:br/>
-      </w:r>
-      <w:r>
-        <w:rPr>
-          <w:rStyle w:val="VerbatimChar"/>
-        </w:rPr>
+    </w:p>
+    <w:p>
+      <w:pPr>
+        <w:pStyle w:val="SourceCode"/>
+        <w:spacing w:before="0" w:after="0" w:line="200" w:lineRule="auto"/>
+      </w:pPr>
+      <w:r>
         <w:t xml:space="preserve">  d = 94249457 (закрита експонента)</w:t>
       </w:r>
-      <w:r>
-        <w:br/>
-      </w:r>
-      <w:r>
-        <w:br/>
-      </w:r>
-      <w:r>
-        <w:rPr>
-          <w:rStyle w:val="VerbatimChar"/>
-        </w:rPr>
+    </w:p>
+    <w:p>
+      <w:pPr>
+        <w:pStyle w:val="SourceCode"/>
+        <w:spacing w:before="0" w:after="0" w:line="200" w:lineRule="auto"/>
+      </w:pPr>
+    </w:p>
+    <w:p>
+      <w:pPr>
+        <w:pStyle w:val="SourceCode"/>
+        <w:spacing w:before="0" w:after="0" w:line="200" w:lineRule="auto"/>
+      </w:pPr>
+      <w:r>
         <w:t xml:space="preserve">------------------------------------------------------------</w:t>
       </w:r>
-      <w:r>
-        <w:br/>
-      </w:r>
-      <w:r>
-        <w:rPr>
-          <w:rStyle w:val="VerbatimChar"/>
-        </w:rPr>
+    </w:p>
+    <w:p>
+      <w:pPr>
+        <w:pStyle w:val="SourceCode"/>
+        <w:spacing w:before="0" w:after="0" w:line="200" w:lineRule="auto"/>
+      </w:pPr>
+      <w:r>
         <w:t xml:space="preserve">ФОРМУВАННЯ ПІДПИСУ</w:t>
       </w:r>
-      <w:r>
-        <w:br/>
-      </w:r>
-      <w:r>
-        <w:rPr>
-          <w:rStyle w:val="VerbatimChar"/>
-        </w:rPr>
+    </w:p>
+    <w:p>
+      <w:pPr>
+        <w:pStyle w:val="SourceCode"/>
+        <w:spacing w:before="0" w:after="0" w:line="200" w:lineRule="auto"/>
+      </w:pPr>
+      <w:r>
         <w:t xml:space="preserve">------------------------------------------------------------</w:t>
       </w:r>
-      <w:r>
-        <w:br/>
-      </w:r>
-      <w:r>
-        <w:rPr>
-          <w:rStyle w:val="VerbatimChar"/>
-        </w:rPr>
+    </w:p>
+    <w:p>
+      <w:pPr>
+        <w:pStyle w:val="SourceCode"/>
+        <w:spacing w:before="0" w:after="0" w:line="200" w:lineRule="auto"/>
+      </w:pPr>
+      <w:r>
         <w:t xml:space="preserve">Документ: "Договір купівлі-продажу №123"</w:t>
       </w:r>
-      <w:r>
-        <w:br/>
-      </w:r>
-      <w:r>
-        <w:rPr>
-          <w:rStyle w:val="VerbatimChar"/>
-        </w:rPr>
+    </w:p>
+    <w:p>
+      <w:pPr>
+        <w:pStyle w:val="SourceCode"/>
+        <w:spacing w:before="0" w:after="0" w:line="200" w:lineRule="auto"/>
+      </w:pPr>
+      <w:r>
         <w:t xml:space="preserve">Хеш (обрізаний): 73328726</w:t>
       </w:r>
-      <w:r>
-        <w:br/>
-      </w:r>
-      <w:r>
-        <w:rPr>
-          <w:rStyle w:val="VerbatimChar"/>
-        </w:rPr>
+    </w:p>
+    <w:p>
+      <w:pPr>
+        <w:pStyle w:val="SourceCode"/>
+        <w:spacing w:before="0" w:after="0" w:line="200" w:lineRule="auto"/>
+      </w:pPr>
+      <w:r>
         <w:t xml:space="preserve">Підпис S = 35970151</w:t>
       </w:r>
-      <w:r>
-        <w:br/>
-      </w:r>
-      <w:r>
-        <w:br/>
-      </w:r>
-      <w:r>
-        <w:rPr>
-          <w:rStyle w:val="VerbatimChar"/>
-        </w:rPr>
+    </w:p>
+    <w:p>
+      <w:pPr>
+        <w:pStyle w:val="SourceCode"/>
+        <w:spacing w:before="0" w:after="0" w:line="200" w:lineRule="auto"/>
+      </w:pPr>
+    </w:p>
+    <w:p>
+      <w:pPr>
+        <w:pStyle w:val="SourceCode"/>
+        <w:spacing w:before="0" w:after="0" w:line="200" w:lineRule="auto"/>
+      </w:pPr>
+      <w:r>
         <w:t xml:space="preserve">------------------------------------------------------------</w:t>
       </w:r>
-      <w:r>
-        <w:br/>
-      </w:r>
-      <w:r>
-        <w:rPr>
-          <w:rStyle w:val="VerbatimChar"/>
-        </w:rPr>
+    </w:p>
+    <w:p>
+      <w:pPr>
+        <w:pStyle w:val="SourceCode"/>
+        <w:spacing w:before="0" w:after="0" w:line="200" w:lineRule="auto"/>
+      </w:pPr>
+      <w:r>
         <w:t xml:space="preserve">ПЕРЕВІРКА ПІДПИСУ</w:t>
       </w:r>
-      <w:r>
-        <w:br/>
-      </w:r>
-      <w:r>
-        <w:rPr>
-          <w:rStyle w:val="VerbatimChar"/>
-        </w:rPr>
+    </w:p>
+    <w:p>
+      <w:pPr>
+        <w:pStyle w:val="SourceCode"/>
+        <w:spacing w:before="0" w:after="0" w:line="200" w:lineRule="auto"/>
+      </w:pPr>
+      <w:r>
         <w:t xml:space="preserve">------------------------------------------------------------</w:t>
       </w:r>
-      <w:r>
-        <w:br/>
-      </w:r>
-      <w:r>
-        <w:rPr>
-          <w:rStyle w:val="VerbatimChar"/>
-        </w:rPr>
+    </w:p>
+    <w:p>
+      <w:pPr>
+        <w:pStyle w:val="SourceCode"/>
+        <w:spacing w:before="0" w:after="0" w:line="200" w:lineRule="auto"/>
+      </w:pPr>
+      <w:r>
         <w:t xml:space="preserve">Результат: ПІДПИС ДІЙСНИЙ</w:t>
       </w:r>
-      <w:r>
-        <w:br/>
-      </w:r>
-      <w:r>
-        <w:br/>
-      </w:r>
-      <w:r>
-        <w:rPr>
-          <w:rStyle w:val="VerbatimChar"/>
-        </w:rPr>
+    </w:p>
+    <w:p>
+      <w:pPr>
+        <w:pStyle w:val="SourceCode"/>
+        <w:spacing w:before="0" w:after="0" w:line="200" w:lineRule="auto"/>
+      </w:pPr>
+    </w:p>
+    <w:p>
+      <w:pPr>
+        <w:pStyle w:val="SourceCode"/>
+        <w:spacing w:before="0" w:after="0" w:line="200" w:lineRule="auto"/>
+      </w:pPr>
+      <w:r>
         <w:t xml:space="preserve">------------------------------------------------------------</w:t>
       </w:r>
-      <w:r>
-        <w:br/>
-      </w:r>
-      <w:r>
-        <w:rPr>
-          <w:rStyle w:val="VerbatimChar"/>
-        </w:rPr>
+    </w:p>
+    <w:p>
+      <w:pPr>
+        <w:pStyle w:val="SourceCode"/>
+        <w:spacing w:before="0" w:after="0" w:line="200" w:lineRule="auto"/>
+      </w:pPr>
+      <w:r>
         <w:t xml:space="preserve">ВИЯВЛЕННЯ МОДИФІКАЦІЇ</w:t>
       </w:r>
-      <w:r>
-        <w:br/>
-      </w:r>
-      <w:r>
-        <w:rPr>
-          <w:rStyle w:val="VerbatimChar"/>
-        </w:rPr>
+    </w:p>
+    <w:p>
+      <w:pPr>
+        <w:pStyle w:val="SourceCode"/>
+        <w:spacing w:before="0" w:after="0" w:line="200" w:lineRule="auto"/>
+      </w:pPr>
+      <w:r>
         <w:t xml:space="preserve">------------------------------------------------------------</w:t>
       </w:r>
-      <w:r>
-        <w:br/>
-      </w:r>
-      <w:r>
-        <w:rPr>
-          <w:rStyle w:val="VerbatimChar"/>
-        </w:rPr>
+    </w:p>
+    <w:p>
+      <w:pPr>
+        <w:pStyle w:val="SourceCode"/>
+        <w:spacing w:before="0" w:after="0" w:line="200" w:lineRule="auto"/>
+      </w:pPr>
+      <w:r>
         <w:t xml:space="preserve">Модифікований документ: "Договір купівлі-продажу №124"</w:t>
       </w:r>
-      <w:r>
-        <w:br/>
-      </w:r>
-      <w:r>
-        <w:rPr>
-          <w:rStyle w:val="VerbatimChar"/>
-        </w:rPr>
+    </w:p>
+    <w:p>
+      <w:pPr>
+        <w:pStyle w:val="SourceCode"/>
+        <w:spacing w:before="0" w:after="0" w:line="200" w:lineRule="auto"/>
+      </w:pPr>
+      <w:r>
         <w:t xml:space="preserve">Результат: ПІДПИС НЕДІЙСНИЙ</w:t>
       </w:r>
-      <w:r>
-        <w:br/>
-      </w:r>
-      <w:r>
-        <w:br/>
-      </w:r>
-      <w:r>
-        <w:rPr>
-          <w:rStyle w:val="VerbatimChar"/>
-        </w:rPr>
+    </w:p>
+    <w:p>
+      <w:pPr>
+        <w:pStyle w:val="SourceCode"/>
+        <w:spacing w:before="0" w:after="0" w:line="200" w:lineRule="auto"/>
+      </w:pPr>
+    </w:p>
+    <w:p>
+      <w:pPr>
+        <w:pStyle w:val="SourceCode"/>
+        <w:spacing w:before="0" w:after="0" w:line="200" w:lineRule="auto"/>
+      </w:pPr>
+      <w:r>
         <w:t xml:space="preserve">------------------------------------------------------------</w:t>
       </w:r>
-      <w:r>
-        <w:br/>
-      </w:r>
-      <w:r>
-        <w:rPr>
-          <w:rStyle w:val="VerbatimChar"/>
-        </w:rPr>
+    </w:p>
+    <w:p>
+      <w:pPr>
+        <w:pStyle w:val="SourceCode"/>
+        <w:spacing w:before="0" w:after="0" w:line="200" w:lineRule="auto"/>
+      </w:pPr>
+      <w:r>
         <w:t xml:space="preserve">СПРОБА ПІДРОБКИ ПІДПИСУ</w:t>
       </w:r>
-      <w:r>
-        <w:br/>
-      </w:r>
-      <w:r>
-        <w:rPr>
-          <w:rStyle w:val="VerbatimChar"/>
-        </w:rPr>
+    </w:p>
+    <w:p>
+      <w:pPr>
+        <w:pStyle w:val="SourceCode"/>
+        <w:spacing w:before="0" w:after="0" w:line="200" w:lineRule="auto"/>
+      </w:pPr>
+      <w:r>
         <w:t xml:space="preserve">------------------------------------------------------------</w:t>
       </w:r>
-      <w:r>
-        <w:br/>
-      </w:r>
-      <w:r>
-        <w:rPr>
-          <w:rStyle w:val="VerbatimChar"/>
-        </w:rPr>
+    </w:p>
+    <w:p>
+      <w:pPr>
+        <w:pStyle w:val="SourceCode"/>
+        <w:spacing w:before="0" w:after="0" w:line="200" w:lineRule="auto"/>
+      </w:pPr>
+      <w:r>
         <w:t xml:space="preserve">Підроблений підпис: 35970152</w:t>
       </w:r>
-      <w:r>
-        <w:br/>
-      </w:r>
-      <w:r>
-        <w:rPr>
-          <w:rStyle w:val="VerbatimChar"/>
-        </w:rPr>
+    </w:p>
+    <w:p>
+      <w:pPr>
+        <w:pStyle w:val="SourceCode"/>
+        <w:spacing w:before="0" w:after="120" w:line="200" w:lineRule="auto"/>
+      </w:pPr>
+      <w:r>
         <w:t xml:space="preserve">Результат: ПІДПИС НЕДІЙСНИЙ</w:t>
       </w:r>
     </w:p>
@@ -5258,15 +5364,8 @@
     <w:basedOn w:val="Normal"/>
     <w:qFormat/>
     <w:pPr>
-      <w:pBdr>
-        <w:top w:color="BFBFBF" w:space="4" w:sz="4" w:val="single"/>
-        <w:left w:color="BFBFBF" w:space="4" w:sz="4" w:val="single"/>
-        <w:bottom w:color="BFBFBF" w:space="4" w:sz="4" w:val="single"/>
-        <w:right w:color="BFBFBF" w:space="4" w:sz="4" w:val="single"/>
-      </w:pBdr>
-      <w:shd w:color="auto" w:fill="F4F4F4" w:val="clear"/>
       <w:spacing w:after="120" w:before="120" w:line="200" w:lineRule="auto"/>
-      <w:ind w:firstLine="0" w:left="284" w:right="284"/>
+      <w:ind w:hanging="340" w:left="340" w:right="0"/>
       <w:jc w:val="left"/>
     </w:pPr>
     <w:rPr>

--- a/public/labs/pmzi/pz-23/ЛР8_ПМЗІ_Реалізація_ЕЦП_на_основі_RSA.docx
+++ b/public/labs/pmzi/pz-23/ЛР8_ПМЗІ_Реалізація_ЕЦП_на_основі_RSA.docx
@@ -160,174 +160,223 @@
     </w:p>
     <w:p>
       <w:pPr>
-        <w:pStyle w:val="SourceCode"/>
-        <w:spacing w:before="120" w:after="0" w:line="200" w:lineRule="auto"/>
-      </w:pPr>
-      <w:r>
-        <w:t xml:space="preserve">┌───────────────────────────────────────────────────────────────────────┐</w:t>
-      </w:r>
-    </w:p>
-    <w:p>
-      <w:pPr>
-        <w:pStyle w:val="SourceCode"/>
-        <w:spacing w:before="0" w:after="0" w:line="200" w:lineRule="auto"/>
-      </w:pPr>
-      <w:r>
-        <w:t xml:space="preserve">│                    ЕЛЕКТРОННИЙ ЦИФРОВИЙ ПІДПИС                        │</w:t>
-      </w:r>
-    </w:p>
-    <w:p>
-      <w:pPr>
-        <w:pStyle w:val="SourceCode"/>
-        <w:spacing w:before="0" w:after="0" w:line="200" w:lineRule="auto"/>
-      </w:pPr>
-      <w:r>
-        <w:t xml:space="preserve">├───────────────────────────────────────────────────────────────────────┤</w:t>
-      </w:r>
-    </w:p>
-    <w:p>
-      <w:pPr>
-        <w:pStyle w:val="SourceCode"/>
-        <w:spacing w:before="0" w:after="0" w:line="200" w:lineRule="auto"/>
-      </w:pPr>
-      <w:r>
-        <w:t xml:space="preserve">│                                                                       │</w:t>
-      </w:r>
-    </w:p>
-    <w:p>
-      <w:pPr>
-        <w:pStyle w:val="SourceCode"/>
-        <w:spacing w:before="0" w:after="0" w:line="200" w:lineRule="auto"/>
-      </w:pPr>
-      <w:r>
-        <w:t xml:space="preserve">│  ФОРМУВАННЯ ПІДПИСУ (автор):                                          │</w:t>
-      </w:r>
-    </w:p>
-    <w:p>
-      <w:pPr>
-        <w:pStyle w:val="SourceCode"/>
-        <w:spacing w:before="0" w:after="0" w:line="200" w:lineRule="auto"/>
-      </w:pPr>
-      <w:r>
-        <w:t xml:space="preserve">│  ┌─────────────────────────────────────────────────────────────────┐  │</w:t>
-      </w:r>
-    </w:p>
-    <w:p>
-      <w:pPr>
-        <w:pStyle w:val="SourceCode"/>
-        <w:spacing w:before="0" w:after="0" w:line="200" w:lineRule="auto"/>
-      </w:pPr>
-      <w:r>
-        <w:t xml:space="preserve">│  │ Документ M ──► [HASH] ──► H(M) ──► [SIGN з d] ──► Підпис S      │  │</w:t>
-      </w:r>
-    </w:p>
-    <w:p>
-      <w:pPr>
-        <w:pStyle w:val="SourceCode"/>
-        <w:spacing w:before="0" w:after="0" w:line="200" w:lineRule="auto"/>
-      </w:pPr>
-      <w:r>
-        <w:t xml:space="preserve">│  │                                    (закритий ключ)              │  │</w:t>
-      </w:r>
-    </w:p>
-    <w:p>
-      <w:pPr>
-        <w:pStyle w:val="SourceCode"/>
-        <w:spacing w:before="0" w:after="0" w:line="200" w:lineRule="auto"/>
-      </w:pPr>
-      <w:r>
-        <w:t xml:space="preserve">│  └─────────────────────────────────────────────────────────────────┘  │</w:t>
-      </w:r>
-    </w:p>
-    <w:p>
-      <w:pPr>
-        <w:pStyle w:val="SourceCode"/>
-        <w:spacing w:before="0" w:after="0" w:line="200" w:lineRule="auto"/>
-      </w:pPr>
-      <w:r>
-        <w:t xml:space="preserve">│                                                                       │</w:t>
-      </w:r>
-    </w:p>
-    <w:p>
-      <w:pPr>
-        <w:pStyle w:val="SourceCode"/>
-        <w:spacing w:before="0" w:after="0" w:line="200" w:lineRule="auto"/>
-      </w:pPr>
-      <w:r>
-        <w:t xml:space="preserve">│  ПЕРЕВІРКА ПІДПИСУ (верифікатор):                                     │</w:t>
-      </w:r>
-    </w:p>
-    <w:p>
-      <w:pPr>
-        <w:pStyle w:val="SourceCode"/>
-        <w:spacing w:before="0" w:after="0" w:line="200" w:lineRule="auto"/>
-      </w:pPr>
-      <w:r>
-        <w:t xml:space="preserve">│  ┌──────────────────────────────────────────────────────────────────┐ │</w:t>
-      </w:r>
-    </w:p>
-    <w:p>
-      <w:pPr>
-        <w:pStyle w:val="SourceCode"/>
-        <w:spacing w:before="0" w:after="0" w:line="200" w:lineRule="auto"/>
-      </w:pPr>
-      <w:r>
-        <w:t xml:space="preserve">│  │ Документ M ──► [HASH] ──► H(M) ─┐                                │ │</w:t>
-      </w:r>
-    </w:p>
-    <w:p>
-      <w:pPr>
-        <w:pStyle w:val="SourceCode"/>
-        <w:spacing w:before="0" w:after="0" w:line="200" w:lineRule="auto"/>
-      </w:pPr>
-      <w:r>
-        <w:t xml:space="preserve">│  │                                  ├──► [COMPARE] ──► Valid/Invalid│ │</w:t>
-      </w:r>
-    </w:p>
-    <w:p>
-      <w:pPr>
-        <w:pStyle w:val="SourceCode"/>
-        <w:spacing w:before="0" w:after="0" w:line="200" w:lineRule="auto"/>
-      </w:pPr>
-      <w:r>
-        <w:t xml:space="preserve">│  │ Підпис S ──► [VERIFY з e] ──► H' ┘                               │ │</w:t>
-      </w:r>
-    </w:p>
-    <w:p>
-      <w:pPr>
-        <w:pStyle w:val="SourceCode"/>
-        <w:spacing w:before="0" w:after="0" w:line="200" w:lineRule="auto"/>
-      </w:pPr>
-      <w:r>
-        <w:t xml:space="preserve">│  │              (відкритий ключ)                                    │ │</w:t>
-      </w:r>
-    </w:p>
-    <w:p>
-      <w:pPr>
-        <w:pStyle w:val="SourceCode"/>
-        <w:spacing w:before="0" w:after="0" w:line="200" w:lineRule="auto"/>
-      </w:pPr>
-      <w:r>
-        <w:t xml:space="preserve">│  └──────────────────────────────────────────────────────────────────┘ │</w:t>
-      </w:r>
-    </w:p>
-    <w:p>
-      <w:pPr>
-        <w:pStyle w:val="SourceCode"/>
-        <w:spacing w:before="0" w:after="0" w:line="200" w:lineRule="auto"/>
-      </w:pPr>
-      <w:r>
-        <w:t xml:space="preserve">│                                                                       │</w:t>
-      </w:r>
-    </w:p>
-    <w:p>
-      <w:pPr>
-        <w:pStyle w:val="SourceCode"/>
-        <w:spacing w:before="0" w:after="120" w:line="200" w:lineRule="auto"/>
-      </w:pPr>
-      <w:r>
-        <w:t xml:space="preserve">└───────────────────────────────────────────────────────────────────────┘</w:t>
-      </w:r>
+        <w:spacing w:before="0" w:after="0" w:line="120" w:lineRule="exact"/>
+        <w:rPr>
+          <w:sz w:val="4"/>
+          <w:szCs w:val="4"/>
+        </w:rPr>
+      </w:pPr>
+    </w:p>
+    <w:tbl>
+      <w:tblPr>
+        <w:tblStyle w:val="SourceCodeTable"/>
+        <w:tblW w:type="dxa" w:w="9637"/>
+        <w:tblInd w:w="0" w:type="dxa"/>
+        <w:tblBorders>
+          <w:top w:color="BFBFBF" w:space="0" w:sz="4" w:val="single"/>
+          <w:left w:color="BFBFBF" w:space="0" w:sz="4" w:val="single"/>
+          <w:bottom w:color="BFBFBF" w:space="0" w:sz="4" w:val="single"/>
+          <w:right w:color="BFBFBF" w:space="0" w:sz="4" w:val="single"/>
+        </w:tblBorders>
+        <w:tblLayout w:type="fixed"/>
+        <w:tblCellMar>
+          <w:top w:type="dxa" w:w="113"/>
+          <w:left w:type="dxa" w:w="113"/>
+          <w:bottom w:type="dxa" w:w="113"/>
+          <w:right w:type="dxa" w:w="113"/>
+        </w:tblCellMar>
+        <w:tblLook w:val="0000" w:firstRow="0" w:lastRow="0" w:firstColumn="0" w:lastColumn="0" w:noHBand="1" w:noVBand="1"/>
+      </w:tblPr>
+      <w:tblGrid>
+        <w:gridCol w:w="9637"/>
+      </w:tblGrid>
+      <w:tr>
+        <w:tc>
+          <w:tcPr>
+            <w:tcW w:type="dxa" w:w="9637"/>
+          </w:tcPr>
+          <w:p>
+            <w:pPr>
+              <w:pStyle w:val="SourceCode"/>
+              <w:spacing w:before="0" w:after="0" w:line="200" w:lineRule="auto"/>
+            </w:pPr>
+            <w:r>
+              <w:t xml:space="preserve">┌───────────────────────────────────────────────────────────────────────┐</w:t>
+            </w:r>
+          </w:p>
+          <w:p>
+            <w:pPr>
+              <w:pStyle w:val="SourceCode"/>
+              <w:spacing w:before="0" w:after="0" w:line="200" w:lineRule="auto"/>
+            </w:pPr>
+            <w:r>
+              <w:t xml:space="preserve">│                    ЕЛЕКТРОННИЙ ЦИФРОВИЙ ПІДПИС                        │</w:t>
+            </w:r>
+          </w:p>
+          <w:p>
+            <w:pPr>
+              <w:pStyle w:val="SourceCode"/>
+              <w:spacing w:before="0" w:after="0" w:line="200" w:lineRule="auto"/>
+            </w:pPr>
+            <w:r>
+              <w:t xml:space="preserve">├───────────────────────────────────────────────────────────────────────┤</w:t>
+            </w:r>
+          </w:p>
+          <w:p>
+            <w:pPr>
+              <w:pStyle w:val="SourceCode"/>
+              <w:spacing w:before="0" w:after="0" w:line="200" w:lineRule="auto"/>
+            </w:pPr>
+            <w:r>
+              <w:t xml:space="preserve">│                                                                       │</w:t>
+            </w:r>
+          </w:p>
+          <w:p>
+            <w:pPr>
+              <w:pStyle w:val="SourceCode"/>
+              <w:spacing w:before="0" w:after="0" w:line="200" w:lineRule="auto"/>
+            </w:pPr>
+            <w:r>
+              <w:t xml:space="preserve">│  ФОРМУВАННЯ ПІДПИСУ (автор):                                          │</w:t>
+            </w:r>
+          </w:p>
+          <w:p>
+            <w:pPr>
+              <w:pStyle w:val="SourceCode"/>
+              <w:spacing w:before="0" w:after="0" w:line="200" w:lineRule="auto"/>
+            </w:pPr>
+            <w:r>
+              <w:t xml:space="preserve">│  ┌─────────────────────────────────────────────────────────────────┐  │</w:t>
+            </w:r>
+          </w:p>
+          <w:p>
+            <w:pPr>
+              <w:pStyle w:val="SourceCode"/>
+              <w:spacing w:before="0" w:after="0" w:line="200" w:lineRule="auto"/>
+            </w:pPr>
+            <w:r>
+              <w:t xml:space="preserve">│  │ Документ M ──► [HASH] ──► H(M) ──► [SIGN з d] ──► Підпис S      │  │</w:t>
+            </w:r>
+          </w:p>
+          <w:p>
+            <w:pPr>
+              <w:pStyle w:val="SourceCode"/>
+              <w:spacing w:before="0" w:after="0" w:line="200" w:lineRule="auto"/>
+            </w:pPr>
+            <w:r>
+              <w:t xml:space="preserve">│  │                                    (закритий ключ)              │  │</w:t>
+            </w:r>
+          </w:p>
+          <w:p>
+            <w:pPr>
+              <w:pStyle w:val="SourceCode"/>
+              <w:spacing w:before="0" w:after="0" w:line="200" w:lineRule="auto"/>
+            </w:pPr>
+            <w:r>
+              <w:t xml:space="preserve">│  └─────────────────────────────────────────────────────────────────┘  │</w:t>
+            </w:r>
+          </w:p>
+          <w:p>
+            <w:pPr>
+              <w:pStyle w:val="SourceCode"/>
+              <w:spacing w:before="0" w:after="0" w:line="200" w:lineRule="auto"/>
+            </w:pPr>
+            <w:r>
+              <w:t xml:space="preserve">│                                                                       │</w:t>
+            </w:r>
+          </w:p>
+          <w:p>
+            <w:pPr>
+              <w:pStyle w:val="SourceCode"/>
+              <w:spacing w:before="0" w:after="0" w:line="200" w:lineRule="auto"/>
+            </w:pPr>
+            <w:r>
+              <w:t xml:space="preserve">│  ПЕРЕВІРКА ПІДПИСУ (верифікатор):                                     │</w:t>
+            </w:r>
+          </w:p>
+          <w:p>
+            <w:pPr>
+              <w:pStyle w:val="SourceCode"/>
+              <w:spacing w:before="0" w:after="0" w:line="200" w:lineRule="auto"/>
+            </w:pPr>
+            <w:r>
+              <w:t xml:space="preserve">│  ┌──────────────────────────────────────────────────────────────────┐ │</w:t>
+            </w:r>
+          </w:p>
+          <w:p>
+            <w:pPr>
+              <w:pStyle w:val="SourceCode"/>
+              <w:spacing w:before="0" w:after="0" w:line="200" w:lineRule="auto"/>
+            </w:pPr>
+            <w:r>
+              <w:t xml:space="preserve">│  │ Документ M ──► [HASH] ──► H(M) ─┐                                │ │</w:t>
+            </w:r>
+          </w:p>
+          <w:p>
+            <w:pPr>
+              <w:pStyle w:val="SourceCode"/>
+              <w:spacing w:before="0" w:after="0" w:line="200" w:lineRule="auto"/>
+            </w:pPr>
+            <w:r>
+              <w:t xml:space="preserve">│  │                                  ├──► [COMPARE] ──► Valid/Invalid│ │</w:t>
+            </w:r>
+          </w:p>
+          <w:p>
+            <w:pPr>
+              <w:pStyle w:val="SourceCode"/>
+              <w:spacing w:before="0" w:after="0" w:line="200" w:lineRule="auto"/>
+            </w:pPr>
+            <w:r>
+              <w:t xml:space="preserve">│  │ Підпис S ──► [VERIFY з e] ──► H' ┘                               │ │</w:t>
+            </w:r>
+          </w:p>
+          <w:p>
+            <w:pPr>
+              <w:pStyle w:val="SourceCode"/>
+              <w:spacing w:before="0" w:after="0" w:line="200" w:lineRule="auto"/>
+            </w:pPr>
+            <w:r>
+              <w:t xml:space="preserve">│  │              (відкритий ключ)                                    │ │</w:t>
+            </w:r>
+          </w:p>
+          <w:p>
+            <w:pPr>
+              <w:pStyle w:val="SourceCode"/>
+              <w:spacing w:before="0" w:after="0" w:line="200" w:lineRule="auto"/>
+            </w:pPr>
+            <w:r>
+              <w:t xml:space="preserve">│  └──────────────────────────────────────────────────────────────────┘ │</w:t>
+            </w:r>
+          </w:p>
+          <w:p>
+            <w:pPr>
+              <w:pStyle w:val="SourceCode"/>
+              <w:spacing w:before="0" w:after="0" w:line="200" w:lineRule="auto"/>
+            </w:pPr>
+            <w:r>
+              <w:t xml:space="preserve">│                                                                       │</w:t>
+            </w:r>
+          </w:p>
+          <w:p>
+            <w:pPr>
+              <w:pStyle w:val="SourceCode"/>
+              <w:spacing w:before="0" w:after="0" w:line="200" w:lineRule="auto"/>
+            </w:pPr>
+            <w:r>
+              <w:t xml:space="preserve">└───────────────────────────────────────────────────────────────────────┘</w:t>
+            </w:r>
+          </w:p>
+        </w:tc>
+      </w:tr>
+    </w:tbl>
+    <w:p>
+      <w:pPr>
+        <w:spacing w:before="0" w:after="0" w:line="120" w:lineRule="exact"/>
+        <w:rPr>
+          <w:sz w:val="4"/>
+          <w:szCs w:val="4"/>
+        </w:rPr>
+      </w:pPr>
     </w:p>
     <w:bookmarkEnd w:id="9"/>
     <w:bookmarkStart w:id="10" w:name="схема-підпису-rsa"/>
@@ -399,12 +448,61 @@
     </w:p>
     <w:p>
       <w:pPr>
-        <w:pStyle w:val="SourceCode"/>
-        <w:spacing w:before="120" w:after="120" w:line="200" w:lineRule="auto"/>
-      </w:pPr>
-      <w:r>
-        <w:t xml:space="preserve">S = H(M)^d mod n</w:t>
-      </w:r>
+        <w:spacing w:before="0" w:after="0" w:line="120" w:lineRule="exact"/>
+        <w:rPr>
+          <w:sz w:val="4"/>
+          <w:szCs w:val="4"/>
+        </w:rPr>
+      </w:pPr>
+    </w:p>
+    <w:tbl>
+      <w:tblPr>
+        <w:tblStyle w:val="SourceCodeTable"/>
+        <w:tblW w:type="dxa" w:w="9637"/>
+        <w:tblInd w:w="0" w:type="dxa"/>
+        <w:tblBorders>
+          <w:top w:color="BFBFBF" w:space="0" w:sz="4" w:val="single"/>
+          <w:left w:color="BFBFBF" w:space="0" w:sz="4" w:val="single"/>
+          <w:bottom w:color="BFBFBF" w:space="0" w:sz="4" w:val="single"/>
+          <w:right w:color="BFBFBF" w:space="0" w:sz="4" w:val="single"/>
+        </w:tblBorders>
+        <w:tblLayout w:type="fixed"/>
+        <w:tblCellMar>
+          <w:top w:type="dxa" w:w="113"/>
+          <w:left w:type="dxa" w:w="113"/>
+          <w:bottom w:type="dxa" w:w="113"/>
+          <w:right w:type="dxa" w:w="113"/>
+        </w:tblCellMar>
+        <w:tblLook w:val="0000" w:firstRow="0" w:lastRow="0" w:firstColumn="0" w:lastColumn="0" w:noHBand="1" w:noVBand="1"/>
+      </w:tblPr>
+      <w:tblGrid>
+        <w:gridCol w:w="9637"/>
+      </w:tblGrid>
+      <w:tr>
+        <w:tc>
+          <w:tcPr>
+            <w:tcW w:type="dxa" w:w="9637"/>
+          </w:tcPr>
+          <w:p>
+            <w:pPr>
+              <w:pStyle w:val="SourceCode"/>
+              <w:spacing w:before="0" w:after="0" w:line="200" w:lineRule="auto"/>
+            </w:pPr>
+            <w:r>
+              <w:t xml:space="preserve">S = H(M)^d mod n</w:t>
+            </w:r>
+          </w:p>
+        </w:tc>
+      </w:tr>
+    </w:tbl>
+    <w:p>
+      <w:pPr>
+        <w:spacing w:before="0" w:after="0" w:line="120" w:lineRule="exact"/>
+        <w:rPr>
+          <w:sz w:val="4"/>
+          <w:szCs w:val="4"/>
+        </w:rPr>
+      </w:pPr>
     </w:p>
     <w:p>
       <w:pPr>
@@ -493,21 +591,70 @@
     </w:p>
     <w:p>
       <w:pPr>
-        <w:pStyle w:val="SourceCode"/>
-        <w:spacing w:before="120" w:after="0" w:line="200" w:lineRule="auto"/>
-      </w:pPr>
-      <w:r>
-        <w:t xml:space="preserve">H'(M) = S^e mod n</w:t>
-      </w:r>
-    </w:p>
-    <w:p>
-      <w:pPr>
-        <w:pStyle w:val="SourceCode"/>
-        <w:spacing w:before="0" w:after="120" w:line="200" w:lineRule="auto"/>
-      </w:pPr>
-      <w:r>
-        <w:t xml:space="preserve">Підпис дійсний, якщо H'(M) == H(M)</w:t>
-      </w:r>
+        <w:spacing w:before="0" w:after="0" w:line="120" w:lineRule="exact"/>
+        <w:rPr>
+          <w:sz w:val="4"/>
+          <w:szCs w:val="4"/>
+        </w:rPr>
+      </w:pPr>
+    </w:p>
+    <w:tbl>
+      <w:tblPr>
+        <w:tblStyle w:val="SourceCodeTable"/>
+        <w:tblW w:type="dxa" w:w="9637"/>
+        <w:tblInd w:w="0" w:type="dxa"/>
+        <w:tblBorders>
+          <w:top w:color="BFBFBF" w:space="0" w:sz="4" w:val="single"/>
+          <w:left w:color="BFBFBF" w:space="0" w:sz="4" w:val="single"/>
+          <w:bottom w:color="BFBFBF" w:space="0" w:sz="4" w:val="single"/>
+          <w:right w:color="BFBFBF" w:space="0" w:sz="4" w:val="single"/>
+        </w:tblBorders>
+        <w:tblLayout w:type="fixed"/>
+        <w:tblCellMar>
+          <w:top w:type="dxa" w:w="113"/>
+          <w:left w:type="dxa" w:w="113"/>
+          <w:bottom w:type="dxa" w:w="113"/>
+          <w:right w:type="dxa" w:w="113"/>
+        </w:tblCellMar>
+        <w:tblLook w:val="0000" w:firstRow="0" w:lastRow="0" w:firstColumn="0" w:lastColumn="0" w:noHBand="1" w:noVBand="1"/>
+      </w:tblPr>
+      <w:tblGrid>
+        <w:gridCol w:w="9637"/>
+      </w:tblGrid>
+      <w:tr>
+        <w:tc>
+          <w:tcPr>
+            <w:tcW w:type="dxa" w:w="9637"/>
+          </w:tcPr>
+          <w:p>
+            <w:pPr>
+              <w:pStyle w:val="SourceCode"/>
+              <w:spacing w:before="0" w:after="0" w:line="200" w:lineRule="auto"/>
+            </w:pPr>
+            <w:r>
+              <w:t xml:space="preserve">H'(M) = S^e mod n</w:t>
+            </w:r>
+          </w:p>
+          <w:p>
+            <w:pPr>
+              <w:pStyle w:val="SourceCode"/>
+              <w:spacing w:before="0" w:after="0" w:line="200" w:lineRule="auto"/>
+            </w:pPr>
+            <w:r>
+              <w:t xml:space="preserve">Підпис дійсний, якщо H'(M) == H(M)</w:t>
+            </w:r>
+          </w:p>
+        </w:tc>
+      </w:tr>
+    </w:tbl>
+    <w:p>
+      <w:pPr>
+        <w:spacing w:before="0" w:after="0" w:line="120" w:lineRule="exact"/>
+        <w:rPr>
+          <w:sz w:val="4"/>
+          <w:szCs w:val="4"/>
+        </w:rPr>
+      </w:pPr>
     </w:p>
     <w:bookmarkEnd w:id="10"/>
     <w:bookmarkStart w:id="11" w:name="роль-хеш-функції"/>
@@ -603,21 +750,70 @@
     </w:p>
     <w:p>
       <w:pPr>
-        <w:pStyle w:val="SourceCode"/>
-        <w:spacing w:before="120" w:after="0" w:line="200" w:lineRule="auto"/>
-      </w:pPr>
-      <w:r>
-        <w:t xml:space="preserve">Без хешу:    Sign(M1) * Sign(M2) = Sign(M1 * M2)  ← АТАКА!</w:t>
-      </w:r>
-    </w:p>
-    <w:p>
-      <w:pPr>
-        <w:pStyle w:val="SourceCode"/>
-        <w:spacing w:before="0" w:after="120" w:line="200" w:lineRule="auto"/>
-      </w:pPr>
-      <w:r>
-        <w:t xml:space="preserve">З хешем:     Sign(H(M1)) * Sign(H(M2)) ≠ Sign(H(M1 * M2))  ← OK</w:t>
-      </w:r>
+        <w:spacing w:before="0" w:after="0" w:line="120" w:lineRule="exact"/>
+        <w:rPr>
+          <w:sz w:val="4"/>
+          <w:szCs w:val="4"/>
+        </w:rPr>
+      </w:pPr>
+    </w:p>
+    <w:tbl>
+      <w:tblPr>
+        <w:tblStyle w:val="SourceCodeTable"/>
+        <w:tblW w:type="dxa" w:w="9637"/>
+        <w:tblInd w:w="0" w:type="dxa"/>
+        <w:tblBorders>
+          <w:top w:color="BFBFBF" w:space="0" w:sz="4" w:val="single"/>
+          <w:left w:color="BFBFBF" w:space="0" w:sz="4" w:val="single"/>
+          <w:bottom w:color="BFBFBF" w:space="0" w:sz="4" w:val="single"/>
+          <w:right w:color="BFBFBF" w:space="0" w:sz="4" w:val="single"/>
+        </w:tblBorders>
+        <w:tblLayout w:type="fixed"/>
+        <w:tblCellMar>
+          <w:top w:type="dxa" w:w="113"/>
+          <w:left w:type="dxa" w:w="113"/>
+          <w:bottom w:type="dxa" w:w="113"/>
+          <w:right w:type="dxa" w:w="113"/>
+        </w:tblCellMar>
+        <w:tblLook w:val="0000" w:firstRow="0" w:lastRow="0" w:firstColumn="0" w:lastColumn="0" w:noHBand="1" w:noVBand="1"/>
+      </w:tblPr>
+      <w:tblGrid>
+        <w:gridCol w:w="9637"/>
+      </w:tblGrid>
+      <w:tr>
+        <w:tc>
+          <w:tcPr>
+            <w:tcW w:type="dxa" w:w="9637"/>
+          </w:tcPr>
+          <w:p>
+            <w:pPr>
+              <w:pStyle w:val="SourceCode"/>
+              <w:spacing w:before="0" w:after="0" w:line="200" w:lineRule="auto"/>
+            </w:pPr>
+            <w:r>
+              <w:t xml:space="preserve">Без хешу:    Sign(M1) * Sign(M2) = Sign(M1 * M2)  ← АТАКА!</w:t>
+            </w:r>
+          </w:p>
+          <w:p>
+            <w:pPr>
+              <w:pStyle w:val="SourceCode"/>
+              <w:spacing w:before="0" w:after="0" w:line="200" w:lineRule="auto"/>
+            </w:pPr>
+            <w:r>
+              <w:t xml:space="preserve">З хешем:     Sign(H(M1)) * Sign(H(M2)) ≠ Sign(H(M1 * M2))  ← OK</w:t>
+            </w:r>
+          </w:p>
+        </w:tc>
+      </w:tr>
+    </w:tbl>
+    <w:p>
+      <w:pPr>
+        <w:spacing w:before="0" w:after="0" w:line="120" w:lineRule="exact"/>
+        <w:rPr>
+          <w:sz w:val="4"/>
+          <w:szCs w:val="4"/>
+        </w:rPr>
+      </w:pPr>
     </w:p>
     <w:bookmarkEnd w:id="11"/>
     <w:bookmarkStart w:id="12" w:name="стандарт-pkcs1"/>
@@ -639,156 +835,205 @@
     </w:p>
     <w:p>
       <w:pPr>
-        <w:pStyle w:val="SourceCode"/>
-        <w:spacing w:before="120" w:after="0" w:line="200" w:lineRule="auto"/>
-      </w:pPr>
-      <w:r>
-        <w:t xml:space="preserve">┌───────────────────────────────────────────────────────────────────────┐</w:t>
-      </w:r>
-    </w:p>
-    <w:p>
-      <w:pPr>
-        <w:pStyle w:val="SourceCode"/>
-        <w:spacing w:before="0" w:after="0" w:line="200" w:lineRule="auto"/>
-      </w:pPr>
-      <w:r>
-        <w:t xml:space="preserve">│                    ФОРМАТ PKCS#1 v1.5                                 │</w:t>
-      </w:r>
-    </w:p>
-    <w:p>
-      <w:pPr>
-        <w:pStyle w:val="SourceCode"/>
-        <w:spacing w:before="0" w:after="0" w:line="200" w:lineRule="auto"/>
-      </w:pPr>
-      <w:r>
-        <w:t xml:space="preserve">├───────────────────────────────────────────────────────────────────────┤</w:t>
-      </w:r>
-    </w:p>
-    <w:p>
-      <w:pPr>
-        <w:pStyle w:val="SourceCode"/>
-        <w:spacing w:before="0" w:after="0" w:line="200" w:lineRule="auto"/>
-      </w:pPr>
-      <w:r>
-        <w:t xml:space="preserve">│                                                                       │</w:t>
-      </w:r>
-    </w:p>
-    <w:p>
-      <w:pPr>
-        <w:pStyle w:val="SourceCode"/>
-        <w:spacing w:before="0" w:after="0" w:line="200" w:lineRule="auto"/>
-      </w:pPr>
-      <w:r>
-        <w:t xml:space="preserve">│  EM = 0x00 || 0x01 || PS || 0x00 || T                                 │</w:t>
-      </w:r>
-    </w:p>
-    <w:p>
-      <w:pPr>
-        <w:pStyle w:val="SourceCode"/>
-        <w:spacing w:before="0" w:after="0" w:line="200" w:lineRule="auto"/>
-      </w:pPr>
-      <w:r>
-        <w:t xml:space="preserve">│                                                                       │</w:t>
-      </w:r>
-    </w:p>
-    <w:p>
-      <w:pPr>
-        <w:pStyle w:val="SourceCode"/>
-        <w:spacing w:before="0" w:after="0" w:line="200" w:lineRule="auto"/>
-      </w:pPr>
-      <w:r>
-        <w:t xml:space="preserve">│  0x00 0x01  — заголовок (вказує на підпис)                            │</w:t>
-      </w:r>
-    </w:p>
-    <w:p>
-      <w:pPr>
-        <w:pStyle w:val="SourceCode"/>
-        <w:spacing w:before="0" w:after="0" w:line="200" w:lineRule="auto"/>
-      </w:pPr>
-      <w:r>
-        <w:t xml:space="preserve">│  PS         — padding з байтів 0xFF (мінімум 8 байт)                  │</w:t>
-      </w:r>
-    </w:p>
-    <w:p>
-      <w:pPr>
-        <w:pStyle w:val="SourceCode"/>
-        <w:spacing w:before="0" w:after="0" w:line="200" w:lineRule="auto"/>
-      </w:pPr>
-      <w:r>
-        <w:t xml:space="preserve">│  0x00       — розділювач                                              │</w:t>
-      </w:r>
-    </w:p>
-    <w:p>
-      <w:pPr>
-        <w:pStyle w:val="SourceCode"/>
-        <w:spacing w:before="0" w:after="0" w:line="200" w:lineRule="auto"/>
-      </w:pPr>
-      <w:r>
-        <w:t xml:space="preserve">│  T          — DigestInfo (OID алгоритму хешу + хеш)                   │</w:t>
-      </w:r>
-    </w:p>
-    <w:p>
-      <w:pPr>
-        <w:pStyle w:val="SourceCode"/>
-        <w:spacing w:before="0" w:after="0" w:line="200" w:lineRule="auto"/>
-      </w:pPr>
-      <w:r>
-        <w:t xml:space="preserve">│                                                                       │</w:t>
-      </w:r>
-    </w:p>
-    <w:p>
-      <w:pPr>
-        <w:pStyle w:val="SourceCode"/>
-        <w:spacing w:before="0" w:after="0" w:line="200" w:lineRule="auto"/>
-      </w:pPr>
-      <w:r>
-        <w:t xml:space="preserve">│  Приклад DigestInfo для SHA-256:                                      │</w:t>
-      </w:r>
-    </w:p>
-    <w:p>
-      <w:pPr>
-        <w:pStyle w:val="SourceCode"/>
-        <w:spacing w:before="0" w:after="0" w:line="200" w:lineRule="auto"/>
-      </w:pPr>
-      <w:r>
-        <w:t xml:space="preserve">│  30 31 30 0D 06 09 60 86 48 01 65 03 04 02 01    -- OID SHA-256       │</w:t>
-      </w:r>
-    </w:p>
-    <w:p>
-      <w:pPr>
-        <w:pStyle w:val="SourceCode"/>
-        <w:spacing w:before="0" w:after="0" w:line="200" w:lineRule="auto"/>
-      </w:pPr>
-      <w:r>
-        <w:t xml:space="preserve">│  05 00                                           -- NULL              │</w:t>
-      </w:r>
-    </w:p>
-    <w:p>
-      <w:pPr>
-        <w:pStyle w:val="SourceCode"/>
-        <w:spacing w:before="0" w:after="0" w:line="200" w:lineRule="auto"/>
-      </w:pPr>
-      <w:r>
-        <w:t xml:space="preserve">│  04 20 [32 байти хешу]                           -- OCTET STRING      │</w:t>
-      </w:r>
-    </w:p>
-    <w:p>
-      <w:pPr>
-        <w:pStyle w:val="SourceCode"/>
-        <w:spacing w:before="0" w:after="0" w:line="200" w:lineRule="auto"/>
-      </w:pPr>
-      <w:r>
-        <w:t xml:space="preserve">│                                                                       │</w:t>
-      </w:r>
-    </w:p>
-    <w:p>
-      <w:pPr>
-        <w:pStyle w:val="SourceCode"/>
-        <w:spacing w:before="0" w:after="120" w:line="200" w:lineRule="auto"/>
-      </w:pPr>
-      <w:r>
-        <w:t xml:space="preserve">└───────────────────────────────────────────────────────────────────────┘</w:t>
-      </w:r>
+        <w:spacing w:before="0" w:after="0" w:line="120" w:lineRule="exact"/>
+        <w:rPr>
+          <w:sz w:val="4"/>
+          <w:szCs w:val="4"/>
+        </w:rPr>
+      </w:pPr>
+    </w:p>
+    <w:tbl>
+      <w:tblPr>
+        <w:tblStyle w:val="SourceCodeTable"/>
+        <w:tblW w:type="dxa" w:w="9637"/>
+        <w:tblInd w:w="0" w:type="dxa"/>
+        <w:tblBorders>
+          <w:top w:color="BFBFBF" w:space="0" w:sz="4" w:val="single"/>
+          <w:left w:color="BFBFBF" w:space="0" w:sz="4" w:val="single"/>
+          <w:bottom w:color="BFBFBF" w:space="0" w:sz="4" w:val="single"/>
+          <w:right w:color="BFBFBF" w:space="0" w:sz="4" w:val="single"/>
+        </w:tblBorders>
+        <w:tblLayout w:type="fixed"/>
+        <w:tblCellMar>
+          <w:top w:type="dxa" w:w="113"/>
+          <w:left w:type="dxa" w:w="113"/>
+          <w:bottom w:type="dxa" w:w="113"/>
+          <w:right w:type="dxa" w:w="113"/>
+        </w:tblCellMar>
+        <w:tblLook w:val="0000" w:firstRow="0" w:lastRow="0" w:firstColumn="0" w:lastColumn="0" w:noHBand="1" w:noVBand="1"/>
+      </w:tblPr>
+      <w:tblGrid>
+        <w:gridCol w:w="9637"/>
+      </w:tblGrid>
+      <w:tr>
+        <w:tc>
+          <w:tcPr>
+            <w:tcW w:type="dxa" w:w="9637"/>
+          </w:tcPr>
+          <w:p>
+            <w:pPr>
+              <w:pStyle w:val="SourceCode"/>
+              <w:spacing w:before="0" w:after="0" w:line="200" w:lineRule="auto"/>
+            </w:pPr>
+            <w:r>
+              <w:t xml:space="preserve">┌───────────────────────────────────────────────────────────────────────┐</w:t>
+            </w:r>
+          </w:p>
+          <w:p>
+            <w:pPr>
+              <w:pStyle w:val="SourceCode"/>
+              <w:spacing w:before="0" w:after="0" w:line="200" w:lineRule="auto"/>
+            </w:pPr>
+            <w:r>
+              <w:t xml:space="preserve">│                    ФОРМАТ PKCS#1 v1.5                                 │</w:t>
+            </w:r>
+          </w:p>
+          <w:p>
+            <w:pPr>
+              <w:pStyle w:val="SourceCode"/>
+              <w:spacing w:before="0" w:after="0" w:line="200" w:lineRule="auto"/>
+            </w:pPr>
+            <w:r>
+              <w:t xml:space="preserve">├───────────────────────────────────────────────────────────────────────┤</w:t>
+            </w:r>
+          </w:p>
+          <w:p>
+            <w:pPr>
+              <w:pStyle w:val="SourceCode"/>
+              <w:spacing w:before="0" w:after="0" w:line="200" w:lineRule="auto"/>
+            </w:pPr>
+            <w:r>
+              <w:t xml:space="preserve">│                                                                       │</w:t>
+            </w:r>
+          </w:p>
+          <w:p>
+            <w:pPr>
+              <w:pStyle w:val="SourceCode"/>
+              <w:spacing w:before="0" w:after="0" w:line="200" w:lineRule="auto"/>
+            </w:pPr>
+            <w:r>
+              <w:t xml:space="preserve">│  EM = 0x00 || 0x01 || PS || 0x00 || T                                 │</w:t>
+            </w:r>
+          </w:p>
+          <w:p>
+            <w:pPr>
+              <w:pStyle w:val="SourceCode"/>
+              <w:spacing w:before="0" w:after="0" w:line="200" w:lineRule="auto"/>
+            </w:pPr>
+            <w:r>
+              <w:t xml:space="preserve">│                                                                       │</w:t>
+            </w:r>
+          </w:p>
+          <w:p>
+            <w:pPr>
+              <w:pStyle w:val="SourceCode"/>
+              <w:spacing w:before="0" w:after="0" w:line="200" w:lineRule="auto"/>
+            </w:pPr>
+            <w:r>
+              <w:t xml:space="preserve">│  0x00 0x01  — заголовок (вказує на підпис)                            │</w:t>
+            </w:r>
+          </w:p>
+          <w:p>
+            <w:pPr>
+              <w:pStyle w:val="SourceCode"/>
+              <w:spacing w:before="0" w:after="0" w:line="200" w:lineRule="auto"/>
+            </w:pPr>
+            <w:r>
+              <w:t xml:space="preserve">│  PS         — padding з байтів 0xFF (мінімум 8 байт)                  │</w:t>
+            </w:r>
+          </w:p>
+          <w:p>
+            <w:pPr>
+              <w:pStyle w:val="SourceCode"/>
+              <w:spacing w:before="0" w:after="0" w:line="200" w:lineRule="auto"/>
+            </w:pPr>
+            <w:r>
+              <w:t xml:space="preserve">│  0x00       — розділювач                                              │</w:t>
+            </w:r>
+          </w:p>
+          <w:p>
+            <w:pPr>
+              <w:pStyle w:val="SourceCode"/>
+              <w:spacing w:before="0" w:after="0" w:line="200" w:lineRule="auto"/>
+            </w:pPr>
+            <w:r>
+              <w:t xml:space="preserve">│  T          — DigestInfo (OID алгоритму хешу + хеш)                   │</w:t>
+            </w:r>
+          </w:p>
+          <w:p>
+            <w:pPr>
+              <w:pStyle w:val="SourceCode"/>
+              <w:spacing w:before="0" w:after="0" w:line="200" w:lineRule="auto"/>
+            </w:pPr>
+            <w:r>
+              <w:t xml:space="preserve">│                                                                       │</w:t>
+            </w:r>
+          </w:p>
+          <w:p>
+            <w:pPr>
+              <w:pStyle w:val="SourceCode"/>
+              <w:spacing w:before="0" w:after="0" w:line="200" w:lineRule="auto"/>
+            </w:pPr>
+            <w:r>
+              <w:t xml:space="preserve">│  Приклад DigestInfo для SHA-256:                                      │</w:t>
+            </w:r>
+          </w:p>
+          <w:p>
+            <w:pPr>
+              <w:pStyle w:val="SourceCode"/>
+              <w:spacing w:before="0" w:after="0" w:line="200" w:lineRule="auto"/>
+            </w:pPr>
+            <w:r>
+              <w:t xml:space="preserve">│  30 31 30 0D 06 09 60 86 48 01 65 03 04 02 01    -- OID SHA-256       │</w:t>
+            </w:r>
+          </w:p>
+          <w:p>
+            <w:pPr>
+              <w:pStyle w:val="SourceCode"/>
+              <w:spacing w:before="0" w:after="0" w:line="200" w:lineRule="auto"/>
+            </w:pPr>
+            <w:r>
+              <w:t xml:space="preserve">│  05 00                                           -- NULL              │</w:t>
+            </w:r>
+          </w:p>
+          <w:p>
+            <w:pPr>
+              <w:pStyle w:val="SourceCode"/>
+              <w:spacing w:before="0" w:after="0" w:line="200" w:lineRule="auto"/>
+            </w:pPr>
+            <w:r>
+              <w:t xml:space="preserve">│  04 20 [32 байти хешу]                           -- OCTET STRING      │</w:t>
+            </w:r>
+          </w:p>
+          <w:p>
+            <w:pPr>
+              <w:pStyle w:val="SourceCode"/>
+              <w:spacing w:before="0" w:after="0" w:line="200" w:lineRule="auto"/>
+            </w:pPr>
+            <w:r>
+              <w:t xml:space="preserve">│                                                                       │</w:t>
+            </w:r>
+          </w:p>
+          <w:p>
+            <w:pPr>
+              <w:pStyle w:val="SourceCode"/>
+              <w:spacing w:before="0" w:after="0" w:line="200" w:lineRule="auto"/>
+            </w:pPr>
+            <w:r>
+              <w:t xml:space="preserve">└───────────────────────────────────────────────────────────────────────┘</w:t>
+            </w:r>
+          </w:p>
+        </w:tc>
+      </w:tr>
+    </w:tbl>
+    <w:p>
+      <w:pPr>
+        <w:spacing w:before="0" w:after="0" w:line="120" w:lineRule="exact"/>
+        <w:rPr>
+          <w:sz w:val="4"/>
+          <w:szCs w:val="4"/>
+        </w:rPr>
+      </w:pPr>
     </w:p>
     <w:p>
       <w:pPr>
@@ -1006,573 +1251,622 @@
     </w:p>
     <w:p>
       <w:pPr>
-        <w:pStyle w:val="SourceCode"/>
-        <w:spacing w:before="120" w:after="0" w:line="200" w:lineRule="auto"/>
-      </w:pPr>
-      <w:r>
-        <w:t xml:space="preserve">#include &lt;iostream&gt;</w:t>
-      </w:r>
-    </w:p>
-    <w:p>
-      <w:pPr>
-        <w:pStyle w:val="SourceCode"/>
-        <w:spacing w:before="0" w:after="0" w:line="200" w:lineRule="auto"/>
-      </w:pPr>
-      <w:r>
-        <w:t xml:space="preserve">#include &lt;string&gt;</w:t>
-      </w:r>
-    </w:p>
-    <w:p>
-      <w:pPr>
-        <w:pStyle w:val="SourceCode"/>
-        <w:spacing w:before="0" w:after="0" w:line="200" w:lineRule="auto"/>
-      </w:pPr>
-      <w:r>
-        <w:t xml:space="preserve">#include &lt;stdexcept&gt;</w:t>
-      </w:r>
-    </w:p>
-    <w:p>
-      <w:pPr>
-        <w:pStyle w:val="SourceCode"/>
-        <w:spacing w:before="0" w:after="0" w:line="200" w:lineRule="auto"/>
-      </w:pPr>
-    </w:p>
-    <w:p>
-      <w:pPr>
-        <w:pStyle w:val="SourceCode"/>
-        <w:spacing w:before="0" w:after="0" w:line="200" w:lineRule="auto"/>
-      </w:pPr>
-      <w:r>
-        <w:t xml:space="preserve">using u64 = unsigned long long;</w:t>
-      </w:r>
-    </w:p>
-    <w:p>
-      <w:pPr>
-        <w:pStyle w:val="SourceCode"/>
-        <w:spacing w:before="0" w:after="0" w:line="200" w:lineRule="auto"/>
-      </w:pPr>
-    </w:p>
-    <w:p>
-      <w:pPr>
-        <w:pStyle w:val="SourceCode"/>
-        <w:spacing w:before="0" w:after="0" w:line="200" w:lineRule="auto"/>
-      </w:pPr>
-      <w:r>
-        <w:t xml:space="preserve">// Ключова пара RSA для цифрового підпису.</w:t>
-      </w:r>
-    </w:p>
-    <w:p>
-      <w:pPr>
-        <w:pStyle w:val="SourceCode"/>
-        <w:spacing w:before="0" w:after="0" w:line="200" w:lineRule="auto"/>
-      </w:pPr>
-      <w:r>
-        <w:t xml:space="preserve">// Модуль n тримаємо меншим за 2^31, щоб добуток вмістився у 64 біти.</w:t>
-      </w:r>
-    </w:p>
-    <w:p>
-      <w:pPr>
-        <w:pStyle w:val="SourceCode"/>
-        <w:spacing w:before="0" w:after="0" w:line="200" w:lineRule="auto"/>
-      </w:pPr>
-      <w:r>
-        <w:t xml:space="preserve">class RSAKeyPair {</w:t>
-      </w:r>
-    </w:p>
-    <w:p>
-      <w:pPr>
-        <w:pStyle w:val="SourceCode"/>
-        <w:spacing w:before="0" w:after="0" w:line="200" w:lineRule="auto"/>
-      </w:pPr>
-      <w:r>
-        <w:t xml:space="preserve">public:</w:t>
-      </w:r>
-    </w:p>
-    <w:p>
-      <w:pPr>
-        <w:pStyle w:val="SourceCode"/>
-        <w:spacing w:before="0" w:after="0" w:line="200" w:lineRule="auto"/>
-      </w:pPr>
-      <w:r>
-        <w:t xml:space="preserve">    RSAKeyPair(u64 p, u64 q, u64 e = 17) : e_(e) {</w:t>
-      </w:r>
-    </w:p>
-    <w:p>
-      <w:pPr>
-        <w:pStyle w:val="SourceCode"/>
-        <w:spacing w:before="0" w:after="0" w:line="200" w:lineRule="auto"/>
-      </w:pPr>
-      <w:r>
-        <w:t xml:space="preserve">        n_ = p * q;</w:t>
-      </w:r>
-    </w:p>
-    <w:p>
-      <w:pPr>
-        <w:pStyle w:val="SourceCode"/>
-        <w:spacing w:before="0" w:after="0" w:line="200" w:lineRule="auto"/>
-      </w:pPr>
-      <w:r>
-        <w:t xml:space="preserve">        u64 phi = (p - 1) * (q - 1);</w:t>
-      </w:r>
-    </w:p>
-    <w:p>
-      <w:pPr>
-        <w:pStyle w:val="SourceCode"/>
-        <w:spacing w:before="0" w:after="0" w:line="200" w:lineRule="auto"/>
-      </w:pPr>
-    </w:p>
-    <w:p>
-      <w:pPr>
-        <w:pStyle w:val="SourceCode"/>
-        <w:spacing w:before="0" w:after="0" w:line="200" w:lineRule="auto"/>
-      </w:pPr>
-      <w:r>
-        <w:t xml:space="preserve">        if (gcd(e_, phi) != 1) {</w:t>
-      </w:r>
-    </w:p>
-    <w:p>
-      <w:pPr>
-        <w:pStyle w:val="SourceCode"/>
-        <w:spacing w:before="0" w:after="0" w:line="200" w:lineRule="auto"/>
-      </w:pPr>
-      <w:r>
-        <w:t xml:space="preserve">            throw std::runtime_error("e та phi(n) не взаємно прості");</w:t>
-      </w:r>
-    </w:p>
-    <w:p>
-      <w:pPr>
-        <w:pStyle w:val="SourceCode"/>
-        <w:spacing w:before="0" w:after="0" w:line="200" w:lineRule="auto"/>
-      </w:pPr>
-      <w:r>
-        <w:t xml:space="preserve">        }</w:t>
-      </w:r>
-    </w:p>
-    <w:p>
-      <w:pPr>
-        <w:pStyle w:val="SourceCode"/>
-        <w:spacing w:before="0" w:after="0" w:line="200" w:lineRule="auto"/>
-      </w:pPr>
-      <w:r>
-        <w:t xml:space="preserve">        d_ = modInverse(e_, phi);</w:t>
-      </w:r>
-    </w:p>
-    <w:p>
-      <w:pPr>
-        <w:pStyle w:val="SourceCode"/>
-        <w:spacing w:before="0" w:after="0" w:line="200" w:lineRule="auto"/>
-      </w:pPr>
-      <w:r>
-        <w:t xml:space="preserve">    }</w:t>
-      </w:r>
-    </w:p>
-    <w:p>
-      <w:pPr>
-        <w:pStyle w:val="SourceCode"/>
-        <w:spacing w:before="0" w:after="0" w:line="200" w:lineRule="auto"/>
-      </w:pPr>
-    </w:p>
-    <w:p>
-      <w:pPr>
-        <w:pStyle w:val="SourceCode"/>
-        <w:spacing w:before="0" w:after="0" w:line="200" w:lineRule="auto"/>
-      </w:pPr>
-      <w:r>
-        <w:t xml:space="preserve">    u64 modulus() const { return n_; }</w:t>
-      </w:r>
-    </w:p>
-    <w:p>
-      <w:pPr>
-        <w:pStyle w:val="SourceCode"/>
-        <w:spacing w:before="0" w:after="0" w:line="200" w:lineRule="auto"/>
-      </w:pPr>
-      <w:r>
-        <w:t xml:space="preserve">    u64 publicExponent() const { return e_; }   // відкритий ключ: (e, n)</w:t>
-      </w:r>
-    </w:p>
-    <w:p>
-      <w:pPr>
-        <w:pStyle w:val="SourceCode"/>
-        <w:spacing w:before="0" w:after="0" w:line="200" w:lineRule="auto"/>
-      </w:pPr>
-      <w:r>
-        <w:t xml:space="preserve">    u64 privateExponent() const { return d_; }  // закритий ключ:  (d, n)</w:t>
-      </w:r>
-    </w:p>
-    <w:p>
-      <w:pPr>
-        <w:pStyle w:val="SourceCode"/>
-        <w:spacing w:before="0" w:after="0" w:line="200" w:lineRule="auto"/>
-      </w:pPr>
-    </w:p>
-    <w:p>
-      <w:pPr>
-        <w:pStyle w:val="SourceCode"/>
-        <w:spacing w:before="0" w:after="0" w:line="200" w:lineRule="auto"/>
-      </w:pPr>
-      <w:r>
-        <w:t xml:space="preserve">    static u64 gcd(u64 a, u64 b) {</w:t>
-      </w:r>
-    </w:p>
-    <w:p>
-      <w:pPr>
-        <w:pStyle w:val="SourceCode"/>
-        <w:spacing w:before="0" w:after="0" w:line="200" w:lineRule="auto"/>
-      </w:pPr>
-      <w:r>
-        <w:t xml:space="preserve">        while (b != 0) {</w:t>
-      </w:r>
-    </w:p>
-    <w:p>
-      <w:pPr>
-        <w:pStyle w:val="SourceCode"/>
-        <w:spacing w:before="0" w:after="0" w:line="200" w:lineRule="auto"/>
-      </w:pPr>
-      <w:r>
-        <w:t xml:space="preserve">            u64 t = a % b;</w:t>
-      </w:r>
-    </w:p>
-    <w:p>
-      <w:pPr>
-        <w:pStyle w:val="SourceCode"/>
-        <w:spacing w:before="0" w:after="0" w:line="200" w:lineRule="auto"/>
-      </w:pPr>
-      <w:r>
-        <w:t xml:space="preserve">            a = b;</w:t>
-      </w:r>
-    </w:p>
-    <w:p>
-      <w:pPr>
-        <w:pStyle w:val="SourceCode"/>
-        <w:spacing w:before="0" w:after="0" w:line="200" w:lineRule="auto"/>
-      </w:pPr>
-      <w:r>
-        <w:t xml:space="preserve">            b = t;</w:t>
-      </w:r>
-    </w:p>
-    <w:p>
-      <w:pPr>
-        <w:pStyle w:val="SourceCode"/>
-        <w:spacing w:before="0" w:after="0" w:line="200" w:lineRule="auto"/>
-      </w:pPr>
-      <w:r>
-        <w:t xml:space="preserve">        }</w:t>
-      </w:r>
-    </w:p>
-    <w:p>
-      <w:pPr>
-        <w:pStyle w:val="SourceCode"/>
-        <w:spacing w:before="0" w:after="0" w:line="200" w:lineRule="auto"/>
-      </w:pPr>
-      <w:r>
-        <w:t xml:space="preserve">        return a;</w:t>
-      </w:r>
-    </w:p>
-    <w:p>
-      <w:pPr>
-        <w:pStyle w:val="SourceCode"/>
-        <w:spacing w:before="0" w:after="0" w:line="200" w:lineRule="auto"/>
-      </w:pPr>
-      <w:r>
-        <w:t xml:space="preserve">    }</w:t>
-      </w:r>
-    </w:p>
-    <w:p>
-      <w:pPr>
-        <w:pStyle w:val="SourceCode"/>
-        <w:spacing w:before="0" w:after="0" w:line="200" w:lineRule="auto"/>
-      </w:pPr>
-    </w:p>
-    <w:p>
-      <w:pPr>
-        <w:pStyle w:val="SourceCode"/>
-        <w:spacing w:before="0" w:after="0" w:line="200" w:lineRule="auto"/>
-      </w:pPr>
-      <w:r>
-        <w:t xml:space="preserve">    // Обернений елемент за модулем, розширений алгоритм Евкліда</w:t>
-      </w:r>
-    </w:p>
-    <w:p>
-      <w:pPr>
-        <w:pStyle w:val="SourceCode"/>
-        <w:spacing w:before="0" w:after="0" w:line="200" w:lineRule="auto"/>
-      </w:pPr>
-      <w:r>
-        <w:t xml:space="preserve">    static u64 modInverse(u64 a, u64 m) {</w:t>
-      </w:r>
-    </w:p>
-    <w:p>
-      <w:pPr>
-        <w:pStyle w:val="SourceCode"/>
-        <w:spacing w:before="0" w:after="0" w:line="200" w:lineRule="auto"/>
-      </w:pPr>
-      <w:r>
-        <w:t xml:space="preserve">        long long oldR = static_cast&lt;long long&gt;(a), r = static_cast&lt;long long&gt;(m);</w:t>
-      </w:r>
-    </w:p>
-    <w:p>
-      <w:pPr>
-        <w:pStyle w:val="SourceCode"/>
-        <w:spacing w:before="0" w:after="0" w:line="200" w:lineRule="auto"/>
-      </w:pPr>
-      <w:r>
-        <w:t xml:space="preserve">        long long oldS = 1, s = 0;</w:t>
-      </w:r>
-    </w:p>
-    <w:p>
-      <w:pPr>
-        <w:pStyle w:val="SourceCode"/>
-        <w:spacing w:before="0" w:after="0" w:line="200" w:lineRule="auto"/>
-      </w:pPr>
-    </w:p>
-    <w:p>
-      <w:pPr>
-        <w:pStyle w:val="SourceCode"/>
-        <w:spacing w:before="0" w:after="0" w:line="200" w:lineRule="auto"/>
-      </w:pPr>
-      <w:r>
-        <w:t xml:space="preserve">        while (r != 0) {</w:t>
-      </w:r>
-    </w:p>
-    <w:p>
-      <w:pPr>
-        <w:pStyle w:val="SourceCode"/>
-        <w:spacing w:before="0" w:after="0" w:line="200" w:lineRule="auto"/>
-      </w:pPr>
-      <w:r>
-        <w:t xml:space="preserve">            long long q = oldR / r;</w:t>
-      </w:r>
-    </w:p>
-    <w:p>
-      <w:pPr>
-        <w:pStyle w:val="SourceCode"/>
-        <w:spacing w:before="0" w:after="0" w:line="200" w:lineRule="auto"/>
-      </w:pPr>
-      <w:r>
-        <w:t xml:space="preserve">            long long tmp = oldR - q * r;  oldR = r;  r = tmp;</w:t>
-      </w:r>
-    </w:p>
-    <w:p>
-      <w:pPr>
-        <w:pStyle w:val="SourceCode"/>
-        <w:spacing w:before="0" w:after="0" w:line="200" w:lineRule="auto"/>
-      </w:pPr>
-      <w:r>
-        <w:t xml:space="preserve">            tmp = oldS - q * s;            oldS = s;  s = tmp;</w:t>
-      </w:r>
-    </w:p>
-    <w:p>
-      <w:pPr>
-        <w:pStyle w:val="SourceCode"/>
-        <w:spacing w:before="0" w:after="0" w:line="200" w:lineRule="auto"/>
-      </w:pPr>
-      <w:r>
-        <w:t xml:space="preserve">        }</w:t>
-      </w:r>
-    </w:p>
-    <w:p>
-      <w:pPr>
-        <w:pStyle w:val="SourceCode"/>
-        <w:spacing w:before="0" w:after="0" w:line="200" w:lineRule="auto"/>
-      </w:pPr>
-    </w:p>
-    <w:p>
-      <w:pPr>
-        <w:pStyle w:val="SourceCode"/>
-        <w:spacing w:before="0" w:after="0" w:line="200" w:lineRule="auto"/>
-      </w:pPr>
-      <w:r>
-        <w:t xml:space="preserve">        if (oldR != 1) {</w:t>
-      </w:r>
-    </w:p>
-    <w:p>
-      <w:pPr>
-        <w:pStyle w:val="SourceCode"/>
-        <w:spacing w:before="0" w:after="0" w:line="200" w:lineRule="auto"/>
-      </w:pPr>
-      <w:r>
-        <w:t xml:space="preserve">            throw std::runtime_error("Оберненого елемента не існує");</w:t>
-      </w:r>
-    </w:p>
-    <w:p>
-      <w:pPr>
-        <w:pStyle w:val="SourceCode"/>
-        <w:spacing w:before="0" w:after="0" w:line="200" w:lineRule="auto"/>
-      </w:pPr>
-      <w:r>
-        <w:t xml:space="preserve">        }</w:t>
-      </w:r>
-    </w:p>
-    <w:p>
-      <w:pPr>
-        <w:pStyle w:val="SourceCode"/>
-        <w:spacing w:before="0" w:after="0" w:line="200" w:lineRule="auto"/>
-      </w:pPr>
-      <w:r>
-        <w:t xml:space="preserve">        long long mod = static_cast&lt;long long&gt;(m);</w:t>
-      </w:r>
-    </w:p>
-    <w:p>
-      <w:pPr>
-        <w:pStyle w:val="SourceCode"/>
-        <w:spacing w:before="0" w:after="0" w:line="200" w:lineRule="auto"/>
-      </w:pPr>
-      <w:r>
-        <w:t xml:space="preserve">        return static_cast&lt;u64&gt;(((oldS % mod) + mod) % mod);</w:t>
-      </w:r>
-    </w:p>
-    <w:p>
-      <w:pPr>
-        <w:pStyle w:val="SourceCode"/>
-        <w:spacing w:before="0" w:after="0" w:line="200" w:lineRule="auto"/>
-      </w:pPr>
-      <w:r>
-        <w:t xml:space="preserve">    }</w:t>
-      </w:r>
-    </w:p>
-    <w:p>
-      <w:pPr>
-        <w:pStyle w:val="SourceCode"/>
-        <w:spacing w:before="0" w:after="0" w:line="200" w:lineRule="auto"/>
-      </w:pPr>
-    </w:p>
-    <w:p>
-      <w:pPr>
-        <w:pStyle w:val="SourceCode"/>
-        <w:spacing w:before="0" w:after="0" w:line="200" w:lineRule="auto"/>
-      </w:pPr>
-      <w:r>
-        <w:t xml:space="preserve">    // Швидке модульне піднесення до степеня</w:t>
-      </w:r>
-    </w:p>
-    <w:p>
-      <w:pPr>
-        <w:pStyle w:val="SourceCode"/>
-        <w:spacing w:before="0" w:after="0" w:line="200" w:lineRule="auto"/>
-      </w:pPr>
-      <w:r>
-        <w:t xml:space="preserve">    static u64 modPow(u64 base, u64 exp, u64 modulus) {</w:t>
-      </w:r>
-    </w:p>
-    <w:p>
-      <w:pPr>
-        <w:pStyle w:val="SourceCode"/>
-        <w:spacing w:before="0" w:after="0" w:line="200" w:lineRule="auto"/>
-      </w:pPr>
-      <w:r>
-        <w:t xml:space="preserve">        u64 result = 1;</w:t>
-      </w:r>
-    </w:p>
-    <w:p>
-      <w:pPr>
-        <w:pStyle w:val="SourceCode"/>
-        <w:spacing w:before="0" w:after="0" w:line="200" w:lineRule="auto"/>
-      </w:pPr>
-      <w:r>
-        <w:t xml:space="preserve">        base %= modulus;</w:t>
-      </w:r>
-    </w:p>
-    <w:p>
-      <w:pPr>
-        <w:pStyle w:val="SourceCode"/>
-        <w:spacing w:before="0" w:after="0" w:line="200" w:lineRule="auto"/>
-      </w:pPr>
-    </w:p>
-    <w:p>
-      <w:pPr>
-        <w:pStyle w:val="SourceCode"/>
-        <w:spacing w:before="0" w:after="0" w:line="200" w:lineRule="auto"/>
-      </w:pPr>
-      <w:r>
-        <w:t xml:space="preserve">        while (exp &gt; 0) {</w:t>
-      </w:r>
-    </w:p>
-    <w:p>
-      <w:pPr>
-        <w:pStyle w:val="SourceCode"/>
-        <w:spacing w:before="0" w:after="0" w:line="200" w:lineRule="auto"/>
-      </w:pPr>
-      <w:r>
-        <w:t xml:space="preserve">            if (exp &amp; 1ULL) result = (result * base) % modulus;</w:t>
-      </w:r>
-    </w:p>
-    <w:p>
-      <w:pPr>
-        <w:pStyle w:val="SourceCode"/>
-        <w:spacing w:before="0" w:after="0" w:line="200" w:lineRule="auto"/>
-      </w:pPr>
-      <w:r>
-        <w:t xml:space="preserve">            exp &gt;&gt;= 1;</w:t>
-      </w:r>
-    </w:p>
-    <w:p>
-      <w:pPr>
-        <w:pStyle w:val="SourceCode"/>
-        <w:spacing w:before="0" w:after="0" w:line="200" w:lineRule="auto"/>
-      </w:pPr>
-      <w:r>
-        <w:t xml:space="preserve">            base = (base * base) % modulus;</w:t>
-      </w:r>
-    </w:p>
-    <w:p>
-      <w:pPr>
-        <w:pStyle w:val="SourceCode"/>
-        <w:spacing w:before="0" w:after="0" w:line="200" w:lineRule="auto"/>
-      </w:pPr>
-      <w:r>
-        <w:t xml:space="preserve">        }</w:t>
-      </w:r>
-    </w:p>
-    <w:p>
-      <w:pPr>
-        <w:pStyle w:val="SourceCode"/>
-        <w:spacing w:before="0" w:after="0" w:line="200" w:lineRule="auto"/>
-      </w:pPr>
-      <w:r>
-        <w:t xml:space="preserve">        return result;</w:t>
-      </w:r>
-    </w:p>
-    <w:p>
-      <w:pPr>
-        <w:pStyle w:val="SourceCode"/>
-        <w:spacing w:before="0" w:after="0" w:line="200" w:lineRule="auto"/>
-      </w:pPr>
-      <w:r>
-        <w:t xml:space="preserve">    }</w:t>
-      </w:r>
-    </w:p>
-    <w:p>
-      <w:pPr>
-        <w:pStyle w:val="SourceCode"/>
-        <w:spacing w:before="0" w:after="0" w:line="200" w:lineRule="auto"/>
-      </w:pPr>
-    </w:p>
-    <w:p>
-      <w:pPr>
-        <w:pStyle w:val="SourceCode"/>
-        <w:spacing w:before="0" w:after="0" w:line="200" w:lineRule="auto"/>
-      </w:pPr>
-      <w:r>
-        <w:t xml:space="preserve">private:</w:t>
-      </w:r>
-    </w:p>
-    <w:p>
-      <w:pPr>
-        <w:pStyle w:val="SourceCode"/>
-        <w:spacing w:before="0" w:after="0" w:line="200" w:lineRule="auto"/>
-      </w:pPr>
-      <w:r>
-        <w:t xml:space="preserve">    u64 n_ = 0, e_ = 0, d_ = 0;</w:t>
-      </w:r>
-    </w:p>
-    <w:p>
-      <w:pPr>
-        <w:pStyle w:val="SourceCode"/>
-        <w:spacing w:before="0" w:after="120" w:line="200" w:lineRule="auto"/>
-      </w:pPr>
-      <w:r>
-        <w:t xml:space="preserve">};</w:t>
-      </w:r>
+        <w:spacing w:before="0" w:after="0" w:line="120" w:lineRule="exact"/>
+        <w:rPr>
+          <w:sz w:val="4"/>
+          <w:szCs w:val="4"/>
+        </w:rPr>
+      </w:pPr>
+    </w:p>
+    <w:tbl>
+      <w:tblPr>
+        <w:tblStyle w:val="SourceCodeTable"/>
+        <w:tblW w:type="dxa" w:w="9637"/>
+        <w:tblInd w:w="0" w:type="dxa"/>
+        <w:tblBorders>
+          <w:top w:color="BFBFBF" w:space="0" w:sz="4" w:val="single"/>
+          <w:left w:color="BFBFBF" w:space="0" w:sz="4" w:val="single"/>
+          <w:bottom w:color="BFBFBF" w:space="0" w:sz="4" w:val="single"/>
+          <w:right w:color="BFBFBF" w:space="0" w:sz="4" w:val="single"/>
+        </w:tblBorders>
+        <w:tblLayout w:type="fixed"/>
+        <w:tblCellMar>
+          <w:top w:type="dxa" w:w="113"/>
+          <w:left w:type="dxa" w:w="113"/>
+          <w:bottom w:type="dxa" w:w="113"/>
+          <w:right w:type="dxa" w:w="113"/>
+        </w:tblCellMar>
+        <w:tblLook w:val="0000" w:firstRow="0" w:lastRow="0" w:firstColumn="0" w:lastColumn="0" w:noHBand="1" w:noVBand="1"/>
+      </w:tblPr>
+      <w:tblGrid>
+        <w:gridCol w:w="9637"/>
+      </w:tblGrid>
+      <w:tr>
+        <w:tc>
+          <w:tcPr>
+            <w:tcW w:type="dxa" w:w="9637"/>
+          </w:tcPr>
+          <w:p>
+            <w:pPr>
+              <w:pStyle w:val="SourceCode"/>
+              <w:spacing w:before="0" w:after="0" w:line="200" w:lineRule="auto"/>
+            </w:pPr>
+            <w:r>
+              <w:t xml:space="preserve">#include &lt;iostream&gt;</w:t>
+            </w:r>
+          </w:p>
+          <w:p>
+            <w:pPr>
+              <w:pStyle w:val="SourceCode"/>
+              <w:spacing w:before="0" w:after="0" w:line="200" w:lineRule="auto"/>
+            </w:pPr>
+            <w:r>
+              <w:t xml:space="preserve">#include &lt;string&gt;</w:t>
+            </w:r>
+          </w:p>
+          <w:p>
+            <w:pPr>
+              <w:pStyle w:val="SourceCode"/>
+              <w:spacing w:before="0" w:after="0" w:line="200" w:lineRule="auto"/>
+            </w:pPr>
+            <w:r>
+              <w:t xml:space="preserve">#include &lt;stdexcept&gt;</w:t>
+            </w:r>
+          </w:p>
+          <w:p>
+            <w:pPr>
+              <w:pStyle w:val="SourceCode"/>
+              <w:spacing w:before="0" w:after="0" w:line="200" w:lineRule="auto"/>
+            </w:pPr>
+          </w:p>
+          <w:p>
+            <w:pPr>
+              <w:pStyle w:val="SourceCode"/>
+              <w:spacing w:before="0" w:after="0" w:line="200" w:lineRule="auto"/>
+            </w:pPr>
+            <w:r>
+              <w:t xml:space="preserve">using u64 = unsigned long long;</w:t>
+            </w:r>
+          </w:p>
+          <w:p>
+            <w:pPr>
+              <w:pStyle w:val="SourceCode"/>
+              <w:spacing w:before="0" w:after="0" w:line="200" w:lineRule="auto"/>
+            </w:pPr>
+          </w:p>
+          <w:p>
+            <w:pPr>
+              <w:pStyle w:val="SourceCode"/>
+              <w:spacing w:before="0" w:after="0" w:line="200" w:lineRule="auto"/>
+            </w:pPr>
+            <w:r>
+              <w:t xml:space="preserve">// Ключова пара RSA для цифрового підпису.</w:t>
+            </w:r>
+          </w:p>
+          <w:p>
+            <w:pPr>
+              <w:pStyle w:val="SourceCode"/>
+              <w:spacing w:before="0" w:after="0" w:line="200" w:lineRule="auto"/>
+            </w:pPr>
+            <w:r>
+              <w:t xml:space="preserve">// Модуль n тримаємо меншим за 2^31, щоб добуток вмістився у 64 біти.</w:t>
+            </w:r>
+          </w:p>
+          <w:p>
+            <w:pPr>
+              <w:pStyle w:val="SourceCode"/>
+              <w:spacing w:before="0" w:after="0" w:line="200" w:lineRule="auto"/>
+            </w:pPr>
+            <w:r>
+              <w:t xml:space="preserve">class RSAKeyPair {</w:t>
+            </w:r>
+          </w:p>
+          <w:p>
+            <w:pPr>
+              <w:pStyle w:val="SourceCode"/>
+              <w:spacing w:before="0" w:after="0" w:line="200" w:lineRule="auto"/>
+            </w:pPr>
+            <w:r>
+              <w:t xml:space="preserve">public:</w:t>
+            </w:r>
+          </w:p>
+          <w:p>
+            <w:pPr>
+              <w:pStyle w:val="SourceCode"/>
+              <w:spacing w:before="0" w:after="0" w:line="200" w:lineRule="auto"/>
+            </w:pPr>
+            <w:r>
+              <w:t xml:space="preserve">    RSAKeyPair(u64 p, u64 q, u64 e = 17) : e_(e) {</w:t>
+            </w:r>
+          </w:p>
+          <w:p>
+            <w:pPr>
+              <w:pStyle w:val="SourceCode"/>
+              <w:spacing w:before="0" w:after="0" w:line="200" w:lineRule="auto"/>
+            </w:pPr>
+            <w:r>
+              <w:t xml:space="preserve">        n_ = p * q;</w:t>
+            </w:r>
+          </w:p>
+          <w:p>
+            <w:pPr>
+              <w:pStyle w:val="SourceCode"/>
+              <w:spacing w:before="0" w:after="0" w:line="200" w:lineRule="auto"/>
+            </w:pPr>
+            <w:r>
+              <w:t xml:space="preserve">        u64 phi = (p - 1) * (q - 1);</w:t>
+            </w:r>
+          </w:p>
+          <w:p>
+            <w:pPr>
+              <w:pStyle w:val="SourceCode"/>
+              <w:spacing w:before="0" w:after="0" w:line="200" w:lineRule="auto"/>
+            </w:pPr>
+          </w:p>
+          <w:p>
+            <w:pPr>
+              <w:pStyle w:val="SourceCode"/>
+              <w:spacing w:before="0" w:after="0" w:line="200" w:lineRule="auto"/>
+            </w:pPr>
+            <w:r>
+              <w:t xml:space="preserve">        if (gcd(e_, phi) != 1) {</w:t>
+            </w:r>
+          </w:p>
+          <w:p>
+            <w:pPr>
+              <w:pStyle w:val="SourceCode"/>
+              <w:spacing w:before="0" w:after="0" w:line="200" w:lineRule="auto"/>
+            </w:pPr>
+            <w:r>
+              <w:t xml:space="preserve">            throw std::runtime_error("e та phi(n) не взаємно прості");</w:t>
+            </w:r>
+          </w:p>
+          <w:p>
+            <w:pPr>
+              <w:pStyle w:val="SourceCode"/>
+              <w:spacing w:before="0" w:after="0" w:line="200" w:lineRule="auto"/>
+            </w:pPr>
+            <w:r>
+              <w:t xml:space="preserve">        }</w:t>
+            </w:r>
+          </w:p>
+          <w:p>
+            <w:pPr>
+              <w:pStyle w:val="SourceCode"/>
+              <w:spacing w:before="0" w:after="0" w:line="200" w:lineRule="auto"/>
+            </w:pPr>
+            <w:r>
+              <w:t xml:space="preserve">        d_ = modInverse(e_, phi);</w:t>
+            </w:r>
+          </w:p>
+          <w:p>
+            <w:pPr>
+              <w:pStyle w:val="SourceCode"/>
+              <w:spacing w:before="0" w:after="0" w:line="200" w:lineRule="auto"/>
+            </w:pPr>
+            <w:r>
+              <w:t xml:space="preserve">    }</w:t>
+            </w:r>
+          </w:p>
+          <w:p>
+            <w:pPr>
+              <w:pStyle w:val="SourceCode"/>
+              <w:spacing w:before="0" w:after="0" w:line="200" w:lineRule="auto"/>
+            </w:pPr>
+          </w:p>
+          <w:p>
+            <w:pPr>
+              <w:pStyle w:val="SourceCode"/>
+              <w:spacing w:before="0" w:after="0" w:line="200" w:lineRule="auto"/>
+            </w:pPr>
+            <w:r>
+              <w:t xml:space="preserve">    u64 modulus() const { return n_; }</w:t>
+            </w:r>
+          </w:p>
+          <w:p>
+            <w:pPr>
+              <w:pStyle w:val="SourceCode"/>
+              <w:spacing w:before="0" w:after="0" w:line="200" w:lineRule="auto"/>
+            </w:pPr>
+            <w:r>
+              <w:t xml:space="preserve">    u64 publicExponent() const { return e_; }   // відкритий ключ: (e, n)</w:t>
+            </w:r>
+          </w:p>
+          <w:p>
+            <w:pPr>
+              <w:pStyle w:val="SourceCode"/>
+              <w:spacing w:before="0" w:after="0" w:line="200" w:lineRule="auto"/>
+            </w:pPr>
+            <w:r>
+              <w:t xml:space="preserve">    u64 privateExponent() const { return d_; }  // закритий ключ:  (d, n)</w:t>
+            </w:r>
+          </w:p>
+          <w:p>
+            <w:pPr>
+              <w:pStyle w:val="SourceCode"/>
+              <w:spacing w:before="0" w:after="0" w:line="200" w:lineRule="auto"/>
+            </w:pPr>
+          </w:p>
+          <w:p>
+            <w:pPr>
+              <w:pStyle w:val="SourceCode"/>
+              <w:spacing w:before="0" w:after="0" w:line="200" w:lineRule="auto"/>
+            </w:pPr>
+            <w:r>
+              <w:t xml:space="preserve">    static u64 gcd(u64 a, u64 b) {</w:t>
+            </w:r>
+          </w:p>
+          <w:p>
+            <w:pPr>
+              <w:pStyle w:val="SourceCode"/>
+              <w:spacing w:before="0" w:after="0" w:line="200" w:lineRule="auto"/>
+            </w:pPr>
+            <w:r>
+              <w:t xml:space="preserve">        while (b != 0) {</w:t>
+            </w:r>
+          </w:p>
+          <w:p>
+            <w:pPr>
+              <w:pStyle w:val="SourceCode"/>
+              <w:spacing w:before="0" w:after="0" w:line="200" w:lineRule="auto"/>
+            </w:pPr>
+            <w:r>
+              <w:t xml:space="preserve">            u64 t = a % b;</w:t>
+            </w:r>
+          </w:p>
+          <w:p>
+            <w:pPr>
+              <w:pStyle w:val="SourceCode"/>
+              <w:spacing w:before="0" w:after="0" w:line="200" w:lineRule="auto"/>
+            </w:pPr>
+            <w:r>
+              <w:t xml:space="preserve">            a = b;</w:t>
+            </w:r>
+          </w:p>
+          <w:p>
+            <w:pPr>
+              <w:pStyle w:val="SourceCode"/>
+              <w:spacing w:before="0" w:after="0" w:line="200" w:lineRule="auto"/>
+            </w:pPr>
+            <w:r>
+              <w:t xml:space="preserve">            b = t;</w:t>
+            </w:r>
+          </w:p>
+          <w:p>
+            <w:pPr>
+              <w:pStyle w:val="SourceCode"/>
+              <w:spacing w:before="0" w:after="0" w:line="200" w:lineRule="auto"/>
+            </w:pPr>
+            <w:r>
+              <w:t xml:space="preserve">        }</w:t>
+            </w:r>
+          </w:p>
+          <w:p>
+            <w:pPr>
+              <w:pStyle w:val="SourceCode"/>
+              <w:spacing w:before="0" w:after="0" w:line="200" w:lineRule="auto"/>
+            </w:pPr>
+            <w:r>
+              <w:t xml:space="preserve">        return a;</w:t>
+            </w:r>
+          </w:p>
+          <w:p>
+            <w:pPr>
+              <w:pStyle w:val="SourceCode"/>
+              <w:spacing w:before="0" w:after="0" w:line="200" w:lineRule="auto"/>
+            </w:pPr>
+            <w:r>
+              <w:t xml:space="preserve">    }</w:t>
+            </w:r>
+          </w:p>
+          <w:p>
+            <w:pPr>
+              <w:pStyle w:val="SourceCode"/>
+              <w:spacing w:before="0" w:after="0" w:line="200" w:lineRule="auto"/>
+            </w:pPr>
+          </w:p>
+          <w:p>
+            <w:pPr>
+              <w:pStyle w:val="SourceCode"/>
+              <w:spacing w:before="0" w:after="0" w:line="200" w:lineRule="auto"/>
+            </w:pPr>
+            <w:r>
+              <w:t xml:space="preserve">    // Обернений елемент за модулем, розширений алгоритм Евкліда</w:t>
+            </w:r>
+          </w:p>
+          <w:p>
+            <w:pPr>
+              <w:pStyle w:val="SourceCode"/>
+              <w:spacing w:before="0" w:after="0" w:line="200" w:lineRule="auto"/>
+            </w:pPr>
+            <w:r>
+              <w:t xml:space="preserve">    static u64 modInverse(u64 a, u64 m) {</w:t>
+            </w:r>
+          </w:p>
+          <w:p>
+            <w:pPr>
+              <w:pStyle w:val="SourceCode"/>
+              <w:spacing w:before="0" w:after="0" w:line="200" w:lineRule="auto"/>
+            </w:pPr>
+            <w:r>
+              <w:t xml:space="preserve">        long long oldR = static_cast&lt;long long&gt;(a), r = static_cast&lt;long long&gt;(m);</w:t>
+            </w:r>
+          </w:p>
+          <w:p>
+            <w:pPr>
+              <w:pStyle w:val="SourceCode"/>
+              <w:spacing w:before="0" w:after="0" w:line="200" w:lineRule="auto"/>
+            </w:pPr>
+            <w:r>
+              <w:t xml:space="preserve">        long long oldS = 1, s = 0;</w:t>
+            </w:r>
+          </w:p>
+          <w:p>
+            <w:pPr>
+              <w:pStyle w:val="SourceCode"/>
+              <w:spacing w:before="0" w:after="0" w:line="200" w:lineRule="auto"/>
+            </w:pPr>
+          </w:p>
+          <w:p>
+            <w:pPr>
+              <w:pStyle w:val="SourceCode"/>
+              <w:spacing w:before="0" w:after="0" w:line="200" w:lineRule="auto"/>
+            </w:pPr>
+            <w:r>
+              <w:t xml:space="preserve">        while (r != 0) {</w:t>
+            </w:r>
+          </w:p>
+          <w:p>
+            <w:pPr>
+              <w:pStyle w:val="SourceCode"/>
+              <w:spacing w:before="0" w:after="0" w:line="200" w:lineRule="auto"/>
+            </w:pPr>
+            <w:r>
+              <w:t xml:space="preserve">            long long q = oldR / r;</w:t>
+            </w:r>
+          </w:p>
+          <w:p>
+            <w:pPr>
+              <w:pStyle w:val="SourceCode"/>
+              <w:spacing w:before="0" w:after="0" w:line="200" w:lineRule="auto"/>
+            </w:pPr>
+            <w:r>
+              <w:t xml:space="preserve">            long long tmp = oldR - q * r;  oldR = r;  r = tmp;</w:t>
+            </w:r>
+          </w:p>
+          <w:p>
+            <w:pPr>
+              <w:pStyle w:val="SourceCode"/>
+              <w:spacing w:before="0" w:after="0" w:line="200" w:lineRule="auto"/>
+            </w:pPr>
+            <w:r>
+              <w:t xml:space="preserve">            tmp = oldS - q * s;            oldS = s;  s = tmp;</w:t>
+            </w:r>
+          </w:p>
+          <w:p>
+            <w:pPr>
+              <w:pStyle w:val="SourceCode"/>
+              <w:spacing w:before="0" w:after="0" w:line="200" w:lineRule="auto"/>
+            </w:pPr>
+            <w:r>
+              <w:t xml:space="preserve">        }</w:t>
+            </w:r>
+          </w:p>
+          <w:p>
+            <w:pPr>
+              <w:pStyle w:val="SourceCode"/>
+              <w:spacing w:before="0" w:after="0" w:line="200" w:lineRule="auto"/>
+            </w:pPr>
+          </w:p>
+          <w:p>
+            <w:pPr>
+              <w:pStyle w:val="SourceCode"/>
+              <w:spacing w:before="0" w:after="0" w:line="200" w:lineRule="auto"/>
+            </w:pPr>
+            <w:r>
+              <w:t xml:space="preserve">        if (oldR != 1) {</w:t>
+            </w:r>
+          </w:p>
+          <w:p>
+            <w:pPr>
+              <w:pStyle w:val="SourceCode"/>
+              <w:spacing w:before="0" w:after="0" w:line="200" w:lineRule="auto"/>
+            </w:pPr>
+            <w:r>
+              <w:t xml:space="preserve">            throw std::runtime_error("Оберненого елемента не існує");</w:t>
+            </w:r>
+          </w:p>
+          <w:p>
+            <w:pPr>
+              <w:pStyle w:val="SourceCode"/>
+              <w:spacing w:before="0" w:after="0" w:line="200" w:lineRule="auto"/>
+            </w:pPr>
+            <w:r>
+              <w:t xml:space="preserve">        }</w:t>
+            </w:r>
+          </w:p>
+          <w:p>
+            <w:pPr>
+              <w:pStyle w:val="SourceCode"/>
+              <w:spacing w:before="0" w:after="0" w:line="200" w:lineRule="auto"/>
+            </w:pPr>
+            <w:r>
+              <w:t xml:space="preserve">        long long mod = static_cast&lt;long long&gt;(m);</w:t>
+            </w:r>
+          </w:p>
+          <w:p>
+            <w:pPr>
+              <w:pStyle w:val="SourceCode"/>
+              <w:spacing w:before="0" w:after="0" w:line="200" w:lineRule="auto"/>
+            </w:pPr>
+            <w:r>
+              <w:t xml:space="preserve">        return static_cast&lt;u64&gt;(((oldS % mod) + mod) % mod);</w:t>
+            </w:r>
+          </w:p>
+          <w:p>
+            <w:pPr>
+              <w:pStyle w:val="SourceCode"/>
+              <w:spacing w:before="0" w:after="0" w:line="200" w:lineRule="auto"/>
+            </w:pPr>
+            <w:r>
+              <w:t xml:space="preserve">    }</w:t>
+            </w:r>
+          </w:p>
+          <w:p>
+            <w:pPr>
+              <w:pStyle w:val="SourceCode"/>
+              <w:spacing w:before="0" w:after="0" w:line="200" w:lineRule="auto"/>
+            </w:pPr>
+          </w:p>
+          <w:p>
+            <w:pPr>
+              <w:pStyle w:val="SourceCode"/>
+              <w:spacing w:before="0" w:after="0" w:line="200" w:lineRule="auto"/>
+            </w:pPr>
+            <w:r>
+              <w:t xml:space="preserve">    // Швидке модульне піднесення до степеня</w:t>
+            </w:r>
+          </w:p>
+          <w:p>
+            <w:pPr>
+              <w:pStyle w:val="SourceCode"/>
+              <w:spacing w:before="0" w:after="0" w:line="200" w:lineRule="auto"/>
+            </w:pPr>
+            <w:r>
+              <w:t xml:space="preserve">    static u64 modPow(u64 base, u64 exp, u64 modulus) {</w:t>
+            </w:r>
+          </w:p>
+          <w:p>
+            <w:pPr>
+              <w:pStyle w:val="SourceCode"/>
+              <w:spacing w:before="0" w:after="0" w:line="200" w:lineRule="auto"/>
+            </w:pPr>
+            <w:r>
+              <w:t xml:space="preserve">        u64 result = 1;</w:t>
+            </w:r>
+          </w:p>
+          <w:p>
+            <w:pPr>
+              <w:pStyle w:val="SourceCode"/>
+              <w:spacing w:before="0" w:after="0" w:line="200" w:lineRule="auto"/>
+            </w:pPr>
+            <w:r>
+              <w:t xml:space="preserve">        base %= modulus;</w:t>
+            </w:r>
+          </w:p>
+          <w:p>
+            <w:pPr>
+              <w:pStyle w:val="SourceCode"/>
+              <w:spacing w:before="0" w:after="0" w:line="200" w:lineRule="auto"/>
+            </w:pPr>
+          </w:p>
+          <w:p>
+            <w:pPr>
+              <w:pStyle w:val="SourceCode"/>
+              <w:spacing w:before="0" w:after="0" w:line="200" w:lineRule="auto"/>
+            </w:pPr>
+            <w:r>
+              <w:t xml:space="preserve">        while (exp &gt; 0) {</w:t>
+            </w:r>
+          </w:p>
+          <w:p>
+            <w:pPr>
+              <w:pStyle w:val="SourceCode"/>
+              <w:spacing w:before="0" w:after="0" w:line="200" w:lineRule="auto"/>
+            </w:pPr>
+            <w:r>
+              <w:t xml:space="preserve">            if (exp &amp; 1ULL) result = (result * base) % modulus;</w:t>
+            </w:r>
+          </w:p>
+          <w:p>
+            <w:pPr>
+              <w:pStyle w:val="SourceCode"/>
+              <w:spacing w:before="0" w:after="0" w:line="200" w:lineRule="auto"/>
+            </w:pPr>
+            <w:r>
+              <w:t xml:space="preserve">            exp &gt;&gt;= 1;</w:t>
+            </w:r>
+          </w:p>
+          <w:p>
+            <w:pPr>
+              <w:pStyle w:val="SourceCode"/>
+              <w:spacing w:before="0" w:after="0" w:line="200" w:lineRule="auto"/>
+            </w:pPr>
+            <w:r>
+              <w:t xml:space="preserve">            base = (base * base) % modulus;</w:t>
+            </w:r>
+          </w:p>
+          <w:p>
+            <w:pPr>
+              <w:pStyle w:val="SourceCode"/>
+              <w:spacing w:before="0" w:after="0" w:line="200" w:lineRule="auto"/>
+            </w:pPr>
+            <w:r>
+              <w:t xml:space="preserve">        }</w:t>
+            </w:r>
+          </w:p>
+          <w:p>
+            <w:pPr>
+              <w:pStyle w:val="SourceCode"/>
+              <w:spacing w:before="0" w:after="0" w:line="200" w:lineRule="auto"/>
+            </w:pPr>
+            <w:r>
+              <w:t xml:space="preserve">        return result;</w:t>
+            </w:r>
+          </w:p>
+          <w:p>
+            <w:pPr>
+              <w:pStyle w:val="SourceCode"/>
+              <w:spacing w:before="0" w:after="0" w:line="200" w:lineRule="auto"/>
+            </w:pPr>
+            <w:r>
+              <w:t xml:space="preserve">    }</w:t>
+            </w:r>
+          </w:p>
+          <w:p>
+            <w:pPr>
+              <w:pStyle w:val="SourceCode"/>
+              <w:spacing w:before="0" w:after="0" w:line="200" w:lineRule="auto"/>
+            </w:pPr>
+          </w:p>
+          <w:p>
+            <w:pPr>
+              <w:pStyle w:val="SourceCode"/>
+              <w:spacing w:before="0" w:after="0" w:line="200" w:lineRule="auto"/>
+            </w:pPr>
+            <w:r>
+              <w:t xml:space="preserve">private:</w:t>
+            </w:r>
+          </w:p>
+          <w:p>
+            <w:pPr>
+              <w:pStyle w:val="SourceCode"/>
+              <w:spacing w:before="0" w:after="0" w:line="200" w:lineRule="auto"/>
+            </w:pPr>
+            <w:r>
+              <w:t xml:space="preserve">    u64 n_ = 0, e_ = 0, d_ = 0;</w:t>
+            </w:r>
+          </w:p>
+          <w:p>
+            <w:pPr>
+              <w:pStyle w:val="SourceCode"/>
+              <w:spacing w:before="0" w:after="0" w:line="200" w:lineRule="auto"/>
+            </w:pPr>
+            <w:r>
+              <w:t xml:space="preserve">};</w:t>
+            </w:r>
+          </w:p>
+        </w:tc>
+      </w:tr>
+    </w:tbl>
+    <w:p>
+      <w:pPr>
+        <w:spacing w:before="0" w:after="0" w:line="120" w:lineRule="exact"/>
+        <w:rPr>
+          <w:sz w:val="4"/>
+          <w:szCs w:val="4"/>
+        </w:rPr>
+      </w:pPr>
     </w:p>
     <w:bookmarkEnd w:id="15"/>
     <w:bookmarkStart w:id="16" w:name="крок-2.-хешування-повідомлення"/>
@@ -1586,276 +1880,325 @@
     </w:p>
     <w:p>
       <w:pPr>
-        <w:pStyle w:val="SourceCode"/>
-        <w:spacing w:before="120" w:after="0" w:line="200" w:lineRule="auto"/>
-      </w:pPr>
-      <w:r>
-        <w:t xml:space="preserve">#include &lt;string&gt;</w:t>
-      </w:r>
-    </w:p>
-    <w:p>
-      <w:pPr>
-        <w:pStyle w:val="SourceCode"/>
-        <w:spacing w:before="0" w:after="0" w:line="200" w:lineRule="auto"/>
-      </w:pPr>
-      <w:r>
-        <w:t xml:space="preserve">#include &lt;cstdint&gt;</w:t>
-      </w:r>
-    </w:p>
-    <w:p>
-      <w:pPr>
-        <w:pStyle w:val="SourceCode"/>
-        <w:spacing w:before="0" w:after="0" w:line="200" w:lineRule="auto"/>
-      </w:pPr>
-    </w:p>
-    <w:p>
-      <w:pPr>
-        <w:pStyle w:val="SourceCode"/>
-        <w:spacing w:before="0" w:after="0" w:line="200" w:lineRule="auto"/>
-      </w:pPr>
-      <w:r>
-        <w:t xml:space="preserve">// Клас SHA256 узято з лабораторної роботи №7 — підключіть його файл до проєкту.</w:t>
-      </w:r>
-    </w:p>
-    <w:p>
-      <w:pPr>
-        <w:pStyle w:val="SourceCode"/>
-        <w:spacing w:before="0" w:after="0" w:line="200" w:lineRule="auto"/>
-      </w:pPr>
-      <w:r>
-        <w:t xml:space="preserve">// Потрібен лише метод, що повертає хеш рядка у шістнадцятковому вигляді.</w:t>
-      </w:r>
-    </w:p>
-    <w:p>
-      <w:pPr>
-        <w:pStyle w:val="SourceCode"/>
-        <w:spacing w:before="0" w:after="0" w:line="200" w:lineRule="auto"/>
-      </w:pPr>
-      <w:r>
-        <w:t xml:space="preserve">std::string sha256(const std::string&amp; message);</w:t>
-      </w:r>
-    </w:p>
-    <w:p>
-      <w:pPr>
-        <w:pStyle w:val="SourceCode"/>
-        <w:spacing w:before="0" w:after="0" w:line="200" w:lineRule="auto"/>
-      </w:pPr>
-    </w:p>
-    <w:p>
-      <w:pPr>
-        <w:pStyle w:val="SourceCode"/>
-        <w:spacing w:before="0" w:after="0" w:line="200" w:lineRule="auto"/>
-      </w:pPr>
-      <w:r>
-        <w:t xml:space="preserve">using u64 = unsigned long long;</w:t>
-      </w:r>
-    </w:p>
-    <w:p>
-      <w:pPr>
-        <w:pStyle w:val="SourceCode"/>
-        <w:spacing w:before="0" w:after="0" w:line="200" w:lineRule="auto"/>
-      </w:pPr>
-    </w:p>
-    <w:p>
-      <w:pPr>
-        <w:pStyle w:val="SourceCode"/>
-        <w:spacing w:before="0" w:after="0" w:line="200" w:lineRule="auto"/>
-      </w:pPr>
-      <w:r>
-        <w:t xml:space="preserve">// Перетворює перші 8 байтів хешу на 64-бітне число.</w:t>
-      </w:r>
-    </w:p>
-    <w:p>
-      <w:pPr>
-        <w:pStyle w:val="SourceCode"/>
-        <w:spacing w:before="0" w:after="0" w:line="200" w:lineRule="auto"/>
-      </w:pPr>
-      <w:r>
-        <w:t xml:space="preserve">// Саме це число далі підписується: підписувати весь 256-бітний хеш</w:t>
-      </w:r>
-    </w:p>
-    <w:p>
-      <w:pPr>
-        <w:pStyle w:val="SourceCode"/>
-        <w:spacing w:before="0" w:after="0" w:line="200" w:lineRule="auto"/>
-      </w:pPr>
-      <w:r>
-        <w:t xml:space="preserve">// навчальним ключем неможливо, бо він має бути меншим за модуль n.</w:t>
-      </w:r>
-    </w:p>
-    <w:p>
-      <w:pPr>
-        <w:pStyle w:val="SourceCode"/>
-        <w:spacing w:before="0" w:after="0" w:line="200" w:lineRule="auto"/>
-      </w:pPr>
-      <w:r>
-        <w:t xml:space="preserve">u64 hashToNumber(const std::string&amp; message) {</w:t>
-      </w:r>
-    </w:p>
-    <w:p>
-      <w:pPr>
-        <w:pStyle w:val="SourceCode"/>
-        <w:spacing w:before="0" w:after="0" w:line="200" w:lineRule="auto"/>
-      </w:pPr>
-      <w:r>
-        <w:t xml:space="preserve">    std::string hex = sha256(message);</w:t>
-      </w:r>
-    </w:p>
-    <w:p>
-      <w:pPr>
-        <w:pStyle w:val="SourceCode"/>
-        <w:spacing w:before="0" w:after="0" w:line="200" w:lineRule="auto"/>
-      </w:pPr>
-      <w:r>
-        <w:t xml:space="preserve">    u64 value = 0;</w:t>
-      </w:r>
-    </w:p>
-    <w:p>
-      <w:pPr>
-        <w:pStyle w:val="SourceCode"/>
-        <w:spacing w:before="0" w:after="0" w:line="200" w:lineRule="auto"/>
-      </w:pPr>
-    </w:p>
-    <w:p>
-      <w:pPr>
-        <w:pStyle w:val="SourceCode"/>
-        <w:spacing w:before="0" w:after="0" w:line="200" w:lineRule="auto"/>
-      </w:pPr>
-      <w:r>
-        <w:t xml:space="preserve">    for (int i = 0; i &lt; 16; ++i) {           // 16 hex-символів = 8 байтів</w:t>
-      </w:r>
-    </w:p>
-    <w:p>
-      <w:pPr>
-        <w:pStyle w:val="SourceCode"/>
-        <w:spacing w:before="0" w:after="0" w:line="200" w:lineRule="auto"/>
-      </w:pPr>
-      <w:r>
-        <w:t xml:space="preserve">        char c = hex[i];</w:t>
-      </w:r>
-    </w:p>
-    <w:p>
-      <w:pPr>
-        <w:pStyle w:val="SourceCode"/>
-        <w:spacing w:before="0" w:after="0" w:line="200" w:lineRule="auto"/>
-      </w:pPr>
-      <w:r>
-        <w:t xml:space="preserve">        int digit = (c &gt;= '0' &amp;&amp; c &lt;= '9') ? c - '0'</w:t>
-      </w:r>
-    </w:p>
-    <w:p>
-      <w:pPr>
-        <w:pStyle w:val="SourceCode"/>
-        <w:spacing w:before="0" w:after="0" w:line="200" w:lineRule="auto"/>
-      </w:pPr>
-      <w:r>
-        <w:t xml:space="preserve">                  : (c &gt;= 'a' &amp;&amp; c &lt;= 'f') ? c - 'a' + 10</w:t>
-      </w:r>
-    </w:p>
-    <w:p>
-      <w:pPr>
-        <w:pStyle w:val="SourceCode"/>
-        <w:spacing w:before="0" w:after="0" w:line="200" w:lineRule="auto"/>
-      </w:pPr>
-      <w:r>
-        <w:t xml:space="preserve">                                           : c - 'A' + 10;</w:t>
-      </w:r>
-    </w:p>
-    <w:p>
-      <w:pPr>
-        <w:pStyle w:val="SourceCode"/>
-        <w:spacing w:before="0" w:after="0" w:line="200" w:lineRule="auto"/>
-      </w:pPr>
-      <w:r>
-        <w:t xml:space="preserve">        value = (value &lt;&lt; 4) | static_cast&lt;u64&gt;(digit);</w:t>
-      </w:r>
-    </w:p>
-    <w:p>
-      <w:pPr>
-        <w:pStyle w:val="SourceCode"/>
-        <w:spacing w:before="0" w:after="0" w:line="200" w:lineRule="auto"/>
-      </w:pPr>
-      <w:r>
-        <w:t xml:space="preserve">    }</w:t>
-      </w:r>
-    </w:p>
-    <w:p>
-      <w:pPr>
-        <w:pStyle w:val="SourceCode"/>
-        <w:spacing w:before="0" w:after="0" w:line="200" w:lineRule="auto"/>
-      </w:pPr>
-      <w:r>
-        <w:t xml:space="preserve">    return value;</w:t>
-      </w:r>
-    </w:p>
-    <w:p>
-      <w:pPr>
-        <w:pStyle w:val="SourceCode"/>
-        <w:spacing w:before="0" w:after="0" w:line="200" w:lineRule="auto"/>
-      </w:pPr>
-      <w:r>
-        <w:t xml:space="preserve">}</w:t>
-      </w:r>
-    </w:p>
-    <w:p>
-      <w:pPr>
-        <w:pStyle w:val="SourceCode"/>
-        <w:spacing w:before="0" w:after="0" w:line="200" w:lineRule="auto"/>
-      </w:pPr>
-    </w:p>
-    <w:p>
-      <w:pPr>
-        <w:pStyle w:val="SourceCode"/>
-        <w:spacing w:before="0" w:after="0" w:line="200" w:lineRule="auto"/>
-      </w:pPr>
-      <w:r>
-        <w:t xml:space="preserve">// Хеш має бути меншим за модуль, інакше операція піднесення до степеня</w:t>
-      </w:r>
-    </w:p>
-    <w:p>
-      <w:pPr>
-        <w:pStyle w:val="SourceCode"/>
-        <w:spacing w:before="0" w:after="0" w:line="200" w:lineRule="auto"/>
-      </w:pPr>
-      <w:r>
-        <w:t xml:space="preserve">// втрачає однозначність. У реальних системах цю задачу розв'язує</w:t>
-      </w:r>
-    </w:p>
-    <w:p>
-      <w:pPr>
-        <w:pStyle w:val="SourceCode"/>
-        <w:spacing w:before="0" w:after="0" w:line="200" w:lineRule="auto"/>
-      </w:pPr>
-      <w:r>
-        <w:t xml:space="preserve">// доповнення за стандартом PKCS#1, а не просте відкидання старших біт.</w:t>
-      </w:r>
-    </w:p>
-    <w:p>
-      <w:pPr>
-        <w:pStyle w:val="SourceCode"/>
-        <w:spacing w:before="0" w:after="0" w:line="200" w:lineRule="auto"/>
-      </w:pPr>
-      <w:r>
-        <w:t xml:space="preserve">u64 truncateHash(u64 hashValue, u64 n) {</w:t>
-      </w:r>
-    </w:p>
-    <w:p>
-      <w:pPr>
-        <w:pStyle w:val="SourceCode"/>
-        <w:spacing w:before="0" w:after="0" w:line="200" w:lineRule="auto"/>
-      </w:pPr>
-      <w:r>
-        <w:t xml:space="preserve">    return hashValue % n;</w:t>
-      </w:r>
-    </w:p>
-    <w:p>
-      <w:pPr>
-        <w:pStyle w:val="SourceCode"/>
-        <w:spacing w:before="0" w:after="120" w:line="200" w:lineRule="auto"/>
-      </w:pPr>
-      <w:r>
-        <w:t xml:space="preserve">}</w:t>
-      </w:r>
+        <w:spacing w:before="0" w:after="0" w:line="120" w:lineRule="exact"/>
+        <w:rPr>
+          <w:sz w:val="4"/>
+          <w:szCs w:val="4"/>
+        </w:rPr>
+      </w:pPr>
+    </w:p>
+    <w:tbl>
+      <w:tblPr>
+        <w:tblStyle w:val="SourceCodeTable"/>
+        <w:tblW w:type="dxa" w:w="9637"/>
+        <w:tblInd w:w="0" w:type="dxa"/>
+        <w:tblBorders>
+          <w:top w:color="BFBFBF" w:space="0" w:sz="4" w:val="single"/>
+          <w:left w:color="BFBFBF" w:space="0" w:sz="4" w:val="single"/>
+          <w:bottom w:color="BFBFBF" w:space="0" w:sz="4" w:val="single"/>
+          <w:right w:color="BFBFBF" w:space="0" w:sz="4" w:val="single"/>
+        </w:tblBorders>
+        <w:tblLayout w:type="fixed"/>
+        <w:tblCellMar>
+          <w:top w:type="dxa" w:w="113"/>
+          <w:left w:type="dxa" w:w="113"/>
+          <w:bottom w:type="dxa" w:w="113"/>
+          <w:right w:type="dxa" w:w="113"/>
+        </w:tblCellMar>
+        <w:tblLook w:val="0000" w:firstRow="0" w:lastRow="0" w:firstColumn="0" w:lastColumn="0" w:noHBand="1" w:noVBand="1"/>
+      </w:tblPr>
+      <w:tblGrid>
+        <w:gridCol w:w="9637"/>
+      </w:tblGrid>
+      <w:tr>
+        <w:tc>
+          <w:tcPr>
+            <w:tcW w:type="dxa" w:w="9637"/>
+          </w:tcPr>
+          <w:p>
+            <w:pPr>
+              <w:pStyle w:val="SourceCode"/>
+              <w:spacing w:before="0" w:after="0" w:line="200" w:lineRule="auto"/>
+            </w:pPr>
+            <w:r>
+              <w:t xml:space="preserve">#include &lt;string&gt;</w:t>
+            </w:r>
+          </w:p>
+          <w:p>
+            <w:pPr>
+              <w:pStyle w:val="SourceCode"/>
+              <w:spacing w:before="0" w:after="0" w:line="200" w:lineRule="auto"/>
+            </w:pPr>
+            <w:r>
+              <w:t xml:space="preserve">#include &lt;cstdint&gt;</w:t>
+            </w:r>
+          </w:p>
+          <w:p>
+            <w:pPr>
+              <w:pStyle w:val="SourceCode"/>
+              <w:spacing w:before="0" w:after="0" w:line="200" w:lineRule="auto"/>
+            </w:pPr>
+          </w:p>
+          <w:p>
+            <w:pPr>
+              <w:pStyle w:val="SourceCode"/>
+              <w:spacing w:before="0" w:after="0" w:line="200" w:lineRule="auto"/>
+            </w:pPr>
+            <w:r>
+              <w:t xml:space="preserve">// Клас SHA256 узято з лабораторної роботи №7 — підключіть його файл до проєкту.</w:t>
+            </w:r>
+          </w:p>
+          <w:p>
+            <w:pPr>
+              <w:pStyle w:val="SourceCode"/>
+              <w:spacing w:before="0" w:after="0" w:line="200" w:lineRule="auto"/>
+            </w:pPr>
+            <w:r>
+              <w:t xml:space="preserve">// Потрібен лише метод, що повертає хеш рядка у шістнадцятковому вигляді.</w:t>
+            </w:r>
+          </w:p>
+          <w:p>
+            <w:pPr>
+              <w:pStyle w:val="SourceCode"/>
+              <w:spacing w:before="0" w:after="0" w:line="200" w:lineRule="auto"/>
+            </w:pPr>
+            <w:r>
+              <w:t xml:space="preserve">std::string sha256(const std::string&amp; message);</w:t>
+            </w:r>
+          </w:p>
+          <w:p>
+            <w:pPr>
+              <w:pStyle w:val="SourceCode"/>
+              <w:spacing w:before="0" w:after="0" w:line="200" w:lineRule="auto"/>
+            </w:pPr>
+          </w:p>
+          <w:p>
+            <w:pPr>
+              <w:pStyle w:val="SourceCode"/>
+              <w:spacing w:before="0" w:after="0" w:line="200" w:lineRule="auto"/>
+            </w:pPr>
+            <w:r>
+              <w:t xml:space="preserve">using u64 = unsigned long long;</w:t>
+            </w:r>
+          </w:p>
+          <w:p>
+            <w:pPr>
+              <w:pStyle w:val="SourceCode"/>
+              <w:spacing w:before="0" w:after="0" w:line="200" w:lineRule="auto"/>
+            </w:pPr>
+          </w:p>
+          <w:p>
+            <w:pPr>
+              <w:pStyle w:val="SourceCode"/>
+              <w:spacing w:before="0" w:after="0" w:line="200" w:lineRule="auto"/>
+            </w:pPr>
+            <w:r>
+              <w:t xml:space="preserve">// Перетворює перші 8 байтів хешу на 64-бітне число.</w:t>
+            </w:r>
+          </w:p>
+          <w:p>
+            <w:pPr>
+              <w:pStyle w:val="SourceCode"/>
+              <w:spacing w:before="0" w:after="0" w:line="200" w:lineRule="auto"/>
+            </w:pPr>
+            <w:r>
+              <w:t xml:space="preserve">// Саме це число далі підписується: підписувати весь 256-бітний хеш</w:t>
+            </w:r>
+          </w:p>
+          <w:p>
+            <w:pPr>
+              <w:pStyle w:val="SourceCode"/>
+              <w:spacing w:before="0" w:after="0" w:line="200" w:lineRule="auto"/>
+            </w:pPr>
+            <w:r>
+              <w:t xml:space="preserve">// навчальним ключем неможливо, бо він має бути меншим за модуль n.</w:t>
+            </w:r>
+          </w:p>
+          <w:p>
+            <w:pPr>
+              <w:pStyle w:val="SourceCode"/>
+              <w:spacing w:before="0" w:after="0" w:line="200" w:lineRule="auto"/>
+            </w:pPr>
+            <w:r>
+              <w:t xml:space="preserve">u64 hashToNumber(const std::string&amp; message) {</w:t>
+            </w:r>
+          </w:p>
+          <w:p>
+            <w:pPr>
+              <w:pStyle w:val="SourceCode"/>
+              <w:spacing w:before="0" w:after="0" w:line="200" w:lineRule="auto"/>
+            </w:pPr>
+            <w:r>
+              <w:t xml:space="preserve">    std::string hex = sha256(message);</w:t>
+            </w:r>
+          </w:p>
+          <w:p>
+            <w:pPr>
+              <w:pStyle w:val="SourceCode"/>
+              <w:spacing w:before="0" w:after="0" w:line="200" w:lineRule="auto"/>
+            </w:pPr>
+            <w:r>
+              <w:t xml:space="preserve">    u64 value = 0;</w:t>
+            </w:r>
+          </w:p>
+          <w:p>
+            <w:pPr>
+              <w:pStyle w:val="SourceCode"/>
+              <w:spacing w:before="0" w:after="0" w:line="200" w:lineRule="auto"/>
+            </w:pPr>
+          </w:p>
+          <w:p>
+            <w:pPr>
+              <w:pStyle w:val="SourceCode"/>
+              <w:spacing w:before="0" w:after="0" w:line="200" w:lineRule="auto"/>
+            </w:pPr>
+            <w:r>
+              <w:t xml:space="preserve">    for (int i = 0; i &lt; 16; ++i) {           // 16 hex-символів = 8 байтів</w:t>
+            </w:r>
+          </w:p>
+          <w:p>
+            <w:pPr>
+              <w:pStyle w:val="SourceCode"/>
+              <w:spacing w:before="0" w:after="0" w:line="200" w:lineRule="auto"/>
+            </w:pPr>
+            <w:r>
+              <w:t xml:space="preserve">        char c = hex[i];</w:t>
+            </w:r>
+          </w:p>
+          <w:p>
+            <w:pPr>
+              <w:pStyle w:val="SourceCode"/>
+              <w:spacing w:before="0" w:after="0" w:line="200" w:lineRule="auto"/>
+            </w:pPr>
+            <w:r>
+              <w:t xml:space="preserve">        int digit = (c &gt;= '0' &amp;&amp; c &lt;= '9') ? c - '0'</w:t>
+            </w:r>
+          </w:p>
+          <w:p>
+            <w:pPr>
+              <w:pStyle w:val="SourceCode"/>
+              <w:spacing w:before="0" w:after="0" w:line="200" w:lineRule="auto"/>
+            </w:pPr>
+            <w:r>
+              <w:t xml:space="preserve">                  : (c &gt;= 'a' &amp;&amp; c &lt;= 'f') ? c - 'a' + 10</w:t>
+            </w:r>
+          </w:p>
+          <w:p>
+            <w:pPr>
+              <w:pStyle w:val="SourceCode"/>
+              <w:spacing w:before="0" w:after="0" w:line="200" w:lineRule="auto"/>
+            </w:pPr>
+            <w:r>
+              <w:t xml:space="preserve">                                           : c - 'A' + 10;</w:t>
+            </w:r>
+          </w:p>
+          <w:p>
+            <w:pPr>
+              <w:pStyle w:val="SourceCode"/>
+              <w:spacing w:before="0" w:after="0" w:line="200" w:lineRule="auto"/>
+            </w:pPr>
+            <w:r>
+              <w:t xml:space="preserve">        value = (value &lt;&lt; 4) | static_cast&lt;u64&gt;(digit);</w:t>
+            </w:r>
+          </w:p>
+          <w:p>
+            <w:pPr>
+              <w:pStyle w:val="SourceCode"/>
+              <w:spacing w:before="0" w:after="0" w:line="200" w:lineRule="auto"/>
+            </w:pPr>
+            <w:r>
+              <w:t xml:space="preserve">    }</w:t>
+            </w:r>
+          </w:p>
+          <w:p>
+            <w:pPr>
+              <w:pStyle w:val="SourceCode"/>
+              <w:spacing w:before="0" w:after="0" w:line="200" w:lineRule="auto"/>
+            </w:pPr>
+            <w:r>
+              <w:t xml:space="preserve">    return value;</w:t>
+            </w:r>
+          </w:p>
+          <w:p>
+            <w:pPr>
+              <w:pStyle w:val="SourceCode"/>
+              <w:spacing w:before="0" w:after="0" w:line="200" w:lineRule="auto"/>
+            </w:pPr>
+            <w:r>
+              <w:t xml:space="preserve">}</w:t>
+            </w:r>
+          </w:p>
+          <w:p>
+            <w:pPr>
+              <w:pStyle w:val="SourceCode"/>
+              <w:spacing w:before="0" w:after="0" w:line="200" w:lineRule="auto"/>
+            </w:pPr>
+          </w:p>
+          <w:p>
+            <w:pPr>
+              <w:pStyle w:val="SourceCode"/>
+              <w:spacing w:before="0" w:after="0" w:line="200" w:lineRule="auto"/>
+            </w:pPr>
+            <w:r>
+              <w:t xml:space="preserve">// Хеш має бути меншим за модуль, інакше операція піднесення до степеня</w:t>
+            </w:r>
+          </w:p>
+          <w:p>
+            <w:pPr>
+              <w:pStyle w:val="SourceCode"/>
+              <w:spacing w:before="0" w:after="0" w:line="200" w:lineRule="auto"/>
+            </w:pPr>
+            <w:r>
+              <w:t xml:space="preserve">// втрачає однозначність. У реальних системах цю задачу розв'язує</w:t>
+            </w:r>
+          </w:p>
+          <w:p>
+            <w:pPr>
+              <w:pStyle w:val="SourceCode"/>
+              <w:spacing w:before="0" w:after="0" w:line="200" w:lineRule="auto"/>
+            </w:pPr>
+            <w:r>
+              <w:t xml:space="preserve">// доповнення за стандартом PKCS#1, а не просте відкидання старших біт.</w:t>
+            </w:r>
+          </w:p>
+          <w:p>
+            <w:pPr>
+              <w:pStyle w:val="SourceCode"/>
+              <w:spacing w:before="0" w:after="0" w:line="200" w:lineRule="auto"/>
+            </w:pPr>
+            <w:r>
+              <w:t xml:space="preserve">u64 truncateHash(u64 hashValue, u64 n) {</w:t>
+            </w:r>
+          </w:p>
+          <w:p>
+            <w:pPr>
+              <w:pStyle w:val="SourceCode"/>
+              <w:spacing w:before="0" w:after="0" w:line="200" w:lineRule="auto"/>
+            </w:pPr>
+            <w:r>
+              <w:t xml:space="preserve">    return hashValue % n;</w:t>
+            </w:r>
+          </w:p>
+          <w:p>
+            <w:pPr>
+              <w:pStyle w:val="SourceCode"/>
+              <w:spacing w:before="0" w:after="0" w:line="200" w:lineRule="auto"/>
+            </w:pPr>
+            <w:r>
+              <w:t xml:space="preserve">}</w:t>
+            </w:r>
+          </w:p>
+        </w:tc>
+      </w:tr>
+    </w:tbl>
+    <w:p>
+      <w:pPr>
+        <w:spacing w:before="0" w:after="0" w:line="120" w:lineRule="exact"/>
+        <w:rPr>
+          <w:sz w:val="4"/>
+          <w:szCs w:val="4"/>
+        </w:rPr>
+      </w:pPr>
     </w:p>
     <w:bookmarkEnd w:id="16"/>
     <w:bookmarkStart w:id="17" w:name="крок-3.-формування-та-перевірка-підпису"/>
@@ -1869,180 +2212,229 @@
     </w:p>
     <w:p>
       <w:pPr>
-        <w:pStyle w:val="SourceCode"/>
-        <w:spacing w:before="120" w:after="0" w:line="200" w:lineRule="auto"/>
-      </w:pPr>
-      <w:r>
-        <w:t xml:space="preserve">#include &lt;string&gt;</w:t>
-      </w:r>
-    </w:p>
-    <w:p>
-      <w:pPr>
-        <w:pStyle w:val="SourceCode"/>
-        <w:spacing w:before="0" w:after="0" w:line="200" w:lineRule="auto"/>
-      </w:pPr>
-    </w:p>
-    <w:p>
-      <w:pPr>
-        <w:pStyle w:val="SourceCode"/>
-        <w:spacing w:before="0" w:after="0" w:line="200" w:lineRule="auto"/>
-      </w:pPr>
-      <w:r>
-        <w:t xml:space="preserve">using u64 = unsigned long long;</w:t>
-      </w:r>
-    </w:p>
-    <w:p>
-      <w:pPr>
-        <w:pStyle w:val="SourceCode"/>
-        <w:spacing w:before="0" w:after="0" w:line="200" w:lineRule="auto"/>
-      </w:pPr>
-    </w:p>
-    <w:p>
-      <w:pPr>
-        <w:pStyle w:val="SourceCode"/>
-        <w:spacing w:before="0" w:after="0" w:line="200" w:lineRule="auto"/>
-      </w:pPr>
-      <w:r>
-        <w:t xml:space="preserve">u64 hashToNumber(const std::string&amp; message);   // з кроку 2</w:t>
-      </w:r>
-    </w:p>
-    <w:p>
-      <w:pPr>
-        <w:pStyle w:val="SourceCode"/>
-        <w:spacing w:before="0" w:after="0" w:line="200" w:lineRule="auto"/>
-      </w:pPr>
-      <w:r>
-        <w:t xml:space="preserve">u64 truncateHash(u64 hashValue, u64 n);         // з кроку 2</w:t>
-      </w:r>
-    </w:p>
-    <w:p>
-      <w:pPr>
-        <w:pStyle w:val="SourceCode"/>
-        <w:spacing w:before="0" w:after="0" w:line="200" w:lineRule="auto"/>
-      </w:pPr>
-    </w:p>
-    <w:p>
-      <w:pPr>
-        <w:pStyle w:val="SourceCode"/>
-        <w:spacing w:before="0" w:after="0" w:line="200" w:lineRule="auto"/>
-      </w:pPr>
-      <w:r>
-        <w:t xml:space="preserve">// Формування підпису: S = H(M)^d mod n</w:t>
-      </w:r>
-    </w:p>
-    <w:p>
-      <w:pPr>
-        <w:pStyle w:val="SourceCode"/>
-        <w:spacing w:before="0" w:after="0" w:line="200" w:lineRule="auto"/>
-      </w:pPr>
-      <w:r>
-        <w:t xml:space="preserve">// Підписує лише власник закритого ключа</w:t>
-      </w:r>
-    </w:p>
-    <w:p>
-      <w:pPr>
-        <w:pStyle w:val="SourceCode"/>
-        <w:spacing w:before="0" w:after="0" w:line="200" w:lineRule="auto"/>
-      </w:pPr>
-      <w:r>
-        <w:t xml:space="preserve">u64 sign(const std::string&amp; message, u64 d, u64 n) {</w:t>
-      </w:r>
-    </w:p>
-    <w:p>
-      <w:pPr>
-        <w:pStyle w:val="SourceCode"/>
-        <w:spacing w:before="0" w:after="0" w:line="200" w:lineRule="auto"/>
-      </w:pPr>
-      <w:r>
-        <w:t xml:space="preserve">    u64 h = truncateHash(hashToNumber(message), n);</w:t>
-      </w:r>
-    </w:p>
-    <w:p>
-      <w:pPr>
-        <w:pStyle w:val="SourceCode"/>
-        <w:spacing w:before="0" w:after="0" w:line="200" w:lineRule="auto"/>
-      </w:pPr>
-      <w:r>
-        <w:t xml:space="preserve">    return RSAKeyPair::modPow(h, d, n);</w:t>
-      </w:r>
-    </w:p>
-    <w:p>
-      <w:pPr>
-        <w:pStyle w:val="SourceCode"/>
-        <w:spacing w:before="0" w:after="0" w:line="200" w:lineRule="auto"/>
-      </w:pPr>
-      <w:r>
-        <w:t xml:space="preserve">}</w:t>
-      </w:r>
-    </w:p>
-    <w:p>
-      <w:pPr>
-        <w:pStyle w:val="SourceCode"/>
-        <w:spacing w:before="0" w:after="0" w:line="200" w:lineRule="auto"/>
-      </w:pPr>
-    </w:p>
-    <w:p>
-      <w:pPr>
-        <w:pStyle w:val="SourceCode"/>
-        <w:spacing w:before="0" w:after="0" w:line="200" w:lineRule="auto"/>
-      </w:pPr>
-      <w:r>
-        <w:t xml:space="preserve">// Перевірка підпису: H' = S^e mod n, далі порівняння з H(M)</w:t>
-      </w:r>
-    </w:p>
-    <w:p>
-      <w:pPr>
-        <w:pStyle w:val="SourceCode"/>
-        <w:spacing w:before="0" w:after="0" w:line="200" w:lineRule="auto"/>
-      </w:pPr>
-      <w:r>
-        <w:t xml:space="preserve">// Перевірити може будь-хто, маючи лише відкритий ключ</w:t>
-      </w:r>
-    </w:p>
-    <w:p>
-      <w:pPr>
-        <w:pStyle w:val="SourceCode"/>
-        <w:spacing w:before="0" w:after="0" w:line="200" w:lineRule="auto"/>
-      </w:pPr>
-      <w:r>
-        <w:t xml:space="preserve">bool verify(const std::string&amp; message, u64 signature, u64 e, u64 n) {</w:t>
-      </w:r>
-    </w:p>
-    <w:p>
-      <w:pPr>
-        <w:pStyle w:val="SourceCode"/>
-        <w:spacing w:before="0" w:after="0" w:line="200" w:lineRule="auto"/>
-      </w:pPr>
-      <w:r>
-        <w:t xml:space="preserve">    u64 expected = truncateHash(hashToNumber(message), n);</w:t>
-      </w:r>
-    </w:p>
-    <w:p>
-      <w:pPr>
-        <w:pStyle w:val="SourceCode"/>
-        <w:spacing w:before="0" w:after="0" w:line="200" w:lineRule="auto"/>
-      </w:pPr>
-      <w:r>
-        <w:t xml:space="preserve">    u64 recovered = RSAKeyPair::modPow(signature, e, n);</w:t>
-      </w:r>
-    </w:p>
-    <w:p>
-      <w:pPr>
-        <w:pStyle w:val="SourceCode"/>
-        <w:spacing w:before="0" w:after="0" w:line="200" w:lineRule="auto"/>
-      </w:pPr>
-      <w:r>
-        <w:t xml:space="preserve">    return expected == recovered;</w:t>
-      </w:r>
-    </w:p>
-    <w:p>
-      <w:pPr>
-        <w:pStyle w:val="SourceCode"/>
-        <w:spacing w:before="0" w:after="120" w:line="200" w:lineRule="auto"/>
-      </w:pPr>
-      <w:r>
-        <w:t xml:space="preserve">}</w:t>
-      </w:r>
+        <w:spacing w:before="0" w:after="0" w:line="120" w:lineRule="exact"/>
+        <w:rPr>
+          <w:sz w:val="4"/>
+          <w:szCs w:val="4"/>
+        </w:rPr>
+      </w:pPr>
+    </w:p>
+    <w:tbl>
+      <w:tblPr>
+        <w:tblStyle w:val="SourceCodeTable"/>
+        <w:tblW w:type="dxa" w:w="9637"/>
+        <w:tblInd w:w="0" w:type="dxa"/>
+        <w:tblBorders>
+          <w:top w:color="BFBFBF" w:space="0" w:sz="4" w:val="single"/>
+          <w:left w:color="BFBFBF" w:space="0" w:sz="4" w:val="single"/>
+          <w:bottom w:color="BFBFBF" w:space="0" w:sz="4" w:val="single"/>
+          <w:right w:color="BFBFBF" w:space="0" w:sz="4" w:val="single"/>
+        </w:tblBorders>
+        <w:tblLayout w:type="fixed"/>
+        <w:tblCellMar>
+          <w:top w:type="dxa" w:w="113"/>
+          <w:left w:type="dxa" w:w="113"/>
+          <w:bottom w:type="dxa" w:w="113"/>
+          <w:right w:type="dxa" w:w="113"/>
+        </w:tblCellMar>
+        <w:tblLook w:val="0000" w:firstRow="0" w:lastRow="0" w:firstColumn="0" w:lastColumn="0" w:noHBand="1" w:noVBand="1"/>
+      </w:tblPr>
+      <w:tblGrid>
+        <w:gridCol w:w="9637"/>
+      </w:tblGrid>
+      <w:tr>
+        <w:tc>
+          <w:tcPr>
+            <w:tcW w:type="dxa" w:w="9637"/>
+          </w:tcPr>
+          <w:p>
+            <w:pPr>
+              <w:pStyle w:val="SourceCode"/>
+              <w:spacing w:before="0" w:after="0" w:line="200" w:lineRule="auto"/>
+            </w:pPr>
+            <w:r>
+              <w:t xml:space="preserve">#include &lt;string&gt;</w:t>
+            </w:r>
+          </w:p>
+          <w:p>
+            <w:pPr>
+              <w:pStyle w:val="SourceCode"/>
+              <w:spacing w:before="0" w:after="0" w:line="200" w:lineRule="auto"/>
+            </w:pPr>
+          </w:p>
+          <w:p>
+            <w:pPr>
+              <w:pStyle w:val="SourceCode"/>
+              <w:spacing w:before="0" w:after="0" w:line="200" w:lineRule="auto"/>
+            </w:pPr>
+            <w:r>
+              <w:t xml:space="preserve">using u64 = unsigned long long;</w:t>
+            </w:r>
+          </w:p>
+          <w:p>
+            <w:pPr>
+              <w:pStyle w:val="SourceCode"/>
+              <w:spacing w:before="0" w:after="0" w:line="200" w:lineRule="auto"/>
+            </w:pPr>
+          </w:p>
+          <w:p>
+            <w:pPr>
+              <w:pStyle w:val="SourceCode"/>
+              <w:spacing w:before="0" w:after="0" w:line="200" w:lineRule="auto"/>
+            </w:pPr>
+            <w:r>
+              <w:t xml:space="preserve">u64 hashToNumber(const std::string&amp; message);   // з кроку 2</w:t>
+            </w:r>
+          </w:p>
+          <w:p>
+            <w:pPr>
+              <w:pStyle w:val="SourceCode"/>
+              <w:spacing w:before="0" w:after="0" w:line="200" w:lineRule="auto"/>
+            </w:pPr>
+            <w:r>
+              <w:t xml:space="preserve">u64 truncateHash(u64 hashValue, u64 n);         // з кроку 2</w:t>
+            </w:r>
+          </w:p>
+          <w:p>
+            <w:pPr>
+              <w:pStyle w:val="SourceCode"/>
+              <w:spacing w:before="0" w:after="0" w:line="200" w:lineRule="auto"/>
+            </w:pPr>
+          </w:p>
+          <w:p>
+            <w:pPr>
+              <w:pStyle w:val="SourceCode"/>
+              <w:spacing w:before="0" w:after="0" w:line="200" w:lineRule="auto"/>
+            </w:pPr>
+            <w:r>
+              <w:t xml:space="preserve">// Формування підпису: S = H(M)^d mod n</w:t>
+            </w:r>
+          </w:p>
+          <w:p>
+            <w:pPr>
+              <w:pStyle w:val="SourceCode"/>
+              <w:spacing w:before="0" w:after="0" w:line="200" w:lineRule="auto"/>
+            </w:pPr>
+            <w:r>
+              <w:t xml:space="preserve">// Підписує лише власник закритого ключа</w:t>
+            </w:r>
+          </w:p>
+          <w:p>
+            <w:pPr>
+              <w:pStyle w:val="SourceCode"/>
+              <w:spacing w:before="0" w:after="0" w:line="200" w:lineRule="auto"/>
+            </w:pPr>
+            <w:r>
+              <w:t xml:space="preserve">u64 sign(const std::string&amp; message, u64 d, u64 n) {</w:t>
+            </w:r>
+          </w:p>
+          <w:p>
+            <w:pPr>
+              <w:pStyle w:val="SourceCode"/>
+              <w:spacing w:before="0" w:after="0" w:line="200" w:lineRule="auto"/>
+            </w:pPr>
+            <w:r>
+              <w:t xml:space="preserve">    u64 h = truncateHash(hashToNumber(message), n);</w:t>
+            </w:r>
+          </w:p>
+          <w:p>
+            <w:pPr>
+              <w:pStyle w:val="SourceCode"/>
+              <w:spacing w:before="0" w:after="0" w:line="200" w:lineRule="auto"/>
+            </w:pPr>
+            <w:r>
+              <w:t xml:space="preserve">    return RSAKeyPair::modPow(h, d, n);</w:t>
+            </w:r>
+          </w:p>
+          <w:p>
+            <w:pPr>
+              <w:pStyle w:val="SourceCode"/>
+              <w:spacing w:before="0" w:after="0" w:line="200" w:lineRule="auto"/>
+            </w:pPr>
+            <w:r>
+              <w:t xml:space="preserve">}</w:t>
+            </w:r>
+          </w:p>
+          <w:p>
+            <w:pPr>
+              <w:pStyle w:val="SourceCode"/>
+              <w:spacing w:before="0" w:after="0" w:line="200" w:lineRule="auto"/>
+            </w:pPr>
+          </w:p>
+          <w:p>
+            <w:pPr>
+              <w:pStyle w:val="SourceCode"/>
+              <w:spacing w:before="0" w:after="0" w:line="200" w:lineRule="auto"/>
+            </w:pPr>
+            <w:r>
+              <w:t xml:space="preserve">// Перевірка підпису: H' = S^e mod n, далі порівняння з H(M)</w:t>
+            </w:r>
+          </w:p>
+          <w:p>
+            <w:pPr>
+              <w:pStyle w:val="SourceCode"/>
+              <w:spacing w:before="0" w:after="0" w:line="200" w:lineRule="auto"/>
+            </w:pPr>
+            <w:r>
+              <w:t xml:space="preserve">// Перевірити може будь-хто, маючи лише відкритий ключ</w:t>
+            </w:r>
+          </w:p>
+          <w:p>
+            <w:pPr>
+              <w:pStyle w:val="SourceCode"/>
+              <w:spacing w:before="0" w:after="0" w:line="200" w:lineRule="auto"/>
+            </w:pPr>
+            <w:r>
+              <w:t xml:space="preserve">bool verify(const std::string&amp; message, u64 signature, u64 e, u64 n) {</w:t>
+            </w:r>
+          </w:p>
+          <w:p>
+            <w:pPr>
+              <w:pStyle w:val="SourceCode"/>
+              <w:spacing w:before="0" w:after="0" w:line="200" w:lineRule="auto"/>
+            </w:pPr>
+            <w:r>
+              <w:t xml:space="preserve">    u64 expected = truncateHash(hashToNumber(message), n);</w:t>
+            </w:r>
+          </w:p>
+          <w:p>
+            <w:pPr>
+              <w:pStyle w:val="SourceCode"/>
+              <w:spacing w:before="0" w:after="0" w:line="200" w:lineRule="auto"/>
+            </w:pPr>
+            <w:r>
+              <w:t xml:space="preserve">    u64 recovered = RSAKeyPair::modPow(signature, e, n);</w:t>
+            </w:r>
+          </w:p>
+          <w:p>
+            <w:pPr>
+              <w:pStyle w:val="SourceCode"/>
+              <w:spacing w:before="0" w:after="0" w:line="200" w:lineRule="auto"/>
+            </w:pPr>
+            <w:r>
+              <w:t xml:space="preserve">    return expected == recovered;</w:t>
+            </w:r>
+          </w:p>
+          <w:p>
+            <w:pPr>
+              <w:pStyle w:val="SourceCode"/>
+              <w:spacing w:before="0" w:after="0" w:line="200" w:lineRule="auto"/>
+            </w:pPr>
+            <w:r>
+              <w:t xml:space="preserve">}</w:t>
+            </w:r>
+          </w:p>
+        </w:tc>
+      </w:tr>
+    </w:tbl>
+    <w:p>
+      <w:pPr>
+        <w:spacing w:before="0" w:after="0" w:line="120" w:lineRule="exact"/>
+        <w:rPr>
+          <w:sz w:val="4"/>
+          <w:szCs w:val="4"/>
+        </w:rPr>
+      </w:pPr>
     </w:p>
     <w:bookmarkEnd w:id="17"/>
     <w:bookmarkStart w:id="18" w:name="крок-4.-демонстрація-роботи"/>
@@ -2056,537 +2448,604 @@
     </w:p>
     <w:p>
       <w:pPr>
-        <w:pStyle w:val="SourceCode"/>
-        <w:spacing w:before="120" w:after="0" w:line="200" w:lineRule="auto"/>
-      </w:pPr>
-      <w:r>
-        <w:t xml:space="preserve">#include &lt;iostream&gt;</w:t>
-      </w:r>
-    </w:p>
-    <w:p>
-      <w:pPr>
-        <w:pStyle w:val="SourceCode"/>
-        <w:spacing w:before="0" w:after="0" w:line="200" w:lineRule="auto"/>
-      </w:pPr>
-      <w:r>
-        <w:t xml:space="preserve">#include &lt;string&gt;</w:t>
-      </w:r>
-    </w:p>
-    <w:p>
-      <w:pPr>
-        <w:pStyle w:val="SourceCode"/>
-        <w:spacing w:before="0" w:after="0" w:line="200" w:lineRule="auto"/>
-      </w:pPr>
-    </w:p>
-    <w:p>
-      <w:pPr>
-        <w:pStyle w:val="SourceCode"/>
-        <w:spacing w:before="0" w:after="0" w:line="200" w:lineRule="auto"/>
-      </w:pPr>
-      <w:r>
-        <w:t xml:space="preserve">int main() {</w:t>
-      </w:r>
-    </w:p>
-    <w:p>
-      <w:pPr>
-        <w:pStyle w:val="SourceCode"/>
-        <w:spacing w:before="0" w:after="0" w:line="200" w:lineRule="auto"/>
-      </w:pPr>
-      <w:r>
-        <w:t xml:space="preserve">    std::cout &lt;&lt; "============================================================\n";</w:t>
-      </w:r>
-    </w:p>
-    <w:p>
-      <w:pPr>
-        <w:pStyle w:val="SourceCode"/>
-        <w:spacing w:before="0" w:after="0" w:line="200" w:lineRule="auto"/>
-      </w:pPr>
-      <w:r>
-        <w:t xml:space="preserve">    std::cout &lt;&lt; "ДЕМОНСТРАЦІЯ ЦИФРОВОГО ПІДПИСУ RSA\n";</w:t>
-      </w:r>
-    </w:p>
-    <w:p>
-      <w:pPr>
-        <w:pStyle w:val="SourceCode"/>
-        <w:spacing w:before="0" w:after="0" w:line="200" w:lineRule="auto"/>
-      </w:pPr>
-      <w:r>
-        <w:t xml:space="preserve">    std::cout &lt;&lt; "============================================================\n";</w:t>
-      </w:r>
-    </w:p>
-    <w:p>
-      <w:pPr>
-        <w:pStyle w:val="SourceCode"/>
-        <w:spacing w:before="0" w:after="0" w:line="200" w:lineRule="auto"/>
-      </w:pPr>
-    </w:p>
-    <w:p>
-      <w:pPr>
-        <w:pStyle w:val="SourceCode"/>
-        <w:spacing w:before="0" w:after="0" w:line="200" w:lineRule="auto"/>
-      </w:pPr>
-      <w:r>
-        <w:t xml:space="preserve">    // Малі прості числа взято для наочності; у реальних системах</w:t>
-      </w:r>
-    </w:p>
-    <w:p>
-      <w:pPr>
-        <w:pStyle w:val="SourceCode"/>
-        <w:spacing w:before="0" w:after="0" w:line="200" w:lineRule="auto"/>
-      </w:pPr>
-      <w:r>
-        <w:t xml:space="preserve">    // модуль має довжину 2048 біт і більше</w:t>
-      </w:r>
-    </w:p>
-    <w:p>
-      <w:pPr>
-        <w:pStyle w:val="SourceCode"/>
-        <w:spacing w:before="0" w:after="0" w:line="200" w:lineRule="auto"/>
-      </w:pPr>
-      <w:r>
-        <w:t xml:space="preserve">    u64 p = 10007, q = 10009;</w:t>
-      </w:r>
-    </w:p>
-    <w:p>
-      <w:pPr>
-        <w:pStyle w:val="SourceCode"/>
-        <w:spacing w:before="0" w:after="0" w:line="200" w:lineRule="auto"/>
-      </w:pPr>
-      <w:r>
-        <w:t xml:space="preserve">    RSAKeyPair keys(p, q, 17);</w:t>
-      </w:r>
-    </w:p>
-    <w:p>
-      <w:pPr>
-        <w:pStyle w:val="SourceCode"/>
-        <w:spacing w:before="0" w:after="0" w:line="200" w:lineRule="auto"/>
-      </w:pPr>
-    </w:p>
-    <w:p>
-      <w:pPr>
-        <w:pStyle w:val="SourceCode"/>
-        <w:spacing w:before="0" w:after="0" w:line="200" w:lineRule="auto"/>
-      </w:pPr>
-      <w:r>
-        <w:t xml:space="preserve">    u64 n = keys.modulus();</w:t>
-      </w:r>
-    </w:p>
-    <w:p>
-      <w:pPr>
-        <w:pStyle w:val="SourceCode"/>
-        <w:spacing w:before="0" w:after="0" w:line="200" w:lineRule="auto"/>
-      </w:pPr>
-      <w:r>
-        <w:t xml:space="preserve">    u64 e = keys.publicExponent();</w:t>
-      </w:r>
-    </w:p>
-    <w:p>
-      <w:pPr>
-        <w:pStyle w:val="SourceCode"/>
-        <w:spacing w:before="0" w:after="0" w:line="200" w:lineRule="auto"/>
-      </w:pPr>
-      <w:r>
-        <w:t xml:space="preserve">    u64 d = keys.privateExponent();</w:t>
-      </w:r>
-    </w:p>
-    <w:p>
-      <w:pPr>
-        <w:pStyle w:val="SourceCode"/>
-        <w:spacing w:before="0" w:after="0" w:line="200" w:lineRule="auto"/>
-      </w:pPr>
-    </w:p>
-    <w:p>
-      <w:pPr>
-        <w:pStyle w:val="SourceCode"/>
-        <w:spacing w:before="0" w:after="0" w:line="200" w:lineRule="auto"/>
-      </w:pPr>
-      <w:r>
-        <w:t xml:space="preserve">    std::cout &lt;&lt; "\nПараметри RSA:\n";</w:t>
-      </w:r>
-    </w:p>
-    <w:p>
-      <w:pPr>
-        <w:pStyle w:val="SourceCode"/>
-        <w:spacing w:before="0" w:after="0" w:line="200" w:lineRule="auto"/>
-      </w:pPr>
-      <w:r>
-        <w:t xml:space="preserve">    std::cout &lt;&lt; "  p = " &lt;&lt; p &lt;&lt; ", q = " &lt;&lt; q &lt;&lt; "\n";</w:t>
-      </w:r>
-    </w:p>
-    <w:p>
-      <w:pPr>
-        <w:pStyle w:val="SourceCode"/>
-        <w:spacing w:before="0" w:after="0" w:line="200" w:lineRule="auto"/>
-      </w:pPr>
-      <w:r>
-        <w:t xml:space="preserve">    std::cout &lt;&lt; "  n = " &lt;&lt; n &lt;&lt; "\n";</w:t>
-      </w:r>
-    </w:p>
-    <w:p>
-      <w:pPr>
-        <w:pStyle w:val="SourceCode"/>
-        <w:spacing w:before="0" w:after="0" w:line="200" w:lineRule="auto"/>
-      </w:pPr>
-      <w:r>
-        <w:t xml:space="preserve">    std::cout &lt;&lt; "  e = " &lt;&lt; e &lt;&lt; " (відкрита експонента)\n";</w:t>
-      </w:r>
-    </w:p>
-    <w:p>
-      <w:pPr>
-        <w:pStyle w:val="SourceCode"/>
-        <w:spacing w:before="0" w:after="0" w:line="200" w:lineRule="auto"/>
-      </w:pPr>
-      <w:r>
-        <w:t xml:space="preserve">    std::cout &lt;&lt; "  d = " &lt;&lt; d &lt;&lt; " (закрита експонента)\n";</w:t>
-      </w:r>
-    </w:p>
-    <w:p>
-      <w:pPr>
-        <w:pStyle w:val="SourceCode"/>
-        <w:spacing w:before="0" w:after="0" w:line="200" w:lineRule="auto"/>
-      </w:pPr>
-    </w:p>
-    <w:p>
-      <w:pPr>
-        <w:pStyle w:val="SourceCode"/>
-        <w:spacing w:before="0" w:after="0" w:line="200" w:lineRule="auto"/>
-      </w:pPr>
-      <w:r>
-        <w:t xml:space="preserve">    std::string document = "Договір купівлі-продажу №123";</w:t>
-      </w:r>
-    </w:p>
-    <w:p>
-      <w:pPr>
-        <w:pStyle w:val="SourceCode"/>
-        <w:spacing w:before="0" w:after="0" w:line="200" w:lineRule="auto"/>
-      </w:pPr>
-    </w:p>
-    <w:p>
-      <w:pPr>
-        <w:pStyle w:val="SourceCode"/>
-        <w:spacing w:before="0" w:after="0" w:line="200" w:lineRule="auto"/>
-      </w:pPr>
-      <w:r>
-        <w:t xml:space="preserve">    std::cout &lt;&lt; "\n------------------------------------------------------------\n";</w:t>
-      </w:r>
-    </w:p>
-    <w:p>
-      <w:pPr>
-        <w:pStyle w:val="SourceCode"/>
-        <w:spacing w:before="0" w:after="0" w:line="200" w:lineRule="auto"/>
-      </w:pPr>
-      <w:r>
-        <w:t xml:space="preserve">    std::cout &lt;&lt; "ФОРМУВАННЯ ПІДПИСУ\n";</w:t>
-      </w:r>
-    </w:p>
-    <w:p>
-      <w:pPr>
-        <w:pStyle w:val="SourceCode"/>
-        <w:spacing w:before="0" w:after="0" w:line="200" w:lineRule="auto"/>
-      </w:pPr>
-      <w:r>
-        <w:t xml:space="preserve">    std::cout &lt;&lt; "------------------------------------------------------------\n";</w:t>
-      </w:r>
-    </w:p>
-    <w:p>
-      <w:pPr>
-        <w:pStyle w:val="SourceCode"/>
-        <w:spacing w:before="0" w:after="0" w:line="200" w:lineRule="auto"/>
-      </w:pPr>
-      <w:r>
-        <w:t xml:space="preserve">    std::cout &lt;&lt; "Документ: \"" &lt;&lt; document &lt;&lt; "\"\n";</w:t>
-      </w:r>
-    </w:p>
-    <w:p>
-      <w:pPr>
-        <w:pStyle w:val="SourceCode"/>
-        <w:spacing w:before="0" w:after="0" w:line="200" w:lineRule="auto"/>
-      </w:pPr>
-      <w:r>
-        <w:t xml:space="preserve">    std::cout &lt;&lt; "Хеш (обрізаний): " &lt;&lt; truncateHash(hashToNumber(document), n) &lt;&lt; "\n";</w:t>
-      </w:r>
-    </w:p>
-    <w:p>
-      <w:pPr>
-        <w:pStyle w:val="SourceCode"/>
-        <w:spacing w:before="0" w:after="0" w:line="200" w:lineRule="auto"/>
-      </w:pPr>
-    </w:p>
-    <w:p>
-      <w:pPr>
-        <w:pStyle w:val="SourceCode"/>
-        <w:spacing w:before="0" w:after="0" w:line="200" w:lineRule="auto"/>
-      </w:pPr>
-      <w:r>
-        <w:t xml:space="preserve">    u64 signature = sign(document, d, n);</w:t>
-      </w:r>
-    </w:p>
-    <w:p>
-      <w:pPr>
-        <w:pStyle w:val="SourceCode"/>
-        <w:spacing w:before="0" w:after="0" w:line="200" w:lineRule="auto"/>
-      </w:pPr>
-      <w:r>
-        <w:t xml:space="preserve">    std::cout &lt;&lt; "Підпис S = " &lt;&lt; signature &lt;&lt; "\n";</w:t>
-      </w:r>
-    </w:p>
-    <w:p>
-      <w:pPr>
-        <w:pStyle w:val="SourceCode"/>
-        <w:spacing w:before="0" w:after="0" w:line="200" w:lineRule="auto"/>
-      </w:pPr>
-    </w:p>
-    <w:p>
-      <w:pPr>
-        <w:pStyle w:val="SourceCode"/>
-        <w:spacing w:before="0" w:after="0" w:line="200" w:lineRule="auto"/>
-      </w:pPr>
-      <w:r>
-        <w:t xml:space="preserve">    std::cout &lt;&lt; "\n------------------------------------------------------------\n";</w:t>
-      </w:r>
-    </w:p>
-    <w:p>
-      <w:pPr>
-        <w:pStyle w:val="SourceCode"/>
-        <w:spacing w:before="0" w:after="0" w:line="200" w:lineRule="auto"/>
-      </w:pPr>
-      <w:r>
-        <w:t xml:space="preserve">    std::cout &lt;&lt; "ПЕРЕВІРКА ПІДПИСУ\n";</w:t>
-      </w:r>
-    </w:p>
-    <w:p>
-      <w:pPr>
-        <w:pStyle w:val="SourceCode"/>
-        <w:spacing w:before="0" w:after="0" w:line="200" w:lineRule="auto"/>
-      </w:pPr>
-      <w:r>
-        <w:t xml:space="preserve">    std::cout &lt;&lt; "------------------------------------------------------------\n";</w:t>
-      </w:r>
-    </w:p>
-    <w:p>
-      <w:pPr>
-        <w:pStyle w:val="SourceCode"/>
-        <w:spacing w:before="0" w:after="0" w:line="200" w:lineRule="auto"/>
-      </w:pPr>
-      <w:r>
-        <w:t xml:space="preserve">    std::cout &lt;&lt; "Результат: "</w:t>
-      </w:r>
-    </w:p>
-    <w:p>
-      <w:pPr>
-        <w:pStyle w:val="SourceCode"/>
-        <w:spacing w:before="0" w:after="0" w:line="200" w:lineRule="auto"/>
-      </w:pPr>
-      <w:r>
-        <w:t xml:space="preserve">              &lt;&lt; (verify(document, signature, e, n) ? "ПІДПИС ДІЙСНИЙ"</w:t>
-      </w:r>
-    </w:p>
-    <w:p>
-      <w:pPr>
-        <w:pStyle w:val="SourceCode"/>
-        <w:spacing w:before="0" w:after="0" w:line="200" w:lineRule="auto"/>
-      </w:pPr>
-      <w:r>
-        <w:t xml:space="preserve">                                                   : "ПІДПИС НЕДІЙСНИЙ")</w:t>
-      </w:r>
-    </w:p>
-    <w:p>
-      <w:pPr>
-        <w:pStyle w:val="SourceCode"/>
-        <w:spacing w:before="0" w:after="0" w:line="200" w:lineRule="auto"/>
-      </w:pPr>
-      <w:r>
-        <w:t xml:space="preserve">              &lt;&lt; "\n";</w:t>
-      </w:r>
-    </w:p>
-    <w:p>
-      <w:pPr>
-        <w:pStyle w:val="SourceCode"/>
-        <w:spacing w:before="0" w:after="0" w:line="200" w:lineRule="auto"/>
-      </w:pPr>
-    </w:p>
-    <w:p>
-      <w:pPr>
-        <w:pStyle w:val="SourceCode"/>
-        <w:spacing w:before="0" w:after="0" w:line="200" w:lineRule="auto"/>
-      </w:pPr>
-      <w:r>
-        <w:t xml:space="preserve">    std::cout &lt;&lt; "\n------------------------------------------------------------\n";</w:t>
-      </w:r>
-    </w:p>
-    <w:p>
-      <w:pPr>
-        <w:pStyle w:val="SourceCode"/>
-        <w:spacing w:before="0" w:after="0" w:line="200" w:lineRule="auto"/>
-      </w:pPr>
-      <w:r>
-        <w:t xml:space="preserve">    std::cout &lt;&lt; "ВИЯВЛЕННЯ МОДИФІКАЦІЇ\n";</w:t>
-      </w:r>
-    </w:p>
-    <w:p>
-      <w:pPr>
-        <w:pStyle w:val="SourceCode"/>
-        <w:spacing w:before="0" w:after="0" w:line="200" w:lineRule="auto"/>
-      </w:pPr>
-      <w:r>
-        <w:t xml:space="preserve">    std::cout &lt;&lt; "------------------------------------------------------------\n";</w:t>
-      </w:r>
-    </w:p>
-    <w:p>
-      <w:pPr>
-        <w:pStyle w:val="SourceCode"/>
-        <w:spacing w:before="0" w:after="0" w:line="200" w:lineRule="auto"/>
-      </w:pPr>
-      <w:r>
-        <w:t xml:space="preserve">    std::string modified = "Договір купівлі-продажу №124";  // змінено один символ</w:t>
-      </w:r>
-    </w:p>
-    <w:p>
-      <w:pPr>
-        <w:pStyle w:val="SourceCode"/>
-        <w:spacing w:before="0" w:after="0" w:line="200" w:lineRule="auto"/>
-      </w:pPr>
-      <w:r>
-        <w:t xml:space="preserve">    std::cout &lt;&lt; "Модифікований документ: \"" &lt;&lt; modified &lt;&lt; "\"\n";</w:t>
-      </w:r>
-    </w:p>
-    <w:p>
-      <w:pPr>
-        <w:pStyle w:val="SourceCode"/>
-        <w:spacing w:before="0" w:after="0" w:line="200" w:lineRule="auto"/>
-      </w:pPr>
-      <w:r>
-        <w:t xml:space="preserve">    std::cout &lt;&lt; "Результат: "</w:t>
-      </w:r>
-    </w:p>
-    <w:p>
-      <w:pPr>
-        <w:pStyle w:val="SourceCode"/>
-        <w:spacing w:before="0" w:after="0" w:line="200" w:lineRule="auto"/>
-      </w:pPr>
-      <w:r>
-        <w:t xml:space="preserve">              &lt;&lt; (verify(modified, signature, e, n) ? "ПІДПИС ДІЙСНИЙ"</w:t>
-      </w:r>
-    </w:p>
-    <w:p>
-      <w:pPr>
-        <w:pStyle w:val="SourceCode"/>
-        <w:spacing w:before="0" w:after="0" w:line="200" w:lineRule="auto"/>
-      </w:pPr>
-      <w:r>
-        <w:t xml:space="preserve">                                                   : "ПІДПИС НЕДІЙСНИЙ")</w:t>
-      </w:r>
-    </w:p>
-    <w:p>
-      <w:pPr>
-        <w:pStyle w:val="SourceCode"/>
-        <w:spacing w:before="0" w:after="0" w:line="200" w:lineRule="auto"/>
-      </w:pPr>
-      <w:r>
-        <w:t xml:space="preserve">              &lt;&lt; "\n";</w:t>
-      </w:r>
-    </w:p>
-    <w:p>
-      <w:pPr>
-        <w:pStyle w:val="SourceCode"/>
-        <w:spacing w:before="0" w:after="0" w:line="200" w:lineRule="auto"/>
-      </w:pPr>
-    </w:p>
-    <w:p>
-      <w:pPr>
-        <w:pStyle w:val="SourceCode"/>
-        <w:spacing w:before="0" w:after="0" w:line="200" w:lineRule="auto"/>
-      </w:pPr>
-      <w:r>
-        <w:t xml:space="preserve">    std::cout &lt;&lt; "\n------------------------------------------------------------\n";</w:t>
-      </w:r>
-    </w:p>
-    <w:p>
-      <w:pPr>
-        <w:pStyle w:val="SourceCode"/>
-        <w:spacing w:before="0" w:after="0" w:line="200" w:lineRule="auto"/>
-      </w:pPr>
-      <w:r>
-        <w:t xml:space="preserve">    std::cout &lt;&lt; "СПРОБА ПІДРОБКИ ПІДПИСУ\n";</w:t>
-      </w:r>
-    </w:p>
-    <w:p>
-      <w:pPr>
-        <w:pStyle w:val="SourceCode"/>
-        <w:spacing w:before="0" w:after="0" w:line="200" w:lineRule="auto"/>
-      </w:pPr>
-      <w:r>
-        <w:t xml:space="preserve">    std::cout &lt;&lt; "------------------------------------------------------------\n";</w:t>
-      </w:r>
-    </w:p>
-    <w:p>
-      <w:pPr>
-        <w:pStyle w:val="SourceCode"/>
-        <w:spacing w:before="0" w:after="0" w:line="200" w:lineRule="auto"/>
-      </w:pPr>
-      <w:r>
-        <w:t xml:space="preserve">    u64 fake = signature + 1;</w:t>
-      </w:r>
-    </w:p>
-    <w:p>
-      <w:pPr>
-        <w:pStyle w:val="SourceCode"/>
-        <w:spacing w:before="0" w:after="0" w:line="200" w:lineRule="auto"/>
-      </w:pPr>
-      <w:r>
-        <w:t xml:space="preserve">    std::cout &lt;&lt; "Підроблений підпис: " &lt;&lt; fake &lt;&lt; "\n";</w:t>
-      </w:r>
-    </w:p>
-    <w:p>
-      <w:pPr>
-        <w:pStyle w:val="SourceCode"/>
-        <w:spacing w:before="0" w:after="0" w:line="200" w:lineRule="auto"/>
-      </w:pPr>
-      <w:r>
-        <w:t xml:space="preserve">    std::cout &lt;&lt; "Результат: "</w:t>
-      </w:r>
-    </w:p>
-    <w:p>
-      <w:pPr>
-        <w:pStyle w:val="SourceCode"/>
-        <w:spacing w:before="0" w:after="0" w:line="200" w:lineRule="auto"/>
-      </w:pPr>
-      <w:r>
-        <w:t xml:space="preserve">              &lt;&lt; (verify(document, fake, e, n) ? "ПІДПИС ДІЙСНИЙ" : "ПІДПИС НЕДІЙСНИЙ")</w:t>
-      </w:r>
-    </w:p>
-    <w:p>
-      <w:pPr>
-        <w:pStyle w:val="SourceCode"/>
-        <w:spacing w:before="0" w:after="0" w:line="200" w:lineRule="auto"/>
-      </w:pPr>
-      <w:r>
-        <w:t xml:space="preserve">              &lt;&lt; "\n";</w:t>
-      </w:r>
-    </w:p>
-    <w:p>
-      <w:pPr>
-        <w:pStyle w:val="SourceCode"/>
-        <w:spacing w:before="0" w:after="0" w:line="200" w:lineRule="auto"/>
-      </w:pPr>
-    </w:p>
-    <w:p>
-      <w:pPr>
-        <w:pStyle w:val="SourceCode"/>
-        <w:spacing w:before="0" w:after="0" w:line="200" w:lineRule="auto"/>
-      </w:pPr>
-      <w:r>
-        <w:t xml:space="preserve">    return 0;</w:t>
-      </w:r>
-    </w:p>
-    <w:p>
-      <w:pPr>
-        <w:pStyle w:val="SourceCode"/>
-        <w:spacing w:before="0" w:after="120" w:line="200" w:lineRule="auto"/>
-      </w:pPr>
-      <w:r>
-        <w:t xml:space="preserve">}</w:t>
-      </w:r>
+        <w:spacing w:before="0" w:after="0" w:line="120" w:lineRule="exact"/>
+        <w:rPr>
+          <w:sz w:val="4"/>
+          <w:szCs w:val="4"/>
+        </w:rPr>
+      </w:pPr>
+    </w:p>
+    <w:tbl>
+      <w:tblPr>
+        <w:tblStyle w:val="SourceCodeTable"/>
+        <w:tblW w:type="dxa" w:w="9637"/>
+        <w:tblInd w:w="0" w:type="dxa"/>
+        <w:tblBorders>
+          <w:top w:color="BFBFBF" w:space="0" w:sz="4" w:val="single"/>
+          <w:left w:color="BFBFBF" w:space="0" w:sz="4" w:val="single"/>
+          <w:bottom w:color="BFBFBF" w:space="0" w:sz="4" w:val="single"/>
+          <w:right w:color="BFBFBF" w:space="0" w:sz="4" w:val="single"/>
+        </w:tblBorders>
+        <w:tblLayout w:type="fixed"/>
+        <w:tblCellMar>
+          <w:top w:type="dxa" w:w="113"/>
+          <w:left w:type="dxa" w:w="113"/>
+          <w:bottom w:type="dxa" w:w="113"/>
+          <w:right w:type="dxa" w:w="113"/>
+        </w:tblCellMar>
+        <w:tblLook w:val="0000" w:firstRow="0" w:lastRow="0" w:firstColumn="0" w:lastColumn="0" w:noHBand="1" w:noVBand="1"/>
+      </w:tblPr>
+      <w:tblGrid>
+        <w:gridCol w:w="9637"/>
+      </w:tblGrid>
+      <w:tr>
+        <w:tc>
+          <w:tcPr>
+            <w:tcW w:type="dxa" w:w="9637"/>
+          </w:tcPr>
+          <w:p>
+            <w:pPr>
+              <w:pStyle w:val="SourceCode"/>
+              <w:spacing w:before="0" w:after="0" w:line="200" w:lineRule="auto"/>
+            </w:pPr>
+            <w:r>
+              <w:t xml:space="preserve">#include &lt;iostream&gt;</w:t>
+            </w:r>
+          </w:p>
+          <w:p>
+            <w:pPr>
+              <w:pStyle w:val="SourceCode"/>
+              <w:spacing w:before="0" w:after="0" w:line="200" w:lineRule="auto"/>
+            </w:pPr>
+            <w:r>
+              <w:t xml:space="preserve">#include &lt;string&gt;</w:t>
+            </w:r>
+          </w:p>
+          <w:p>
+            <w:pPr>
+              <w:pStyle w:val="SourceCode"/>
+              <w:spacing w:before="0" w:after="0" w:line="200" w:lineRule="auto"/>
+            </w:pPr>
+          </w:p>
+          <w:p>
+            <w:pPr>
+              <w:pStyle w:val="SourceCode"/>
+              <w:spacing w:before="0" w:after="0" w:line="200" w:lineRule="auto"/>
+            </w:pPr>
+            <w:r>
+              <w:t xml:space="preserve">int main() {</w:t>
+            </w:r>
+          </w:p>
+          <w:p>
+            <w:pPr>
+              <w:pStyle w:val="SourceCode"/>
+              <w:spacing w:before="0" w:after="0" w:line="200" w:lineRule="auto"/>
+            </w:pPr>
+            <w:r>
+              <w:t xml:space="preserve">    std::cout &lt;&lt; "============================================================\n";</w:t>
+            </w:r>
+          </w:p>
+          <w:p>
+            <w:pPr>
+              <w:pStyle w:val="SourceCode"/>
+              <w:spacing w:before="0" w:after="0" w:line="200" w:lineRule="auto"/>
+            </w:pPr>
+            <w:r>
+              <w:t xml:space="preserve">    std::cout &lt;&lt; "ДЕМОНСТРАЦІЯ ЦИФРОВОГО ПІДПИСУ RSA\n";</w:t>
+            </w:r>
+          </w:p>
+          <w:p>
+            <w:pPr>
+              <w:pStyle w:val="SourceCode"/>
+              <w:spacing w:before="0" w:after="0" w:line="200" w:lineRule="auto"/>
+            </w:pPr>
+            <w:r>
+              <w:t xml:space="preserve">    std::cout &lt;&lt; "============================================================\n";</w:t>
+            </w:r>
+          </w:p>
+          <w:p>
+            <w:pPr>
+              <w:pStyle w:val="SourceCode"/>
+              <w:spacing w:before="0" w:after="0" w:line="200" w:lineRule="auto"/>
+            </w:pPr>
+          </w:p>
+          <w:p>
+            <w:pPr>
+              <w:pStyle w:val="SourceCode"/>
+              <w:spacing w:before="0" w:after="0" w:line="200" w:lineRule="auto"/>
+            </w:pPr>
+            <w:r>
+              <w:t xml:space="preserve">    // Малі прості числа взято для наочності; у реальних системах</w:t>
+            </w:r>
+          </w:p>
+          <w:p>
+            <w:pPr>
+              <w:pStyle w:val="SourceCode"/>
+              <w:spacing w:before="0" w:after="0" w:line="200" w:lineRule="auto"/>
+            </w:pPr>
+            <w:r>
+              <w:t xml:space="preserve">    // модуль має довжину 2048 біт і більше</w:t>
+            </w:r>
+          </w:p>
+          <w:p>
+            <w:pPr>
+              <w:pStyle w:val="SourceCode"/>
+              <w:spacing w:before="0" w:after="0" w:line="200" w:lineRule="auto"/>
+            </w:pPr>
+            <w:r>
+              <w:t xml:space="preserve">    u64 p = 10007, q = 10009;</w:t>
+            </w:r>
+          </w:p>
+          <w:p>
+            <w:pPr>
+              <w:pStyle w:val="SourceCode"/>
+              <w:spacing w:before="0" w:after="0" w:line="200" w:lineRule="auto"/>
+            </w:pPr>
+            <w:r>
+              <w:t xml:space="preserve">    RSAKeyPair keys(p, q, 17);</w:t>
+            </w:r>
+          </w:p>
+          <w:p>
+            <w:pPr>
+              <w:pStyle w:val="SourceCode"/>
+              <w:spacing w:before="0" w:after="0" w:line="200" w:lineRule="auto"/>
+            </w:pPr>
+          </w:p>
+          <w:p>
+            <w:pPr>
+              <w:pStyle w:val="SourceCode"/>
+              <w:spacing w:before="0" w:after="0" w:line="200" w:lineRule="auto"/>
+            </w:pPr>
+            <w:r>
+              <w:t xml:space="preserve">    u64 n = keys.modulus();</w:t>
+            </w:r>
+          </w:p>
+          <w:p>
+            <w:pPr>
+              <w:pStyle w:val="SourceCode"/>
+              <w:spacing w:before="0" w:after="0" w:line="200" w:lineRule="auto"/>
+            </w:pPr>
+            <w:r>
+              <w:t xml:space="preserve">    u64 e = keys.publicExponent();</w:t>
+            </w:r>
+          </w:p>
+          <w:p>
+            <w:pPr>
+              <w:pStyle w:val="SourceCode"/>
+              <w:spacing w:before="0" w:after="0" w:line="200" w:lineRule="auto"/>
+            </w:pPr>
+            <w:r>
+              <w:t xml:space="preserve">    u64 d = keys.privateExponent();</w:t>
+            </w:r>
+          </w:p>
+          <w:p>
+            <w:pPr>
+              <w:pStyle w:val="SourceCode"/>
+              <w:spacing w:before="0" w:after="0" w:line="200" w:lineRule="auto"/>
+            </w:pPr>
+          </w:p>
+          <w:p>
+            <w:pPr>
+              <w:pStyle w:val="SourceCode"/>
+              <w:spacing w:before="0" w:after="0" w:line="200" w:lineRule="auto"/>
+            </w:pPr>
+            <w:r>
+              <w:t xml:space="preserve">    std::cout &lt;&lt; "\nПараметри RSA:\n";</w:t>
+            </w:r>
+          </w:p>
+          <w:p>
+            <w:pPr>
+              <w:pStyle w:val="SourceCode"/>
+              <w:spacing w:before="0" w:after="0" w:line="200" w:lineRule="auto"/>
+            </w:pPr>
+            <w:r>
+              <w:t xml:space="preserve">    std::cout &lt;&lt; "  p = " &lt;&lt; p &lt;&lt; ", q = " &lt;&lt; q &lt;&lt; "\n";</w:t>
+            </w:r>
+          </w:p>
+          <w:p>
+            <w:pPr>
+              <w:pStyle w:val="SourceCode"/>
+              <w:spacing w:before="0" w:after="0" w:line="200" w:lineRule="auto"/>
+            </w:pPr>
+            <w:r>
+              <w:t xml:space="preserve">    std::cout &lt;&lt; "  n = " &lt;&lt; n &lt;&lt; "\n";</w:t>
+            </w:r>
+          </w:p>
+          <w:p>
+            <w:pPr>
+              <w:pStyle w:val="SourceCode"/>
+              <w:spacing w:before="0" w:after="0" w:line="200" w:lineRule="auto"/>
+            </w:pPr>
+            <w:r>
+              <w:t xml:space="preserve">    std::cout &lt;&lt; "  e = " &lt;&lt; e &lt;&lt; " (відкрита експонента)\n";</w:t>
+            </w:r>
+          </w:p>
+          <w:p>
+            <w:pPr>
+              <w:pStyle w:val="SourceCode"/>
+              <w:spacing w:before="0" w:after="0" w:line="200" w:lineRule="auto"/>
+            </w:pPr>
+            <w:r>
+              <w:t xml:space="preserve">    std::cout &lt;&lt; "  d = " &lt;&lt; d &lt;&lt; " (закрита експонента)\n";</w:t>
+            </w:r>
+          </w:p>
+          <w:p>
+            <w:pPr>
+              <w:pStyle w:val="SourceCode"/>
+              <w:spacing w:before="0" w:after="0" w:line="200" w:lineRule="auto"/>
+            </w:pPr>
+          </w:p>
+          <w:p>
+            <w:pPr>
+              <w:pStyle w:val="SourceCode"/>
+              <w:spacing w:before="0" w:after="0" w:line="200" w:lineRule="auto"/>
+            </w:pPr>
+            <w:r>
+              <w:t xml:space="preserve">    std::string document = "Договір купівлі-продажу №123";</w:t>
+            </w:r>
+          </w:p>
+          <w:p>
+            <w:pPr>
+              <w:pStyle w:val="SourceCode"/>
+              <w:spacing w:before="0" w:after="0" w:line="200" w:lineRule="auto"/>
+            </w:pPr>
+          </w:p>
+          <w:p>
+            <w:pPr>
+              <w:pStyle w:val="SourceCode"/>
+              <w:spacing w:before="0" w:after="0" w:line="200" w:lineRule="auto"/>
+            </w:pPr>
+            <w:r>
+              <w:t xml:space="preserve">    std::cout &lt;&lt; "\n------------------------------------------------------------\n";</w:t>
+            </w:r>
+          </w:p>
+          <w:p>
+            <w:pPr>
+              <w:pStyle w:val="SourceCode"/>
+              <w:spacing w:before="0" w:after="0" w:line="200" w:lineRule="auto"/>
+            </w:pPr>
+            <w:r>
+              <w:t xml:space="preserve">    std::cout &lt;&lt; "ФОРМУВАННЯ ПІДПИСУ\n";</w:t>
+            </w:r>
+          </w:p>
+          <w:p>
+            <w:pPr>
+              <w:pStyle w:val="SourceCode"/>
+              <w:spacing w:before="0" w:after="0" w:line="200" w:lineRule="auto"/>
+            </w:pPr>
+            <w:r>
+              <w:t xml:space="preserve">    std::cout &lt;&lt; "------------------------------------------------------------\n";</w:t>
+            </w:r>
+          </w:p>
+          <w:p>
+            <w:pPr>
+              <w:pStyle w:val="SourceCode"/>
+              <w:spacing w:before="0" w:after="0" w:line="200" w:lineRule="auto"/>
+            </w:pPr>
+            <w:r>
+              <w:t xml:space="preserve">    std::cout &lt;&lt; "Документ: \"" &lt;&lt; document &lt;&lt; "\"\n";</w:t>
+            </w:r>
+          </w:p>
+          <w:p>
+            <w:pPr>
+              <w:pStyle w:val="SourceCode"/>
+              <w:spacing w:before="0" w:after="0" w:line="200" w:lineRule="auto"/>
+            </w:pPr>
+            <w:r>
+              <w:t xml:space="preserve">    std::cout &lt;&lt; "Хеш (обрізаний): "</w:t>
+            </w:r>
+          </w:p>
+          <w:p>
+            <w:pPr>
+              <w:pStyle w:val="SourceCode"/>
+              <w:spacing w:before="0" w:after="0" w:line="200" w:lineRule="auto"/>
+            </w:pPr>
+            <w:r>
+              <w:t xml:space="preserve">              &lt;&lt; truncateHash(hashToNumber(document), n) &lt;&lt; "\n";</w:t>
+            </w:r>
+          </w:p>
+          <w:p>
+            <w:pPr>
+              <w:pStyle w:val="SourceCode"/>
+              <w:spacing w:before="0" w:after="0" w:line="200" w:lineRule="auto"/>
+            </w:pPr>
+          </w:p>
+          <w:p>
+            <w:pPr>
+              <w:pStyle w:val="SourceCode"/>
+              <w:spacing w:before="0" w:after="0" w:line="200" w:lineRule="auto"/>
+            </w:pPr>
+            <w:r>
+              <w:t xml:space="preserve">    u64 signature = sign(document, d, n);</w:t>
+            </w:r>
+          </w:p>
+          <w:p>
+            <w:pPr>
+              <w:pStyle w:val="SourceCode"/>
+              <w:spacing w:before="0" w:after="0" w:line="200" w:lineRule="auto"/>
+            </w:pPr>
+            <w:r>
+              <w:t xml:space="preserve">    std::cout &lt;&lt; "Підпис S = " &lt;&lt; signature &lt;&lt; "\n";</w:t>
+            </w:r>
+          </w:p>
+          <w:p>
+            <w:pPr>
+              <w:pStyle w:val="SourceCode"/>
+              <w:spacing w:before="0" w:after="0" w:line="200" w:lineRule="auto"/>
+            </w:pPr>
+          </w:p>
+          <w:p>
+            <w:pPr>
+              <w:pStyle w:val="SourceCode"/>
+              <w:spacing w:before="0" w:after="0" w:line="200" w:lineRule="auto"/>
+            </w:pPr>
+            <w:r>
+              <w:t xml:space="preserve">    std::cout &lt;&lt; "\n------------------------------------------------------------\n";</w:t>
+            </w:r>
+          </w:p>
+          <w:p>
+            <w:pPr>
+              <w:pStyle w:val="SourceCode"/>
+              <w:spacing w:before="0" w:after="0" w:line="200" w:lineRule="auto"/>
+            </w:pPr>
+            <w:r>
+              <w:t xml:space="preserve">    std::cout &lt;&lt; "ПЕРЕВІРКА ПІДПИСУ\n";</w:t>
+            </w:r>
+          </w:p>
+          <w:p>
+            <w:pPr>
+              <w:pStyle w:val="SourceCode"/>
+              <w:spacing w:before="0" w:after="0" w:line="200" w:lineRule="auto"/>
+            </w:pPr>
+            <w:r>
+              <w:t xml:space="preserve">    std::cout &lt;&lt; "------------------------------------------------------------\n";</w:t>
+            </w:r>
+          </w:p>
+          <w:p>
+            <w:pPr>
+              <w:pStyle w:val="SourceCode"/>
+              <w:spacing w:before="0" w:after="0" w:line="200" w:lineRule="auto"/>
+            </w:pPr>
+            <w:r>
+              <w:t xml:space="preserve">    std::cout &lt;&lt; "Результат: "</w:t>
+            </w:r>
+          </w:p>
+          <w:p>
+            <w:pPr>
+              <w:pStyle w:val="SourceCode"/>
+              <w:spacing w:before="0" w:after="0" w:line="200" w:lineRule="auto"/>
+            </w:pPr>
+            <w:r>
+              <w:t xml:space="preserve">              &lt;&lt; (verify(document, signature, e, n) ? "ПІДПИС ДІЙСНИЙ"</w:t>
+            </w:r>
+          </w:p>
+          <w:p>
+            <w:pPr>
+              <w:pStyle w:val="SourceCode"/>
+              <w:spacing w:before="0" w:after="0" w:line="200" w:lineRule="auto"/>
+            </w:pPr>
+            <w:r>
+              <w:t xml:space="preserve">                                                   : "ПІДПИС НЕДІЙСНИЙ")</w:t>
+            </w:r>
+          </w:p>
+          <w:p>
+            <w:pPr>
+              <w:pStyle w:val="SourceCode"/>
+              <w:spacing w:before="0" w:after="0" w:line="200" w:lineRule="auto"/>
+            </w:pPr>
+            <w:r>
+              <w:t xml:space="preserve">              &lt;&lt; "\n";</w:t>
+            </w:r>
+          </w:p>
+          <w:p>
+            <w:pPr>
+              <w:pStyle w:val="SourceCode"/>
+              <w:spacing w:before="0" w:after="0" w:line="200" w:lineRule="auto"/>
+            </w:pPr>
+          </w:p>
+          <w:p>
+            <w:pPr>
+              <w:pStyle w:val="SourceCode"/>
+              <w:spacing w:before="0" w:after="0" w:line="200" w:lineRule="auto"/>
+            </w:pPr>
+            <w:r>
+              <w:t xml:space="preserve">    std::cout &lt;&lt; "\n------------------------------------------------------------\n";</w:t>
+            </w:r>
+          </w:p>
+          <w:p>
+            <w:pPr>
+              <w:pStyle w:val="SourceCode"/>
+              <w:spacing w:before="0" w:after="0" w:line="200" w:lineRule="auto"/>
+            </w:pPr>
+            <w:r>
+              <w:t xml:space="preserve">    std::cout &lt;&lt; "ВИЯВЛЕННЯ МОДИФІКАЦІЇ\n";</w:t>
+            </w:r>
+          </w:p>
+          <w:p>
+            <w:pPr>
+              <w:pStyle w:val="SourceCode"/>
+              <w:spacing w:before="0" w:after="0" w:line="200" w:lineRule="auto"/>
+            </w:pPr>
+            <w:r>
+              <w:t xml:space="preserve">    std::cout &lt;&lt; "------------------------------------------------------------\n";</w:t>
+            </w:r>
+          </w:p>
+          <w:p>
+            <w:pPr>
+              <w:pStyle w:val="SourceCode"/>
+              <w:spacing w:before="0" w:after="0" w:line="200" w:lineRule="auto"/>
+            </w:pPr>
+            <w:r>
+              <w:t xml:space="preserve">    std::string modified = "Договір купівлі-продажу №124";  // змінено один символ</w:t>
+            </w:r>
+          </w:p>
+          <w:p>
+            <w:pPr>
+              <w:pStyle w:val="SourceCode"/>
+              <w:spacing w:before="0" w:after="0" w:line="200" w:lineRule="auto"/>
+            </w:pPr>
+            <w:r>
+              <w:t xml:space="preserve">    std::cout &lt;&lt; "Модифікований документ: \"" &lt;&lt; modified &lt;&lt; "\"\n";</w:t>
+            </w:r>
+          </w:p>
+          <w:p>
+            <w:pPr>
+              <w:pStyle w:val="SourceCode"/>
+              <w:spacing w:before="0" w:after="0" w:line="200" w:lineRule="auto"/>
+            </w:pPr>
+            <w:r>
+              <w:t xml:space="preserve">    std::cout &lt;&lt; "Результат: "</w:t>
+            </w:r>
+          </w:p>
+          <w:p>
+            <w:pPr>
+              <w:pStyle w:val="SourceCode"/>
+              <w:spacing w:before="0" w:after="0" w:line="200" w:lineRule="auto"/>
+            </w:pPr>
+            <w:r>
+              <w:t xml:space="preserve">              &lt;&lt; (verify(modified, signature, e, n) ? "ПІДПИС ДІЙСНИЙ"</w:t>
+            </w:r>
+          </w:p>
+          <w:p>
+            <w:pPr>
+              <w:pStyle w:val="SourceCode"/>
+              <w:spacing w:before="0" w:after="0" w:line="200" w:lineRule="auto"/>
+            </w:pPr>
+            <w:r>
+              <w:t xml:space="preserve">                                                   : "ПІДПИС НЕДІЙСНИЙ")</w:t>
+            </w:r>
+          </w:p>
+          <w:p>
+            <w:pPr>
+              <w:pStyle w:val="SourceCode"/>
+              <w:spacing w:before="0" w:after="0" w:line="200" w:lineRule="auto"/>
+            </w:pPr>
+            <w:r>
+              <w:t xml:space="preserve">              &lt;&lt; "\n";</w:t>
+            </w:r>
+          </w:p>
+          <w:p>
+            <w:pPr>
+              <w:pStyle w:val="SourceCode"/>
+              <w:spacing w:before="0" w:after="0" w:line="200" w:lineRule="auto"/>
+            </w:pPr>
+          </w:p>
+          <w:p>
+            <w:pPr>
+              <w:pStyle w:val="SourceCode"/>
+              <w:spacing w:before="0" w:after="0" w:line="200" w:lineRule="auto"/>
+            </w:pPr>
+            <w:r>
+              <w:t xml:space="preserve">    std::cout &lt;&lt; "\n------------------------------------------------------------\n";</w:t>
+            </w:r>
+          </w:p>
+          <w:p>
+            <w:pPr>
+              <w:pStyle w:val="SourceCode"/>
+              <w:spacing w:before="0" w:after="0" w:line="200" w:lineRule="auto"/>
+            </w:pPr>
+            <w:r>
+              <w:t xml:space="preserve">    std::cout &lt;&lt; "СПРОБА ПІДРОБКИ ПІДПИСУ\n";</w:t>
+            </w:r>
+          </w:p>
+          <w:p>
+            <w:pPr>
+              <w:pStyle w:val="SourceCode"/>
+              <w:spacing w:before="0" w:after="0" w:line="200" w:lineRule="auto"/>
+            </w:pPr>
+            <w:r>
+              <w:t xml:space="preserve">    std::cout &lt;&lt; "------------------------------------------------------------\n";</w:t>
+            </w:r>
+          </w:p>
+          <w:p>
+            <w:pPr>
+              <w:pStyle w:val="SourceCode"/>
+              <w:spacing w:before="0" w:after="0" w:line="200" w:lineRule="auto"/>
+            </w:pPr>
+            <w:r>
+              <w:t xml:space="preserve">    u64 fake = signature + 1;</w:t>
+            </w:r>
+          </w:p>
+          <w:p>
+            <w:pPr>
+              <w:pStyle w:val="SourceCode"/>
+              <w:spacing w:before="0" w:after="0" w:line="200" w:lineRule="auto"/>
+            </w:pPr>
+            <w:r>
+              <w:t xml:space="preserve">    std::cout &lt;&lt; "Підроблений підпис: " &lt;&lt; fake &lt;&lt; "\n";</w:t>
+            </w:r>
+          </w:p>
+          <w:p>
+            <w:pPr>
+              <w:pStyle w:val="SourceCode"/>
+              <w:spacing w:before="0" w:after="0" w:line="200" w:lineRule="auto"/>
+            </w:pPr>
+            <w:r>
+              <w:t xml:space="preserve">    std::cout &lt;&lt; "Результат: "</w:t>
+            </w:r>
+          </w:p>
+          <w:p>
+            <w:pPr>
+              <w:pStyle w:val="SourceCode"/>
+              <w:spacing w:before="0" w:after="0" w:line="200" w:lineRule="auto"/>
+            </w:pPr>
+            <w:r>
+              <w:t xml:space="preserve">              &lt;&lt; (verify(document, fake, e, n) ? "ПІДПИС ДІЙСНИЙ"</w:t>
+            </w:r>
+          </w:p>
+          <w:p>
+            <w:pPr>
+              <w:pStyle w:val="SourceCode"/>
+              <w:spacing w:before="0" w:after="0" w:line="200" w:lineRule="auto"/>
+            </w:pPr>
+            <w:r>
+              <w:t xml:space="preserve">                                               : "ПІДПИС НЕДІЙСНИЙ")</w:t>
+            </w:r>
+          </w:p>
+          <w:p>
+            <w:pPr>
+              <w:pStyle w:val="SourceCode"/>
+              <w:spacing w:before="0" w:after="0" w:line="200" w:lineRule="auto"/>
+            </w:pPr>
+            <w:r>
+              <w:t xml:space="preserve">              &lt;&lt; "\n";</w:t>
+            </w:r>
+          </w:p>
+          <w:p>
+            <w:pPr>
+              <w:pStyle w:val="SourceCode"/>
+              <w:spacing w:before="0" w:after="0" w:line="200" w:lineRule="auto"/>
+            </w:pPr>
+          </w:p>
+          <w:p>
+            <w:pPr>
+              <w:pStyle w:val="SourceCode"/>
+              <w:spacing w:before="0" w:after="0" w:line="200" w:lineRule="auto"/>
+            </w:pPr>
+            <w:r>
+              <w:t xml:space="preserve">    return 0;</w:t>
+            </w:r>
+          </w:p>
+          <w:p>
+            <w:pPr>
+              <w:pStyle w:val="SourceCode"/>
+              <w:spacing w:before="0" w:after="0" w:line="200" w:lineRule="auto"/>
+            </w:pPr>
+            <w:r>
+              <w:t xml:space="preserve">}</w:t>
+            </w:r>
+          </w:p>
+        </w:tc>
+      </w:tr>
+    </w:tbl>
+    <w:p>
+      <w:pPr>
+        <w:spacing w:before="0" w:after="0" w:line="120" w:lineRule="exact"/>
+        <w:rPr>
+          <w:sz w:val="4"/>
+          <w:szCs w:val="4"/>
+        </w:rPr>
+      </w:pPr>
     </w:p>
     <w:bookmarkEnd w:id="18"/>
     <w:bookmarkStart w:id="19" w:name="крок-5.-результат-роботи-програми"/>
@@ -2600,285 +3059,334 @@
     </w:p>
     <w:p>
       <w:pPr>
-        <w:pStyle w:val="SourceCode"/>
-        <w:spacing w:before="120" w:after="0" w:line="200" w:lineRule="auto"/>
-      </w:pPr>
-      <w:r>
-        <w:t xml:space="preserve">============================================================</w:t>
-      </w:r>
-    </w:p>
-    <w:p>
-      <w:pPr>
-        <w:pStyle w:val="SourceCode"/>
-        <w:spacing w:before="0" w:after="0" w:line="200" w:lineRule="auto"/>
-      </w:pPr>
-      <w:r>
-        <w:t xml:space="preserve">ДЕМОНСТРАЦІЯ ЦИФРОВОГО ПІДПИСУ RSA</w:t>
-      </w:r>
-    </w:p>
-    <w:p>
-      <w:pPr>
-        <w:pStyle w:val="SourceCode"/>
-        <w:spacing w:before="0" w:after="0" w:line="200" w:lineRule="auto"/>
-      </w:pPr>
-      <w:r>
-        <w:t xml:space="preserve">============================================================</w:t>
-      </w:r>
-    </w:p>
-    <w:p>
-      <w:pPr>
-        <w:pStyle w:val="SourceCode"/>
-        <w:spacing w:before="0" w:after="0" w:line="200" w:lineRule="auto"/>
-      </w:pPr>
-    </w:p>
-    <w:p>
-      <w:pPr>
-        <w:pStyle w:val="SourceCode"/>
-        <w:spacing w:before="0" w:after="0" w:line="200" w:lineRule="auto"/>
-      </w:pPr>
-      <w:r>
-        <w:t xml:space="preserve">Параметри RSA:</w:t>
-      </w:r>
-    </w:p>
-    <w:p>
-      <w:pPr>
-        <w:pStyle w:val="SourceCode"/>
-        <w:spacing w:before="0" w:after="0" w:line="200" w:lineRule="auto"/>
-      </w:pPr>
-      <w:r>
-        <w:t xml:space="preserve">  p = 10007, q = 10009</w:t>
-      </w:r>
-    </w:p>
-    <w:p>
-      <w:pPr>
-        <w:pStyle w:val="SourceCode"/>
-        <w:spacing w:before="0" w:after="0" w:line="200" w:lineRule="auto"/>
-      </w:pPr>
-      <w:r>
-        <w:t xml:space="preserve">  n = 100160063</w:t>
-      </w:r>
-    </w:p>
-    <w:p>
-      <w:pPr>
-        <w:pStyle w:val="SourceCode"/>
-        <w:spacing w:before="0" w:after="0" w:line="200" w:lineRule="auto"/>
-      </w:pPr>
-      <w:r>
-        <w:t xml:space="preserve">  e = 17 (відкрита експонента)</w:t>
-      </w:r>
-    </w:p>
-    <w:p>
-      <w:pPr>
-        <w:pStyle w:val="SourceCode"/>
-        <w:spacing w:before="0" w:after="0" w:line="200" w:lineRule="auto"/>
-      </w:pPr>
-      <w:r>
-        <w:t xml:space="preserve">  d = 94249457 (закрита експонента)</w:t>
-      </w:r>
-    </w:p>
-    <w:p>
-      <w:pPr>
-        <w:pStyle w:val="SourceCode"/>
-        <w:spacing w:before="0" w:after="0" w:line="200" w:lineRule="auto"/>
-      </w:pPr>
-    </w:p>
-    <w:p>
-      <w:pPr>
-        <w:pStyle w:val="SourceCode"/>
-        <w:spacing w:before="0" w:after="0" w:line="200" w:lineRule="auto"/>
-      </w:pPr>
-      <w:r>
-        <w:t xml:space="preserve">------------------------------------------------------------</w:t>
-      </w:r>
-    </w:p>
-    <w:p>
-      <w:pPr>
-        <w:pStyle w:val="SourceCode"/>
-        <w:spacing w:before="0" w:after="0" w:line="200" w:lineRule="auto"/>
-      </w:pPr>
-      <w:r>
-        <w:t xml:space="preserve">ФОРМУВАННЯ ПІДПИСУ</w:t>
-      </w:r>
-    </w:p>
-    <w:p>
-      <w:pPr>
-        <w:pStyle w:val="SourceCode"/>
-        <w:spacing w:before="0" w:after="0" w:line="200" w:lineRule="auto"/>
-      </w:pPr>
-      <w:r>
-        <w:t xml:space="preserve">------------------------------------------------------------</w:t>
-      </w:r>
-    </w:p>
-    <w:p>
-      <w:pPr>
-        <w:pStyle w:val="SourceCode"/>
-        <w:spacing w:before="0" w:after="0" w:line="200" w:lineRule="auto"/>
-      </w:pPr>
-      <w:r>
-        <w:t xml:space="preserve">Документ: "Договір купівлі-продажу №123"</w:t>
-      </w:r>
-    </w:p>
-    <w:p>
-      <w:pPr>
-        <w:pStyle w:val="SourceCode"/>
-        <w:spacing w:before="0" w:after="0" w:line="200" w:lineRule="auto"/>
-      </w:pPr>
-      <w:r>
-        <w:t xml:space="preserve">Хеш (обрізаний): 73328726</w:t>
-      </w:r>
-    </w:p>
-    <w:p>
-      <w:pPr>
-        <w:pStyle w:val="SourceCode"/>
-        <w:spacing w:before="0" w:after="0" w:line="200" w:lineRule="auto"/>
-      </w:pPr>
-      <w:r>
-        <w:t xml:space="preserve">Підпис S = 35970151</w:t>
-      </w:r>
-    </w:p>
-    <w:p>
-      <w:pPr>
-        <w:pStyle w:val="SourceCode"/>
-        <w:spacing w:before="0" w:after="0" w:line="200" w:lineRule="auto"/>
-      </w:pPr>
-    </w:p>
-    <w:p>
-      <w:pPr>
-        <w:pStyle w:val="SourceCode"/>
-        <w:spacing w:before="0" w:after="0" w:line="200" w:lineRule="auto"/>
-      </w:pPr>
-      <w:r>
-        <w:t xml:space="preserve">------------------------------------------------------------</w:t>
-      </w:r>
-    </w:p>
-    <w:p>
-      <w:pPr>
-        <w:pStyle w:val="SourceCode"/>
-        <w:spacing w:before="0" w:after="0" w:line="200" w:lineRule="auto"/>
-      </w:pPr>
-      <w:r>
-        <w:t xml:space="preserve">ПЕРЕВІРКА ПІДПИСУ</w:t>
-      </w:r>
-    </w:p>
-    <w:p>
-      <w:pPr>
-        <w:pStyle w:val="SourceCode"/>
-        <w:spacing w:before="0" w:after="0" w:line="200" w:lineRule="auto"/>
-      </w:pPr>
-      <w:r>
-        <w:t xml:space="preserve">------------------------------------------------------------</w:t>
-      </w:r>
-    </w:p>
-    <w:p>
-      <w:pPr>
-        <w:pStyle w:val="SourceCode"/>
-        <w:spacing w:before="0" w:after="0" w:line="200" w:lineRule="auto"/>
-      </w:pPr>
-      <w:r>
-        <w:t xml:space="preserve">Результат: ПІДПИС ДІЙСНИЙ</w:t>
-      </w:r>
-    </w:p>
-    <w:p>
-      <w:pPr>
-        <w:pStyle w:val="SourceCode"/>
-        <w:spacing w:before="0" w:after="0" w:line="200" w:lineRule="auto"/>
-      </w:pPr>
-    </w:p>
-    <w:p>
-      <w:pPr>
-        <w:pStyle w:val="SourceCode"/>
-        <w:spacing w:before="0" w:after="0" w:line="200" w:lineRule="auto"/>
-      </w:pPr>
-      <w:r>
-        <w:t xml:space="preserve">------------------------------------------------------------</w:t>
-      </w:r>
-    </w:p>
-    <w:p>
-      <w:pPr>
-        <w:pStyle w:val="SourceCode"/>
-        <w:spacing w:before="0" w:after="0" w:line="200" w:lineRule="auto"/>
-      </w:pPr>
-      <w:r>
-        <w:t xml:space="preserve">ВИЯВЛЕННЯ МОДИФІКАЦІЇ</w:t>
-      </w:r>
-    </w:p>
-    <w:p>
-      <w:pPr>
-        <w:pStyle w:val="SourceCode"/>
-        <w:spacing w:before="0" w:after="0" w:line="200" w:lineRule="auto"/>
-      </w:pPr>
-      <w:r>
-        <w:t xml:space="preserve">------------------------------------------------------------</w:t>
-      </w:r>
-    </w:p>
-    <w:p>
-      <w:pPr>
-        <w:pStyle w:val="SourceCode"/>
-        <w:spacing w:before="0" w:after="0" w:line="200" w:lineRule="auto"/>
-      </w:pPr>
-      <w:r>
-        <w:t xml:space="preserve">Модифікований документ: "Договір купівлі-продажу №124"</w:t>
-      </w:r>
-    </w:p>
-    <w:p>
-      <w:pPr>
-        <w:pStyle w:val="SourceCode"/>
-        <w:spacing w:before="0" w:after="0" w:line="200" w:lineRule="auto"/>
-      </w:pPr>
-      <w:r>
-        <w:t xml:space="preserve">Результат: ПІДПИС НЕДІЙСНИЙ</w:t>
-      </w:r>
-    </w:p>
-    <w:p>
-      <w:pPr>
-        <w:pStyle w:val="SourceCode"/>
-        <w:spacing w:before="0" w:after="0" w:line="200" w:lineRule="auto"/>
-      </w:pPr>
-    </w:p>
-    <w:p>
-      <w:pPr>
-        <w:pStyle w:val="SourceCode"/>
-        <w:spacing w:before="0" w:after="0" w:line="200" w:lineRule="auto"/>
-      </w:pPr>
-      <w:r>
-        <w:t xml:space="preserve">------------------------------------------------------------</w:t>
-      </w:r>
-    </w:p>
-    <w:p>
-      <w:pPr>
-        <w:pStyle w:val="SourceCode"/>
-        <w:spacing w:before="0" w:after="0" w:line="200" w:lineRule="auto"/>
-      </w:pPr>
-      <w:r>
-        <w:t xml:space="preserve">СПРОБА ПІДРОБКИ ПІДПИСУ</w:t>
-      </w:r>
-    </w:p>
-    <w:p>
-      <w:pPr>
-        <w:pStyle w:val="SourceCode"/>
-        <w:spacing w:before="0" w:after="0" w:line="200" w:lineRule="auto"/>
-      </w:pPr>
-      <w:r>
-        <w:t xml:space="preserve">------------------------------------------------------------</w:t>
-      </w:r>
-    </w:p>
-    <w:p>
-      <w:pPr>
-        <w:pStyle w:val="SourceCode"/>
-        <w:spacing w:before="0" w:after="0" w:line="200" w:lineRule="auto"/>
-      </w:pPr>
-      <w:r>
-        <w:t xml:space="preserve">Підроблений підпис: 35970152</w:t>
-      </w:r>
-    </w:p>
-    <w:p>
-      <w:pPr>
-        <w:pStyle w:val="SourceCode"/>
-        <w:spacing w:before="0" w:after="120" w:line="200" w:lineRule="auto"/>
-      </w:pPr>
-      <w:r>
-        <w:t xml:space="preserve">Результат: ПІДПИС НЕДІЙСНИЙ</w:t>
-      </w:r>
+        <w:spacing w:before="0" w:after="0" w:line="120" w:lineRule="exact"/>
+        <w:rPr>
+          <w:sz w:val="4"/>
+          <w:szCs w:val="4"/>
+        </w:rPr>
+      </w:pPr>
+    </w:p>
+    <w:tbl>
+      <w:tblPr>
+        <w:tblStyle w:val="SourceCodeTable"/>
+        <w:tblW w:type="dxa" w:w="9637"/>
+        <w:tblInd w:w="0" w:type="dxa"/>
+        <w:tblBorders>
+          <w:top w:color="BFBFBF" w:space="0" w:sz="4" w:val="single"/>
+          <w:left w:color="BFBFBF" w:space="0" w:sz="4" w:val="single"/>
+          <w:bottom w:color="BFBFBF" w:space="0" w:sz="4" w:val="single"/>
+          <w:right w:color="BFBFBF" w:space="0" w:sz="4" w:val="single"/>
+        </w:tblBorders>
+        <w:tblLayout w:type="fixed"/>
+        <w:tblCellMar>
+          <w:top w:type="dxa" w:w="113"/>
+          <w:left w:type="dxa" w:w="113"/>
+          <w:bottom w:type="dxa" w:w="113"/>
+          <w:right w:type="dxa" w:w="113"/>
+        </w:tblCellMar>
+        <w:tblLook w:val="0000" w:firstRow="0" w:lastRow="0" w:firstColumn="0" w:lastColumn="0" w:noHBand="1" w:noVBand="1"/>
+      </w:tblPr>
+      <w:tblGrid>
+        <w:gridCol w:w="9637"/>
+      </w:tblGrid>
+      <w:tr>
+        <w:tc>
+          <w:tcPr>
+            <w:tcW w:type="dxa" w:w="9637"/>
+          </w:tcPr>
+          <w:p>
+            <w:pPr>
+              <w:pStyle w:val="SourceCode"/>
+              <w:spacing w:before="0" w:after="0" w:line="200" w:lineRule="auto"/>
+            </w:pPr>
+            <w:r>
+              <w:t xml:space="preserve">============================================================</w:t>
+            </w:r>
+          </w:p>
+          <w:p>
+            <w:pPr>
+              <w:pStyle w:val="SourceCode"/>
+              <w:spacing w:before="0" w:after="0" w:line="200" w:lineRule="auto"/>
+            </w:pPr>
+            <w:r>
+              <w:t xml:space="preserve">ДЕМОНСТРАЦІЯ ЦИФРОВОГО ПІДПИСУ RSA</w:t>
+            </w:r>
+          </w:p>
+          <w:p>
+            <w:pPr>
+              <w:pStyle w:val="SourceCode"/>
+              <w:spacing w:before="0" w:after="0" w:line="200" w:lineRule="auto"/>
+            </w:pPr>
+            <w:r>
+              <w:t xml:space="preserve">============================================================</w:t>
+            </w:r>
+          </w:p>
+          <w:p>
+            <w:pPr>
+              <w:pStyle w:val="SourceCode"/>
+              <w:spacing w:before="0" w:after="0" w:line="200" w:lineRule="auto"/>
+            </w:pPr>
+          </w:p>
+          <w:p>
+            <w:pPr>
+              <w:pStyle w:val="SourceCode"/>
+              <w:spacing w:before="0" w:after="0" w:line="200" w:lineRule="auto"/>
+            </w:pPr>
+            <w:r>
+              <w:t xml:space="preserve">Параметри RSA:</w:t>
+            </w:r>
+          </w:p>
+          <w:p>
+            <w:pPr>
+              <w:pStyle w:val="SourceCode"/>
+              <w:spacing w:before="0" w:after="0" w:line="200" w:lineRule="auto"/>
+            </w:pPr>
+            <w:r>
+              <w:t xml:space="preserve">  p = 10007, q = 10009</w:t>
+            </w:r>
+          </w:p>
+          <w:p>
+            <w:pPr>
+              <w:pStyle w:val="SourceCode"/>
+              <w:spacing w:before="0" w:after="0" w:line="200" w:lineRule="auto"/>
+            </w:pPr>
+            <w:r>
+              <w:t xml:space="preserve">  n = 100160063</w:t>
+            </w:r>
+          </w:p>
+          <w:p>
+            <w:pPr>
+              <w:pStyle w:val="SourceCode"/>
+              <w:spacing w:before="0" w:after="0" w:line="200" w:lineRule="auto"/>
+            </w:pPr>
+            <w:r>
+              <w:t xml:space="preserve">  e = 17 (відкрита експонента)</w:t>
+            </w:r>
+          </w:p>
+          <w:p>
+            <w:pPr>
+              <w:pStyle w:val="SourceCode"/>
+              <w:spacing w:before="0" w:after="0" w:line="200" w:lineRule="auto"/>
+            </w:pPr>
+            <w:r>
+              <w:t xml:space="preserve">  d = 94249457 (закрита експонента)</w:t>
+            </w:r>
+          </w:p>
+          <w:p>
+            <w:pPr>
+              <w:pStyle w:val="SourceCode"/>
+              <w:spacing w:before="0" w:after="0" w:line="200" w:lineRule="auto"/>
+            </w:pPr>
+          </w:p>
+          <w:p>
+            <w:pPr>
+              <w:pStyle w:val="SourceCode"/>
+              <w:spacing w:before="0" w:after="0" w:line="200" w:lineRule="auto"/>
+            </w:pPr>
+            <w:r>
+              <w:t xml:space="preserve">------------------------------------------------------------</w:t>
+            </w:r>
+          </w:p>
+          <w:p>
+            <w:pPr>
+              <w:pStyle w:val="SourceCode"/>
+              <w:spacing w:before="0" w:after="0" w:line="200" w:lineRule="auto"/>
+            </w:pPr>
+            <w:r>
+              <w:t xml:space="preserve">ФОРМУВАННЯ ПІДПИСУ</w:t>
+            </w:r>
+          </w:p>
+          <w:p>
+            <w:pPr>
+              <w:pStyle w:val="SourceCode"/>
+              <w:spacing w:before="0" w:after="0" w:line="200" w:lineRule="auto"/>
+            </w:pPr>
+            <w:r>
+              <w:t xml:space="preserve">------------------------------------------------------------</w:t>
+            </w:r>
+          </w:p>
+          <w:p>
+            <w:pPr>
+              <w:pStyle w:val="SourceCode"/>
+              <w:spacing w:before="0" w:after="0" w:line="200" w:lineRule="auto"/>
+            </w:pPr>
+            <w:r>
+              <w:t xml:space="preserve">Документ: "Договір купівлі-продажу №123"</w:t>
+            </w:r>
+          </w:p>
+          <w:p>
+            <w:pPr>
+              <w:pStyle w:val="SourceCode"/>
+              <w:spacing w:before="0" w:after="0" w:line="200" w:lineRule="auto"/>
+            </w:pPr>
+            <w:r>
+              <w:t xml:space="preserve">Хеш (обрізаний): 73328726</w:t>
+            </w:r>
+          </w:p>
+          <w:p>
+            <w:pPr>
+              <w:pStyle w:val="SourceCode"/>
+              <w:spacing w:before="0" w:after="0" w:line="200" w:lineRule="auto"/>
+            </w:pPr>
+            <w:r>
+              <w:t xml:space="preserve">Підпис S = 35970151</w:t>
+            </w:r>
+          </w:p>
+          <w:p>
+            <w:pPr>
+              <w:pStyle w:val="SourceCode"/>
+              <w:spacing w:before="0" w:after="0" w:line="200" w:lineRule="auto"/>
+            </w:pPr>
+          </w:p>
+          <w:p>
+            <w:pPr>
+              <w:pStyle w:val="SourceCode"/>
+              <w:spacing w:before="0" w:after="0" w:line="200" w:lineRule="auto"/>
+            </w:pPr>
+            <w:r>
+              <w:t xml:space="preserve">------------------------------------------------------------</w:t>
+            </w:r>
+          </w:p>
+          <w:p>
+            <w:pPr>
+              <w:pStyle w:val="SourceCode"/>
+              <w:spacing w:before="0" w:after="0" w:line="200" w:lineRule="auto"/>
+            </w:pPr>
+            <w:r>
+              <w:t xml:space="preserve">ПЕРЕВІРКА ПІДПИСУ</w:t>
+            </w:r>
+          </w:p>
+          <w:p>
+            <w:pPr>
+              <w:pStyle w:val="SourceCode"/>
+              <w:spacing w:before="0" w:after="0" w:line="200" w:lineRule="auto"/>
+            </w:pPr>
+            <w:r>
+              <w:t xml:space="preserve">------------------------------------------------------------</w:t>
+            </w:r>
+          </w:p>
+          <w:p>
+            <w:pPr>
+              <w:pStyle w:val="SourceCode"/>
+              <w:spacing w:before="0" w:after="0" w:line="200" w:lineRule="auto"/>
+            </w:pPr>
+            <w:r>
+              <w:t xml:space="preserve">Результат: ПІДПИС ДІЙСНИЙ</w:t>
+            </w:r>
+          </w:p>
+          <w:p>
+            <w:pPr>
+              <w:pStyle w:val="SourceCode"/>
+              <w:spacing w:before="0" w:after="0" w:line="200" w:lineRule="auto"/>
+            </w:pPr>
+          </w:p>
+          <w:p>
+            <w:pPr>
+              <w:pStyle w:val="SourceCode"/>
+              <w:spacing w:before="0" w:after="0" w:line="200" w:lineRule="auto"/>
+            </w:pPr>
+            <w:r>
+              <w:t xml:space="preserve">------------------------------------------------------------</w:t>
+            </w:r>
+          </w:p>
+          <w:p>
+            <w:pPr>
+              <w:pStyle w:val="SourceCode"/>
+              <w:spacing w:before="0" w:after="0" w:line="200" w:lineRule="auto"/>
+            </w:pPr>
+            <w:r>
+              <w:t xml:space="preserve">ВИЯВЛЕННЯ МОДИФІКАЦІЇ</w:t>
+            </w:r>
+          </w:p>
+          <w:p>
+            <w:pPr>
+              <w:pStyle w:val="SourceCode"/>
+              <w:spacing w:before="0" w:after="0" w:line="200" w:lineRule="auto"/>
+            </w:pPr>
+            <w:r>
+              <w:t xml:space="preserve">------------------------------------------------------------</w:t>
+            </w:r>
+          </w:p>
+          <w:p>
+            <w:pPr>
+              <w:pStyle w:val="SourceCode"/>
+              <w:spacing w:before="0" w:after="0" w:line="200" w:lineRule="auto"/>
+            </w:pPr>
+            <w:r>
+              <w:t xml:space="preserve">Модифікований документ: "Договір купівлі-продажу №124"</w:t>
+            </w:r>
+          </w:p>
+          <w:p>
+            <w:pPr>
+              <w:pStyle w:val="SourceCode"/>
+              <w:spacing w:before="0" w:after="0" w:line="200" w:lineRule="auto"/>
+            </w:pPr>
+            <w:r>
+              <w:t xml:space="preserve">Результат: ПІДПИС НЕДІЙСНИЙ</w:t>
+            </w:r>
+          </w:p>
+          <w:p>
+            <w:pPr>
+              <w:pStyle w:val="SourceCode"/>
+              <w:spacing w:before="0" w:after="0" w:line="200" w:lineRule="auto"/>
+            </w:pPr>
+          </w:p>
+          <w:p>
+            <w:pPr>
+              <w:pStyle w:val="SourceCode"/>
+              <w:spacing w:before="0" w:after="0" w:line="200" w:lineRule="auto"/>
+            </w:pPr>
+            <w:r>
+              <w:t xml:space="preserve">------------------------------------------------------------</w:t>
+            </w:r>
+          </w:p>
+          <w:p>
+            <w:pPr>
+              <w:pStyle w:val="SourceCode"/>
+              <w:spacing w:before="0" w:after="0" w:line="200" w:lineRule="auto"/>
+            </w:pPr>
+            <w:r>
+              <w:t xml:space="preserve">СПРОБА ПІДРОБКИ ПІДПИСУ</w:t>
+            </w:r>
+          </w:p>
+          <w:p>
+            <w:pPr>
+              <w:pStyle w:val="SourceCode"/>
+              <w:spacing w:before="0" w:after="0" w:line="200" w:lineRule="auto"/>
+            </w:pPr>
+            <w:r>
+              <w:t xml:space="preserve">------------------------------------------------------------</w:t>
+            </w:r>
+          </w:p>
+          <w:p>
+            <w:pPr>
+              <w:pStyle w:val="SourceCode"/>
+              <w:spacing w:before="0" w:after="0" w:line="200" w:lineRule="auto"/>
+            </w:pPr>
+            <w:r>
+              <w:t xml:space="preserve">Підроблений підпис: 35970152</w:t>
+            </w:r>
+          </w:p>
+          <w:p>
+            <w:pPr>
+              <w:pStyle w:val="SourceCode"/>
+              <w:spacing w:before="0" w:after="0" w:line="200" w:lineRule="auto"/>
+            </w:pPr>
+            <w:r>
+              <w:t xml:space="preserve">Результат: ПІДПИС НЕДІЙСНИЙ</w:t>
+            </w:r>
+          </w:p>
+        </w:tc>
+      </w:tr>
+    </w:tbl>
+    <w:p>
+      <w:pPr>
+        <w:spacing w:before="0" w:after="0" w:line="120" w:lineRule="exact"/>
+        <w:rPr>
+          <w:sz w:val="4"/>
+          <w:szCs w:val="4"/>
+        </w:rPr>
+      </w:pPr>
     </w:p>
     <w:bookmarkEnd w:id="19"/>
     <w:bookmarkEnd w:id="20"/>
@@ -5364,7 +5872,7 @@
     <w:basedOn w:val="Normal"/>
     <w:qFormat/>
     <w:pPr>
-      <w:spacing w:after="120" w:before="120" w:line="200" w:lineRule="auto"/>
+      <w:spacing w:after="0" w:before="0" w:line="200" w:lineRule="auto"/>
       <w:ind w:hanging="340" w:left="340" w:right="0"/>
       <w:jc w:val="left"/>
     </w:pPr>
@@ -5373,6 +5881,26 @@
       <w:sz w:val="18"/>
       <w:szCs w:val="18"/>
     </w:rPr>
+  </w:style>
+  <w:style w:customStyle="1" w:styleId="SourceCodeTable" w:type="table">
+    <w:name w:val="Source Code Table"/>
+    <w:basedOn w:val="TableNormal"/>
+    <w:qFormat/>
+    <w:tblPr>
+      <w:tblInd w:type="dxa" w:w="0"/>
+      <w:tblBorders>
+        <w:top w:color="BFBFBF" w:space="0" w:sz="4" w:val="single"/>
+        <w:left w:color="BFBFBF" w:space="0" w:sz="4" w:val="single"/>
+        <w:bottom w:color="BFBFBF" w:space="0" w:sz="4" w:val="single"/>
+        <w:right w:color="BFBFBF" w:space="0" w:sz="4" w:val="single"/>
+      </w:tblBorders>
+      <w:tblCellMar>
+        <w:top w:type="dxa" w:w="113"/>
+        <w:left w:type="dxa" w:w="113"/>
+        <w:bottom w:type="dxa" w:w="113"/>
+        <w:right w:type="dxa" w:w="113"/>
+      </w:tblCellMar>
+    </w:tblPr>
   </w:style>
   <w:style w:type="paragraph" w:customStyle="1" w:styleId="TableCaption">
     <w:name w:val="TableCaption"/>

--- a/public/labs/pmzi/pz-23/ЛР8_ПМЗІ_Реалізація_ЕЦП_на_основі_RSA.docx
+++ b/public/labs/pmzi/pz-23/ЛР8_ПМЗІ_Реалізація_ЕЦП_на_основі_RSA.docx
@@ -178,6 +178,7 @@
           <w:bottom w:color="BFBFBF" w:space="0" w:sz="4" w:val="single"/>
           <w:right w:color="BFBFBF" w:space="0" w:sz="4" w:val="single"/>
         </w:tblBorders>
+        <w:shd w:color="auto" w:fill="F4F4F4" w:val="clear"/>
         <w:tblLayout w:type="fixed"/>
         <w:tblCellMar>
           <w:top w:type="dxa" w:w="113"/>
@@ -194,6 +195,7 @@
         <w:tc>
           <w:tcPr>
             <w:tcW w:type="dxa" w:w="9637"/>
+            <w:shd w:color="auto" w:fill="F4F4F4" w:val="clear"/>
           </w:tcPr>
           <w:p>
             <w:pPr>
@@ -466,6 +468,7 @@
           <w:bottom w:color="BFBFBF" w:space="0" w:sz="4" w:val="single"/>
           <w:right w:color="BFBFBF" w:space="0" w:sz="4" w:val="single"/>
         </w:tblBorders>
+        <w:shd w:color="auto" w:fill="F4F4F4" w:val="clear"/>
         <w:tblLayout w:type="fixed"/>
         <w:tblCellMar>
           <w:top w:type="dxa" w:w="113"/>
@@ -482,6 +485,7 @@
         <w:tc>
           <w:tcPr>
             <w:tcW w:type="dxa" w:w="9637"/>
+            <w:shd w:color="auto" w:fill="F4F4F4" w:val="clear"/>
           </w:tcPr>
           <w:p>
             <w:pPr>
@@ -609,6 +613,7 @@
           <w:bottom w:color="BFBFBF" w:space="0" w:sz="4" w:val="single"/>
           <w:right w:color="BFBFBF" w:space="0" w:sz="4" w:val="single"/>
         </w:tblBorders>
+        <w:shd w:color="auto" w:fill="F4F4F4" w:val="clear"/>
         <w:tblLayout w:type="fixed"/>
         <w:tblCellMar>
           <w:top w:type="dxa" w:w="113"/>
@@ -625,6 +630,7 @@
         <w:tc>
           <w:tcPr>
             <w:tcW w:type="dxa" w:w="9637"/>
+            <w:shd w:color="auto" w:fill="F4F4F4" w:val="clear"/>
           </w:tcPr>
           <w:p>
             <w:pPr>
@@ -768,6 +774,7 @@
           <w:bottom w:color="BFBFBF" w:space="0" w:sz="4" w:val="single"/>
           <w:right w:color="BFBFBF" w:space="0" w:sz="4" w:val="single"/>
         </w:tblBorders>
+        <w:shd w:color="auto" w:fill="F4F4F4" w:val="clear"/>
         <w:tblLayout w:type="fixed"/>
         <w:tblCellMar>
           <w:top w:type="dxa" w:w="113"/>
@@ -784,6 +791,7 @@
         <w:tc>
           <w:tcPr>
             <w:tcW w:type="dxa" w:w="9637"/>
+            <w:shd w:color="auto" w:fill="F4F4F4" w:val="clear"/>
           </w:tcPr>
           <w:p>
             <w:pPr>
@@ -853,6 +861,7 @@
           <w:bottom w:color="BFBFBF" w:space="0" w:sz="4" w:val="single"/>
           <w:right w:color="BFBFBF" w:space="0" w:sz="4" w:val="single"/>
         </w:tblBorders>
+        <w:shd w:color="auto" w:fill="F4F4F4" w:val="clear"/>
         <w:tblLayout w:type="fixed"/>
         <w:tblCellMar>
           <w:top w:type="dxa" w:w="113"/>
@@ -869,6 +878,7 @@
         <w:tc>
           <w:tcPr>
             <w:tcW w:type="dxa" w:w="9637"/>
+            <w:shd w:color="auto" w:fill="F4F4F4" w:val="clear"/>
           </w:tcPr>
           <w:p>
             <w:pPr>
@@ -1269,6 +1279,7 @@
           <w:bottom w:color="BFBFBF" w:space="0" w:sz="4" w:val="single"/>
           <w:right w:color="BFBFBF" w:space="0" w:sz="4" w:val="single"/>
         </w:tblBorders>
+        <w:shd w:color="auto" w:fill="F4F4F4" w:val="clear"/>
         <w:tblLayout w:type="fixed"/>
         <w:tblCellMar>
           <w:top w:type="dxa" w:w="113"/>
@@ -1285,6 +1296,7 @@
         <w:tc>
           <w:tcPr>
             <w:tcW w:type="dxa" w:w="9637"/>
+            <w:shd w:color="auto" w:fill="F4F4F4" w:val="clear"/>
           </w:tcPr>
           <w:p>
             <w:pPr>
@@ -1898,6 +1910,7 @@
           <w:bottom w:color="BFBFBF" w:space="0" w:sz="4" w:val="single"/>
           <w:right w:color="BFBFBF" w:space="0" w:sz="4" w:val="single"/>
         </w:tblBorders>
+        <w:shd w:color="auto" w:fill="F4F4F4" w:val="clear"/>
         <w:tblLayout w:type="fixed"/>
         <w:tblCellMar>
           <w:top w:type="dxa" w:w="113"/>
@@ -1914,6 +1927,7 @@
         <w:tc>
           <w:tcPr>
             <w:tcW w:type="dxa" w:w="9637"/>
+            <w:shd w:color="auto" w:fill="F4F4F4" w:val="clear"/>
           </w:tcPr>
           <w:p>
             <w:pPr>
@@ -2230,6 +2244,7 @@
           <w:bottom w:color="BFBFBF" w:space="0" w:sz="4" w:val="single"/>
           <w:right w:color="BFBFBF" w:space="0" w:sz="4" w:val="single"/>
         </w:tblBorders>
+        <w:shd w:color="auto" w:fill="F4F4F4" w:val="clear"/>
         <w:tblLayout w:type="fixed"/>
         <w:tblCellMar>
           <w:top w:type="dxa" w:w="113"/>
@@ -2246,6 +2261,7 @@
         <w:tc>
           <w:tcPr>
             <w:tcW w:type="dxa" w:w="9637"/>
+            <w:shd w:color="auto" w:fill="F4F4F4" w:val="clear"/>
           </w:tcPr>
           <w:p>
             <w:pPr>
@@ -2466,6 +2482,7 @@
           <w:bottom w:color="BFBFBF" w:space="0" w:sz="4" w:val="single"/>
           <w:right w:color="BFBFBF" w:space="0" w:sz="4" w:val="single"/>
         </w:tblBorders>
+        <w:shd w:color="auto" w:fill="F4F4F4" w:val="clear"/>
         <w:tblLayout w:type="fixed"/>
         <w:tblCellMar>
           <w:top w:type="dxa" w:w="113"/>
@@ -2482,6 +2499,7 @@
         <w:tc>
           <w:tcPr>
             <w:tcW w:type="dxa" w:w="9637"/>
+            <w:shd w:color="auto" w:fill="F4F4F4" w:val="clear"/>
           </w:tcPr>
           <w:p>
             <w:pPr>
@@ -3077,6 +3095,7 @@
           <w:bottom w:color="BFBFBF" w:space="0" w:sz="4" w:val="single"/>
           <w:right w:color="BFBFBF" w:space="0" w:sz="4" w:val="single"/>
         </w:tblBorders>
+        <w:shd w:color="auto" w:fill="F4F4F4" w:val="clear"/>
         <w:tblLayout w:type="fixed"/>
         <w:tblCellMar>
           <w:top w:type="dxa" w:w="113"/>
@@ -3093,6 +3112,7 @@
         <w:tc>
           <w:tcPr>
             <w:tcW w:type="dxa" w:w="9637"/>
+            <w:shd w:color="auto" w:fill="F4F4F4" w:val="clear"/>
           </w:tcPr>
           <w:p>
             <w:pPr>
@@ -5894,6 +5914,7 @@
         <w:bottom w:color="BFBFBF" w:space="0" w:sz="4" w:val="single"/>
         <w:right w:color="BFBFBF" w:space="0" w:sz="4" w:val="single"/>
       </w:tblBorders>
+      <w:shd w:color="auto" w:fill="F4F4F4" w:val="clear"/>
       <w:tblCellMar>
         <w:top w:type="dxa" w:w="113"/>
         <w:left w:type="dxa" w:w="113"/>

--- a/public/labs/pmzi/pz-23/ЛР8_ПМЗІ_Реалізація_ЕЦП_на_основі_RSA.docx
+++ b/public/labs/pmzi/pz-23/ЛР8_ПМЗІ_Реалізація_ЕЦП_на_основі_RSA.docx
@@ -160,176 +160,225 @@
     </w:p>
     <w:p>
       <w:pPr>
-        <w:pStyle w:val="SourceCode"/>
-      </w:pPr>
-      <w:r>
+        <w:spacing w:before="0" w:after="0" w:line="120" w:lineRule="exact"/>
         <w:rPr>
-          <w:rStyle w:val="VerbatimChar"/>
+          <w:sz w:val="4"/>
+          <w:szCs w:val="4"/>
         </w:rPr>
-        <w:t xml:space="preserve">┌───────────────────────────────────────────────────────────────────────┐</w:t>
-      </w:r>
-      <w:r>
-        <w:br/>
-      </w:r>
-      <w:r>
+      </w:pPr>
+    </w:p>
+    <w:tbl>
+      <w:tblPr>
+        <w:tblStyle w:val="SourceCodeTable"/>
+        <w:tblW w:type="dxa" w:w="9637"/>
+        <w:tblInd w:w="0" w:type="dxa"/>
+        <w:tblBorders>
+          <w:top w:color="BFBFBF" w:space="0" w:sz="4" w:val="single"/>
+          <w:left w:color="BFBFBF" w:space="0" w:sz="4" w:val="single"/>
+          <w:bottom w:color="BFBFBF" w:space="0" w:sz="4" w:val="single"/>
+          <w:right w:color="BFBFBF" w:space="0" w:sz="4" w:val="single"/>
+        </w:tblBorders>
+        <w:shd w:color="auto" w:fill="F4F4F4" w:val="clear"/>
+        <w:tblLayout w:type="fixed"/>
+        <w:tblCellMar>
+          <w:top w:type="dxa" w:w="113"/>
+          <w:left w:type="dxa" w:w="113"/>
+          <w:bottom w:type="dxa" w:w="113"/>
+          <w:right w:type="dxa" w:w="113"/>
+        </w:tblCellMar>
+        <w:tblLook w:val="0000" w:firstRow="0" w:lastRow="0" w:firstColumn="0" w:lastColumn="0" w:noHBand="1" w:noVBand="1"/>
+      </w:tblPr>
+      <w:tblGrid>
+        <w:gridCol w:w="9637"/>
+      </w:tblGrid>
+      <w:tr>
+        <w:tc>
+          <w:tcPr>
+            <w:tcW w:type="dxa" w:w="9637"/>
+            <w:shd w:color="auto" w:fill="F4F4F4" w:val="clear"/>
+          </w:tcPr>
+          <w:p>
+            <w:pPr>
+              <w:pStyle w:val="SourceCode"/>
+              <w:spacing w:before="0" w:after="0" w:line="200" w:lineRule="auto"/>
+            </w:pPr>
+            <w:r>
+              <w:t xml:space="preserve">┌───────────────────────────────────────────────────────────────────────┐</w:t>
+            </w:r>
+          </w:p>
+          <w:p>
+            <w:pPr>
+              <w:pStyle w:val="SourceCode"/>
+              <w:spacing w:before="0" w:after="0" w:line="200" w:lineRule="auto"/>
+            </w:pPr>
+            <w:r>
+              <w:t xml:space="preserve">│                    ЕЛЕКТРОННИЙ ЦИФРОВИЙ ПІДПИС                        │</w:t>
+            </w:r>
+          </w:p>
+          <w:p>
+            <w:pPr>
+              <w:pStyle w:val="SourceCode"/>
+              <w:spacing w:before="0" w:after="0" w:line="200" w:lineRule="auto"/>
+            </w:pPr>
+            <w:r>
+              <w:t xml:space="preserve">├───────────────────────────────────────────────────────────────────────┤</w:t>
+            </w:r>
+          </w:p>
+          <w:p>
+            <w:pPr>
+              <w:pStyle w:val="SourceCode"/>
+              <w:spacing w:before="0" w:after="0" w:line="200" w:lineRule="auto"/>
+            </w:pPr>
+            <w:r>
+              <w:t xml:space="preserve">│                                                                       │</w:t>
+            </w:r>
+          </w:p>
+          <w:p>
+            <w:pPr>
+              <w:pStyle w:val="SourceCode"/>
+              <w:spacing w:before="0" w:after="0" w:line="200" w:lineRule="auto"/>
+            </w:pPr>
+            <w:r>
+              <w:t xml:space="preserve">│  ФОРМУВАННЯ ПІДПИСУ (автор):                                          │</w:t>
+            </w:r>
+          </w:p>
+          <w:p>
+            <w:pPr>
+              <w:pStyle w:val="SourceCode"/>
+              <w:spacing w:before="0" w:after="0" w:line="200" w:lineRule="auto"/>
+            </w:pPr>
+            <w:r>
+              <w:t xml:space="preserve">│  ┌─────────────────────────────────────────────────────────────────┐  │</w:t>
+            </w:r>
+          </w:p>
+          <w:p>
+            <w:pPr>
+              <w:pStyle w:val="SourceCode"/>
+              <w:spacing w:before="0" w:after="0" w:line="200" w:lineRule="auto"/>
+            </w:pPr>
+            <w:r>
+              <w:t xml:space="preserve">│  │ Документ M ──► [HASH] ──► H(M) ──► [SIGN з d] ──► Підпис S      │  │</w:t>
+            </w:r>
+          </w:p>
+          <w:p>
+            <w:pPr>
+              <w:pStyle w:val="SourceCode"/>
+              <w:spacing w:before="0" w:after="0" w:line="200" w:lineRule="auto"/>
+            </w:pPr>
+            <w:r>
+              <w:t xml:space="preserve">│  │                                    (закритий ключ)              │  │</w:t>
+            </w:r>
+          </w:p>
+          <w:p>
+            <w:pPr>
+              <w:pStyle w:val="SourceCode"/>
+              <w:spacing w:before="0" w:after="0" w:line="200" w:lineRule="auto"/>
+            </w:pPr>
+            <w:r>
+              <w:t xml:space="preserve">│  └─────────────────────────────────────────────────────────────────┘  │</w:t>
+            </w:r>
+          </w:p>
+          <w:p>
+            <w:pPr>
+              <w:pStyle w:val="SourceCode"/>
+              <w:spacing w:before="0" w:after="0" w:line="200" w:lineRule="auto"/>
+            </w:pPr>
+            <w:r>
+              <w:t xml:space="preserve">│                                                                       │</w:t>
+            </w:r>
+          </w:p>
+          <w:p>
+            <w:pPr>
+              <w:pStyle w:val="SourceCode"/>
+              <w:spacing w:before="0" w:after="0" w:line="200" w:lineRule="auto"/>
+            </w:pPr>
+            <w:r>
+              <w:t xml:space="preserve">│  ПЕРЕВІРКА ПІДПИСУ (верифікатор):                                     │</w:t>
+            </w:r>
+          </w:p>
+          <w:p>
+            <w:pPr>
+              <w:pStyle w:val="SourceCode"/>
+              <w:spacing w:before="0" w:after="0" w:line="200" w:lineRule="auto"/>
+            </w:pPr>
+            <w:r>
+              <w:t xml:space="preserve">│  ┌──────────────────────────────────────────────────────────────────┐ │</w:t>
+            </w:r>
+          </w:p>
+          <w:p>
+            <w:pPr>
+              <w:pStyle w:val="SourceCode"/>
+              <w:spacing w:before="0" w:after="0" w:line="200" w:lineRule="auto"/>
+            </w:pPr>
+            <w:r>
+              <w:t xml:space="preserve">│  │ Документ M ──► [HASH] ──► H(M) ─┐                                │ │</w:t>
+            </w:r>
+          </w:p>
+          <w:p>
+            <w:pPr>
+              <w:pStyle w:val="SourceCode"/>
+              <w:spacing w:before="0" w:after="0" w:line="200" w:lineRule="auto"/>
+            </w:pPr>
+            <w:r>
+              <w:t xml:space="preserve">│  │                                  ├──► [COMPARE] ──► Valid/Invalid│ │</w:t>
+            </w:r>
+          </w:p>
+          <w:p>
+            <w:pPr>
+              <w:pStyle w:val="SourceCode"/>
+              <w:spacing w:before="0" w:after="0" w:line="200" w:lineRule="auto"/>
+            </w:pPr>
+            <w:r>
+              <w:t xml:space="preserve">│  │ Підпис S ──► [VERIFY з e] ──► H' ┘                               │ │</w:t>
+            </w:r>
+          </w:p>
+          <w:p>
+            <w:pPr>
+              <w:pStyle w:val="SourceCode"/>
+              <w:spacing w:before="0" w:after="0" w:line="200" w:lineRule="auto"/>
+            </w:pPr>
+            <w:r>
+              <w:t xml:space="preserve">│  │              (відкритий ключ)                                    │ │</w:t>
+            </w:r>
+          </w:p>
+          <w:p>
+            <w:pPr>
+              <w:pStyle w:val="SourceCode"/>
+              <w:spacing w:before="0" w:after="0" w:line="200" w:lineRule="auto"/>
+            </w:pPr>
+            <w:r>
+              <w:t xml:space="preserve">│  └──────────────────────────────────────────────────────────────────┘ │</w:t>
+            </w:r>
+          </w:p>
+          <w:p>
+            <w:pPr>
+              <w:pStyle w:val="SourceCode"/>
+              <w:spacing w:before="0" w:after="0" w:line="200" w:lineRule="auto"/>
+            </w:pPr>
+            <w:r>
+              <w:t xml:space="preserve">│                                                                       │</w:t>
+            </w:r>
+          </w:p>
+          <w:p>
+            <w:pPr>
+              <w:pStyle w:val="SourceCode"/>
+              <w:spacing w:before="0" w:after="0" w:line="200" w:lineRule="auto"/>
+            </w:pPr>
+            <w:r>
+              <w:t xml:space="preserve">└───────────────────────────────────────────────────────────────────────┘</w:t>
+            </w:r>
+          </w:p>
+        </w:tc>
+      </w:tr>
+    </w:tbl>
+    <w:p>
+      <w:pPr>
+        <w:spacing w:before="0" w:after="0" w:line="120" w:lineRule="exact"/>
         <w:rPr>
-          <w:rStyle w:val="VerbatimChar"/>
+          <w:sz w:val="4"/>
+          <w:szCs w:val="4"/>
         </w:rPr>
-        <w:t xml:space="preserve">│                    ЕЛЕКТРОННИЙ ЦИФРОВИЙ ПІДПИС                        │</w:t>
-      </w:r>
-      <w:r>
-        <w:br/>
-      </w:r>
-      <w:r>
-        <w:rPr>
-          <w:rStyle w:val="VerbatimChar"/>
-        </w:rPr>
-        <w:t xml:space="preserve">├───────────────────────────────────────────────────────────────────────┤</w:t>
-      </w:r>
-      <w:r>
-        <w:br/>
-      </w:r>
-      <w:r>
-        <w:rPr>
-          <w:rStyle w:val="VerbatimChar"/>
-        </w:rPr>
-        <w:t xml:space="preserve">│                                                                       │</w:t>
-      </w:r>
-      <w:r>
-        <w:br/>
-      </w:r>
-      <w:r>
-        <w:rPr>
-          <w:rStyle w:val="VerbatimChar"/>
-        </w:rPr>
-        <w:t xml:space="preserve">│  ФОРМУВАННЯ ПІДПИСУ (автор):                                          │</w:t>
-      </w:r>
-      <w:r>
-        <w:br/>
-      </w:r>
-      <w:r>
-        <w:rPr>
-          <w:rStyle w:val="VerbatimChar"/>
-        </w:rPr>
-        <w:t xml:space="preserve">│  ┌─────────────────────────────────────────────────────────────────┐  │</w:t>
-      </w:r>
-      <w:r>
-        <w:br/>
-      </w:r>
-      <w:r>
-        <w:rPr>
-          <w:rStyle w:val="VerbatimChar"/>
-        </w:rPr>
-        <w:t xml:space="preserve">│  │ Документ M ──► [HASH] ──► H(M) ──► [SIGN з d] ──► Підпис S      │  │</w:t>
-      </w:r>
-      <w:r>
-        <w:br/>
-      </w:r>
-      <w:r>
-        <w:rPr>
-          <w:rStyle w:val="VerbatimChar"/>
-        </w:rPr>
-        <w:t xml:space="preserve">│  │                                    (закритий ключ)              │  │</w:t>
-      </w:r>
-      <w:r>
-        <w:br/>
-      </w:r>
-      <w:r>
-        <w:rPr>
-          <w:rStyle w:val="VerbatimChar"/>
-        </w:rPr>
-        <w:t xml:space="preserve">│  └─────────────────────────────────────────────────────────────────┘  │</w:t>
-      </w:r>
-      <w:r>
-        <w:br/>
-      </w:r>
-      <w:r>
-        <w:rPr>
-          <w:rStyle w:val="VerbatimChar"/>
-        </w:rPr>
-        <w:t xml:space="preserve">│                                                                       │</w:t>
-      </w:r>
-      <w:r>
-        <w:br/>
-      </w:r>
-      <w:r>
-        <w:rPr>
-          <w:rStyle w:val="VerbatimChar"/>
-        </w:rPr>
-        <w:t xml:space="preserve">│  ПЕРЕВІРКА ПІДПИСУ (верифікатор):                                     │</w:t>
-      </w:r>
-      <w:r>
-        <w:br/>
-      </w:r>
-      <w:r>
-        <w:rPr>
-          <w:rStyle w:val="VerbatimChar"/>
-        </w:rPr>
-        <w:t xml:space="preserve">│  ┌──────────────────────────────────────────────────────────────────┐ │</w:t>
-      </w:r>
-      <w:r>
-        <w:br/>
-      </w:r>
-      <w:r>
-        <w:rPr>
-          <w:rStyle w:val="VerbatimChar"/>
-        </w:rPr>
-        <w:t xml:space="preserve">│  │ Документ M ──► [HASH] ──► H(M) ─┐                                │ │</w:t>
-      </w:r>
-      <w:r>
-        <w:br/>
-      </w:r>
-      <w:r>
-        <w:rPr>
-          <w:rStyle w:val="VerbatimChar"/>
-        </w:rPr>
-        <w:t xml:space="preserve">│  │                                  ├──► [COMPARE] ──► Valid/Invalid│ │</w:t>
-      </w:r>
-      <w:r>
-        <w:br/>
-      </w:r>
-      <w:r>
-        <w:rPr>
-          <w:rStyle w:val="VerbatimChar"/>
-        </w:rPr>
-        <w:t xml:space="preserve">│  │ Підпис S ──► [VERIFY з e] ──► H' ┘                               │ │</w:t>
-      </w:r>
-      <w:r>
-        <w:br/>
-      </w:r>
-      <w:r>
-        <w:rPr>
-          <w:rStyle w:val="VerbatimChar"/>
-        </w:rPr>
-        <w:t xml:space="preserve">│  │              (відкритий ключ)                                    │ │</w:t>
-      </w:r>
-      <w:r>
-        <w:br/>
-      </w:r>
-      <w:r>
-        <w:rPr>
-          <w:rStyle w:val="VerbatimChar"/>
-        </w:rPr>
-        <w:t xml:space="preserve">│  └──────────────────────────────────────────────────────────────────┘ │</w:t>
-      </w:r>
-      <w:r>
-        <w:br/>
-      </w:r>
-      <w:r>
-        <w:rPr>
-          <w:rStyle w:val="VerbatimChar"/>
-        </w:rPr>
-        <w:t xml:space="preserve">│                                                                       │</w:t>
-      </w:r>
-      <w:r>
-        <w:br/>
-      </w:r>
-      <w:r>
-        <w:rPr>
-          <w:rStyle w:val="VerbatimChar"/>
-        </w:rPr>
-        <w:t xml:space="preserve">└───────────────────────────────────────────────────────────────────────┘</w:t>
-      </w:r>
+      </w:pPr>
     </w:p>
     <w:bookmarkEnd w:id="9"/>
     <w:bookmarkStart w:id="10" w:name="схема-підпису-rsa"/>
@@ -401,14 +450,63 @@
     </w:p>
     <w:p>
       <w:pPr>
-        <w:pStyle w:val="SourceCode"/>
-      </w:pPr>
-      <w:r>
+        <w:spacing w:before="0" w:after="0" w:line="120" w:lineRule="exact"/>
         <w:rPr>
-          <w:rStyle w:val="VerbatimChar"/>
+          <w:sz w:val="4"/>
+          <w:szCs w:val="4"/>
         </w:rPr>
-        <w:t xml:space="preserve">S = H(M)^d mod n</w:t>
-      </w:r>
+      </w:pPr>
+    </w:p>
+    <w:tbl>
+      <w:tblPr>
+        <w:tblStyle w:val="SourceCodeTable"/>
+        <w:tblW w:type="dxa" w:w="9637"/>
+        <w:tblInd w:w="0" w:type="dxa"/>
+        <w:tblBorders>
+          <w:top w:color="BFBFBF" w:space="0" w:sz="4" w:val="single"/>
+          <w:left w:color="BFBFBF" w:space="0" w:sz="4" w:val="single"/>
+          <w:bottom w:color="BFBFBF" w:space="0" w:sz="4" w:val="single"/>
+          <w:right w:color="BFBFBF" w:space="0" w:sz="4" w:val="single"/>
+        </w:tblBorders>
+        <w:shd w:color="auto" w:fill="F4F4F4" w:val="clear"/>
+        <w:tblLayout w:type="fixed"/>
+        <w:tblCellMar>
+          <w:top w:type="dxa" w:w="113"/>
+          <w:left w:type="dxa" w:w="113"/>
+          <w:bottom w:type="dxa" w:w="113"/>
+          <w:right w:type="dxa" w:w="113"/>
+        </w:tblCellMar>
+        <w:tblLook w:val="0000" w:firstRow="0" w:lastRow="0" w:firstColumn="0" w:lastColumn="0" w:noHBand="1" w:noVBand="1"/>
+      </w:tblPr>
+      <w:tblGrid>
+        <w:gridCol w:w="9637"/>
+      </w:tblGrid>
+      <w:tr>
+        <w:tc>
+          <w:tcPr>
+            <w:tcW w:type="dxa" w:w="9637"/>
+            <w:shd w:color="auto" w:fill="F4F4F4" w:val="clear"/>
+          </w:tcPr>
+          <w:p>
+            <w:pPr>
+              <w:pStyle w:val="SourceCode"/>
+              <w:spacing w:before="0" w:after="0" w:line="200" w:lineRule="auto"/>
+            </w:pPr>
+            <w:r>
+              <w:t xml:space="preserve">S = H(M)^d mod n</w:t>
+            </w:r>
+          </w:p>
+        </w:tc>
+      </w:tr>
+    </w:tbl>
+    <w:p>
+      <w:pPr>
+        <w:spacing w:before="0" w:after="0" w:line="120" w:lineRule="exact"/>
+        <w:rPr>
+          <w:sz w:val="4"/>
+          <w:szCs w:val="4"/>
+        </w:rPr>
+      </w:pPr>
     </w:p>
     <w:p>
       <w:pPr>
@@ -497,23 +595,72 @@
     </w:p>
     <w:p>
       <w:pPr>
-        <w:pStyle w:val="SourceCode"/>
-      </w:pPr>
-      <w:r>
+        <w:spacing w:before="0" w:after="0" w:line="120" w:lineRule="exact"/>
         <w:rPr>
-          <w:rStyle w:val="VerbatimChar"/>
+          <w:sz w:val="4"/>
+          <w:szCs w:val="4"/>
         </w:rPr>
-        <w:t xml:space="preserve">H'(M) = S^e mod n</w:t>
-      </w:r>
-      <w:r>
-        <w:br/>
-      </w:r>
-      <w:r>
+      </w:pPr>
+    </w:p>
+    <w:tbl>
+      <w:tblPr>
+        <w:tblStyle w:val="SourceCodeTable"/>
+        <w:tblW w:type="dxa" w:w="9637"/>
+        <w:tblInd w:w="0" w:type="dxa"/>
+        <w:tblBorders>
+          <w:top w:color="BFBFBF" w:space="0" w:sz="4" w:val="single"/>
+          <w:left w:color="BFBFBF" w:space="0" w:sz="4" w:val="single"/>
+          <w:bottom w:color="BFBFBF" w:space="0" w:sz="4" w:val="single"/>
+          <w:right w:color="BFBFBF" w:space="0" w:sz="4" w:val="single"/>
+        </w:tblBorders>
+        <w:shd w:color="auto" w:fill="F4F4F4" w:val="clear"/>
+        <w:tblLayout w:type="fixed"/>
+        <w:tblCellMar>
+          <w:top w:type="dxa" w:w="113"/>
+          <w:left w:type="dxa" w:w="113"/>
+          <w:bottom w:type="dxa" w:w="113"/>
+          <w:right w:type="dxa" w:w="113"/>
+        </w:tblCellMar>
+        <w:tblLook w:val="0000" w:firstRow="0" w:lastRow="0" w:firstColumn="0" w:lastColumn="0" w:noHBand="1" w:noVBand="1"/>
+      </w:tblPr>
+      <w:tblGrid>
+        <w:gridCol w:w="9637"/>
+      </w:tblGrid>
+      <w:tr>
+        <w:tc>
+          <w:tcPr>
+            <w:tcW w:type="dxa" w:w="9637"/>
+            <w:shd w:color="auto" w:fill="F4F4F4" w:val="clear"/>
+          </w:tcPr>
+          <w:p>
+            <w:pPr>
+              <w:pStyle w:val="SourceCode"/>
+              <w:spacing w:before="0" w:after="0" w:line="200" w:lineRule="auto"/>
+            </w:pPr>
+            <w:r>
+              <w:t xml:space="preserve">H'(M) = S^e mod n</w:t>
+            </w:r>
+          </w:p>
+          <w:p>
+            <w:pPr>
+              <w:pStyle w:val="SourceCode"/>
+              <w:spacing w:before="0" w:after="0" w:line="200" w:lineRule="auto"/>
+            </w:pPr>
+            <w:r>
+              <w:t xml:space="preserve">Підпис дійсний, якщо H'(M) == H(M)</w:t>
+            </w:r>
+          </w:p>
+        </w:tc>
+      </w:tr>
+    </w:tbl>
+    <w:p>
+      <w:pPr>
+        <w:spacing w:before="0" w:after="0" w:line="120" w:lineRule="exact"/>
         <w:rPr>
-          <w:rStyle w:val="VerbatimChar"/>
+          <w:sz w:val="4"/>
+          <w:szCs w:val="4"/>
         </w:rPr>
-        <w:t xml:space="preserve">Підпис дійсний, якщо H'(M) == H(M)</w:t>
-      </w:r>
+      </w:pPr>
     </w:p>
     <w:bookmarkEnd w:id="10"/>
     <w:bookmarkStart w:id="11" w:name="роль-хеш-функції"/>
@@ -609,23 +756,72 @@
     </w:p>
     <w:p>
       <w:pPr>
-        <w:pStyle w:val="SourceCode"/>
-      </w:pPr>
-      <w:r>
+        <w:spacing w:before="0" w:after="0" w:line="120" w:lineRule="exact"/>
         <w:rPr>
-          <w:rStyle w:val="VerbatimChar"/>
+          <w:sz w:val="4"/>
+          <w:szCs w:val="4"/>
         </w:rPr>
-        <w:t xml:space="preserve">Без хешу:    Sign(M1) * Sign(M2) = Sign(M1 * M2)  ← АТАКА!</w:t>
-      </w:r>
-      <w:r>
-        <w:br/>
-      </w:r>
-      <w:r>
+      </w:pPr>
+    </w:p>
+    <w:tbl>
+      <w:tblPr>
+        <w:tblStyle w:val="SourceCodeTable"/>
+        <w:tblW w:type="dxa" w:w="9637"/>
+        <w:tblInd w:w="0" w:type="dxa"/>
+        <w:tblBorders>
+          <w:top w:color="BFBFBF" w:space="0" w:sz="4" w:val="single"/>
+          <w:left w:color="BFBFBF" w:space="0" w:sz="4" w:val="single"/>
+          <w:bottom w:color="BFBFBF" w:space="0" w:sz="4" w:val="single"/>
+          <w:right w:color="BFBFBF" w:space="0" w:sz="4" w:val="single"/>
+        </w:tblBorders>
+        <w:shd w:color="auto" w:fill="F4F4F4" w:val="clear"/>
+        <w:tblLayout w:type="fixed"/>
+        <w:tblCellMar>
+          <w:top w:type="dxa" w:w="113"/>
+          <w:left w:type="dxa" w:w="113"/>
+          <w:bottom w:type="dxa" w:w="113"/>
+          <w:right w:type="dxa" w:w="113"/>
+        </w:tblCellMar>
+        <w:tblLook w:val="0000" w:firstRow="0" w:lastRow="0" w:firstColumn="0" w:lastColumn="0" w:noHBand="1" w:noVBand="1"/>
+      </w:tblPr>
+      <w:tblGrid>
+        <w:gridCol w:w="9637"/>
+      </w:tblGrid>
+      <w:tr>
+        <w:tc>
+          <w:tcPr>
+            <w:tcW w:type="dxa" w:w="9637"/>
+            <w:shd w:color="auto" w:fill="F4F4F4" w:val="clear"/>
+          </w:tcPr>
+          <w:p>
+            <w:pPr>
+              <w:pStyle w:val="SourceCode"/>
+              <w:spacing w:before="0" w:after="0" w:line="200" w:lineRule="auto"/>
+            </w:pPr>
+            <w:r>
+              <w:t xml:space="preserve">Без хешу:    Sign(M1) * Sign(M2) = Sign(M1 * M2)  ← АТАКА!</w:t>
+            </w:r>
+          </w:p>
+          <w:p>
+            <w:pPr>
+              <w:pStyle w:val="SourceCode"/>
+              <w:spacing w:before="0" w:after="0" w:line="200" w:lineRule="auto"/>
+            </w:pPr>
+            <w:r>
+              <w:t xml:space="preserve">З хешем:     Sign(H(M1)) * Sign(H(M2)) ≠ Sign(H(M1 * M2))  ← OK</w:t>
+            </w:r>
+          </w:p>
+        </w:tc>
+      </w:tr>
+    </w:tbl>
+    <w:p>
+      <w:pPr>
+        <w:spacing w:before="0" w:after="0" w:line="120" w:lineRule="exact"/>
         <w:rPr>
-          <w:rStyle w:val="VerbatimChar"/>
+          <w:sz w:val="4"/>
+          <w:szCs w:val="4"/>
         </w:rPr>
-        <w:t xml:space="preserve">З хешем:     Sign(H(M1)) * Sign(H(M2)) ≠ Sign(H(M1 * M2))  ← OK</w:t>
-      </w:r>
+      </w:pPr>
     </w:p>
     <w:bookmarkEnd w:id="11"/>
     <w:bookmarkStart w:id="12" w:name="стандарт-pkcs1"/>
@@ -647,158 +843,207 @@
     </w:p>
     <w:p>
       <w:pPr>
-        <w:pStyle w:val="SourceCode"/>
-      </w:pPr>
-      <w:r>
+        <w:spacing w:before="0" w:after="0" w:line="120" w:lineRule="exact"/>
         <w:rPr>
-          <w:rStyle w:val="VerbatimChar"/>
+          <w:sz w:val="4"/>
+          <w:szCs w:val="4"/>
         </w:rPr>
-        <w:t xml:space="preserve">┌───────────────────────────────────────────────────────────────────────┐</w:t>
-      </w:r>
-      <w:r>
-        <w:br/>
-      </w:r>
-      <w:r>
+      </w:pPr>
+    </w:p>
+    <w:tbl>
+      <w:tblPr>
+        <w:tblStyle w:val="SourceCodeTable"/>
+        <w:tblW w:type="dxa" w:w="9637"/>
+        <w:tblInd w:w="0" w:type="dxa"/>
+        <w:tblBorders>
+          <w:top w:color="BFBFBF" w:space="0" w:sz="4" w:val="single"/>
+          <w:left w:color="BFBFBF" w:space="0" w:sz="4" w:val="single"/>
+          <w:bottom w:color="BFBFBF" w:space="0" w:sz="4" w:val="single"/>
+          <w:right w:color="BFBFBF" w:space="0" w:sz="4" w:val="single"/>
+        </w:tblBorders>
+        <w:shd w:color="auto" w:fill="F4F4F4" w:val="clear"/>
+        <w:tblLayout w:type="fixed"/>
+        <w:tblCellMar>
+          <w:top w:type="dxa" w:w="113"/>
+          <w:left w:type="dxa" w:w="113"/>
+          <w:bottom w:type="dxa" w:w="113"/>
+          <w:right w:type="dxa" w:w="113"/>
+        </w:tblCellMar>
+        <w:tblLook w:val="0000" w:firstRow="0" w:lastRow="0" w:firstColumn="0" w:lastColumn="0" w:noHBand="1" w:noVBand="1"/>
+      </w:tblPr>
+      <w:tblGrid>
+        <w:gridCol w:w="9637"/>
+      </w:tblGrid>
+      <w:tr>
+        <w:tc>
+          <w:tcPr>
+            <w:tcW w:type="dxa" w:w="9637"/>
+            <w:shd w:color="auto" w:fill="F4F4F4" w:val="clear"/>
+          </w:tcPr>
+          <w:p>
+            <w:pPr>
+              <w:pStyle w:val="SourceCode"/>
+              <w:spacing w:before="0" w:after="0" w:line="200" w:lineRule="auto"/>
+            </w:pPr>
+            <w:r>
+              <w:t xml:space="preserve">┌───────────────────────────────────────────────────────────────────────┐</w:t>
+            </w:r>
+          </w:p>
+          <w:p>
+            <w:pPr>
+              <w:pStyle w:val="SourceCode"/>
+              <w:spacing w:before="0" w:after="0" w:line="200" w:lineRule="auto"/>
+            </w:pPr>
+            <w:r>
+              <w:t xml:space="preserve">│                    ФОРМАТ PKCS#1 v1.5                                 │</w:t>
+            </w:r>
+          </w:p>
+          <w:p>
+            <w:pPr>
+              <w:pStyle w:val="SourceCode"/>
+              <w:spacing w:before="0" w:after="0" w:line="200" w:lineRule="auto"/>
+            </w:pPr>
+            <w:r>
+              <w:t xml:space="preserve">├───────────────────────────────────────────────────────────────────────┤</w:t>
+            </w:r>
+          </w:p>
+          <w:p>
+            <w:pPr>
+              <w:pStyle w:val="SourceCode"/>
+              <w:spacing w:before="0" w:after="0" w:line="200" w:lineRule="auto"/>
+            </w:pPr>
+            <w:r>
+              <w:t xml:space="preserve">│                                                                       │</w:t>
+            </w:r>
+          </w:p>
+          <w:p>
+            <w:pPr>
+              <w:pStyle w:val="SourceCode"/>
+              <w:spacing w:before="0" w:after="0" w:line="200" w:lineRule="auto"/>
+            </w:pPr>
+            <w:r>
+              <w:t xml:space="preserve">│  EM = 0x00 || 0x01 || PS || 0x00 || T                                 │</w:t>
+            </w:r>
+          </w:p>
+          <w:p>
+            <w:pPr>
+              <w:pStyle w:val="SourceCode"/>
+              <w:spacing w:before="0" w:after="0" w:line="200" w:lineRule="auto"/>
+            </w:pPr>
+            <w:r>
+              <w:t xml:space="preserve">│                                                                       │</w:t>
+            </w:r>
+          </w:p>
+          <w:p>
+            <w:pPr>
+              <w:pStyle w:val="SourceCode"/>
+              <w:spacing w:before="0" w:after="0" w:line="200" w:lineRule="auto"/>
+            </w:pPr>
+            <w:r>
+              <w:t xml:space="preserve">│  0x00 0x01  — заголовок (вказує на підпис)                            │</w:t>
+            </w:r>
+          </w:p>
+          <w:p>
+            <w:pPr>
+              <w:pStyle w:val="SourceCode"/>
+              <w:spacing w:before="0" w:after="0" w:line="200" w:lineRule="auto"/>
+            </w:pPr>
+            <w:r>
+              <w:t xml:space="preserve">│  PS         — padding з байтів 0xFF (мінімум 8 байт)                  │</w:t>
+            </w:r>
+          </w:p>
+          <w:p>
+            <w:pPr>
+              <w:pStyle w:val="SourceCode"/>
+              <w:spacing w:before="0" w:after="0" w:line="200" w:lineRule="auto"/>
+            </w:pPr>
+            <w:r>
+              <w:t xml:space="preserve">│  0x00       — розділювач                                              │</w:t>
+            </w:r>
+          </w:p>
+          <w:p>
+            <w:pPr>
+              <w:pStyle w:val="SourceCode"/>
+              <w:spacing w:before="0" w:after="0" w:line="200" w:lineRule="auto"/>
+            </w:pPr>
+            <w:r>
+              <w:t xml:space="preserve">│  T          — DigestInfo (OID алгоритму хешу + хеш)                   │</w:t>
+            </w:r>
+          </w:p>
+          <w:p>
+            <w:pPr>
+              <w:pStyle w:val="SourceCode"/>
+              <w:spacing w:before="0" w:after="0" w:line="200" w:lineRule="auto"/>
+            </w:pPr>
+            <w:r>
+              <w:t xml:space="preserve">│                                                                       │</w:t>
+            </w:r>
+          </w:p>
+          <w:p>
+            <w:pPr>
+              <w:pStyle w:val="SourceCode"/>
+              <w:spacing w:before="0" w:after="0" w:line="200" w:lineRule="auto"/>
+            </w:pPr>
+            <w:r>
+              <w:t xml:space="preserve">│  Приклад DigestInfo для SHA-256:                                      │</w:t>
+            </w:r>
+          </w:p>
+          <w:p>
+            <w:pPr>
+              <w:pStyle w:val="SourceCode"/>
+              <w:spacing w:before="0" w:after="0" w:line="200" w:lineRule="auto"/>
+            </w:pPr>
+            <w:r>
+              <w:t xml:space="preserve">│  30 31 30 0D 06 09 60 86 48 01 65 03 04 02 01    -- OID SHA-256       │</w:t>
+            </w:r>
+          </w:p>
+          <w:p>
+            <w:pPr>
+              <w:pStyle w:val="SourceCode"/>
+              <w:spacing w:before="0" w:after="0" w:line="200" w:lineRule="auto"/>
+            </w:pPr>
+            <w:r>
+              <w:t xml:space="preserve">│  05 00                                           -- NULL              │</w:t>
+            </w:r>
+          </w:p>
+          <w:p>
+            <w:pPr>
+              <w:pStyle w:val="SourceCode"/>
+              <w:spacing w:before="0" w:after="0" w:line="200" w:lineRule="auto"/>
+            </w:pPr>
+            <w:r>
+              <w:t xml:space="preserve">│  04 20 [32 байти хешу]                           -- OCTET STRING      │</w:t>
+            </w:r>
+          </w:p>
+          <w:p>
+            <w:pPr>
+              <w:pStyle w:val="SourceCode"/>
+              <w:spacing w:before="0" w:after="0" w:line="200" w:lineRule="auto"/>
+            </w:pPr>
+            <w:r>
+              <w:t xml:space="preserve">│                                                                       │</w:t>
+            </w:r>
+          </w:p>
+          <w:p>
+            <w:pPr>
+              <w:pStyle w:val="SourceCode"/>
+              <w:spacing w:before="0" w:after="0" w:line="200" w:lineRule="auto"/>
+            </w:pPr>
+            <w:r>
+              <w:t xml:space="preserve">└───────────────────────────────────────────────────────────────────────┘</w:t>
+            </w:r>
+          </w:p>
+        </w:tc>
+      </w:tr>
+    </w:tbl>
+    <w:p>
+      <w:pPr>
+        <w:spacing w:before="0" w:after="0" w:line="120" w:lineRule="exact"/>
         <w:rPr>
-          <w:rStyle w:val="VerbatimChar"/>
+          <w:sz w:val="4"/>
+          <w:szCs w:val="4"/>
         </w:rPr>
-        <w:t xml:space="preserve">│                    ФОРМАТ PKCS#1 v1.5                                 │</w:t>
-      </w:r>
-      <w:r>
-        <w:br/>
-      </w:r>
-      <w:r>
-        <w:rPr>
-          <w:rStyle w:val="VerbatimChar"/>
-        </w:rPr>
-        <w:t xml:space="preserve">├───────────────────────────────────────────────────────────────────────┤</w:t>
-      </w:r>
-      <w:r>
-        <w:br/>
-      </w:r>
-      <w:r>
-        <w:rPr>
-          <w:rStyle w:val="VerbatimChar"/>
-        </w:rPr>
-        <w:t xml:space="preserve">│                                                                       │</w:t>
-      </w:r>
-      <w:r>
-        <w:br/>
-      </w:r>
-      <w:r>
-        <w:rPr>
-          <w:rStyle w:val="VerbatimChar"/>
-        </w:rPr>
-        <w:t xml:space="preserve">│  EM = 0x00 || 0x01 || PS || 0x00 || T                                 │</w:t>
-      </w:r>
-      <w:r>
-        <w:br/>
-      </w:r>
-      <w:r>
-        <w:rPr>
-          <w:rStyle w:val="VerbatimChar"/>
-        </w:rPr>
-        <w:t xml:space="preserve">│                                                                       │</w:t>
-      </w:r>
-      <w:r>
-        <w:br/>
-      </w:r>
-      <w:r>
-        <w:rPr>
-          <w:rStyle w:val="VerbatimChar"/>
-        </w:rPr>
-        <w:t xml:space="preserve">│  0x00 0x01  — заголовок (вказує на підпис)                            │</w:t>
-      </w:r>
-      <w:r>
-        <w:br/>
-      </w:r>
-      <w:r>
-        <w:rPr>
-          <w:rStyle w:val="VerbatimChar"/>
-        </w:rPr>
-        <w:t xml:space="preserve">│  PS         — padding з байтів 0xFF (мінімум 8 байт)                  │</w:t>
-      </w:r>
-      <w:r>
-        <w:br/>
-      </w:r>
-      <w:r>
-        <w:rPr>
-          <w:rStyle w:val="VerbatimChar"/>
-        </w:rPr>
-        <w:t xml:space="preserve">│  0x00       — розділювач                                              │</w:t>
-      </w:r>
-      <w:r>
-        <w:br/>
-      </w:r>
-      <w:r>
-        <w:rPr>
-          <w:rStyle w:val="VerbatimChar"/>
-        </w:rPr>
-        <w:t xml:space="preserve">│  T          — DigestInfo (OID алгоритму хешу + хеш)                   │</w:t>
-      </w:r>
-      <w:r>
-        <w:br/>
-      </w:r>
-      <w:r>
-        <w:rPr>
-          <w:rStyle w:val="VerbatimChar"/>
-        </w:rPr>
-        <w:t xml:space="preserve">│                                                                       │</w:t>
-      </w:r>
-      <w:r>
-        <w:br/>
-      </w:r>
-      <w:r>
-        <w:rPr>
-          <w:rStyle w:val="VerbatimChar"/>
-        </w:rPr>
-        <w:t xml:space="preserve">│  Приклад DigestInfo для SHA-256:                                      │</w:t>
-      </w:r>
-      <w:r>
-        <w:br/>
-      </w:r>
-      <w:r>
-        <w:rPr>
-          <w:rStyle w:val="VerbatimChar"/>
-        </w:rPr>
-        <w:t xml:space="preserve">│  30 31 30 0D 06 09 60 86 48 01 65 03 04 02 01    -- OID SHA-256       │</w:t>
-      </w:r>
-      <w:r>
-        <w:br/>
-      </w:r>
-      <w:r>
-        <w:rPr>
-          <w:rStyle w:val="VerbatimChar"/>
-        </w:rPr>
-        <w:t xml:space="preserve">│  05 00                                           -- NULL              │</w:t>
-      </w:r>
-      <w:r>
-        <w:br/>
-      </w:r>
-      <w:r>
-        <w:rPr>
-          <w:rStyle w:val="VerbatimChar"/>
-        </w:rPr>
-        <w:t xml:space="preserve">│  04 20 [32 байти хешу]                           -- OCTET STRING      │</w:t>
-      </w:r>
-      <w:r>
-        <w:br/>
-      </w:r>
-      <w:r>
-        <w:rPr>
-          <w:rStyle w:val="VerbatimChar"/>
-        </w:rPr>
-        <w:t xml:space="preserve">│                                                                       │</w:t>
-      </w:r>
-      <w:r>
-        <w:br/>
-      </w:r>
-      <w:r>
-        <w:rPr>
-          <w:rStyle w:val="VerbatimChar"/>
-        </w:rPr>
-        <w:t xml:space="preserve">└───────────────────────────────────────────────────────────────────────┘</w:t>
-      </w:r>
+      </w:pPr>
     </w:p>
     <w:p>
       <w:pPr>
@@ -1016,542 +1261,624 @@
     </w:p>
     <w:p>
       <w:pPr>
-        <w:pStyle w:val="SourceCode"/>
-      </w:pPr>
-      <w:r>
+        <w:spacing w:before="0" w:after="0" w:line="120" w:lineRule="exact"/>
         <w:rPr>
-          <w:rStyle w:val="VerbatimChar"/>
+          <w:sz w:val="4"/>
+          <w:szCs w:val="4"/>
         </w:rPr>
-        <w:t xml:space="preserve">#include &lt;iostream&gt;</w:t>
-      </w:r>
-      <w:r>
-        <w:br/>
-      </w:r>
-      <w:r>
+      </w:pPr>
+    </w:p>
+    <w:tbl>
+      <w:tblPr>
+        <w:tblStyle w:val="SourceCodeTable"/>
+        <w:tblW w:type="dxa" w:w="9637"/>
+        <w:tblInd w:w="0" w:type="dxa"/>
+        <w:tblBorders>
+          <w:top w:color="BFBFBF" w:space="0" w:sz="4" w:val="single"/>
+          <w:left w:color="BFBFBF" w:space="0" w:sz="4" w:val="single"/>
+          <w:bottom w:color="BFBFBF" w:space="0" w:sz="4" w:val="single"/>
+          <w:right w:color="BFBFBF" w:space="0" w:sz="4" w:val="single"/>
+        </w:tblBorders>
+        <w:shd w:color="auto" w:fill="F4F4F4" w:val="clear"/>
+        <w:tblLayout w:type="fixed"/>
+        <w:tblCellMar>
+          <w:top w:type="dxa" w:w="113"/>
+          <w:left w:type="dxa" w:w="113"/>
+          <w:bottom w:type="dxa" w:w="113"/>
+          <w:right w:type="dxa" w:w="113"/>
+        </w:tblCellMar>
+        <w:tblLook w:val="0000" w:firstRow="0" w:lastRow="0" w:firstColumn="0" w:lastColumn="0" w:noHBand="1" w:noVBand="1"/>
+      </w:tblPr>
+      <w:tblGrid>
+        <w:gridCol w:w="9637"/>
+      </w:tblGrid>
+      <w:tr>
+        <w:tc>
+          <w:tcPr>
+            <w:tcW w:type="dxa" w:w="9637"/>
+            <w:shd w:color="auto" w:fill="F4F4F4" w:val="clear"/>
+          </w:tcPr>
+          <w:p>
+            <w:pPr>
+              <w:pStyle w:val="SourceCode"/>
+              <w:spacing w:before="0" w:after="0" w:line="200" w:lineRule="auto"/>
+            </w:pPr>
+            <w:r>
+              <w:t xml:space="preserve">#include &lt;iostream&gt;</w:t>
+            </w:r>
+          </w:p>
+          <w:p>
+            <w:pPr>
+              <w:pStyle w:val="SourceCode"/>
+              <w:spacing w:before="0" w:after="0" w:line="200" w:lineRule="auto"/>
+            </w:pPr>
+            <w:r>
+              <w:t xml:space="preserve">#include &lt;string&gt;</w:t>
+            </w:r>
+          </w:p>
+          <w:p>
+            <w:pPr>
+              <w:pStyle w:val="SourceCode"/>
+              <w:spacing w:before="0" w:after="0" w:line="200" w:lineRule="auto"/>
+            </w:pPr>
+            <w:r>
+              <w:t xml:space="preserve">#include &lt;stdexcept&gt;</w:t>
+            </w:r>
+          </w:p>
+          <w:p>
+            <w:pPr>
+              <w:pStyle w:val="SourceCode"/>
+              <w:spacing w:before="0" w:after="0" w:line="200" w:lineRule="auto"/>
+            </w:pPr>
+          </w:p>
+          <w:p>
+            <w:pPr>
+              <w:pStyle w:val="SourceCode"/>
+              <w:spacing w:before="0" w:after="0" w:line="200" w:lineRule="auto"/>
+            </w:pPr>
+            <w:r>
+              <w:t xml:space="preserve">using u64 = unsigned long long;</w:t>
+            </w:r>
+          </w:p>
+          <w:p>
+            <w:pPr>
+              <w:pStyle w:val="SourceCode"/>
+              <w:spacing w:before="0" w:after="0" w:line="200" w:lineRule="auto"/>
+            </w:pPr>
+          </w:p>
+          <w:p>
+            <w:pPr>
+              <w:pStyle w:val="SourceCode"/>
+              <w:spacing w:before="0" w:after="0" w:line="200" w:lineRule="auto"/>
+            </w:pPr>
+            <w:r>
+              <w:t xml:space="preserve">// Ключова пара RSA для цифрового підпису.</w:t>
+            </w:r>
+          </w:p>
+          <w:p>
+            <w:pPr>
+              <w:pStyle w:val="SourceCode"/>
+              <w:spacing w:before="0" w:after="0" w:line="200" w:lineRule="auto"/>
+            </w:pPr>
+            <w:r>
+              <w:t xml:space="preserve">// Модуль n тримаємо меншим за 2^31, щоб добуток вмістився у 64 біти.</w:t>
+            </w:r>
+          </w:p>
+          <w:p>
+            <w:pPr>
+              <w:pStyle w:val="SourceCode"/>
+              <w:spacing w:before="0" w:after="0" w:line="200" w:lineRule="auto"/>
+            </w:pPr>
+            <w:r>
+              <w:t xml:space="preserve">class RSAKeyPair {</w:t>
+            </w:r>
+          </w:p>
+          <w:p>
+            <w:pPr>
+              <w:pStyle w:val="SourceCode"/>
+              <w:spacing w:before="0" w:after="0" w:line="200" w:lineRule="auto"/>
+            </w:pPr>
+            <w:r>
+              <w:t xml:space="preserve">public:</w:t>
+            </w:r>
+          </w:p>
+          <w:p>
+            <w:pPr>
+              <w:pStyle w:val="SourceCode"/>
+              <w:spacing w:before="0" w:after="0" w:line="200" w:lineRule="auto"/>
+            </w:pPr>
+            <w:r>
+              <w:t xml:space="preserve">    RSAKeyPair(u64 p, u64 q, u64 e = 17) : e_(e) {</w:t>
+            </w:r>
+          </w:p>
+          <w:p>
+            <w:pPr>
+              <w:pStyle w:val="SourceCode"/>
+              <w:spacing w:before="0" w:after="0" w:line="200" w:lineRule="auto"/>
+            </w:pPr>
+            <w:r>
+              <w:t xml:space="preserve">        n_ = p * q;</w:t>
+            </w:r>
+          </w:p>
+          <w:p>
+            <w:pPr>
+              <w:pStyle w:val="SourceCode"/>
+              <w:spacing w:before="0" w:after="0" w:line="200" w:lineRule="auto"/>
+            </w:pPr>
+            <w:r>
+              <w:t xml:space="preserve">        u64 phi = (p - 1) * (q - 1);</w:t>
+            </w:r>
+          </w:p>
+          <w:p>
+            <w:pPr>
+              <w:pStyle w:val="SourceCode"/>
+              <w:spacing w:before="0" w:after="0" w:line="200" w:lineRule="auto"/>
+            </w:pPr>
+          </w:p>
+          <w:p>
+            <w:pPr>
+              <w:pStyle w:val="SourceCode"/>
+              <w:spacing w:before="0" w:after="0" w:line="200" w:lineRule="auto"/>
+            </w:pPr>
+            <w:r>
+              <w:t xml:space="preserve">        if (gcd(e_, phi) != 1) {</w:t>
+            </w:r>
+          </w:p>
+          <w:p>
+            <w:pPr>
+              <w:pStyle w:val="SourceCode"/>
+              <w:spacing w:before="0" w:after="0" w:line="200" w:lineRule="auto"/>
+            </w:pPr>
+            <w:r>
+              <w:t xml:space="preserve">            throw std::runtime_error("e та phi(n) не взаємно прості");</w:t>
+            </w:r>
+          </w:p>
+          <w:p>
+            <w:pPr>
+              <w:pStyle w:val="SourceCode"/>
+              <w:spacing w:before="0" w:after="0" w:line="200" w:lineRule="auto"/>
+            </w:pPr>
+            <w:r>
+              <w:t xml:space="preserve">        }</w:t>
+            </w:r>
+          </w:p>
+          <w:p>
+            <w:pPr>
+              <w:pStyle w:val="SourceCode"/>
+              <w:spacing w:before="0" w:after="0" w:line="200" w:lineRule="auto"/>
+            </w:pPr>
+            <w:r>
+              <w:t xml:space="preserve">        d_ = modInverse(e_, phi);</w:t>
+            </w:r>
+          </w:p>
+          <w:p>
+            <w:pPr>
+              <w:pStyle w:val="SourceCode"/>
+              <w:spacing w:before="0" w:after="0" w:line="200" w:lineRule="auto"/>
+            </w:pPr>
+            <w:r>
+              <w:t xml:space="preserve">    }</w:t>
+            </w:r>
+          </w:p>
+          <w:p>
+            <w:pPr>
+              <w:pStyle w:val="SourceCode"/>
+              <w:spacing w:before="0" w:after="0" w:line="200" w:lineRule="auto"/>
+            </w:pPr>
+          </w:p>
+          <w:p>
+            <w:pPr>
+              <w:pStyle w:val="SourceCode"/>
+              <w:spacing w:before="0" w:after="0" w:line="200" w:lineRule="auto"/>
+            </w:pPr>
+            <w:r>
+              <w:t xml:space="preserve">    u64 modulus() const { return n_; }</w:t>
+            </w:r>
+          </w:p>
+          <w:p>
+            <w:pPr>
+              <w:pStyle w:val="SourceCode"/>
+              <w:spacing w:before="0" w:after="0" w:line="200" w:lineRule="auto"/>
+            </w:pPr>
+            <w:r>
+              <w:t xml:space="preserve">    u64 publicExponent() const { return e_; }   // відкритий ключ: (e, n)</w:t>
+            </w:r>
+          </w:p>
+          <w:p>
+            <w:pPr>
+              <w:pStyle w:val="SourceCode"/>
+              <w:spacing w:before="0" w:after="0" w:line="200" w:lineRule="auto"/>
+            </w:pPr>
+            <w:r>
+              <w:t xml:space="preserve">    u64 privateExponent() const { return d_; }  // закритий ключ:  (d, n)</w:t>
+            </w:r>
+          </w:p>
+          <w:p>
+            <w:pPr>
+              <w:pStyle w:val="SourceCode"/>
+              <w:spacing w:before="0" w:after="0" w:line="200" w:lineRule="auto"/>
+            </w:pPr>
+          </w:p>
+          <w:p>
+            <w:pPr>
+              <w:pStyle w:val="SourceCode"/>
+              <w:spacing w:before="0" w:after="0" w:line="200" w:lineRule="auto"/>
+            </w:pPr>
+            <w:r>
+              <w:t xml:space="preserve">    static u64 gcd(u64 a, u64 b) {</w:t>
+            </w:r>
+          </w:p>
+          <w:p>
+            <w:pPr>
+              <w:pStyle w:val="SourceCode"/>
+              <w:spacing w:before="0" w:after="0" w:line="200" w:lineRule="auto"/>
+            </w:pPr>
+            <w:r>
+              <w:t xml:space="preserve">        while (b != 0) {</w:t>
+            </w:r>
+          </w:p>
+          <w:p>
+            <w:pPr>
+              <w:pStyle w:val="SourceCode"/>
+              <w:spacing w:before="0" w:after="0" w:line="200" w:lineRule="auto"/>
+            </w:pPr>
+            <w:r>
+              <w:t xml:space="preserve">            u64 t = a % b;</w:t>
+            </w:r>
+          </w:p>
+          <w:p>
+            <w:pPr>
+              <w:pStyle w:val="SourceCode"/>
+              <w:spacing w:before="0" w:after="0" w:line="200" w:lineRule="auto"/>
+            </w:pPr>
+            <w:r>
+              <w:t xml:space="preserve">            a = b;</w:t>
+            </w:r>
+          </w:p>
+          <w:p>
+            <w:pPr>
+              <w:pStyle w:val="SourceCode"/>
+              <w:spacing w:before="0" w:after="0" w:line="200" w:lineRule="auto"/>
+            </w:pPr>
+            <w:r>
+              <w:t xml:space="preserve">            b = t;</w:t>
+            </w:r>
+          </w:p>
+          <w:p>
+            <w:pPr>
+              <w:pStyle w:val="SourceCode"/>
+              <w:spacing w:before="0" w:after="0" w:line="200" w:lineRule="auto"/>
+            </w:pPr>
+            <w:r>
+              <w:t xml:space="preserve">        }</w:t>
+            </w:r>
+          </w:p>
+          <w:p>
+            <w:pPr>
+              <w:pStyle w:val="SourceCode"/>
+              <w:spacing w:before="0" w:after="0" w:line="200" w:lineRule="auto"/>
+            </w:pPr>
+            <w:r>
+              <w:t xml:space="preserve">        return a;</w:t>
+            </w:r>
+          </w:p>
+          <w:p>
+            <w:pPr>
+              <w:pStyle w:val="SourceCode"/>
+              <w:spacing w:before="0" w:after="0" w:line="200" w:lineRule="auto"/>
+            </w:pPr>
+            <w:r>
+              <w:t xml:space="preserve">    }</w:t>
+            </w:r>
+          </w:p>
+          <w:p>
+            <w:pPr>
+              <w:pStyle w:val="SourceCode"/>
+              <w:spacing w:before="0" w:after="0" w:line="200" w:lineRule="auto"/>
+            </w:pPr>
+          </w:p>
+          <w:p>
+            <w:pPr>
+              <w:pStyle w:val="SourceCode"/>
+              <w:spacing w:before="0" w:after="0" w:line="200" w:lineRule="auto"/>
+            </w:pPr>
+            <w:r>
+              <w:t xml:space="preserve">    // Обернений елемент за модулем, розширений алгоритм Евкліда</w:t>
+            </w:r>
+          </w:p>
+          <w:p>
+            <w:pPr>
+              <w:pStyle w:val="SourceCode"/>
+              <w:spacing w:before="0" w:after="0" w:line="200" w:lineRule="auto"/>
+            </w:pPr>
+            <w:r>
+              <w:t xml:space="preserve">    static u64 modInverse(u64 a, u64 m) {</w:t>
+            </w:r>
+          </w:p>
+          <w:p>
+            <w:pPr>
+              <w:pStyle w:val="SourceCode"/>
+              <w:spacing w:before="0" w:after="0" w:line="200" w:lineRule="auto"/>
+            </w:pPr>
+            <w:r>
+              <w:t xml:space="preserve">        long long oldR = static_cast&lt;long long&gt;(a), r = static_cast&lt;long long&gt;(m);</w:t>
+            </w:r>
+          </w:p>
+          <w:p>
+            <w:pPr>
+              <w:pStyle w:val="SourceCode"/>
+              <w:spacing w:before="0" w:after="0" w:line="200" w:lineRule="auto"/>
+            </w:pPr>
+            <w:r>
+              <w:t xml:space="preserve">        long long oldS = 1, s = 0;</w:t>
+            </w:r>
+          </w:p>
+          <w:p>
+            <w:pPr>
+              <w:pStyle w:val="SourceCode"/>
+              <w:spacing w:before="0" w:after="0" w:line="200" w:lineRule="auto"/>
+            </w:pPr>
+          </w:p>
+          <w:p>
+            <w:pPr>
+              <w:pStyle w:val="SourceCode"/>
+              <w:spacing w:before="0" w:after="0" w:line="200" w:lineRule="auto"/>
+            </w:pPr>
+            <w:r>
+              <w:t xml:space="preserve">        while (r != 0) {</w:t>
+            </w:r>
+          </w:p>
+          <w:p>
+            <w:pPr>
+              <w:pStyle w:val="SourceCode"/>
+              <w:spacing w:before="0" w:after="0" w:line="200" w:lineRule="auto"/>
+            </w:pPr>
+            <w:r>
+              <w:t xml:space="preserve">            long long q = oldR / r;</w:t>
+            </w:r>
+          </w:p>
+          <w:p>
+            <w:pPr>
+              <w:pStyle w:val="SourceCode"/>
+              <w:spacing w:before="0" w:after="0" w:line="200" w:lineRule="auto"/>
+            </w:pPr>
+            <w:r>
+              <w:t xml:space="preserve">            long long tmp = oldR - q * r;  oldR = r;  r = tmp;</w:t>
+            </w:r>
+          </w:p>
+          <w:p>
+            <w:pPr>
+              <w:pStyle w:val="SourceCode"/>
+              <w:spacing w:before="0" w:after="0" w:line="200" w:lineRule="auto"/>
+            </w:pPr>
+            <w:r>
+              <w:t xml:space="preserve">            tmp = oldS - q * s;            oldS = s;  s = tmp;</w:t>
+            </w:r>
+          </w:p>
+          <w:p>
+            <w:pPr>
+              <w:pStyle w:val="SourceCode"/>
+              <w:spacing w:before="0" w:after="0" w:line="200" w:lineRule="auto"/>
+            </w:pPr>
+            <w:r>
+              <w:t xml:space="preserve">        }</w:t>
+            </w:r>
+          </w:p>
+          <w:p>
+            <w:pPr>
+              <w:pStyle w:val="SourceCode"/>
+              <w:spacing w:before="0" w:after="0" w:line="200" w:lineRule="auto"/>
+            </w:pPr>
+          </w:p>
+          <w:p>
+            <w:pPr>
+              <w:pStyle w:val="SourceCode"/>
+              <w:spacing w:before="0" w:after="0" w:line="200" w:lineRule="auto"/>
+            </w:pPr>
+            <w:r>
+              <w:t xml:space="preserve">        if (oldR != 1) {</w:t>
+            </w:r>
+          </w:p>
+          <w:p>
+            <w:pPr>
+              <w:pStyle w:val="SourceCode"/>
+              <w:spacing w:before="0" w:after="0" w:line="200" w:lineRule="auto"/>
+            </w:pPr>
+            <w:r>
+              <w:t xml:space="preserve">            throw std::runtime_error("Оберненого елемента не існує");</w:t>
+            </w:r>
+          </w:p>
+          <w:p>
+            <w:pPr>
+              <w:pStyle w:val="SourceCode"/>
+              <w:spacing w:before="0" w:after="0" w:line="200" w:lineRule="auto"/>
+            </w:pPr>
+            <w:r>
+              <w:t xml:space="preserve">        }</w:t>
+            </w:r>
+          </w:p>
+          <w:p>
+            <w:pPr>
+              <w:pStyle w:val="SourceCode"/>
+              <w:spacing w:before="0" w:after="0" w:line="200" w:lineRule="auto"/>
+            </w:pPr>
+            <w:r>
+              <w:t xml:space="preserve">        long long mod = static_cast&lt;long long&gt;(m);</w:t>
+            </w:r>
+          </w:p>
+          <w:p>
+            <w:pPr>
+              <w:pStyle w:val="SourceCode"/>
+              <w:spacing w:before="0" w:after="0" w:line="200" w:lineRule="auto"/>
+            </w:pPr>
+            <w:r>
+              <w:t xml:space="preserve">        return static_cast&lt;u64&gt;(((oldS % mod) + mod) % mod);</w:t>
+            </w:r>
+          </w:p>
+          <w:p>
+            <w:pPr>
+              <w:pStyle w:val="SourceCode"/>
+              <w:spacing w:before="0" w:after="0" w:line="200" w:lineRule="auto"/>
+            </w:pPr>
+            <w:r>
+              <w:t xml:space="preserve">    }</w:t>
+            </w:r>
+          </w:p>
+          <w:p>
+            <w:pPr>
+              <w:pStyle w:val="SourceCode"/>
+              <w:spacing w:before="0" w:after="0" w:line="200" w:lineRule="auto"/>
+            </w:pPr>
+          </w:p>
+          <w:p>
+            <w:pPr>
+              <w:pStyle w:val="SourceCode"/>
+              <w:spacing w:before="0" w:after="0" w:line="200" w:lineRule="auto"/>
+            </w:pPr>
+            <w:r>
+              <w:t xml:space="preserve">    // Швидке модульне піднесення до степеня</w:t>
+            </w:r>
+          </w:p>
+          <w:p>
+            <w:pPr>
+              <w:pStyle w:val="SourceCode"/>
+              <w:spacing w:before="0" w:after="0" w:line="200" w:lineRule="auto"/>
+            </w:pPr>
+            <w:r>
+              <w:t xml:space="preserve">    static u64 modPow(u64 base, u64 exp, u64 modulus) {</w:t>
+            </w:r>
+          </w:p>
+          <w:p>
+            <w:pPr>
+              <w:pStyle w:val="SourceCode"/>
+              <w:spacing w:before="0" w:after="0" w:line="200" w:lineRule="auto"/>
+            </w:pPr>
+            <w:r>
+              <w:t xml:space="preserve">        u64 result = 1;</w:t>
+            </w:r>
+          </w:p>
+          <w:p>
+            <w:pPr>
+              <w:pStyle w:val="SourceCode"/>
+              <w:spacing w:before="0" w:after="0" w:line="200" w:lineRule="auto"/>
+            </w:pPr>
+            <w:r>
+              <w:t xml:space="preserve">        base %= modulus;</w:t>
+            </w:r>
+          </w:p>
+          <w:p>
+            <w:pPr>
+              <w:pStyle w:val="SourceCode"/>
+              <w:spacing w:before="0" w:after="0" w:line="200" w:lineRule="auto"/>
+            </w:pPr>
+          </w:p>
+          <w:p>
+            <w:pPr>
+              <w:pStyle w:val="SourceCode"/>
+              <w:spacing w:before="0" w:after="0" w:line="200" w:lineRule="auto"/>
+            </w:pPr>
+            <w:r>
+              <w:t xml:space="preserve">        while (exp &gt; 0) {</w:t>
+            </w:r>
+          </w:p>
+          <w:p>
+            <w:pPr>
+              <w:pStyle w:val="SourceCode"/>
+              <w:spacing w:before="0" w:after="0" w:line="200" w:lineRule="auto"/>
+            </w:pPr>
+            <w:r>
+              <w:t xml:space="preserve">            if (exp &amp; 1ULL) result = (result * base) % modulus;</w:t>
+            </w:r>
+          </w:p>
+          <w:p>
+            <w:pPr>
+              <w:pStyle w:val="SourceCode"/>
+              <w:spacing w:before="0" w:after="0" w:line="200" w:lineRule="auto"/>
+            </w:pPr>
+            <w:r>
+              <w:t xml:space="preserve">            exp &gt;&gt;= 1;</w:t>
+            </w:r>
+          </w:p>
+          <w:p>
+            <w:pPr>
+              <w:pStyle w:val="SourceCode"/>
+              <w:spacing w:before="0" w:after="0" w:line="200" w:lineRule="auto"/>
+            </w:pPr>
+            <w:r>
+              <w:t xml:space="preserve">            base = (base * base) % modulus;</w:t>
+            </w:r>
+          </w:p>
+          <w:p>
+            <w:pPr>
+              <w:pStyle w:val="SourceCode"/>
+              <w:spacing w:before="0" w:after="0" w:line="200" w:lineRule="auto"/>
+            </w:pPr>
+            <w:r>
+              <w:t xml:space="preserve">        }</w:t>
+            </w:r>
+          </w:p>
+          <w:p>
+            <w:pPr>
+              <w:pStyle w:val="SourceCode"/>
+              <w:spacing w:before="0" w:after="0" w:line="200" w:lineRule="auto"/>
+            </w:pPr>
+            <w:r>
+              <w:t xml:space="preserve">        return result;</w:t>
+            </w:r>
+          </w:p>
+          <w:p>
+            <w:pPr>
+              <w:pStyle w:val="SourceCode"/>
+              <w:spacing w:before="0" w:after="0" w:line="200" w:lineRule="auto"/>
+            </w:pPr>
+            <w:r>
+              <w:t xml:space="preserve">    }</w:t>
+            </w:r>
+          </w:p>
+          <w:p>
+            <w:pPr>
+              <w:pStyle w:val="SourceCode"/>
+              <w:spacing w:before="0" w:after="0" w:line="200" w:lineRule="auto"/>
+            </w:pPr>
+          </w:p>
+          <w:p>
+            <w:pPr>
+              <w:pStyle w:val="SourceCode"/>
+              <w:spacing w:before="0" w:after="0" w:line="200" w:lineRule="auto"/>
+            </w:pPr>
+            <w:r>
+              <w:t xml:space="preserve">private:</w:t>
+            </w:r>
+          </w:p>
+          <w:p>
+            <w:pPr>
+              <w:pStyle w:val="SourceCode"/>
+              <w:spacing w:before="0" w:after="0" w:line="200" w:lineRule="auto"/>
+            </w:pPr>
+            <w:r>
+              <w:t xml:space="preserve">    u64 n_ = 0, e_ = 0, d_ = 0;</w:t>
+            </w:r>
+          </w:p>
+          <w:p>
+            <w:pPr>
+              <w:pStyle w:val="SourceCode"/>
+              <w:spacing w:before="0" w:after="0" w:line="200" w:lineRule="auto"/>
+            </w:pPr>
+            <w:r>
+              <w:t xml:space="preserve">};</w:t>
+            </w:r>
+          </w:p>
+        </w:tc>
+      </w:tr>
+    </w:tbl>
+    <w:p>
+      <w:pPr>
+        <w:spacing w:before="0" w:after="0" w:line="120" w:lineRule="exact"/>
         <w:rPr>
-          <w:rStyle w:val="VerbatimChar"/>
+          <w:sz w:val="4"/>
+          <w:szCs w:val="4"/>
         </w:rPr>
-        <w:t xml:space="preserve">#include &lt;string&gt;</w:t>
-      </w:r>
-      <w:r>
-        <w:br/>
-      </w:r>
-      <w:r>
-        <w:rPr>
-          <w:rStyle w:val="VerbatimChar"/>
-        </w:rPr>
-        <w:t xml:space="preserve">#include &lt;stdexcept&gt;</w:t>
-      </w:r>
-      <w:r>
-        <w:br/>
-      </w:r>
-      <w:r>
-        <w:br/>
-      </w:r>
-      <w:r>
-        <w:rPr>
-          <w:rStyle w:val="VerbatimChar"/>
-        </w:rPr>
-        <w:t xml:space="preserve">using u64 = unsigned long long;</w:t>
-      </w:r>
-      <w:r>
-        <w:br/>
-      </w:r>
-      <w:r>
-        <w:br/>
-      </w:r>
-      <w:r>
-        <w:rPr>
-          <w:rStyle w:val="VerbatimChar"/>
-        </w:rPr>
-        <w:t xml:space="preserve">// Ключова пара RSA для цифрового підпису.</w:t>
-      </w:r>
-      <w:r>
-        <w:br/>
-      </w:r>
-      <w:r>
-        <w:rPr>
-          <w:rStyle w:val="VerbatimChar"/>
-        </w:rPr>
-        <w:t xml:space="preserve">// Модуль n тримаємо меншим за 2^31, щоб добуток вмістився у 64 біти.</w:t>
-      </w:r>
-      <w:r>
-        <w:br/>
-      </w:r>
-      <w:r>
-        <w:rPr>
-          <w:rStyle w:val="VerbatimChar"/>
-        </w:rPr>
-        <w:t xml:space="preserve">class RSAKeyPair {</w:t>
-      </w:r>
-      <w:r>
-        <w:br/>
-      </w:r>
-      <w:r>
-        <w:rPr>
-          <w:rStyle w:val="VerbatimChar"/>
-        </w:rPr>
-        <w:t xml:space="preserve">public:</w:t>
-      </w:r>
-      <w:r>
-        <w:br/>
-      </w:r>
-      <w:r>
-        <w:rPr>
-          <w:rStyle w:val="VerbatimChar"/>
-        </w:rPr>
-        <w:t xml:space="preserve">    RSAKeyPair(u64 p, u64 q, u64 e = 17) : e_(e) {</w:t>
-      </w:r>
-      <w:r>
-        <w:br/>
-      </w:r>
-      <w:r>
-        <w:rPr>
-          <w:rStyle w:val="VerbatimChar"/>
-        </w:rPr>
-        <w:t xml:space="preserve">        n_ = p * q;</w:t>
-      </w:r>
-      <w:r>
-        <w:br/>
-      </w:r>
-      <w:r>
-        <w:rPr>
-          <w:rStyle w:val="VerbatimChar"/>
-        </w:rPr>
-        <w:t xml:space="preserve">        u64 phi = (p - 1) * (q - 1);</w:t>
-      </w:r>
-      <w:r>
-        <w:br/>
-      </w:r>
-      <w:r>
-        <w:br/>
-      </w:r>
-      <w:r>
-        <w:rPr>
-          <w:rStyle w:val="VerbatimChar"/>
-        </w:rPr>
-        <w:t xml:space="preserve">        if (gcd(e_, phi) != 1) {</w:t>
-      </w:r>
-      <w:r>
-        <w:br/>
-      </w:r>
-      <w:r>
-        <w:rPr>
-          <w:rStyle w:val="VerbatimChar"/>
-        </w:rPr>
-        <w:t xml:space="preserve">            throw std::runtime_error("e та phi(n) не взаємно прості");</w:t>
-      </w:r>
-      <w:r>
-        <w:br/>
-      </w:r>
-      <w:r>
-        <w:rPr>
-          <w:rStyle w:val="VerbatimChar"/>
-        </w:rPr>
-        <w:t xml:space="preserve">        }</w:t>
-      </w:r>
-      <w:r>
-        <w:br/>
-      </w:r>
-      <w:r>
-        <w:rPr>
-          <w:rStyle w:val="VerbatimChar"/>
-        </w:rPr>
-        <w:t xml:space="preserve">        d_ = modInverse(e_, phi);</w:t>
-      </w:r>
-      <w:r>
-        <w:br/>
-      </w:r>
-      <w:r>
-        <w:rPr>
-          <w:rStyle w:val="VerbatimChar"/>
-        </w:rPr>
-        <w:t xml:space="preserve">    }</w:t>
-      </w:r>
-      <w:r>
-        <w:br/>
-      </w:r>
-      <w:r>
-        <w:br/>
-      </w:r>
-      <w:r>
-        <w:rPr>
-          <w:rStyle w:val="VerbatimChar"/>
-        </w:rPr>
-        <w:t xml:space="preserve">    u64 modulus() const { return n_; }</w:t>
-      </w:r>
-      <w:r>
-        <w:br/>
-      </w:r>
-      <w:r>
-        <w:rPr>
-          <w:rStyle w:val="VerbatimChar"/>
-        </w:rPr>
-        <w:t xml:space="preserve">    u64 publicExponent() const { return e_; }   // відкритий ключ: (e, n)</w:t>
-      </w:r>
-      <w:r>
-        <w:br/>
-      </w:r>
-      <w:r>
-        <w:rPr>
-          <w:rStyle w:val="VerbatimChar"/>
-        </w:rPr>
-        <w:t xml:space="preserve">    u64 privateExponent() const { return d_; }  // закритий ключ:  (d, n)</w:t>
-      </w:r>
-      <w:r>
-        <w:br/>
-      </w:r>
-      <w:r>
-        <w:br/>
-      </w:r>
-      <w:r>
-        <w:rPr>
-          <w:rStyle w:val="VerbatimChar"/>
-        </w:rPr>
-        <w:t xml:space="preserve">    static u64 gcd(u64 a, u64 b) {</w:t>
-      </w:r>
-      <w:r>
-        <w:br/>
-      </w:r>
-      <w:r>
-        <w:rPr>
-          <w:rStyle w:val="VerbatimChar"/>
-        </w:rPr>
-        <w:t xml:space="preserve">        while (b != 0) {</w:t>
-      </w:r>
-      <w:r>
-        <w:br/>
-      </w:r>
-      <w:r>
-        <w:rPr>
-          <w:rStyle w:val="VerbatimChar"/>
-        </w:rPr>
-        <w:t xml:space="preserve">            u64 t = a % b;</w:t>
-      </w:r>
-      <w:r>
-        <w:br/>
-      </w:r>
-      <w:r>
-        <w:rPr>
-          <w:rStyle w:val="VerbatimChar"/>
-        </w:rPr>
-        <w:t xml:space="preserve">            a = b;</w:t>
-      </w:r>
-      <w:r>
-        <w:br/>
-      </w:r>
-      <w:r>
-        <w:rPr>
-          <w:rStyle w:val="VerbatimChar"/>
-        </w:rPr>
-        <w:t xml:space="preserve">            b = t;</w:t>
-      </w:r>
-      <w:r>
-        <w:br/>
-      </w:r>
-      <w:r>
-        <w:rPr>
-          <w:rStyle w:val="VerbatimChar"/>
-        </w:rPr>
-        <w:t xml:space="preserve">        }</w:t>
-      </w:r>
-      <w:r>
-        <w:br/>
-      </w:r>
-      <w:r>
-        <w:rPr>
-          <w:rStyle w:val="VerbatimChar"/>
-        </w:rPr>
-        <w:t xml:space="preserve">        return a;</w:t>
-      </w:r>
-      <w:r>
-        <w:br/>
-      </w:r>
-      <w:r>
-        <w:rPr>
-          <w:rStyle w:val="VerbatimChar"/>
-        </w:rPr>
-        <w:t xml:space="preserve">    }</w:t>
-      </w:r>
-      <w:r>
-        <w:br/>
-      </w:r>
-      <w:r>
-        <w:br/>
-      </w:r>
-      <w:r>
-        <w:rPr>
-          <w:rStyle w:val="VerbatimChar"/>
-        </w:rPr>
-        <w:t xml:space="preserve">    // Обернений елемент за модулем, розширений алгоритм Евкліда</w:t>
-      </w:r>
-      <w:r>
-        <w:br/>
-      </w:r>
-      <w:r>
-        <w:rPr>
-          <w:rStyle w:val="VerbatimChar"/>
-        </w:rPr>
-        <w:t xml:space="preserve">    static u64 modInverse(u64 a, u64 m) {</w:t>
-      </w:r>
-      <w:r>
-        <w:br/>
-      </w:r>
-      <w:r>
-        <w:rPr>
-          <w:rStyle w:val="VerbatimChar"/>
-        </w:rPr>
-        <w:t xml:space="preserve">        long long oldR = static_cast&lt;long long&gt;(a), r = static_cast&lt;long long&gt;(m);</w:t>
-      </w:r>
-      <w:r>
-        <w:br/>
-      </w:r>
-      <w:r>
-        <w:rPr>
-          <w:rStyle w:val="VerbatimChar"/>
-        </w:rPr>
-        <w:t xml:space="preserve">        long long oldS = 1, s = 0;</w:t>
-      </w:r>
-      <w:r>
-        <w:br/>
-      </w:r>
-      <w:r>
-        <w:br/>
-      </w:r>
-      <w:r>
-        <w:rPr>
-          <w:rStyle w:val="VerbatimChar"/>
-        </w:rPr>
-        <w:t xml:space="preserve">        while (r != 0) {</w:t>
-      </w:r>
-      <w:r>
-        <w:br/>
-      </w:r>
-      <w:r>
-        <w:rPr>
-          <w:rStyle w:val="VerbatimChar"/>
-        </w:rPr>
-        <w:t xml:space="preserve">            long long q = oldR / r;</w:t>
-      </w:r>
-      <w:r>
-        <w:br/>
-      </w:r>
-      <w:r>
-        <w:rPr>
-          <w:rStyle w:val="VerbatimChar"/>
-        </w:rPr>
-        <w:t xml:space="preserve">            long long tmp = oldR - q * r;  oldR = r;  r = tmp;</w:t>
-      </w:r>
-      <w:r>
-        <w:br/>
-      </w:r>
-      <w:r>
-        <w:rPr>
-          <w:rStyle w:val="VerbatimChar"/>
-        </w:rPr>
-        <w:t xml:space="preserve">            tmp = oldS - q * s;            oldS = s;  s = tmp;</w:t>
-      </w:r>
-      <w:r>
-        <w:br/>
-      </w:r>
-      <w:r>
-        <w:rPr>
-          <w:rStyle w:val="VerbatimChar"/>
-        </w:rPr>
-        <w:t xml:space="preserve">        }</w:t>
-      </w:r>
-      <w:r>
-        <w:br/>
-      </w:r>
-      <w:r>
-        <w:br/>
-      </w:r>
-      <w:r>
-        <w:rPr>
-          <w:rStyle w:val="VerbatimChar"/>
-        </w:rPr>
-        <w:t xml:space="preserve">        if (oldR != 1) {</w:t>
-      </w:r>
-      <w:r>
-        <w:br/>
-      </w:r>
-      <w:r>
-        <w:rPr>
-          <w:rStyle w:val="VerbatimChar"/>
-        </w:rPr>
-        <w:t xml:space="preserve">            throw std::runtime_error("Оберненого елемента не існує");</w:t>
-      </w:r>
-      <w:r>
-        <w:br/>
-      </w:r>
-      <w:r>
-        <w:rPr>
-          <w:rStyle w:val="VerbatimChar"/>
-        </w:rPr>
-        <w:t xml:space="preserve">        }</w:t>
-      </w:r>
-      <w:r>
-        <w:br/>
-      </w:r>
-      <w:r>
-        <w:rPr>
-          <w:rStyle w:val="VerbatimChar"/>
-        </w:rPr>
-        <w:t xml:space="preserve">        long long mod = static_cast&lt;long long&gt;(m);</w:t>
-      </w:r>
-      <w:r>
-        <w:br/>
-      </w:r>
-      <w:r>
-        <w:rPr>
-          <w:rStyle w:val="VerbatimChar"/>
-        </w:rPr>
-        <w:t xml:space="preserve">        return static_cast&lt;u64&gt;(((oldS % mod) + mod) % mod);</w:t>
-      </w:r>
-      <w:r>
-        <w:br/>
-      </w:r>
-      <w:r>
-        <w:rPr>
-          <w:rStyle w:val="VerbatimChar"/>
-        </w:rPr>
-        <w:t xml:space="preserve">    }</w:t>
-      </w:r>
-      <w:r>
-        <w:br/>
-      </w:r>
-      <w:r>
-        <w:br/>
-      </w:r>
-      <w:r>
-        <w:rPr>
-          <w:rStyle w:val="VerbatimChar"/>
-        </w:rPr>
-        <w:t xml:space="preserve">    // Швидке модульне піднесення до степеня</w:t>
-      </w:r>
-      <w:r>
-        <w:br/>
-      </w:r>
-      <w:r>
-        <w:rPr>
-          <w:rStyle w:val="VerbatimChar"/>
-        </w:rPr>
-        <w:t xml:space="preserve">    static u64 modPow(u64 base, u64 exp, u64 modulus) {</w:t>
-      </w:r>
-      <w:r>
-        <w:br/>
-      </w:r>
-      <w:r>
-        <w:rPr>
-          <w:rStyle w:val="VerbatimChar"/>
-        </w:rPr>
-        <w:t xml:space="preserve">        u64 result = 1;</w:t>
-      </w:r>
-      <w:r>
-        <w:br/>
-      </w:r>
-      <w:r>
-        <w:rPr>
-          <w:rStyle w:val="VerbatimChar"/>
-        </w:rPr>
-        <w:t xml:space="preserve">        base %= modulus;</w:t>
-      </w:r>
-      <w:r>
-        <w:br/>
-      </w:r>
-      <w:r>
-        <w:br/>
-      </w:r>
-      <w:r>
-        <w:rPr>
-          <w:rStyle w:val="VerbatimChar"/>
-        </w:rPr>
-        <w:t xml:space="preserve">        while (exp &gt; 0) {</w:t>
-      </w:r>
-      <w:r>
-        <w:br/>
-      </w:r>
-      <w:r>
-        <w:rPr>
-          <w:rStyle w:val="VerbatimChar"/>
-        </w:rPr>
-        <w:t xml:space="preserve">            if (exp &amp; 1ULL) result = (result * base) % modulus;</w:t>
-      </w:r>
-      <w:r>
-        <w:br/>
-      </w:r>
-      <w:r>
-        <w:rPr>
-          <w:rStyle w:val="VerbatimChar"/>
-        </w:rPr>
-        <w:t xml:space="preserve">            exp &gt;&gt;= 1;</w:t>
-      </w:r>
-      <w:r>
-        <w:br/>
-      </w:r>
-      <w:r>
-        <w:rPr>
-          <w:rStyle w:val="VerbatimChar"/>
-        </w:rPr>
-        <w:t xml:space="preserve">            base = (base * base) % modulus;</w:t>
-      </w:r>
-      <w:r>
-        <w:br/>
-      </w:r>
-      <w:r>
-        <w:rPr>
-          <w:rStyle w:val="VerbatimChar"/>
-        </w:rPr>
-        <w:t xml:space="preserve">        }</w:t>
-      </w:r>
-      <w:r>
-        <w:br/>
-      </w:r>
-      <w:r>
-        <w:rPr>
-          <w:rStyle w:val="VerbatimChar"/>
-        </w:rPr>
-        <w:t xml:space="preserve">        return result;</w:t>
-      </w:r>
-      <w:r>
-        <w:br/>
-      </w:r>
-      <w:r>
-        <w:rPr>
-          <w:rStyle w:val="VerbatimChar"/>
-        </w:rPr>
-        <w:t xml:space="preserve">    }</w:t>
-      </w:r>
-      <w:r>
-        <w:br/>
-      </w:r>
-      <w:r>
-        <w:br/>
-      </w:r>
-      <w:r>
-        <w:rPr>
-          <w:rStyle w:val="VerbatimChar"/>
-        </w:rPr>
-        <w:t xml:space="preserve">private:</w:t>
-      </w:r>
-      <w:r>
-        <w:br/>
-      </w:r>
-      <w:r>
-        <w:rPr>
-          <w:rStyle w:val="VerbatimChar"/>
-        </w:rPr>
-        <w:t xml:space="preserve">    u64 n_ = 0, e_ = 0, d_ = 0;</w:t>
-      </w:r>
-      <w:r>
-        <w:br/>
-      </w:r>
-      <w:r>
-        <w:rPr>
-          <w:rStyle w:val="VerbatimChar"/>
-        </w:rPr>
-        <w:t xml:space="preserve">};</w:t>
-      </w:r>
+      </w:pPr>
     </w:p>
     <w:bookmarkEnd w:id="15"/>
     <w:bookmarkStart w:id="16" w:name="крок-2.-хешування-повідомлення"/>
@@ -1565,263 +1892,327 @@
     </w:p>
     <w:p>
       <w:pPr>
-        <w:pStyle w:val="SourceCode"/>
-      </w:pPr>
-      <w:r>
+        <w:spacing w:before="0" w:after="0" w:line="120" w:lineRule="exact"/>
         <w:rPr>
-          <w:rStyle w:val="VerbatimChar"/>
+          <w:sz w:val="4"/>
+          <w:szCs w:val="4"/>
         </w:rPr>
-        <w:t xml:space="preserve">#include &lt;string&gt;</w:t>
-      </w:r>
-      <w:r>
-        <w:br/>
-      </w:r>
-      <w:r>
+      </w:pPr>
+    </w:p>
+    <w:tbl>
+      <w:tblPr>
+        <w:tblStyle w:val="SourceCodeTable"/>
+        <w:tblW w:type="dxa" w:w="9637"/>
+        <w:tblInd w:w="0" w:type="dxa"/>
+        <w:tblBorders>
+          <w:top w:color="BFBFBF" w:space="0" w:sz="4" w:val="single"/>
+          <w:left w:color="BFBFBF" w:space="0" w:sz="4" w:val="single"/>
+          <w:bottom w:color="BFBFBF" w:space="0" w:sz="4" w:val="single"/>
+          <w:right w:color="BFBFBF" w:space="0" w:sz="4" w:val="single"/>
+        </w:tblBorders>
+        <w:shd w:color="auto" w:fill="F4F4F4" w:val="clear"/>
+        <w:tblLayout w:type="fixed"/>
+        <w:tblCellMar>
+          <w:top w:type="dxa" w:w="113"/>
+          <w:left w:type="dxa" w:w="113"/>
+          <w:bottom w:type="dxa" w:w="113"/>
+          <w:right w:type="dxa" w:w="113"/>
+        </w:tblCellMar>
+        <w:tblLook w:val="0000" w:firstRow="0" w:lastRow="0" w:firstColumn="0" w:lastColumn="0" w:noHBand="1" w:noVBand="1"/>
+      </w:tblPr>
+      <w:tblGrid>
+        <w:gridCol w:w="9637"/>
+      </w:tblGrid>
+      <w:tr>
+        <w:tc>
+          <w:tcPr>
+            <w:tcW w:type="dxa" w:w="9637"/>
+            <w:shd w:color="auto" w:fill="F4F4F4" w:val="clear"/>
+          </w:tcPr>
+          <w:p>
+            <w:pPr>
+              <w:pStyle w:val="SourceCode"/>
+              <w:spacing w:before="0" w:after="0" w:line="200" w:lineRule="auto"/>
+            </w:pPr>
+            <w:r>
+              <w:t xml:space="preserve">#include &lt;string&gt;</w:t>
+            </w:r>
+          </w:p>
+          <w:p>
+            <w:pPr>
+              <w:pStyle w:val="SourceCode"/>
+              <w:spacing w:before="0" w:after="0" w:line="200" w:lineRule="auto"/>
+            </w:pPr>
+            <w:r>
+              <w:t xml:space="preserve">#include &lt;cstdint&gt;</w:t>
+            </w:r>
+          </w:p>
+          <w:p>
+            <w:pPr>
+              <w:pStyle w:val="SourceCode"/>
+              <w:spacing w:before="0" w:after="0" w:line="200" w:lineRule="auto"/>
+            </w:pPr>
+          </w:p>
+          <w:p>
+            <w:pPr>
+              <w:pStyle w:val="SourceCode"/>
+              <w:spacing w:before="0" w:after="0" w:line="200" w:lineRule="auto"/>
+            </w:pPr>
+            <w:r>
+              <w:t xml:space="preserve">// Клас SHA256 узято з лабораторної роботи №7 — підключіть його файл до проєкту.</w:t>
+            </w:r>
+          </w:p>
+          <w:p>
+            <w:pPr>
+              <w:pStyle w:val="SourceCode"/>
+              <w:spacing w:before="0" w:after="0" w:line="200" w:lineRule="auto"/>
+            </w:pPr>
+            <w:r>
+              <w:t xml:space="preserve">// Потрібен лише метод, що повертає хеш рядка у шістнадцятковому вигляді.</w:t>
+            </w:r>
+          </w:p>
+          <w:p>
+            <w:pPr>
+              <w:pStyle w:val="SourceCode"/>
+              <w:spacing w:before="0" w:after="0" w:line="200" w:lineRule="auto"/>
+            </w:pPr>
+            <w:r>
+              <w:t xml:space="preserve">std::string sha256(const std::string&amp; message);</w:t>
+            </w:r>
+          </w:p>
+          <w:p>
+            <w:pPr>
+              <w:pStyle w:val="SourceCode"/>
+              <w:spacing w:before="0" w:after="0" w:line="200" w:lineRule="auto"/>
+            </w:pPr>
+          </w:p>
+          <w:p>
+            <w:pPr>
+              <w:pStyle w:val="SourceCode"/>
+              <w:spacing w:before="0" w:after="0" w:line="200" w:lineRule="auto"/>
+            </w:pPr>
+            <w:r>
+              <w:t xml:space="preserve">using u64 = unsigned long long;</w:t>
+            </w:r>
+          </w:p>
+          <w:p>
+            <w:pPr>
+              <w:pStyle w:val="SourceCode"/>
+              <w:spacing w:before="0" w:after="0" w:line="200" w:lineRule="auto"/>
+            </w:pPr>
+          </w:p>
+          <w:p>
+            <w:pPr>
+              <w:pStyle w:val="SourceCode"/>
+              <w:spacing w:before="0" w:after="0" w:line="200" w:lineRule="auto"/>
+            </w:pPr>
+            <w:r>
+              <w:t xml:space="preserve">// Перетворює перші 8 байтів хешу на 64-бітне число.</w:t>
+            </w:r>
+          </w:p>
+          <w:p>
+            <w:pPr>
+              <w:pStyle w:val="SourceCode"/>
+              <w:spacing w:before="0" w:after="0" w:line="200" w:lineRule="auto"/>
+            </w:pPr>
+            <w:r>
+              <w:t xml:space="preserve">// Саме це число далі підписується: підписувати весь 256-бітний хеш</w:t>
+            </w:r>
+          </w:p>
+          <w:p>
+            <w:pPr>
+              <w:pStyle w:val="SourceCode"/>
+              <w:spacing w:before="0" w:after="0" w:line="200" w:lineRule="auto"/>
+            </w:pPr>
+            <w:r>
+              <w:t xml:space="preserve">// навчальним ключем неможливо, бо він має бути меншим за модуль n.</w:t>
+            </w:r>
+          </w:p>
+          <w:p>
+            <w:pPr>
+              <w:pStyle w:val="SourceCode"/>
+              <w:spacing w:before="0" w:after="0" w:line="200" w:lineRule="auto"/>
+            </w:pPr>
+            <w:r>
+              <w:t xml:space="preserve">u64 hashToNumber(const std::string&amp; message) {</w:t>
+            </w:r>
+          </w:p>
+          <w:p>
+            <w:pPr>
+              <w:pStyle w:val="SourceCode"/>
+              <w:spacing w:before="0" w:after="0" w:line="200" w:lineRule="auto"/>
+            </w:pPr>
+            <w:r>
+              <w:t xml:space="preserve">    std::string hex = sha256(message);</w:t>
+            </w:r>
+          </w:p>
+          <w:p>
+            <w:pPr>
+              <w:pStyle w:val="SourceCode"/>
+              <w:spacing w:before="0" w:after="0" w:line="200" w:lineRule="auto"/>
+            </w:pPr>
+            <w:r>
+              <w:t xml:space="preserve">    u64 value = 0;</w:t>
+            </w:r>
+          </w:p>
+          <w:p>
+            <w:pPr>
+              <w:pStyle w:val="SourceCode"/>
+              <w:spacing w:before="0" w:after="0" w:line="200" w:lineRule="auto"/>
+            </w:pPr>
+          </w:p>
+          <w:p>
+            <w:pPr>
+              <w:pStyle w:val="SourceCode"/>
+              <w:spacing w:before="0" w:after="0" w:line="200" w:lineRule="auto"/>
+            </w:pPr>
+            <w:r>
+              <w:t xml:space="preserve">    for (int i = 0; i &lt; 16; ++i) {           // 16 hex-символів = 8 байтів</w:t>
+            </w:r>
+          </w:p>
+          <w:p>
+            <w:pPr>
+              <w:pStyle w:val="SourceCode"/>
+              <w:spacing w:before="0" w:after="0" w:line="200" w:lineRule="auto"/>
+            </w:pPr>
+            <w:r>
+              <w:t xml:space="preserve">        char c = hex[i];</w:t>
+            </w:r>
+          </w:p>
+          <w:p>
+            <w:pPr>
+              <w:pStyle w:val="SourceCode"/>
+              <w:spacing w:before="0" w:after="0" w:line="200" w:lineRule="auto"/>
+            </w:pPr>
+            <w:r>
+              <w:t xml:space="preserve">        int digit = (c &gt;= '0' &amp;&amp; c &lt;= '9') ? c - '0'</w:t>
+            </w:r>
+          </w:p>
+          <w:p>
+            <w:pPr>
+              <w:pStyle w:val="SourceCode"/>
+              <w:spacing w:before="0" w:after="0" w:line="200" w:lineRule="auto"/>
+            </w:pPr>
+            <w:r>
+              <w:t xml:space="preserve">                  : (c &gt;= 'a' &amp;&amp; c &lt;= 'f') ? c - 'a' + 10</w:t>
+            </w:r>
+          </w:p>
+          <w:p>
+            <w:pPr>
+              <w:pStyle w:val="SourceCode"/>
+              <w:spacing w:before="0" w:after="0" w:line="200" w:lineRule="auto"/>
+            </w:pPr>
+            <w:r>
+              <w:t xml:space="preserve">                                           : c - 'A' + 10;</w:t>
+            </w:r>
+          </w:p>
+          <w:p>
+            <w:pPr>
+              <w:pStyle w:val="SourceCode"/>
+              <w:spacing w:before="0" w:after="0" w:line="200" w:lineRule="auto"/>
+            </w:pPr>
+            <w:r>
+              <w:t xml:space="preserve">        value = (value &lt;&lt; 4) | static_cast&lt;u64&gt;(digit);</w:t>
+            </w:r>
+          </w:p>
+          <w:p>
+            <w:pPr>
+              <w:pStyle w:val="SourceCode"/>
+              <w:spacing w:before="0" w:after="0" w:line="200" w:lineRule="auto"/>
+            </w:pPr>
+            <w:r>
+              <w:t xml:space="preserve">    }</w:t>
+            </w:r>
+          </w:p>
+          <w:p>
+            <w:pPr>
+              <w:pStyle w:val="SourceCode"/>
+              <w:spacing w:before="0" w:after="0" w:line="200" w:lineRule="auto"/>
+            </w:pPr>
+            <w:r>
+              <w:t xml:space="preserve">    return value;</w:t>
+            </w:r>
+          </w:p>
+          <w:p>
+            <w:pPr>
+              <w:pStyle w:val="SourceCode"/>
+              <w:spacing w:before="0" w:after="0" w:line="200" w:lineRule="auto"/>
+            </w:pPr>
+            <w:r>
+              <w:t xml:space="preserve">}</w:t>
+            </w:r>
+          </w:p>
+          <w:p>
+            <w:pPr>
+              <w:pStyle w:val="SourceCode"/>
+              <w:spacing w:before="0" w:after="0" w:line="200" w:lineRule="auto"/>
+            </w:pPr>
+          </w:p>
+          <w:p>
+            <w:pPr>
+              <w:pStyle w:val="SourceCode"/>
+              <w:spacing w:before="0" w:after="0" w:line="200" w:lineRule="auto"/>
+            </w:pPr>
+            <w:r>
+              <w:t xml:space="preserve">// Хеш має бути меншим за модуль, інакше операція піднесення до степеня</w:t>
+            </w:r>
+          </w:p>
+          <w:p>
+            <w:pPr>
+              <w:pStyle w:val="SourceCode"/>
+              <w:spacing w:before="0" w:after="0" w:line="200" w:lineRule="auto"/>
+            </w:pPr>
+            <w:r>
+              <w:t xml:space="preserve">// втрачає однозначність. У реальних системах цю задачу розв'язує</w:t>
+            </w:r>
+          </w:p>
+          <w:p>
+            <w:pPr>
+              <w:pStyle w:val="SourceCode"/>
+              <w:spacing w:before="0" w:after="0" w:line="200" w:lineRule="auto"/>
+            </w:pPr>
+            <w:r>
+              <w:t xml:space="preserve">// доповнення за стандартом PKCS#1, а не просте відкидання старших біт.</w:t>
+            </w:r>
+          </w:p>
+          <w:p>
+            <w:pPr>
+              <w:pStyle w:val="SourceCode"/>
+              <w:spacing w:before="0" w:after="0" w:line="200" w:lineRule="auto"/>
+            </w:pPr>
+            <w:r>
+              <w:t xml:space="preserve">u64 truncateHash(u64 hashValue, u64 n) {</w:t>
+            </w:r>
+          </w:p>
+          <w:p>
+            <w:pPr>
+              <w:pStyle w:val="SourceCode"/>
+              <w:spacing w:before="0" w:after="0" w:line="200" w:lineRule="auto"/>
+            </w:pPr>
+            <w:r>
+              <w:t xml:space="preserve">    return hashValue % n;</w:t>
+            </w:r>
+          </w:p>
+          <w:p>
+            <w:pPr>
+              <w:pStyle w:val="SourceCode"/>
+              <w:spacing w:before="0" w:after="0" w:line="200" w:lineRule="auto"/>
+            </w:pPr>
+            <w:r>
+              <w:t xml:space="preserve">}</w:t>
+            </w:r>
+          </w:p>
+        </w:tc>
+      </w:tr>
+    </w:tbl>
+    <w:p>
+      <w:pPr>
+        <w:spacing w:before="0" w:after="0" w:line="120" w:lineRule="exact"/>
         <w:rPr>
-          <w:rStyle w:val="VerbatimChar"/>
+          <w:sz w:val="4"/>
+          <w:szCs w:val="4"/>
         </w:rPr>
-        <w:t xml:space="preserve">#include &lt;cstdint&gt;</w:t>
-      </w:r>
-      <w:r>
-        <w:br/>
-      </w:r>
-      <w:r>
-        <w:br/>
-      </w:r>
-      <w:r>
-        <w:rPr>
-          <w:rStyle w:val="VerbatimChar"/>
-        </w:rPr>
-        <w:t xml:space="preserve">// Клас SHA256 узято з лабораторної роботи №7 — підключіть його файл до проєкту.</w:t>
-      </w:r>
-      <w:r>
-        <w:br/>
-      </w:r>
-      <w:r>
-        <w:rPr>
-          <w:rStyle w:val="VerbatimChar"/>
-        </w:rPr>
-        <w:t xml:space="preserve">// Потрібен лише метод, що повертає хеш рядка у шістнадцятковому вигляді.</w:t>
-      </w:r>
-      <w:r>
-        <w:br/>
-      </w:r>
-      <w:r>
-        <w:rPr>
-          <w:rStyle w:val="VerbatimChar"/>
-        </w:rPr>
-        <w:t xml:space="preserve">std::string sha256(const std::string&amp; message);</w:t>
-      </w:r>
-      <w:r>
-        <w:br/>
-      </w:r>
-      <w:r>
-        <w:br/>
-      </w:r>
-      <w:r>
-        <w:rPr>
-          <w:rStyle w:val="VerbatimChar"/>
-        </w:rPr>
-        <w:t xml:space="preserve">using u64 = unsigned long long;</w:t>
-      </w:r>
-      <w:r>
-        <w:br/>
-      </w:r>
-      <w:r>
-        <w:br/>
-      </w:r>
-      <w:r>
-        <w:rPr>
-          <w:rStyle w:val="VerbatimChar"/>
-        </w:rPr>
-        <w:t xml:space="preserve">// Перетворює перші 8 байтів хешу на 64-бітне число.</w:t>
-      </w:r>
-      <w:r>
-        <w:br/>
-      </w:r>
-      <w:r>
-        <w:rPr>
-          <w:rStyle w:val="VerbatimChar"/>
-        </w:rPr>
-        <w:t xml:space="preserve">// Саме це число далі підписується: підписувати весь 256-бітний хеш</w:t>
-      </w:r>
-      <w:r>
-        <w:br/>
-      </w:r>
-      <w:r>
-        <w:rPr>
-          <w:rStyle w:val="VerbatimChar"/>
-        </w:rPr>
-        <w:t xml:space="preserve">// навчальним ключем неможливо, бо він має бути меншим за модуль n.</w:t>
-      </w:r>
-      <w:r>
-        <w:br/>
-      </w:r>
-      <w:r>
-        <w:rPr>
-          <w:rStyle w:val="VerbatimChar"/>
-        </w:rPr>
-        <w:t xml:space="preserve">u64 hashToNumber(const std::string&amp; message) {</w:t>
-      </w:r>
-      <w:r>
-        <w:br/>
-      </w:r>
-      <w:r>
-        <w:rPr>
-          <w:rStyle w:val="VerbatimChar"/>
-        </w:rPr>
-        <w:t xml:space="preserve">    std::string hex = sha256(message);</w:t>
-      </w:r>
-      <w:r>
-        <w:br/>
-      </w:r>
-      <w:r>
-        <w:rPr>
-          <w:rStyle w:val="VerbatimChar"/>
-        </w:rPr>
-        <w:t xml:space="preserve">    u64 value = 0;</w:t>
-      </w:r>
-      <w:r>
-        <w:br/>
-      </w:r>
-      <w:r>
-        <w:br/>
-      </w:r>
-      <w:r>
-        <w:rPr>
-          <w:rStyle w:val="VerbatimChar"/>
-        </w:rPr>
-        <w:t xml:space="preserve">    for (int i = 0; i &lt; 16; ++i) {           // 16 hex-символів = 8 байтів</w:t>
-      </w:r>
-      <w:r>
-        <w:br/>
-      </w:r>
-      <w:r>
-        <w:rPr>
-          <w:rStyle w:val="VerbatimChar"/>
-        </w:rPr>
-        <w:t xml:space="preserve">        char c = hex[i];</w:t>
-      </w:r>
-      <w:r>
-        <w:br/>
-      </w:r>
-      <w:r>
-        <w:rPr>
-          <w:rStyle w:val="VerbatimChar"/>
-        </w:rPr>
-        <w:t xml:space="preserve">        int digit = (c &gt;= '0' &amp;&amp; c &lt;= '9') ? c - '0'</w:t>
-      </w:r>
-      <w:r>
-        <w:br/>
-      </w:r>
-      <w:r>
-        <w:rPr>
-          <w:rStyle w:val="VerbatimChar"/>
-        </w:rPr>
-        <w:t xml:space="preserve">                  : (c &gt;= 'a' &amp;&amp; c &lt;= 'f') ? c - 'a' + 10</w:t>
-      </w:r>
-      <w:r>
-        <w:br/>
-      </w:r>
-      <w:r>
-        <w:rPr>
-          <w:rStyle w:val="VerbatimChar"/>
-        </w:rPr>
-        <w:t xml:space="preserve">                                           : c - 'A' + 10;</w:t>
-      </w:r>
-      <w:r>
-        <w:br/>
-      </w:r>
-      <w:r>
-        <w:rPr>
-          <w:rStyle w:val="VerbatimChar"/>
-        </w:rPr>
-        <w:t xml:space="preserve">        value = (value &lt;&lt; 4) | static_cast&lt;u64&gt;(digit);</w:t>
-      </w:r>
-      <w:r>
-        <w:br/>
-      </w:r>
-      <w:r>
-        <w:rPr>
-          <w:rStyle w:val="VerbatimChar"/>
-        </w:rPr>
-        <w:t xml:space="preserve">    }</w:t>
-      </w:r>
-      <w:r>
-        <w:br/>
-      </w:r>
-      <w:r>
-        <w:rPr>
-          <w:rStyle w:val="VerbatimChar"/>
-        </w:rPr>
-        <w:t xml:space="preserve">    return value;</w:t>
-      </w:r>
-      <w:r>
-        <w:br/>
-      </w:r>
-      <w:r>
-        <w:rPr>
-          <w:rStyle w:val="VerbatimChar"/>
-        </w:rPr>
-        <w:t xml:space="preserve">}</w:t>
-      </w:r>
-      <w:r>
-        <w:br/>
-      </w:r>
-      <w:r>
-        <w:br/>
-      </w:r>
-      <w:r>
-        <w:rPr>
-          <w:rStyle w:val="VerbatimChar"/>
-        </w:rPr>
-        <w:t xml:space="preserve">// Хеш має бути меншим за модуль, інакше операція піднесення до степеня</w:t>
-      </w:r>
-      <w:r>
-        <w:br/>
-      </w:r>
-      <w:r>
-        <w:rPr>
-          <w:rStyle w:val="VerbatimChar"/>
-        </w:rPr>
-        <w:t xml:space="preserve">// втрачає однозначність. У реальних системах цю задачу розв'язує</w:t>
-      </w:r>
-      <w:r>
-        <w:br/>
-      </w:r>
-      <w:r>
-        <w:rPr>
-          <w:rStyle w:val="VerbatimChar"/>
-        </w:rPr>
-        <w:t xml:space="preserve">// доповнення за стандартом PKCS#1, а не просте відкидання старших біт.</w:t>
-      </w:r>
-      <w:r>
-        <w:br/>
-      </w:r>
-      <w:r>
-        <w:rPr>
-          <w:rStyle w:val="VerbatimChar"/>
-        </w:rPr>
-        <w:t xml:space="preserve">u64 truncateHash(u64 hashValue, u64 n) {</w:t>
-      </w:r>
-      <w:r>
-        <w:br/>
-      </w:r>
-      <w:r>
-        <w:rPr>
-          <w:rStyle w:val="VerbatimChar"/>
-        </w:rPr>
-        <w:t xml:space="preserve">    return hashValue % n;</w:t>
-      </w:r>
-      <w:r>
-        <w:br/>
-      </w:r>
-      <w:r>
-        <w:rPr>
-          <w:rStyle w:val="VerbatimChar"/>
-        </w:rPr>
-        <w:t xml:space="preserve">}</w:t>
-      </w:r>
+      </w:pPr>
     </w:p>
     <w:bookmarkEnd w:id="16"/>
     <w:bookmarkStart w:id="17" w:name="крок-3.-формування-та-перевірка-підпису"/>
@@ -1835,170 +2226,231 @@
     </w:p>
     <w:p>
       <w:pPr>
-        <w:pStyle w:val="SourceCode"/>
-      </w:pPr>
-      <w:r>
+        <w:spacing w:before="0" w:after="0" w:line="120" w:lineRule="exact"/>
         <w:rPr>
-          <w:rStyle w:val="VerbatimChar"/>
+          <w:sz w:val="4"/>
+          <w:szCs w:val="4"/>
         </w:rPr>
-        <w:t xml:space="preserve">#include &lt;string&gt;</w:t>
-      </w:r>
-      <w:r>
-        <w:br/>
-      </w:r>
-      <w:r>
-        <w:br/>
-      </w:r>
-      <w:r>
+      </w:pPr>
+    </w:p>
+    <w:tbl>
+      <w:tblPr>
+        <w:tblStyle w:val="SourceCodeTable"/>
+        <w:tblW w:type="dxa" w:w="9637"/>
+        <w:tblInd w:w="0" w:type="dxa"/>
+        <w:tblBorders>
+          <w:top w:color="BFBFBF" w:space="0" w:sz="4" w:val="single"/>
+          <w:left w:color="BFBFBF" w:space="0" w:sz="4" w:val="single"/>
+          <w:bottom w:color="BFBFBF" w:space="0" w:sz="4" w:val="single"/>
+          <w:right w:color="BFBFBF" w:space="0" w:sz="4" w:val="single"/>
+        </w:tblBorders>
+        <w:shd w:color="auto" w:fill="F4F4F4" w:val="clear"/>
+        <w:tblLayout w:type="fixed"/>
+        <w:tblCellMar>
+          <w:top w:type="dxa" w:w="113"/>
+          <w:left w:type="dxa" w:w="113"/>
+          <w:bottom w:type="dxa" w:w="113"/>
+          <w:right w:type="dxa" w:w="113"/>
+        </w:tblCellMar>
+        <w:tblLook w:val="0000" w:firstRow="0" w:lastRow="0" w:firstColumn="0" w:lastColumn="0" w:noHBand="1" w:noVBand="1"/>
+      </w:tblPr>
+      <w:tblGrid>
+        <w:gridCol w:w="9637"/>
+      </w:tblGrid>
+      <w:tr>
+        <w:tc>
+          <w:tcPr>
+            <w:tcW w:type="dxa" w:w="9637"/>
+            <w:shd w:color="auto" w:fill="F4F4F4" w:val="clear"/>
+          </w:tcPr>
+          <w:p>
+            <w:pPr>
+              <w:pStyle w:val="SourceCode"/>
+              <w:spacing w:before="0" w:after="0" w:line="200" w:lineRule="auto"/>
+            </w:pPr>
+            <w:r>
+              <w:t xml:space="preserve">#include &lt;string&gt;</w:t>
+            </w:r>
+          </w:p>
+          <w:p>
+            <w:pPr>
+              <w:pStyle w:val="SourceCode"/>
+              <w:spacing w:before="0" w:after="0" w:line="200" w:lineRule="auto"/>
+            </w:pPr>
+          </w:p>
+          <w:p>
+            <w:pPr>
+              <w:pStyle w:val="SourceCode"/>
+              <w:spacing w:before="0" w:after="0" w:line="200" w:lineRule="auto"/>
+            </w:pPr>
+            <w:r>
+              <w:t xml:space="preserve">using u64 = unsigned long long;</w:t>
+            </w:r>
+          </w:p>
+          <w:p>
+            <w:pPr>
+              <w:pStyle w:val="SourceCode"/>
+              <w:spacing w:before="0" w:after="0" w:line="200" w:lineRule="auto"/>
+            </w:pPr>
+          </w:p>
+          <w:p>
+            <w:pPr>
+              <w:pStyle w:val="SourceCode"/>
+              <w:spacing w:before="0" w:after="0" w:line="200" w:lineRule="auto"/>
+            </w:pPr>
+            <w:r>
+              <w:t xml:space="preserve">u64 hashToNumber(const std::string&amp; message);   // з кроку 2</w:t>
+            </w:r>
+          </w:p>
+          <w:p>
+            <w:pPr>
+              <w:pStyle w:val="SourceCode"/>
+              <w:spacing w:before="0" w:after="0" w:line="200" w:lineRule="auto"/>
+            </w:pPr>
+            <w:r>
+              <w:t xml:space="preserve">u64 truncateHash(u64 hashValue, u64 n);         // з кроку 2</w:t>
+            </w:r>
+          </w:p>
+          <w:p>
+            <w:pPr>
+              <w:pStyle w:val="SourceCode"/>
+              <w:spacing w:before="0" w:after="0" w:line="200" w:lineRule="auto"/>
+            </w:pPr>
+          </w:p>
+          <w:p>
+            <w:pPr>
+              <w:pStyle w:val="SourceCode"/>
+              <w:spacing w:before="0" w:after="0" w:line="200" w:lineRule="auto"/>
+            </w:pPr>
+            <w:r>
+              <w:t xml:space="preserve">// Формування підпису: S = H(M)^d mod n</w:t>
+            </w:r>
+          </w:p>
+          <w:p>
+            <w:pPr>
+              <w:pStyle w:val="SourceCode"/>
+              <w:spacing w:before="0" w:after="0" w:line="200" w:lineRule="auto"/>
+            </w:pPr>
+            <w:r>
+              <w:t xml:space="preserve">// Підписує лише власник закритого ключа</w:t>
+            </w:r>
+          </w:p>
+          <w:p>
+            <w:pPr>
+              <w:pStyle w:val="SourceCode"/>
+              <w:spacing w:before="0" w:after="0" w:line="200" w:lineRule="auto"/>
+            </w:pPr>
+            <w:r>
+              <w:t xml:space="preserve">u64 sign(const std::string&amp; message, u64 d, u64 n) {</w:t>
+            </w:r>
+          </w:p>
+          <w:p>
+            <w:pPr>
+              <w:pStyle w:val="SourceCode"/>
+              <w:spacing w:before="0" w:after="0" w:line="200" w:lineRule="auto"/>
+            </w:pPr>
+            <w:r>
+              <w:t xml:space="preserve">    u64 h = truncateHash(hashToNumber(message), n);</w:t>
+            </w:r>
+          </w:p>
+          <w:p>
+            <w:pPr>
+              <w:pStyle w:val="SourceCode"/>
+              <w:spacing w:before="0" w:after="0" w:line="200" w:lineRule="auto"/>
+            </w:pPr>
+            <w:r>
+              <w:t xml:space="preserve">    return RSAKeyPair::modPow(h, d, n);</w:t>
+            </w:r>
+          </w:p>
+          <w:p>
+            <w:pPr>
+              <w:pStyle w:val="SourceCode"/>
+              <w:spacing w:before="0" w:after="0" w:line="200" w:lineRule="auto"/>
+            </w:pPr>
+            <w:r>
+              <w:t xml:space="preserve">}</w:t>
+            </w:r>
+          </w:p>
+          <w:p>
+            <w:pPr>
+              <w:pStyle w:val="SourceCode"/>
+              <w:spacing w:before="0" w:after="0" w:line="200" w:lineRule="auto"/>
+            </w:pPr>
+          </w:p>
+          <w:p>
+            <w:pPr>
+              <w:pStyle w:val="SourceCode"/>
+              <w:spacing w:before="0" w:after="0" w:line="200" w:lineRule="auto"/>
+            </w:pPr>
+            <w:r>
+              <w:t xml:space="preserve">// Перевірка підпису: H' = S^e mod n, далі порівняння з H(M)</w:t>
+            </w:r>
+          </w:p>
+          <w:p>
+            <w:pPr>
+              <w:pStyle w:val="SourceCode"/>
+              <w:spacing w:before="0" w:after="0" w:line="200" w:lineRule="auto"/>
+            </w:pPr>
+            <w:r>
+              <w:t xml:space="preserve">// Перевірити може будь-хто, маючи лише відкритий ключ</w:t>
+            </w:r>
+          </w:p>
+          <w:p>
+            <w:pPr>
+              <w:pStyle w:val="SourceCode"/>
+              <w:spacing w:before="0" w:after="0" w:line="200" w:lineRule="auto"/>
+            </w:pPr>
+            <w:r>
+              <w:t xml:space="preserve">bool verify(const std::string&amp; message, u64 signature, u64 e, u64 n) {</w:t>
+            </w:r>
+          </w:p>
+          <w:p>
+            <w:pPr>
+              <w:pStyle w:val="SourceCode"/>
+              <w:spacing w:before="0" w:after="0" w:line="200" w:lineRule="auto"/>
+            </w:pPr>
+            <w:r>
+              <w:t xml:space="preserve">    u64 expected = truncateHash(hashToNumber(message), n);</w:t>
+            </w:r>
+          </w:p>
+          <w:p>
+            <w:pPr>
+              <w:pStyle w:val="SourceCode"/>
+              <w:spacing w:before="0" w:after="0" w:line="200" w:lineRule="auto"/>
+            </w:pPr>
+            <w:r>
+              <w:t xml:space="preserve">    u64 recovered = RSAKeyPair::modPow(signature, e, n);</w:t>
+            </w:r>
+          </w:p>
+          <w:p>
+            <w:pPr>
+              <w:pStyle w:val="SourceCode"/>
+              <w:spacing w:before="0" w:after="0" w:line="200" w:lineRule="auto"/>
+            </w:pPr>
+            <w:r>
+              <w:t xml:space="preserve">    return expected == recovered;</w:t>
+            </w:r>
+          </w:p>
+          <w:p>
+            <w:pPr>
+              <w:pStyle w:val="SourceCode"/>
+              <w:spacing w:before="0" w:after="0" w:line="200" w:lineRule="auto"/>
+            </w:pPr>
+            <w:r>
+              <w:t xml:space="preserve">}</w:t>
+            </w:r>
+          </w:p>
+        </w:tc>
+      </w:tr>
+    </w:tbl>
+    <w:p>
+      <w:pPr>
+        <w:spacing w:before="0" w:after="0" w:line="120" w:lineRule="exact"/>
         <w:rPr>
-          <w:rStyle w:val="VerbatimChar"/>
+          <w:sz w:val="4"/>
+          <w:szCs w:val="4"/>
         </w:rPr>
-        <w:t xml:space="preserve">using u64 = unsigned long long;</w:t>
-      </w:r>
-      <w:r>
-        <w:br/>
-      </w:r>
-      <w:r>
-        <w:br/>
-      </w:r>
-      <w:r>
-        <w:rPr>
-          <w:rStyle w:val="VerbatimChar"/>
-        </w:rPr>
-        <w:t xml:space="preserve">u64 hashToNumber(const std::string&amp; message);   // з кроку 2</w:t>
-      </w:r>
-      <w:r>
-        <w:br/>
-      </w:r>
-      <w:r>
-        <w:rPr>
-          <w:rStyle w:val="VerbatimChar"/>
-        </w:rPr>
-        <w:t xml:space="preserve">u64 truncateHash(u64 hashValue, u64 n);         // з кроку 2</w:t>
-      </w:r>
-      <w:r>
-        <w:br/>
-      </w:r>
-      <w:r>
-        <w:br/>
-      </w:r>
-      <w:r>
-        <w:rPr>
-          <w:rStyle w:val="VerbatimChar"/>
-        </w:rPr>
-        <w:t xml:space="preserve">// Формування підпису: S = H(M)^d mod n</w:t>
-      </w:r>
-      <w:r>
-        <w:br/>
-      </w:r>
-      <w:r>
-        <w:rPr>
-          <w:rStyle w:val="VerbatimChar"/>
-        </w:rPr>
-        <w:t xml:space="preserve">// Підписує лише власник закритого ключа</w:t>
-      </w:r>
-      <w:r>
-        <w:br/>
-      </w:r>
-      <w:r>
-        <w:rPr>
-          <w:rStyle w:val="VerbatimChar"/>
-        </w:rPr>
-        <w:t xml:space="preserve">u64 sign(const std::string&amp; message, u64 d, u64 n) {</w:t>
-      </w:r>
-      <w:r>
-        <w:br/>
-      </w:r>
-      <w:r>
-        <w:rPr>
-          <w:rStyle w:val="VerbatimChar"/>
-        </w:rPr>
-        <w:t xml:space="preserve">    u64 h = truncateHash(hashToNumber(message), n);</w:t>
-      </w:r>
-      <w:r>
-        <w:br/>
-      </w:r>
-      <w:r>
-        <w:rPr>
-          <w:rStyle w:val="VerbatimChar"/>
-        </w:rPr>
-        <w:t xml:space="preserve">    return RSAKeyPair::modPow(h, d, n);</w:t>
-      </w:r>
-      <w:r>
-        <w:br/>
-      </w:r>
-      <w:r>
-        <w:rPr>
-          <w:rStyle w:val="VerbatimChar"/>
-        </w:rPr>
-        <w:t xml:space="preserve">}</w:t>
-      </w:r>
-      <w:r>
-        <w:br/>
-      </w:r>
-      <w:r>
-        <w:br/>
-      </w:r>
-      <w:r>
-        <w:rPr>
-          <w:rStyle w:val="VerbatimChar"/>
-        </w:rPr>
-        <w:t xml:space="preserve">// Перевірка підпису: H' = S^e mod n, далі порівняння з H(M)</w:t>
-      </w:r>
-      <w:r>
-        <w:br/>
-      </w:r>
-      <w:r>
-        <w:rPr>
-          <w:rStyle w:val="VerbatimChar"/>
-        </w:rPr>
-        <w:t xml:space="preserve">// Перевірити може будь-хто, маючи лише відкритий ключ</w:t>
-      </w:r>
-      <w:r>
-        <w:br/>
-      </w:r>
-      <w:r>
-        <w:rPr>
-          <w:rStyle w:val="VerbatimChar"/>
-        </w:rPr>
-        <w:t xml:space="preserve">bool verify(const std::string&amp; message, u64 signature, u64 e, u64 n) {</w:t>
-      </w:r>
-      <w:r>
-        <w:br/>
-      </w:r>
-      <w:r>
-        <w:rPr>
-          <w:rStyle w:val="VerbatimChar"/>
-        </w:rPr>
-        <w:t xml:space="preserve">    u64 expected = truncateHash(hashToNumber(message), n);</w:t>
-      </w:r>
-      <w:r>
-        <w:br/>
-      </w:r>
-      <w:r>
-        <w:rPr>
-          <w:rStyle w:val="VerbatimChar"/>
-        </w:rPr>
-        <w:t xml:space="preserve">    u64 recovered = RSAKeyPair::modPow(signature, e, n);</w:t>
-      </w:r>
-      <w:r>
-        <w:br/>
-      </w:r>
-      <w:r>
-        <w:rPr>
-          <w:rStyle w:val="VerbatimChar"/>
-        </w:rPr>
-        <w:t xml:space="preserve">    return expected == recovered;</w:t>
-      </w:r>
-      <w:r>
-        <w:br/>
-      </w:r>
-      <w:r>
-        <w:rPr>
-          <w:rStyle w:val="VerbatimChar"/>
-        </w:rPr>
-        <w:t xml:space="preserve">}</w:t>
-      </w:r>
+      </w:pPr>
     </w:p>
     <w:bookmarkEnd w:id="17"/>
     <w:bookmarkStart w:id="18" w:name="крок-4.-демонстрація-роботи"/>
@@ -2012,488 +2464,606 @@
     </w:p>
     <w:p>
       <w:pPr>
-        <w:pStyle w:val="SourceCode"/>
-      </w:pPr>
-      <w:r>
+        <w:spacing w:before="0" w:after="0" w:line="120" w:lineRule="exact"/>
         <w:rPr>
-          <w:rStyle w:val="VerbatimChar"/>
+          <w:sz w:val="4"/>
+          <w:szCs w:val="4"/>
         </w:rPr>
-        <w:t xml:space="preserve">#include &lt;iostream&gt;</w:t>
-      </w:r>
-      <w:r>
-        <w:br/>
-      </w:r>
-      <w:r>
+      </w:pPr>
+    </w:p>
+    <w:tbl>
+      <w:tblPr>
+        <w:tblStyle w:val="SourceCodeTable"/>
+        <w:tblW w:type="dxa" w:w="9637"/>
+        <w:tblInd w:w="0" w:type="dxa"/>
+        <w:tblBorders>
+          <w:top w:color="BFBFBF" w:space="0" w:sz="4" w:val="single"/>
+          <w:left w:color="BFBFBF" w:space="0" w:sz="4" w:val="single"/>
+          <w:bottom w:color="BFBFBF" w:space="0" w:sz="4" w:val="single"/>
+          <w:right w:color="BFBFBF" w:space="0" w:sz="4" w:val="single"/>
+        </w:tblBorders>
+        <w:shd w:color="auto" w:fill="F4F4F4" w:val="clear"/>
+        <w:tblLayout w:type="fixed"/>
+        <w:tblCellMar>
+          <w:top w:type="dxa" w:w="113"/>
+          <w:left w:type="dxa" w:w="113"/>
+          <w:bottom w:type="dxa" w:w="113"/>
+          <w:right w:type="dxa" w:w="113"/>
+        </w:tblCellMar>
+        <w:tblLook w:val="0000" w:firstRow="0" w:lastRow="0" w:firstColumn="0" w:lastColumn="0" w:noHBand="1" w:noVBand="1"/>
+      </w:tblPr>
+      <w:tblGrid>
+        <w:gridCol w:w="9637"/>
+      </w:tblGrid>
+      <w:tr>
+        <w:tc>
+          <w:tcPr>
+            <w:tcW w:type="dxa" w:w="9637"/>
+            <w:shd w:color="auto" w:fill="F4F4F4" w:val="clear"/>
+          </w:tcPr>
+          <w:p>
+            <w:pPr>
+              <w:pStyle w:val="SourceCode"/>
+              <w:spacing w:before="0" w:after="0" w:line="200" w:lineRule="auto"/>
+            </w:pPr>
+            <w:r>
+              <w:t xml:space="preserve">#include &lt;iostream&gt;</w:t>
+            </w:r>
+          </w:p>
+          <w:p>
+            <w:pPr>
+              <w:pStyle w:val="SourceCode"/>
+              <w:spacing w:before="0" w:after="0" w:line="200" w:lineRule="auto"/>
+            </w:pPr>
+            <w:r>
+              <w:t xml:space="preserve">#include &lt;string&gt;</w:t>
+            </w:r>
+          </w:p>
+          <w:p>
+            <w:pPr>
+              <w:pStyle w:val="SourceCode"/>
+              <w:spacing w:before="0" w:after="0" w:line="200" w:lineRule="auto"/>
+            </w:pPr>
+          </w:p>
+          <w:p>
+            <w:pPr>
+              <w:pStyle w:val="SourceCode"/>
+              <w:spacing w:before="0" w:after="0" w:line="200" w:lineRule="auto"/>
+            </w:pPr>
+            <w:r>
+              <w:t xml:space="preserve">int main() {</w:t>
+            </w:r>
+          </w:p>
+          <w:p>
+            <w:pPr>
+              <w:pStyle w:val="SourceCode"/>
+              <w:spacing w:before="0" w:after="0" w:line="200" w:lineRule="auto"/>
+            </w:pPr>
+            <w:r>
+              <w:t xml:space="preserve">    std::cout &lt;&lt; "============================================================\n";</w:t>
+            </w:r>
+          </w:p>
+          <w:p>
+            <w:pPr>
+              <w:pStyle w:val="SourceCode"/>
+              <w:spacing w:before="0" w:after="0" w:line="200" w:lineRule="auto"/>
+            </w:pPr>
+            <w:r>
+              <w:t xml:space="preserve">    std::cout &lt;&lt; "ДЕМОНСТРАЦІЯ ЦИФРОВОГО ПІДПИСУ RSA\n";</w:t>
+            </w:r>
+          </w:p>
+          <w:p>
+            <w:pPr>
+              <w:pStyle w:val="SourceCode"/>
+              <w:spacing w:before="0" w:after="0" w:line="200" w:lineRule="auto"/>
+            </w:pPr>
+            <w:r>
+              <w:t xml:space="preserve">    std::cout &lt;&lt; "============================================================\n";</w:t>
+            </w:r>
+          </w:p>
+          <w:p>
+            <w:pPr>
+              <w:pStyle w:val="SourceCode"/>
+              <w:spacing w:before="0" w:after="0" w:line="200" w:lineRule="auto"/>
+            </w:pPr>
+          </w:p>
+          <w:p>
+            <w:pPr>
+              <w:pStyle w:val="SourceCode"/>
+              <w:spacing w:before="0" w:after="0" w:line="200" w:lineRule="auto"/>
+            </w:pPr>
+            <w:r>
+              <w:t xml:space="preserve">    // Малі прості числа взято для наочності; у реальних системах</w:t>
+            </w:r>
+          </w:p>
+          <w:p>
+            <w:pPr>
+              <w:pStyle w:val="SourceCode"/>
+              <w:spacing w:before="0" w:after="0" w:line="200" w:lineRule="auto"/>
+            </w:pPr>
+            <w:r>
+              <w:t xml:space="preserve">    // модуль має довжину 2048 біт і більше</w:t>
+            </w:r>
+          </w:p>
+          <w:p>
+            <w:pPr>
+              <w:pStyle w:val="SourceCode"/>
+              <w:spacing w:before="0" w:after="0" w:line="200" w:lineRule="auto"/>
+            </w:pPr>
+            <w:r>
+              <w:t xml:space="preserve">    u64 p = 10007, q = 10009;</w:t>
+            </w:r>
+          </w:p>
+          <w:p>
+            <w:pPr>
+              <w:pStyle w:val="SourceCode"/>
+              <w:spacing w:before="0" w:after="0" w:line="200" w:lineRule="auto"/>
+            </w:pPr>
+            <w:r>
+              <w:t xml:space="preserve">    RSAKeyPair keys(p, q, 17);</w:t>
+            </w:r>
+          </w:p>
+          <w:p>
+            <w:pPr>
+              <w:pStyle w:val="SourceCode"/>
+              <w:spacing w:before="0" w:after="0" w:line="200" w:lineRule="auto"/>
+            </w:pPr>
+          </w:p>
+          <w:p>
+            <w:pPr>
+              <w:pStyle w:val="SourceCode"/>
+              <w:spacing w:before="0" w:after="0" w:line="200" w:lineRule="auto"/>
+            </w:pPr>
+            <w:r>
+              <w:t xml:space="preserve">    u64 n = keys.modulus();</w:t>
+            </w:r>
+          </w:p>
+          <w:p>
+            <w:pPr>
+              <w:pStyle w:val="SourceCode"/>
+              <w:spacing w:before="0" w:after="0" w:line="200" w:lineRule="auto"/>
+            </w:pPr>
+            <w:r>
+              <w:t xml:space="preserve">    u64 e = keys.publicExponent();</w:t>
+            </w:r>
+          </w:p>
+          <w:p>
+            <w:pPr>
+              <w:pStyle w:val="SourceCode"/>
+              <w:spacing w:before="0" w:after="0" w:line="200" w:lineRule="auto"/>
+            </w:pPr>
+            <w:r>
+              <w:t xml:space="preserve">    u64 d = keys.privateExponent();</w:t>
+            </w:r>
+          </w:p>
+          <w:p>
+            <w:pPr>
+              <w:pStyle w:val="SourceCode"/>
+              <w:spacing w:before="0" w:after="0" w:line="200" w:lineRule="auto"/>
+            </w:pPr>
+          </w:p>
+          <w:p>
+            <w:pPr>
+              <w:pStyle w:val="SourceCode"/>
+              <w:spacing w:before="0" w:after="0" w:line="200" w:lineRule="auto"/>
+            </w:pPr>
+            <w:r>
+              <w:t xml:space="preserve">    std::cout &lt;&lt; "\nПараметри RSA:\n";</w:t>
+            </w:r>
+          </w:p>
+          <w:p>
+            <w:pPr>
+              <w:pStyle w:val="SourceCode"/>
+              <w:spacing w:before="0" w:after="0" w:line="200" w:lineRule="auto"/>
+            </w:pPr>
+            <w:r>
+              <w:t xml:space="preserve">    std::cout &lt;&lt; "  p = " &lt;&lt; p &lt;&lt; ", q = " &lt;&lt; q &lt;&lt; "\n";</w:t>
+            </w:r>
+          </w:p>
+          <w:p>
+            <w:pPr>
+              <w:pStyle w:val="SourceCode"/>
+              <w:spacing w:before="0" w:after="0" w:line="200" w:lineRule="auto"/>
+            </w:pPr>
+            <w:r>
+              <w:t xml:space="preserve">    std::cout &lt;&lt; "  n = " &lt;&lt; n &lt;&lt; "\n";</w:t>
+            </w:r>
+          </w:p>
+          <w:p>
+            <w:pPr>
+              <w:pStyle w:val="SourceCode"/>
+              <w:spacing w:before="0" w:after="0" w:line="200" w:lineRule="auto"/>
+            </w:pPr>
+            <w:r>
+              <w:t xml:space="preserve">    std::cout &lt;&lt; "  e = " &lt;&lt; e &lt;&lt; " (відкрита експонента)\n";</w:t>
+            </w:r>
+          </w:p>
+          <w:p>
+            <w:pPr>
+              <w:pStyle w:val="SourceCode"/>
+              <w:spacing w:before="0" w:after="0" w:line="200" w:lineRule="auto"/>
+            </w:pPr>
+            <w:r>
+              <w:t xml:space="preserve">    std::cout &lt;&lt; "  d = " &lt;&lt; d &lt;&lt; " (закрита експонента)\n";</w:t>
+            </w:r>
+          </w:p>
+          <w:p>
+            <w:pPr>
+              <w:pStyle w:val="SourceCode"/>
+              <w:spacing w:before="0" w:after="0" w:line="200" w:lineRule="auto"/>
+            </w:pPr>
+          </w:p>
+          <w:p>
+            <w:pPr>
+              <w:pStyle w:val="SourceCode"/>
+              <w:spacing w:before="0" w:after="0" w:line="200" w:lineRule="auto"/>
+            </w:pPr>
+            <w:r>
+              <w:t xml:space="preserve">    std::string document = "Договір купівлі-продажу №123";</w:t>
+            </w:r>
+          </w:p>
+          <w:p>
+            <w:pPr>
+              <w:pStyle w:val="SourceCode"/>
+              <w:spacing w:before="0" w:after="0" w:line="200" w:lineRule="auto"/>
+            </w:pPr>
+          </w:p>
+          <w:p>
+            <w:pPr>
+              <w:pStyle w:val="SourceCode"/>
+              <w:spacing w:before="0" w:after="0" w:line="200" w:lineRule="auto"/>
+            </w:pPr>
+            <w:r>
+              <w:t xml:space="preserve">    std::cout &lt;&lt; "\n------------------------------------------------------------\n";</w:t>
+            </w:r>
+          </w:p>
+          <w:p>
+            <w:pPr>
+              <w:pStyle w:val="SourceCode"/>
+              <w:spacing w:before="0" w:after="0" w:line="200" w:lineRule="auto"/>
+            </w:pPr>
+            <w:r>
+              <w:t xml:space="preserve">    std::cout &lt;&lt; "ФОРМУВАННЯ ПІДПИСУ\n";</w:t>
+            </w:r>
+          </w:p>
+          <w:p>
+            <w:pPr>
+              <w:pStyle w:val="SourceCode"/>
+              <w:spacing w:before="0" w:after="0" w:line="200" w:lineRule="auto"/>
+            </w:pPr>
+            <w:r>
+              <w:t xml:space="preserve">    std::cout &lt;&lt; "------------------------------------------------------------\n";</w:t>
+            </w:r>
+          </w:p>
+          <w:p>
+            <w:pPr>
+              <w:pStyle w:val="SourceCode"/>
+              <w:spacing w:before="0" w:after="0" w:line="200" w:lineRule="auto"/>
+            </w:pPr>
+            <w:r>
+              <w:t xml:space="preserve">    std::cout &lt;&lt; "Документ: \"" &lt;&lt; document &lt;&lt; "\"\n";</w:t>
+            </w:r>
+          </w:p>
+          <w:p>
+            <w:pPr>
+              <w:pStyle w:val="SourceCode"/>
+              <w:spacing w:before="0" w:after="0" w:line="200" w:lineRule="auto"/>
+            </w:pPr>
+            <w:r>
+              <w:t xml:space="preserve">    std::cout &lt;&lt; "Хеш (обрізаний): "</w:t>
+            </w:r>
+          </w:p>
+          <w:p>
+            <w:pPr>
+              <w:pStyle w:val="SourceCode"/>
+              <w:spacing w:before="0" w:after="0" w:line="200" w:lineRule="auto"/>
+            </w:pPr>
+            <w:r>
+              <w:t xml:space="preserve">              &lt;&lt; truncateHash(hashToNumber(document), n) &lt;&lt; "\n";</w:t>
+            </w:r>
+          </w:p>
+          <w:p>
+            <w:pPr>
+              <w:pStyle w:val="SourceCode"/>
+              <w:spacing w:before="0" w:after="0" w:line="200" w:lineRule="auto"/>
+            </w:pPr>
+          </w:p>
+          <w:p>
+            <w:pPr>
+              <w:pStyle w:val="SourceCode"/>
+              <w:spacing w:before="0" w:after="0" w:line="200" w:lineRule="auto"/>
+            </w:pPr>
+            <w:r>
+              <w:t xml:space="preserve">    u64 signature = sign(document, d, n);</w:t>
+            </w:r>
+          </w:p>
+          <w:p>
+            <w:pPr>
+              <w:pStyle w:val="SourceCode"/>
+              <w:spacing w:before="0" w:after="0" w:line="200" w:lineRule="auto"/>
+            </w:pPr>
+            <w:r>
+              <w:t xml:space="preserve">    std::cout &lt;&lt; "Підпис S = " &lt;&lt; signature &lt;&lt; "\n";</w:t>
+            </w:r>
+          </w:p>
+          <w:p>
+            <w:pPr>
+              <w:pStyle w:val="SourceCode"/>
+              <w:spacing w:before="0" w:after="0" w:line="200" w:lineRule="auto"/>
+            </w:pPr>
+          </w:p>
+          <w:p>
+            <w:pPr>
+              <w:pStyle w:val="SourceCode"/>
+              <w:spacing w:before="0" w:after="0" w:line="200" w:lineRule="auto"/>
+            </w:pPr>
+            <w:r>
+              <w:t xml:space="preserve">    std::cout &lt;&lt; "\n------------------------------------------------------------\n";</w:t>
+            </w:r>
+          </w:p>
+          <w:p>
+            <w:pPr>
+              <w:pStyle w:val="SourceCode"/>
+              <w:spacing w:before="0" w:after="0" w:line="200" w:lineRule="auto"/>
+            </w:pPr>
+            <w:r>
+              <w:t xml:space="preserve">    std::cout &lt;&lt; "ПЕРЕВІРКА ПІДПИСУ\n";</w:t>
+            </w:r>
+          </w:p>
+          <w:p>
+            <w:pPr>
+              <w:pStyle w:val="SourceCode"/>
+              <w:spacing w:before="0" w:after="0" w:line="200" w:lineRule="auto"/>
+            </w:pPr>
+            <w:r>
+              <w:t xml:space="preserve">    std::cout &lt;&lt; "------------------------------------------------------------\n";</w:t>
+            </w:r>
+          </w:p>
+          <w:p>
+            <w:pPr>
+              <w:pStyle w:val="SourceCode"/>
+              <w:spacing w:before="0" w:after="0" w:line="200" w:lineRule="auto"/>
+            </w:pPr>
+            <w:r>
+              <w:t xml:space="preserve">    std::cout &lt;&lt; "Результат: "</w:t>
+            </w:r>
+          </w:p>
+          <w:p>
+            <w:pPr>
+              <w:pStyle w:val="SourceCode"/>
+              <w:spacing w:before="0" w:after="0" w:line="200" w:lineRule="auto"/>
+            </w:pPr>
+            <w:r>
+              <w:t xml:space="preserve">              &lt;&lt; (verify(document, signature, e, n) ? "ПІДПИС ДІЙСНИЙ"</w:t>
+            </w:r>
+          </w:p>
+          <w:p>
+            <w:pPr>
+              <w:pStyle w:val="SourceCode"/>
+              <w:spacing w:before="0" w:after="0" w:line="200" w:lineRule="auto"/>
+            </w:pPr>
+            <w:r>
+              <w:t xml:space="preserve">                                                   : "ПІДПИС НЕДІЙСНИЙ")</w:t>
+            </w:r>
+          </w:p>
+          <w:p>
+            <w:pPr>
+              <w:pStyle w:val="SourceCode"/>
+              <w:spacing w:before="0" w:after="0" w:line="200" w:lineRule="auto"/>
+            </w:pPr>
+            <w:r>
+              <w:t xml:space="preserve">              &lt;&lt; "\n";</w:t>
+            </w:r>
+          </w:p>
+          <w:p>
+            <w:pPr>
+              <w:pStyle w:val="SourceCode"/>
+              <w:spacing w:before="0" w:after="0" w:line="200" w:lineRule="auto"/>
+            </w:pPr>
+          </w:p>
+          <w:p>
+            <w:pPr>
+              <w:pStyle w:val="SourceCode"/>
+              <w:spacing w:before="0" w:after="0" w:line="200" w:lineRule="auto"/>
+            </w:pPr>
+            <w:r>
+              <w:t xml:space="preserve">    std::cout &lt;&lt; "\n------------------------------------------------------------\n";</w:t>
+            </w:r>
+          </w:p>
+          <w:p>
+            <w:pPr>
+              <w:pStyle w:val="SourceCode"/>
+              <w:spacing w:before="0" w:after="0" w:line="200" w:lineRule="auto"/>
+            </w:pPr>
+            <w:r>
+              <w:t xml:space="preserve">    std::cout &lt;&lt; "ВИЯВЛЕННЯ МОДИФІКАЦІЇ\n";</w:t>
+            </w:r>
+          </w:p>
+          <w:p>
+            <w:pPr>
+              <w:pStyle w:val="SourceCode"/>
+              <w:spacing w:before="0" w:after="0" w:line="200" w:lineRule="auto"/>
+            </w:pPr>
+            <w:r>
+              <w:t xml:space="preserve">    std::cout &lt;&lt; "------------------------------------------------------------\n";</w:t>
+            </w:r>
+          </w:p>
+          <w:p>
+            <w:pPr>
+              <w:pStyle w:val="SourceCode"/>
+              <w:spacing w:before="0" w:after="0" w:line="200" w:lineRule="auto"/>
+            </w:pPr>
+            <w:r>
+              <w:t xml:space="preserve">    std::string modified = "Договір купівлі-продажу №124";  // змінено один символ</w:t>
+            </w:r>
+          </w:p>
+          <w:p>
+            <w:pPr>
+              <w:pStyle w:val="SourceCode"/>
+              <w:spacing w:before="0" w:after="0" w:line="200" w:lineRule="auto"/>
+            </w:pPr>
+            <w:r>
+              <w:t xml:space="preserve">    std::cout &lt;&lt; "Модифікований документ: \"" &lt;&lt; modified &lt;&lt; "\"\n";</w:t>
+            </w:r>
+          </w:p>
+          <w:p>
+            <w:pPr>
+              <w:pStyle w:val="SourceCode"/>
+              <w:spacing w:before="0" w:after="0" w:line="200" w:lineRule="auto"/>
+            </w:pPr>
+            <w:r>
+              <w:t xml:space="preserve">    std::cout &lt;&lt; "Результат: "</w:t>
+            </w:r>
+          </w:p>
+          <w:p>
+            <w:pPr>
+              <w:pStyle w:val="SourceCode"/>
+              <w:spacing w:before="0" w:after="0" w:line="200" w:lineRule="auto"/>
+            </w:pPr>
+            <w:r>
+              <w:t xml:space="preserve">              &lt;&lt; (verify(modified, signature, e, n) ? "ПІДПИС ДІЙСНИЙ"</w:t>
+            </w:r>
+          </w:p>
+          <w:p>
+            <w:pPr>
+              <w:pStyle w:val="SourceCode"/>
+              <w:spacing w:before="0" w:after="0" w:line="200" w:lineRule="auto"/>
+            </w:pPr>
+            <w:r>
+              <w:t xml:space="preserve">                                                   : "ПІДПИС НЕДІЙСНИЙ")</w:t>
+            </w:r>
+          </w:p>
+          <w:p>
+            <w:pPr>
+              <w:pStyle w:val="SourceCode"/>
+              <w:spacing w:before="0" w:after="0" w:line="200" w:lineRule="auto"/>
+            </w:pPr>
+            <w:r>
+              <w:t xml:space="preserve">              &lt;&lt; "\n";</w:t>
+            </w:r>
+          </w:p>
+          <w:p>
+            <w:pPr>
+              <w:pStyle w:val="SourceCode"/>
+              <w:spacing w:before="0" w:after="0" w:line="200" w:lineRule="auto"/>
+            </w:pPr>
+          </w:p>
+          <w:p>
+            <w:pPr>
+              <w:pStyle w:val="SourceCode"/>
+              <w:spacing w:before="0" w:after="0" w:line="200" w:lineRule="auto"/>
+            </w:pPr>
+            <w:r>
+              <w:t xml:space="preserve">    std::cout &lt;&lt; "\n------------------------------------------------------------\n";</w:t>
+            </w:r>
+          </w:p>
+          <w:p>
+            <w:pPr>
+              <w:pStyle w:val="SourceCode"/>
+              <w:spacing w:before="0" w:after="0" w:line="200" w:lineRule="auto"/>
+            </w:pPr>
+            <w:r>
+              <w:t xml:space="preserve">    std::cout &lt;&lt; "СПРОБА ПІДРОБКИ ПІДПИСУ\n";</w:t>
+            </w:r>
+          </w:p>
+          <w:p>
+            <w:pPr>
+              <w:pStyle w:val="SourceCode"/>
+              <w:spacing w:before="0" w:after="0" w:line="200" w:lineRule="auto"/>
+            </w:pPr>
+            <w:r>
+              <w:t xml:space="preserve">    std::cout &lt;&lt; "------------------------------------------------------------\n";</w:t>
+            </w:r>
+          </w:p>
+          <w:p>
+            <w:pPr>
+              <w:pStyle w:val="SourceCode"/>
+              <w:spacing w:before="0" w:after="0" w:line="200" w:lineRule="auto"/>
+            </w:pPr>
+            <w:r>
+              <w:t xml:space="preserve">    u64 fake = signature + 1;</w:t>
+            </w:r>
+          </w:p>
+          <w:p>
+            <w:pPr>
+              <w:pStyle w:val="SourceCode"/>
+              <w:spacing w:before="0" w:after="0" w:line="200" w:lineRule="auto"/>
+            </w:pPr>
+            <w:r>
+              <w:t xml:space="preserve">    std::cout &lt;&lt; "Підроблений підпис: " &lt;&lt; fake &lt;&lt; "\n";</w:t>
+            </w:r>
+          </w:p>
+          <w:p>
+            <w:pPr>
+              <w:pStyle w:val="SourceCode"/>
+              <w:spacing w:before="0" w:after="0" w:line="200" w:lineRule="auto"/>
+            </w:pPr>
+            <w:r>
+              <w:t xml:space="preserve">    std::cout &lt;&lt; "Результат: "</w:t>
+            </w:r>
+          </w:p>
+          <w:p>
+            <w:pPr>
+              <w:pStyle w:val="SourceCode"/>
+              <w:spacing w:before="0" w:after="0" w:line="200" w:lineRule="auto"/>
+            </w:pPr>
+            <w:r>
+              <w:t xml:space="preserve">              &lt;&lt; (verify(document, fake, e, n) ? "ПІДПИС ДІЙСНИЙ"</w:t>
+            </w:r>
+          </w:p>
+          <w:p>
+            <w:pPr>
+              <w:pStyle w:val="SourceCode"/>
+              <w:spacing w:before="0" w:after="0" w:line="200" w:lineRule="auto"/>
+            </w:pPr>
+            <w:r>
+              <w:t xml:space="preserve">                                               : "ПІДПИС НЕДІЙСНИЙ")</w:t>
+            </w:r>
+          </w:p>
+          <w:p>
+            <w:pPr>
+              <w:pStyle w:val="SourceCode"/>
+              <w:spacing w:before="0" w:after="0" w:line="200" w:lineRule="auto"/>
+            </w:pPr>
+            <w:r>
+              <w:t xml:space="preserve">              &lt;&lt; "\n";</w:t>
+            </w:r>
+          </w:p>
+          <w:p>
+            <w:pPr>
+              <w:pStyle w:val="SourceCode"/>
+              <w:spacing w:before="0" w:after="0" w:line="200" w:lineRule="auto"/>
+            </w:pPr>
+          </w:p>
+          <w:p>
+            <w:pPr>
+              <w:pStyle w:val="SourceCode"/>
+              <w:spacing w:before="0" w:after="0" w:line="200" w:lineRule="auto"/>
+            </w:pPr>
+            <w:r>
+              <w:t xml:space="preserve">    return 0;</w:t>
+            </w:r>
+          </w:p>
+          <w:p>
+            <w:pPr>
+              <w:pStyle w:val="SourceCode"/>
+              <w:spacing w:before="0" w:after="0" w:line="200" w:lineRule="auto"/>
+            </w:pPr>
+            <w:r>
+              <w:t xml:space="preserve">}</w:t>
+            </w:r>
+          </w:p>
+        </w:tc>
+      </w:tr>
+    </w:tbl>
+    <w:p>
+      <w:pPr>
+        <w:spacing w:before="0" w:after="0" w:line="120" w:lineRule="exact"/>
         <w:rPr>
-          <w:rStyle w:val="VerbatimChar"/>
+          <w:sz w:val="4"/>
+          <w:szCs w:val="4"/>
         </w:rPr>
-        <w:t xml:space="preserve">#include &lt;string&gt;</w:t>
-      </w:r>
-      <w:r>
-        <w:br/>
-      </w:r>
-      <w:r>
-        <w:br/>
-      </w:r>
-      <w:r>
-        <w:rPr>
-          <w:rStyle w:val="VerbatimChar"/>
-        </w:rPr>
-        <w:t xml:space="preserve">int main() {</w:t>
-      </w:r>
-      <w:r>
-        <w:br/>
-      </w:r>
-      <w:r>
-        <w:rPr>
-          <w:rStyle w:val="VerbatimChar"/>
-        </w:rPr>
-        <w:t xml:space="preserve">    std::cout &lt;&lt; "============================================================\n";</w:t>
-      </w:r>
-      <w:r>
-        <w:br/>
-      </w:r>
-      <w:r>
-        <w:rPr>
-          <w:rStyle w:val="VerbatimChar"/>
-        </w:rPr>
-        <w:t xml:space="preserve">    std::cout &lt;&lt; "ДЕМОНСТРАЦІЯ ЦИФРОВОГО ПІДПИСУ RSA\n";</w:t>
-      </w:r>
-      <w:r>
-        <w:br/>
-      </w:r>
-      <w:r>
-        <w:rPr>
-          <w:rStyle w:val="VerbatimChar"/>
-        </w:rPr>
-        <w:t xml:space="preserve">    std::cout &lt;&lt; "============================================================\n";</w:t>
-      </w:r>
-      <w:r>
-        <w:br/>
-      </w:r>
-      <w:r>
-        <w:br/>
-      </w:r>
-      <w:r>
-        <w:rPr>
-          <w:rStyle w:val="VerbatimChar"/>
-        </w:rPr>
-        <w:t xml:space="preserve">    // Малі прості числа взято для наочності; у реальних системах</w:t>
-      </w:r>
-      <w:r>
-        <w:br/>
-      </w:r>
-      <w:r>
-        <w:rPr>
-          <w:rStyle w:val="VerbatimChar"/>
-        </w:rPr>
-        <w:t xml:space="preserve">    // модуль має довжину 2048 біт і більше</w:t>
-      </w:r>
-      <w:r>
-        <w:br/>
-      </w:r>
-      <w:r>
-        <w:rPr>
-          <w:rStyle w:val="VerbatimChar"/>
-        </w:rPr>
-        <w:t xml:space="preserve">    u64 p = 10007, q = 10009;</w:t>
-      </w:r>
-      <w:r>
-        <w:br/>
-      </w:r>
-      <w:r>
-        <w:rPr>
-          <w:rStyle w:val="VerbatimChar"/>
-        </w:rPr>
-        <w:t xml:space="preserve">    RSAKeyPair keys(p, q, 17);</w:t>
-      </w:r>
-      <w:r>
-        <w:br/>
-      </w:r>
-      <w:r>
-        <w:br/>
-      </w:r>
-      <w:r>
-        <w:rPr>
-          <w:rStyle w:val="VerbatimChar"/>
-        </w:rPr>
-        <w:t xml:space="preserve">    u64 n = keys.modulus();</w:t>
-      </w:r>
-      <w:r>
-        <w:br/>
-      </w:r>
-      <w:r>
-        <w:rPr>
-          <w:rStyle w:val="VerbatimChar"/>
-        </w:rPr>
-        <w:t xml:space="preserve">    u64 e = keys.publicExponent();</w:t>
-      </w:r>
-      <w:r>
-        <w:br/>
-      </w:r>
-      <w:r>
-        <w:rPr>
-          <w:rStyle w:val="VerbatimChar"/>
-        </w:rPr>
-        <w:t xml:space="preserve">    u64 d = keys.privateExponent();</w:t>
-      </w:r>
-      <w:r>
-        <w:br/>
-      </w:r>
-      <w:r>
-        <w:br/>
-      </w:r>
-      <w:r>
-        <w:rPr>
-          <w:rStyle w:val="VerbatimChar"/>
-        </w:rPr>
-        <w:t xml:space="preserve">    std::cout &lt;&lt; "\nПараметри RSA:\n";</w:t>
-      </w:r>
-      <w:r>
-        <w:br/>
-      </w:r>
-      <w:r>
-        <w:rPr>
-          <w:rStyle w:val="VerbatimChar"/>
-        </w:rPr>
-        <w:t xml:space="preserve">    std::cout &lt;&lt; "  p = " &lt;&lt; p &lt;&lt; ", q = " &lt;&lt; q &lt;&lt; "\n";</w:t>
-      </w:r>
-      <w:r>
-        <w:br/>
-      </w:r>
-      <w:r>
-        <w:rPr>
-          <w:rStyle w:val="VerbatimChar"/>
-        </w:rPr>
-        <w:t xml:space="preserve">    std::cout &lt;&lt; "  n = " &lt;&lt; n &lt;&lt; "\n";</w:t>
-      </w:r>
-      <w:r>
-        <w:br/>
-      </w:r>
-      <w:r>
-        <w:rPr>
-          <w:rStyle w:val="VerbatimChar"/>
-        </w:rPr>
-        <w:t xml:space="preserve">    std::cout &lt;&lt; "  e = " &lt;&lt; e &lt;&lt; " (відкрита експонента)\n";</w:t>
-      </w:r>
-      <w:r>
-        <w:br/>
-      </w:r>
-      <w:r>
-        <w:rPr>
-          <w:rStyle w:val="VerbatimChar"/>
-        </w:rPr>
-        <w:t xml:space="preserve">    std::cout &lt;&lt; "  d = " &lt;&lt; d &lt;&lt; " (закрита експонента)\n";</w:t>
-      </w:r>
-      <w:r>
-        <w:br/>
-      </w:r>
-      <w:r>
-        <w:br/>
-      </w:r>
-      <w:r>
-        <w:rPr>
-          <w:rStyle w:val="VerbatimChar"/>
-        </w:rPr>
-        <w:t xml:space="preserve">    std::string document = "Договір купівлі-продажу №123";</w:t>
-      </w:r>
-      <w:r>
-        <w:br/>
-      </w:r>
-      <w:r>
-        <w:br/>
-      </w:r>
-      <w:r>
-        <w:rPr>
-          <w:rStyle w:val="VerbatimChar"/>
-        </w:rPr>
-        <w:t xml:space="preserve">    std::cout &lt;&lt; "\n------------------------------------------------------------\n";</w:t>
-      </w:r>
-      <w:r>
-        <w:br/>
-      </w:r>
-      <w:r>
-        <w:rPr>
-          <w:rStyle w:val="VerbatimChar"/>
-        </w:rPr>
-        <w:t xml:space="preserve">    std::cout &lt;&lt; "ФОРМУВАННЯ ПІДПИСУ\n";</w:t>
-      </w:r>
-      <w:r>
-        <w:br/>
-      </w:r>
-      <w:r>
-        <w:rPr>
-          <w:rStyle w:val="VerbatimChar"/>
-        </w:rPr>
-        <w:t xml:space="preserve">    std::cout &lt;&lt; "------------------------------------------------------------\n";</w:t>
-      </w:r>
-      <w:r>
-        <w:br/>
-      </w:r>
-      <w:r>
-        <w:rPr>
-          <w:rStyle w:val="VerbatimChar"/>
-        </w:rPr>
-        <w:t xml:space="preserve">    std::cout &lt;&lt; "Документ: \"" &lt;&lt; document &lt;&lt; "\"\n";</w:t>
-      </w:r>
-      <w:r>
-        <w:br/>
-      </w:r>
-      <w:r>
-        <w:rPr>
-          <w:rStyle w:val="VerbatimChar"/>
-        </w:rPr>
-        <w:t xml:space="preserve">    std::cout &lt;&lt; "Хеш (обрізаний): " &lt;&lt; truncateHash(hashToNumber(document), n) &lt;&lt; "\n";</w:t>
-      </w:r>
-      <w:r>
-        <w:br/>
-      </w:r>
-      <w:r>
-        <w:br/>
-      </w:r>
-      <w:r>
-        <w:rPr>
-          <w:rStyle w:val="VerbatimChar"/>
-        </w:rPr>
-        <w:t xml:space="preserve">    u64 signature = sign(document, d, n);</w:t>
-      </w:r>
-      <w:r>
-        <w:br/>
-      </w:r>
-      <w:r>
-        <w:rPr>
-          <w:rStyle w:val="VerbatimChar"/>
-        </w:rPr>
-        <w:t xml:space="preserve">    std::cout &lt;&lt; "Підпис S = " &lt;&lt; signature &lt;&lt; "\n";</w:t>
-      </w:r>
-      <w:r>
-        <w:br/>
-      </w:r>
-      <w:r>
-        <w:br/>
-      </w:r>
-      <w:r>
-        <w:rPr>
-          <w:rStyle w:val="VerbatimChar"/>
-        </w:rPr>
-        <w:t xml:space="preserve">    std::cout &lt;&lt; "\n------------------------------------------------------------\n";</w:t>
-      </w:r>
-      <w:r>
-        <w:br/>
-      </w:r>
-      <w:r>
-        <w:rPr>
-          <w:rStyle w:val="VerbatimChar"/>
-        </w:rPr>
-        <w:t xml:space="preserve">    std::cout &lt;&lt; "ПЕРЕВІРКА ПІДПИСУ\n";</w:t>
-      </w:r>
-      <w:r>
-        <w:br/>
-      </w:r>
-      <w:r>
-        <w:rPr>
-          <w:rStyle w:val="VerbatimChar"/>
-        </w:rPr>
-        <w:t xml:space="preserve">    std::cout &lt;&lt; "------------------------------------------------------------\n";</w:t>
-      </w:r>
-      <w:r>
-        <w:br/>
-      </w:r>
-      <w:r>
-        <w:rPr>
-          <w:rStyle w:val="VerbatimChar"/>
-        </w:rPr>
-        <w:t xml:space="preserve">    std::cout &lt;&lt; "Результат: "</w:t>
-      </w:r>
-      <w:r>
-        <w:br/>
-      </w:r>
-      <w:r>
-        <w:rPr>
-          <w:rStyle w:val="VerbatimChar"/>
-        </w:rPr>
-        <w:t xml:space="preserve">              &lt;&lt; (verify(document, signature, e, n) ? "ПІДПИС ДІЙСНИЙ" : "ПІДПИС НЕДІЙСНИЙ")</w:t>
-      </w:r>
-      <w:r>
-        <w:br/>
-      </w:r>
-      <w:r>
-        <w:rPr>
-          <w:rStyle w:val="VerbatimChar"/>
-        </w:rPr>
-        <w:t xml:space="preserve">              &lt;&lt; "\n";</w:t>
-      </w:r>
-      <w:r>
-        <w:br/>
-      </w:r>
-      <w:r>
-        <w:br/>
-      </w:r>
-      <w:r>
-        <w:rPr>
-          <w:rStyle w:val="VerbatimChar"/>
-        </w:rPr>
-        <w:t xml:space="preserve">    std::cout &lt;&lt; "\n------------------------------------------------------------\n";</w:t>
-      </w:r>
-      <w:r>
-        <w:br/>
-      </w:r>
-      <w:r>
-        <w:rPr>
-          <w:rStyle w:val="VerbatimChar"/>
-        </w:rPr>
-        <w:t xml:space="preserve">    std::cout &lt;&lt; "ВИЯВЛЕННЯ МОДИФІКАЦІЇ\n";</w:t>
-      </w:r>
-      <w:r>
-        <w:br/>
-      </w:r>
-      <w:r>
-        <w:rPr>
-          <w:rStyle w:val="VerbatimChar"/>
-        </w:rPr>
-        <w:t xml:space="preserve">    std::cout &lt;&lt; "------------------------------------------------------------\n";</w:t>
-      </w:r>
-      <w:r>
-        <w:br/>
-      </w:r>
-      <w:r>
-        <w:rPr>
-          <w:rStyle w:val="VerbatimChar"/>
-        </w:rPr>
-        <w:t xml:space="preserve">    std::string modified = "Договір купівлі-продажу №124";  // змінено один символ</w:t>
-      </w:r>
-      <w:r>
-        <w:br/>
-      </w:r>
-      <w:r>
-        <w:rPr>
-          <w:rStyle w:val="VerbatimChar"/>
-        </w:rPr>
-        <w:t xml:space="preserve">    std::cout &lt;&lt; "Модифікований документ: \"" &lt;&lt; modified &lt;&lt; "\"\n";</w:t>
-      </w:r>
-      <w:r>
-        <w:br/>
-      </w:r>
-      <w:r>
-        <w:rPr>
-          <w:rStyle w:val="VerbatimChar"/>
-        </w:rPr>
-        <w:t xml:space="preserve">    std::cout &lt;&lt; "Результат: "</w:t>
-      </w:r>
-      <w:r>
-        <w:br/>
-      </w:r>
-      <w:r>
-        <w:rPr>
-          <w:rStyle w:val="VerbatimChar"/>
-        </w:rPr>
-        <w:t xml:space="preserve">              &lt;&lt; (verify(modified, signature, e, n) ? "ПІДПИС ДІЙСНИЙ" : "ПІДПИС НЕДІЙСНИЙ")</w:t>
-      </w:r>
-      <w:r>
-        <w:br/>
-      </w:r>
-      <w:r>
-        <w:rPr>
-          <w:rStyle w:val="VerbatimChar"/>
-        </w:rPr>
-        <w:t xml:space="preserve">              &lt;&lt; "\n";</w:t>
-      </w:r>
-      <w:r>
-        <w:br/>
-      </w:r>
-      <w:r>
-        <w:br/>
-      </w:r>
-      <w:r>
-        <w:rPr>
-          <w:rStyle w:val="VerbatimChar"/>
-        </w:rPr>
-        <w:t xml:space="preserve">    std::cout &lt;&lt; "\n------------------------------------------------------------\n";</w:t>
-      </w:r>
-      <w:r>
-        <w:br/>
-      </w:r>
-      <w:r>
-        <w:rPr>
-          <w:rStyle w:val="VerbatimChar"/>
-        </w:rPr>
-        <w:t xml:space="preserve">    std::cout &lt;&lt; "СПРОБА ПІДРОБКИ ПІДПИСУ\n";</w:t>
-      </w:r>
-      <w:r>
-        <w:br/>
-      </w:r>
-      <w:r>
-        <w:rPr>
-          <w:rStyle w:val="VerbatimChar"/>
-        </w:rPr>
-        <w:t xml:space="preserve">    std::cout &lt;&lt; "------------------------------------------------------------\n";</w:t>
-      </w:r>
-      <w:r>
-        <w:br/>
-      </w:r>
-      <w:r>
-        <w:rPr>
-          <w:rStyle w:val="VerbatimChar"/>
-        </w:rPr>
-        <w:t xml:space="preserve">    u64 fake = signature + 1;</w:t>
-      </w:r>
-      <w:r>
-        <w:br/>
-      </w:r>
-      <w:r>
-        <w:rPr>
-          <w:rStyle w:val="VerbatimChar"/>
-        </w:rPr>
-        <w:t xml:space="preserve">    std::cout &lt;&lt; "Підроблений підпис: " &lt;&lt; fake &lt;&lt; "\n";</w:t>
-      </w:r>
-      <w:r>
-        <w:br/>
-      </w:r>
-      <w:r>
-        <w:rPr>
-          <w:rStyle w:val="VerbatimChar"/>
-        </w:rPr>
-        <w:t xml:space="preserve">    std::cout &lt;&lt; "Результат: "</w:t>
-      </w:r>
-      <w:r>
-        <w:br/>
-      </w:r>
-      <w:r>
-        <w:rPr>
-          <w:rStyle w:val="VerbatimChar"/>
-        </w:rPr>
-        <w:t xml:space="preserve">              &lt;&lt; (verify(document, fake, e, n) ? "ПІДПИС ДІЙСНИЙ" : "ПІДПИС НЕДІЙСНИЙ")</w:t>
-      </w:r>
-      <w:r>
-        <w:br/>
-      </w:r>
-      <w:r>
-        <w:rPr>
-          <w:rStyle w:val="VerbatimChar"/>
-        </w:rPr>
-        <w:t xml:space="preserve">              &lt;&lt; "\n";</w:t>
-      </w:r>
-      <w:r>
-        <w:br/>
-      </w:r>
-      <w:r>
-        <w:br/>
-      </w:r>
-      <w:r>
-        <w:rPr>
-          <w:rStyle w:val="VerbatimChar"/>
-        </w:rPr>
-        <w:t xml:space="preserve">    return 0;</w:t>
-      </w:r>
-      <w:r>
-        <w:br/>
-      </w:r>
-      <w:r>
-        <w:rPr>
-          <w:rStyle w:val="VerbatimChar"/>
-        </w:rPr>
-        <w:t xml:space="preserve">}</w:t>
-      </w:r>
+      </w:pPr>
     </w:p>
     <w:bookmarkEnd w:id="18"/>
     <w:bookmarkStart w:id="19" w:name="крок-5.-результат-роботи-програми"/>
@@ -2507,272 +3077,336 @@
     </w:p>
     <w:p>
       <w:pPr>
-        <w:pStyle w:val="SourceCode"/>
-      </w:pPr>
-      <w:r>
+        <w:spacing w:before="0" w:after="0" w:line="120" w:lineRule="exact"/>
         <w:rPr>
-          <w:rStyle w:val="VerbatimChar"/>
+          <w:sz w:val="4"/>
+          <w:szCs w:val="4"/>
         </w:rPr>
-        <w:t xml:space="preserve">============================================================</w:t>
-      </w:r>
-      <w:r>
-        <w:br/>
-      </w:r>
-      <w:r>
+      </w:pPr>
+    </w:p>
+    <w:tbl>
+      <w:tblPr>
+        <w:tblStyle w:val="SourceCodeTable"/>
+        <w:tblW w:type="dxa" w:w="9637"/>
+        <w:tblInd w:w="0" w:type="dxa"/>
+        <w:tblBorders>
+          <w:top w:color="BFBFBF" w:space="0" w:sz="4" w:val="single"/>
+          <w:left w:color="BFBFBF" w:space="0" w:sz="4" w:val="single"/>
+          <w:bottom w:color="BFBFBF" w:space="0" w:sz="4" w:val="single"/>
+          <w:right w:color="BFBFBF" w:space="0" w:sz="4" w:val="single"/>
+        </w:tblBorders>
+        <w:shd w:color="auto" w:fill="F4F4F4" w:val="clear"/>
+        <w:tblLayout w:type="fixed"/>
+        <w:tblCellMar>
+          <w:top w:type="dxa" w:w="113"/>
+          <w:left w:type="dxa" w:w="113"/>
+          <w:bottom w:type="dxa" w:w="113"/>
+          <w:right w:type="dxa" w:w="113"/>
+        </w:tblCellMar>
+        <w:tblLook w:val="0000" w:firstRow="0" w:lastRow="0" w:firstColumn="0" w:lastColumn="0" w:noHBand="1" w:noVBand="1"/>
+      </w:tblPr>
+      <w:tblGrid>
+        <w:gridCol w:w="9637"/>
+      </w:tblGrid>
+      <w:tr>
+        <w:tc>
+          <w:tcPr>
+            <w:tcW w:type="dxa" w:w="9637"/>
+            <w:shd w:color="auto" w:fill="F4F4F4" w:val="clear"/>
+          </w:tcPr>
+          <w:p>
+            <w:pPr>
+              <w:pStyle w:val="SourceCode"/>
+              <w:spacing w:before="0" w:after="0" w:line="200" w:lineRule="auto"/>
+            </w:pPr>
+            <w:r>
+              <w:t xml:space="preserve">============================================================</w:t>
+            </w:r>
+          </w:p>
+          <w:p>
+            <w:pPr>
+              <w:pStyle w:val="SourceCode"/>
+              <w:spacing w:before="0" w:after="0" w:line="200" w:lineRule="auto"/>
+            </w:pPr>
+            <w:r>
+              <w:t xml:space="preserve">ДЕМОНСТРАЦІЯ ЦИФРОВОГО ПІДПИСУ RSA</w:t>
+            </w:r>
+          </w:p>
+          <w:p>
+            <w:pPr>
+              <w:pStyle w:val="SourceCode"/>
+              <w:spacing w:before="0" w:after="0" w:line="200" w:lineRule="auto"/>
+            </w:pPr>
+            <w:r>
+              <w:t xml:space="preserve">============================================================</w:t>
+            </w:r>
+          </w:p>
+          <w:p>
+            <w:pPr>
+              <w:pStyle w:val="SourceCode"/>
+              <w:spacing w:before="0" w:after="0" w:line="200" w:lineRule="auto"/>
+            </w:pPr>
+          </w:p>
+          <w:p>
+            <w:pPr>
+              <w:pStyle w:val="SourceCode"/>
+              <w:spacing w:before="0" w:after="0" w:line="200" w:lineRule="auto"/>
+            </w:pPr>
+            <w:r>
+              <w:t xml:space="preserve">Параметри RSA:</w:t>
+            </w:r>
+          </w:p>
+          <w:p>
+            <w:pPr>
+              <w:pStyle w:val="SourceCode"/>
+              <w:spacing w:before="0" w:after="0" w:line="200" w:lineRule="auto"/>
+            </w:pPr>
+            <w:r>
+              <w:t xml:space="preserve">  p = 10007, q = 10009</w:t>
+            </w:r>
+          </w:p>
+          <w:p>
+            <w:pPr>
+              <w:pStyle w:val="SourceCode"/>
+              <w:spacing w:before="0" w:after="0" w:line="200" w:lineRule="auto"/>
+            </w:pPr>
+            <w:r>
+              <w:t xml:space="preserve">  n = 100160063</w:t>
+            </w:r>
+          </w:p>
+          <w:p>
+            <w:pPr>
+              <w:pStyle w:val="SourceCode"/>
+              <w:spacing w:before="0" w:after="0" w:line="200" w:lineRule="auto"/>
+            </w:pPr>
+            <w:r>
+              <w:t xml:space="preserve">  e = 17 (відкрита експонента)</w:t>
+            </w:r>
+          </w:p>
+          <w:p>
+            <w:pPr>
+              <w:pStyle w:val="SourceCode"/>
+              <w:spacing w:before="0" w:after="0" w:line="200" w:lineRule="auto"/>
+            </w:pPr>
+            <w:r>
+              <w:t xml:space="preserve">  d = 94249457 (закрита експонента)</w:t>
+            </w:r>
+          </w:p>
+          <w:p>
+            <w:pPr>
+              <w:pStyle w:val="SourceCode"/>
+              <w:spacing w:before="0" w:after="0" w:line="200" w:lineRule="auto"/>
+            </w:pPr>
+          </w:p>
+          <w:p>
+            <w:pPr>
+              <w:pStyle w:val="SourceCode"/>
+              <w:spacing w:before="0" w:after="0" w:line="200" w:lineRule="auto"/>
+            </w:pPr>
+            <w:r>
+              <w:t xml:space="preserve">------------------------------------------------------------</w:t>
+            </w:r>
+          </w:p>
+          <w:p>
+            <w:pPr>
+              <w:pStyle w:val="SourceCode"/>
+              <w:spacing w:before="0" w:after="0" w:line="200" w:lineRule="auto"/>
+            </w:pPr>
+            <w:r>
+              <w:t xml:space="preserve">ФОРМУВАННЯ ПІДПИСУ</w:t>
+            </w:r>
+          </w:p>
+          <w:p>
+            <w:pPr>
+              <w:pStyle w:val="SourceCode"/>
+              <w:spacing w:before="0" w:after="0" w:line="200" w:lineRule="auto"/>
+            </w:pPr>
+            <w:r>
+              <w:t xml:space="preserve">------------------------------------------------------------</w:t>
+            </w:r>
+          </w:p>
+          <w:p>
+            <w:pPr>
+              <w:pStyle w:val="SourceCode"/>
+              <w:spacing w:before="0" w:after="0" w:line="200" w:lineRule="auto"/>
+            </w:pPr>
+            <w:r>
+              <w:t xml:space="preserve">Документ: "Договір купівлі-продажу №123"</w:t>
+            </w:r>
+          </w:p>
+          <w:p>
+            <w:pPr>
+              <w:pStyle w:val="SourceCode"/>
+              <w:spacing w:before="0" w:after="0" w:line="200" w:lineRule="auto"/>
+            </w:pPr>
+            <w:r>
+              <w:t xml:space="preserve">Хеш (обрізаний): 73328726</w:t>
+            </w:r>
+          </w:p>
+          <w:p>
+            <w:pPr>
+              <w:pStyle w:val="SourceCode"/>
+              <w:spacing w:before="0" w:after="0" w:line="200" w:lineRule="auto"/>
+            </w:pPr>
+            <w:r>
+              <w:t xml:space="preserve">Підпис S = 35970151</w:t>
+            </w:r>
+          </w:p>
+          <w:p>
+            <w:pPr>
+              <w:pStyle w:val="SourceCode"/>
+              <w:spacing w:before="0" w:after="0" w:line="200" w:lineRule="auto"/>
+            </w:pPr>
+          </w:p>
+          <w:p>
+            <w:pPr>
+              <w:pStyle w:val="SourceCode"/>
+              <w:spacing w:before="0" w:after="0" w:line="200" w:lineRule="auto"/>
+            </w:pPr>
+            <w:r>
+              <w:t xml:space="preserve">------------------------------------------------------------</w:t>
+            </w:r>
+          </w:p>
+          <w:p>
+            <w:pPr>
+              <w:pStyle w:val="SourceCode"/>
+              <w:spacing w:before="0" w:after="0" w:line="200" w:lineRule="auto"/>
+            </w:pPr>
+            <w:r>
+              <w:t xml:space="preserve">ПЕРЕВІРКА ПІДПИСУ</w:t>
+            </w:r>
+          </w:p>
+          <w:p>
+            <w:pPr>
+              <w:pStyle w:val="SourceCode"/>
+              <w:spacing w:before="0" w:after="0" w:line="200" w:lineRule="auto"/>
+            </w:pPr>
+            <w:r>
+              <w:t xml:space="preserve">------------------------------------------------------------</w:t>
+            </w:r>
+          </w:p>
+          <w:p>
+            <w:pPr>
+              <w:pStyle w:val="SourceCode"/>
+              <w:spacing w:before="0" w:after="0" w:line="200" w:lineRule="auto"/>
+            </w:pPr>
+            <w:r>
+              <w:t xml:space="preserve">Результат: ПІДПИС ДІЙСНИЙ</w:t>
+            </w:r>
+          </w:p>
+          <w:p>
+            <w:pPr>
+              <w:pStyle w:val="SourceCode"/>
+              <w:spacing w:before="0" w:after="0" w:line="200" w:lineRule="auto"/>
+            </w:pPr>
+          </w:p>
+          <w:p>
+            <w:pPr>
+              <w:pStyle w:val="SourceCode"/>
+              <w:spacing w:before="0" w:after="0" w:line="200" w:lineRule="auto"/>
+            </w:pPr>
+            <w:r>
+              <w:t xml:space="preserve">------------------------------------------------------------</w:t>
+            </w:r>
+          </w:p>
+          <w:p>
+            <w:pPr>
+              <w:pStyle w:val="SourceCode"/>
+              <w:spacing w:before="0" w:after="0" w:line="200" w:lineRule="auto"/>
+            </w:pPr>
+            <w:r>
+              <w:t xml:space="preserve">ВИЯВЛЕННЯ МОДИФІКАЦІЇ</w:t>
+            </w:r>
+          </w:p>
+          <w:p>
+            <w:pPr>
+              <w:pStyle w:val="SourceCode"/>
+              <w:spacing w:before="0" w:after="0" w:line="200" w:lineRule="auto"/>
+            </w:pPr>
+            <w:r>
+              <w:t xml:space="preserve">------------------------------------------------------------</w:t>
+            </w:r>
+          </w:p>
+          <w:p>
+            <w:pPr>
+              <w:pStyle w:val="SourceCode"/>
+              <w:spacing w:before="0" w:after="0" w:line="200" w:lineRule="auto"/>
+            </w:pPr>
+            <w:r>
+              <w:t xml:space="preserve">Модифікований документ: "Договір купівлі-продажу №124"</w:t>
+            </w:r>
+          </w:p>
+          <w:p>
+            <w:pPr>
+              <w:pStyle w:val="SourceCode"/>
+              <w:spacing w:before="0" w:after="0" w:line="200" w:lineRule="auto"/>
+            </w:pPr>
+            <w:r>
+              <w:t xml:space="preserve">Результат: ПІДПИС НЕДІЙСНИЙ</w:t>
+            </w:r>
+          </w:p>
+          <w:p>
+            <w:pPr>
+              <w:pStyle w:val="SourceCode"/>
+              <w:spacing w:before="0" w:after="0" w:line="200" w:lineRule="auto"/>
+            </w:pPr>
+          </w:p>
+          <w:p>
+            <w:pPr>
+              <w:pStyle w:val="SourceCode"/>
+              <w:spacing w:before="0" w:after="0" w:line="200" w:lineRule="auto"/>
+            </w:pPr>
+            <w:r>
+              <w:t xml:space="preserve">------------------------------------------------------------</w:t>
+            </w:r>
+          </w:p>
+          <w:p>
+            <w:pPr>
+              <w:pStyle w:val="SourceCode"/>
+              <w:spacing w:before="0" w:after="0" w:line="200" w:lineRule="auto"/>
+            </w:pPr>
+            <w:r>
+              <w:t xml:space="preserve">СПРОБА ПІДРОБКИ ПІДПИСУ</w:t>
+            </w:r>
+          </w:p>
+          <w:p>
+            <w:pPr>
+              <w:pStyle w:val="SourceCode"/>
+              <w:spacing w:before="0" w:after="0" w:line="200" w:lineRule="auto"/>
+            </w:pPr>
+            <w:r>
+              <w:t xml:space="preserve">------------------------------------------------------------</w:t>
+            </w:r>
+          </w:p>
+          <w:p>
+            <w:pPr>
+              <w:pStyle w:val="SourceCode"/>
+              <w:spacing w:before="0" w:after="0" w:line="200" w:lineRule="auto"/>
+            </w:pPr>
+            <w:r>
+              <w:t xml:space="preserve">Підроблений підпис: 35970152</w:t>
+            </w:r>
+          </w:p>
+          <w:p>
+            <w:pPr>
+              <w:pStyle w:val="SourceCode"/>
+              <w:spacing w:before="0" w:after="0" w:line="200" w:lineRule="auto"/>
+            </w:pPr>
+            <w:r>
+              <w:t xml:space="preserve">Результат: ПІДПИС НЕДІЙСНИЙ</w:t>
+            </w:r>
+          </w:p>
+        </w:tc>
+      </w:tr>
+    </w:tbl>
+    <w:p>
+      <w:pPr>
+        <w:spacing w:before="0" w:after="0" w:line="120" w:lineRule="exact"/>
         <w:rPr>
-          <w:rStyle w:val="VerbatimChar"/>
+          <w:sz w:val="4"/>
+          <w:szCs w:val="4"/>
         </w:rPr>
-        <w:t xml:space="preserve">ДЕМОНСТРАЦІЯ ЦИФРОВОГО ПІДПИСУ RSA</w:t>
-      </w:r>
-      <w:r>
-        <w:br/>
-      </w:r>
-      <w:r>
-        <w:rPr>
-          <w:rStyle w:val="VerbatimChar"/>
-        </w:rPr>
-        <w:t xml:space="preserve">============================================================</w:t>
-      </w:r>
-      <w:r>
-        <w:br/>
-      </w:r>
-      <w:r>
-        <w:br/>
-      </w:r>
-      <w:r>
-        <w:rPr>
-          <w:rStyle w:val="VerbatimChar"/>
-        </w:rPr>
-        <w:t xml:space="preserve">Параметри RSA:</w:t>
-      </w:r>
-      <w:r>
-        <w:br/>
-      </w:r>
-      <w:r>
-        <w:rPr>
-          <w:rStyle w:val="VerbatimChar"/>
-        </w:rPr>
-        <w:t xml:space="preserve">  p = 10007, q = 10009</w:t>
-      </w:r>
-      <w:r>
-        <w:br/>
-      </w:r>
-      <w:r>
-        <w:rPr>
-          <w:rStyle w:val="VerbatimChar"/>
-        </w:rPr>
-        <w:t xml:space="preserve">  n = 100160063</w:t>
-      </w:r>
-      <w:r>
-        <w:br/>
-      </w:r>
-      <w:r>
-        <w:rPr>
-          <w:rStyle w:val="VerbatimChar"/>
-        </w:rPr>
-        <w:t xml:space="preserve">  e = 17 (відкрита експонента)</w:t>
-      </w:r>
-      <w:r>
-        <w:br/>
-      </w:r>
-      <w:r>
-        <w:rPr>
-          <w:rStyle w:val="VerbatimChar"/>
-        </w:rPr>
-        <w:t xml:space="preserve">  d = 94249457 (закрита експонента)</w:t>
-      </w:r>
-      <w:r>
-        <w:br/>
-      </w:r>
-      <w:r>
-        <w:br/>
-      </w:r>
-      <w:r>
-        <w:rPr>
-          <w:rStyle w:val="VerbatimChar"/>
-        </w:rPr>
-        <w:t xml:space="preserve">------------------------------------------------------------</w:t>
-      </w:r>
-      <w:r>
-        <w:br/>
-      </w:r>
-      <w:r>
-        <w:rPr>
-          <w:rStyle w:val="VerbatimChar"/>
-        </w:rPr>
-        <w:t xml:space="preserve">ФОРМУВАННЯ ПІДПИСУ</w:t>
-      </w:r>
-      <w:r>
-        <w:br/>
-      </w:r>
-      <w:r>
-        <w:rPr>
-          <w:rStyle w:val="VerbatimChar"/>
-        </w:rPr>
-        <w:t xml:space="preserve">------------------------------------------------------------</w:t>
-      </w:r>
-      <w:r>
-        <w:br/>
-      </w:r>
-      <w:r>
-        <w:rPr>
-          <w:rStyle w:val="VerbatimChar"/>
-        </w:rPr>
-        <w:t xml:space="preserve">Документ: "Договір купівлі-продажу №123"</w:t>
-      </w:r>
-      <w:r>
-        <w:br/>
-      </w:r>
-      <w:r>
-        <w:rPr>
-          <w:rStyle w:val="VerbatimChar"/>
-        </w:rPr>
-        <w:t xml:space="preserve">Хеш (обрізаний): 73328726</w:t>
-      </w:r>
-      <w:r>
-        <w:br/>
-      </w:r>
-      <w:r>
-        <w:rPr>
-          <w:rStyle w:val="VerbatimChar"/>
-        </w:rPr>
-        <w:t xml:space="preserve">Підпис S = 35970151</w:t>
-      </w:r>
-      <w:r>
-        <w:br/>
-      </w:r>
-      <w:r>
-        <w:br/>
-      </w:r>
-      <w:r>
-        <w:rPr>
-          <w:rStyle w:val="VerbatimChar"/>
-        </w:rPr>
-        <w:t xml:space="preserve">------------------------------------------------------------</w:t>
-      </w:r>
-      <w:r>
-        <w:br/>
-      </w:r>
-      <w:r>
-        <w:rPr>
-          <w:rStyle w:val="VerbatimChar"/>
-        </w:rPr>
-        <w:t xml:space="preserve">ПЕРЕВІРКА ПІДПИСУ</w:t>
-      </w:r>
-      <w:r>
-        <w:br/>
-      </w:r>
-      <w:r>
-        <w:rPr>
-          <w:rStyle w:val="VerbatimChar"/>
-        </w:rPr>
-        <w:t xml:space="preserve">------------------------------------------------------------</w:t>
-      </w:r>
-      <w:r>
-        <w:br/>
-      </w:r>
-      <w:r>
-        <w:rPr>
-          <w:rStyle w:val="VerbatimChar"/>
-        </w:rPr>
-        <w:t xml:space="preserve">Результат: ПІДПИС ДІЙСНИЙ</w:t>
-      </w:r>
-      <w:r>
-        <w:br/>
-      </w:r>
-      <w:r>
-        <w:br/>
-      </w:r>
-      <w:r>
-        <w:rPr>
-          <w:rStyle w:val="VerbatimChar"/>
-        </w:rPr>
-        <w:t xml:space="preserve">------------------------------------------------------------</w:t>
-      </w:r>
-      <w:r>
-        <w:br/>
-      </w:r>
-      <w:r>
-        <w:rPr>
-          <w:rStyle w:val="VerbatimChar"/>
-        </w:rPr>
-        <w:t xml:space="preserve">ВИЯВЛЕННЯ МОДИФІКАЦІЇ</w:t>
-      </w:r>
-      <w:r>
-        <w:br/>
-      </w:r>
-      <w:r>
-        <w:rPr>
-          <w:rStyle w:val="VerbatimChar"/>
-        </w:rPr>
-        <w:t xml:space="preserve">------------------------------------------------------------</w:t>
-      </w:r>
-      <w:r>
-        <w:br/>
-      </w:r>
-      <w:r>
-        <w:rPr>
-          <w:rStyle w:val="VerbatimChar"/>
-        </w:rPr>
-        <w:t xml:space="preserve">Модифікований документ: "Договір купівлі-продажу №124"</w:t>
-      </w:r>
-      <w:r>
-        <w:br/>
-      </w:r>
-      <w:r>
-        <w:rPr>
-          <w:rStyle w:val="VerbatimChar"/>
-        </w:rPr>
-        <w:t xml:space="preserve">Результат: ПІДПИС НЕДІЙСНИЙ</w:t>
-      </w:r>
-      <w:r>
-        <w:br/>
-      </w:r>
-      <w:r>
-        <w:br/>
-      </w:r>
-      <w:r>
-        <w:rPr>
-          <w:rStyle w:val="VerbatimChar"/>
-        </w:rPr>
-        <w:t xml:space="preserve">------------------------------------------------------------</w:t>
-      </w:r>
-      <w:r>
-        <w:br/>
-      </w:r>
-      <w:r>
-        <w:rPr>
-          <w:rStyle w:val="VerbatimChar"/>
-        </w:rPr>
-        <w:t xml:space="preserve">СПРОБА ПІДРОБКИ ПІДПИСУ</w:t>
-      </w:r>
-      <w:r>
-        <w:br/>
-      </w:r>
-      <w:r>
-        <w:rPr>
-          <w:rStyle w:val="VerbatimChar"/>
-        </w:rPr>
-        <w:t xml:space="preserve">------------------------------------------------------------</w:t>
-      </w:r>
-      <w:r>
-        <w:br/>
-      </w:r>
-      <w:r>
-        <w:rPr>
-          <w:rStyle w:val="VerbatimChar"/>
-        </w:rPr>
-        <w:t xml:space="preserve">Підроблений підпис: 35970152</w:t>
-      </w:r>
-      <w:r>
-        <w:br/>
-      </w:r>
-      <w:r>
-        <w:rPr>
-          <w:rStyle w:val="VerbatimChar"/>
-        </w:rPr>
-        <w:t xml:space="preserve">Результат: ПІДПИС НЕДІЙСНИЙ</w:t>
-      </w:r>
+      </w:pPr>
     </w:p>
     <w:bookmarkEnd w:id="19"/>
     <w:bookmarkEnd w:id="20"/>
@@ -5258,15 +5892,8 @@
     <w:basedOn w:val="Normal"/>
     <w:qFormat/>
     <w:pPr>
-      <w:pBdr>
-        <w:top w:color="BFBFBF" w:space="4" w:sz="4" w:val="single"/>
-        <w:left w:color="BFBFBF" w:space="4" w:sz="4" w:val="single"/>
-        <w:bottom w:color="BFBFBF" w:space="4" w:sz="4" w:val="single"/>
-        <w:right w:color="BFBFBF" w:space="4" w:sz="4" w:val="single"/>
-      </w:pBdr>
-      <w:shd w:color="auto" w:fill="F4F4F4" w:val="clear"/>
-      <w:spacing w:after="120" w:before="120" w:line="200" w:lineRule="auto"/>
-      <w:ind w:firstLine="0" w:left="284" w:right="284"/>
+      <w:spacing w:after="0" w:before="0" w:line="200" w:lineRule="auto"/>
+      <w:ind w:hanging="340" w:left="340" w:right="0"/>
       <w:jc w:val="left"/>
     </w:pPr>
     <w:rPr>
@@ -5274,6 +5901,27 @@
       <w:sz w:val="18"/>
       <w:szCs w:val="18"/>
     </w:rPr>
+  </w:style>
+  <w:style w:customStyle="1" w:styleId="SourceCodeTable" w:type="table">
+    <w:name w:val="Source Code Table"/>
+    <w:basedOn w:val="TableNormal"/>
+    <w:qFormat/>
+    <w:tblPr>
+      <w:tblInd w:type="dxa" w:w="0"/>
+      <w:tblBorders>
+        <w:top w:color="BFBFBF" w:space="0" w:sz="4" w:val="single"/>
+        <w:left w:color="BFBFBF" w:space="0" w:sz="4" w:val="single"/>
+        <w:bottom w:color="BFBFBF" w:space="0" w:sz="4" w:val="single"/>
+        <w:right w:color="BFBFBF" w:space="0" w:sz="4" w:val="single"/>
+      </w:tblBorders>
+      <w:shd w:color="auto" w:fill="F4F4F4" w:val="clear"/>
+      <w:tblCellMar>
+        <w:top w:type="dxa" w:w="113"/>
+        <w:left w:type="dxa" w:w="113"/>
+        <w:bottom w:type="dxa" w:w="113"/>
+        <w:right w:type="dxa" w:w="113"/>
+      </w:tblCellMar>
+    </w:tblPr>
   </w:style>
   <w:style w:type="paragraph" w:customStyle="1" w:styleId="TableCaption">
     <w:name w:val="TableCaption"/>

--- a/public/labs/pmzi/pz-23/ЛР8_ПМЗІ_Реалізація_ЕЦП_на_основі_RSA.docx
+++ b/public/labs/pmzi/pz-23/ЛР8_ПМЗІ_Реалізація_ЕЦП_на_основі_RSA.docx
@@ -51,7 +51,7 @@
         <w:t xml:space="preserve"> </w:t>
       </w:r>
       <w:r>
-        <w:t xml:space="preserve">ПК з встановленим C++ компілятором (MinGW, MSVC або GCC); Середовище розробки (Visual Studio, Code::Blocks, VS Code); Реалізація SHA-256 з лабораторної роботи №7.</w:t>
+        <w:t xml:space="preserve">ПК з компілятором або інтерпретатором мови програмування за вибором студента; Середовище розробки (Visual Studio, VS Code або інше); Реалізація SHA-256 з лабораторної роботи №7.</w:t>
       </w:r>
     </w:p>
     <w:p>

--- a/public/labs/pmzi/pz-23/ЛР8_ПМЗІ_Реалізація_ЕЦП_на_основі_RSA.docx
+++ b/public/labs/pmzi/pz-23/ЛР8_ПМЗІ_Реалізація_ЕЦП_на_основі_RSA.docx
@@ -203,169 +203,133 @@
               <w:spacing w:before="0" w:after="0" w:line="200" w:lineRule="auto"/>
             </w:pPr>
             <w:r>
-              <w:t xml:space="preserve">┌───────────────────────────────────────────────────────────────────────┐</w:t>
-            </w:r>
-          </w:p>
-          <w:p>
-            <w:pPr>
-              <w:pStyle w:val="SourceCode"/>
-              <w:spacing w:before="0" w:after="0" w:line="200" w:lineRule="auto"/>
-            </w:pPr>
-            <w:r>
-              <w:t xml:space="preserve">│                    ЕЛЕКТРОННИЙ ЦИФРОВИЙ ПІДПИС                        │</w:t>
-            </w:r>
-          </w:p>
-          <w:p>
-            <w:pPr>
-              <w:pStyle w:val="SourceCode"/>
-              <w:spacing w:before="0" w:after="0" w:line="200" w:lineRule="auto"/>
-            </w:pPr>
-            <w:r>
-              <w:t xml:space="preserve">├───────────────────────────────────────────────────────────────────────┤</w:t>
-            </w:r>
-          </w:p>
-          <w:p>
-            <w:pPr>
-              <w:pStyle w:val="SourceCode"/>
-              <w:spacing w:before="0" w:after="0" w:line="200" w:lineRule="auto"/>
-            </w:pPr>
-            <w:r>
-              <w:t xml:space="preserve">│                                                                       │</w:t>
-            </w:r>
-          </w:p>
-          <w:p>
-            <w:pPr>
-              <w:pStyle w:val="SourceCode"/>
-              <w:spacing w:before="0" w:after="0" w:line="200" w:lineRule="auto"/>
-            </w:pPr>
-            <w:r>
-              <w:t xml:space="preserve">│  ФОРМУВАННЯ ПІДПИСУ (автор):                                          │</w:t>
-            </w:r>
-          </w:p>
-          <w:p>
-            <w:pPr>
-              <w:pStyle w:val="SourceCode"/>
-              <w:spacing w:before="0" w:after="0" w:line="200" w:lineRule="auto"/>
-            </w:pPr>
-            <w:r>
-              <w:t xml:space="preserve">│  ┌─────────────────────────────────────────────────────────────────┐  │</w:t>
-            </w:r>
-          </w:p>
-          <w:p>
-            <w:pPr>
-              <w:pStyle w:val="SourceCode"/>
-              <w:spacing w:before="0" w:after="0" w:line="200" w:lineRule="auto"/>
-            </w:pPr>
-            <w:r>
-              <w:t xml:space="preserve">│  │ Документ M ──► [HASH] ──► H(M) ──► [SIGN з d] ──► Підпис S      │  │</w:t>
-            </w:r>
-          </w:p>
-          <w:p>
-            <w:pPr>
-              <w:pStyle w:val="SourceCode"/>
-              <w:spacing w:before="0" w:after="0" w:line="200" w:lineRule="auto"/>
-            </w:pPr>
-            <w:r>
-              <w:t xml:space="preserve">│  │                                    (закритий ключ)              │  │</w:t>
-            </w:r>
-          </w:p>
-          <w:p>
-            <w:pPr>
-              <w:pStyle w:val="SourceCode"/>
-              <w:spacing w:before="0" w:after="0" w:line="200" w:lineRule="auto"/>
-            </w:pPr>
-            <w:r>
-              <w:t xml:space="preserve">│  └─────────────────────────────────────────────────────────────────┘  │</w:t>
-            </w:r>
-          </w:p>
-          <w:p>
-            <w:pPr>
-              <w:pStyle w:val="SourceCode"/>
-              <w:spacing w:before="0" w:after="0" w:line="200" w:lineRule="auto"/>
-            </w:pPr>
-            <w:r>
-              <w:t xml:space="preserve">│                                                                       │</w:t>
-            </w:r>
-          </w:p>
-          <w:p>
-            <w:pPr>
-              <w:pStyle w:val="SourceCode"/>
-              <w:spacing w:before="0" w:after="0" w:line="200" w:lineRule="auto"/>
-            </w:pPr>
-            <w:r>
-              <w:t xml:space="preserve">│  ПЕРЕВІРКА ПІДПИСУ (верифікатор):                                     │</w:t>
-            </w:r>
-          </w:p>
-          <w:p>
-            <w:pPr>
-              <w:pStyle w:val="SourceCode"/>
-              <w:spacing w:before="0" w:after="0" w:line="200" w:lineRule="auto"/>
-            </w:pPr>
-            <w:r>
-              <w:t xml:space="preserve">│  ┌──────────────────────────────────────────────────────────────────┐ │</w:t>
-            </w:r>
-          </w:p>
-          <w:p>
-            <w:pPr>
-              <w:pStyle w:val="SourceCode"/>
-              <w:spacing w:before="0" w:after="0" w:line="200" w:lineRule="auto"/>
-            </w:pPr>
-            <w:r>
-              <w:t xml:space="preserve">│  │ Документ M ──► [HASH] ──► H(M) ─┐                                │ │</w:t>
-            </w:r>
-          </w:p>
-          <w:p>
-            <w:pPr>
-              <w:pStyle w:val="SourceCode"/>
-              <w:spacing w:before="0" w:after="0" w:line="200" w:lineRule="auto"/>
-            </w:pPr>
-            <w:r>
-              <w:t xml:space="preserve">│  │                                  ├──► [COMPARE] ──► Valid/Invalid│ │</w:t>
-            </w:r>
-          </w:p>
-          <w:p>
-            <w:pPr>
-              <w:pStyle w:val="SourceCode"/>
-              <w:spacing w:before="0" w:after="0" w:line="200" w:lineRule="auto"/>
-            </w:pPr>
-            <w:r>
-              <w:t xml:space="preserve">│  │ Підпис S ──► [VERIFY з e] ──► H' ┘                               │ │</w:t>
-            </w:r>
-          </w:p>
-          <w:p>
-            <w:pPr>
-              <w:pStyle w:val="SourceCode"/>
-              <w:spacing w:before="0" w:after="0" w:line="200" w:lineRule="auto"/>
-            </w:pPr>
-            <w:r>
-              <w:t xml:space="preserve">│  │              (відкритий ключ)                                    │ │</w:t>
-            </w:r>
-          </w:p>
-          <w:p>
-            <w:pPr>
-              <w:pStyle w:val="SourceCode"/>
-              <w:spacing w:before="0" w:after="0" w:line="200" w:lineRule="auto"/>
-            </w:pPr>
-            <w:r>
-              <w:t xml:space="preserve">│  └──────────────────────────────────────────────────────────────────┘ │</w:t>
-            </w:r>
-          </w:p>
-          <w:p>
-            <w:pPr>
-              <w:pStyle w:val="SourceCode"/>
-              <w:spacing w:before="0" w:after="0" w:line="200" w:lineRule="auto"/>
-            </w:pPr>
-            <w:r>
-              <w:t xml:space="preserve">│                                                                       │</w:t>
-            </w:r>
-          </w:p>
-          <w:p>
-            <w:pPr>
-              <w:pStyle w:val="SourceCode"/>
-              <w:spacing w:before="0" w:after="0" w:line="200" w:lineRule="auto"/>
-            </w:pPr>
-            <w:r>
-              <w:t xml:space="preserve">└───────────────────────────────────────────────────────────────────────┘</w:t>
+              <w:t xml:space="preserve">┌─────────────────────────────────────────────────────────────────────┐</w:t>
+            </w:r>
+          </w:p>
+          <w:p>
+            <w:pPr>
+              <w:pStyle w:val="SourceCode"/>
+              <w:spacing w:before="0" w:after="0" w:line="200" w:lineRule="auto"/>
+            </w:pPr>
+            <w:r>
+              <w:t xml:space="preserve">│                     ЕЛЕКТРОННИЙ ЦИФРОВИЙ ПІДПИС                     │</w:t>
+            </w:r>
+          </w:p>
+          <w:p>
+            <w:pPr>
+              <w:pStyle w:val="SourceCode"/>
+              <w:spacing w:before="0" w:after="0" w:line="200" w:lineRule="auto"/>
+            </w:pPr>
+            <w:r>
+              <w:t xml:space="preserve">├─────────────────────────────────────────────────────────────────────┤</w:t>
+            </w:r>
+          </w:p>
+          <w:p>
+            <w:pPr>
+              <w:pStyle w:val="SourceCode"/>
+              <w:spacing w:before="0" w:after="0" w:line="200" w:lineRule="auto"/>
+            </w:pPr>
+            <w:r>
+              <w:t xml:space="preserve">│                                                                     │</w:t>
+            </w:r>
+          </w:p>
+          <w:p>
+            <w:pPr>
+              <w:pStyle w:val="SourceCode"/>
+              <w:spacing w:before="0" w:after="0" w:line="200" w:lineRule="auto"/>
+            </w:pPr>
+            <w:r>
+              <w:t xml:space="preserve">│  ФОРМУВАННЯ ПІДПИСУ (автор):                                        │</w:t>
+            </w:r>
+          </w:p>
+          <w:p>
+            <w:pPr>
+              <w:pStyle w:val="SourceCode"/>
+              <w:spacing w:before="0" w:after="0" w:line="200" w:lineRule="auto"/>
+            </w:pPr>
+            <w:r>
+              <w:t xml:space="preserve">│  Документ M ──► [HASH] ──► H(M) ──► [SIGN з d] ──► Підпис S         │</w:t>
+            </w:r>
+          </w:p>
+          <w:p>
+            <w:pPr>
+              <w:pStyle w:val="SourceCode"/>
+              <w:spacing w:before="0" w:after="0" w:line="200" w:lineRule="auto"/>
+            </w:pPr>
+            <w:r>
+              <w:t xml:space="preserve">│                                      (закритий ключ)                │</w:t>
+            </w:r>
+          </w:p>
+          <w:p>
+            <w:pPr>
+              <w:pStyle w:val="SourceCode"/>
+              <w:spacing w:before="0" w:after="0" w:line="200" w:lineRule="auto"/>
+            </w:pPr>
+            <w:r>
+              <w:t xml:space="preserve">│                                                                     │</w:t>
+            </w:r>
+          </w:p>
+          <w:p>
+            <w:pPr>
+              <w:pStyle w:val="SourceCode"/>
+              <w:spacing w:before="0" w:after="0" w:line="200" w:lineRule="auto"/>
+            </w:pPr>
+            <w:r>
+              <w:t xml:space="preserve">│  ПЕРЕВІРКА ПІДПИСУ (будь-хто):                                      │</w:t>
+            </w:r>
+          </w:p>
+          <w:p>
+            <w:pPr>
+              <w:pStyle w:val="SourceCode"/>
+              <w:spacing w:before="0" w:after="0" w:line="200" w:lineRule="auto"/>
+            </w:pPr>
+            <w:r>
+              <w:t xml:space="preserve">│  Документ M ──► [HASH] ──► H(M) ─────────┐                          │</w:t>
+            </w:r>
+          </w:p>
+          <w:p>
+            <w:pPr>
+              <w:pStyle w:val="SourceCode"/>
+              <w:spacing w:before="0" w:after="0" w:line="200" w:lineRule="auto"/>
+            </w:pPr>
+            <w:r>
+              <w:t xml:space="preserve">│                                          ├──► [==] ──► дійсний?     │</w:t>
+            </w:r>
+          </w:p>
+          <w:p>
+            <w:pPr>
+              <w:pStyle w:val="SourceCode"/>
+              <w:spacing w:before="0" w:after="0" w:line="200" w:lineRule="auto"/>
+            </w:pPr>
+            <w:r>
+              <w:t xml:space="preserve">│  Підпис S ───► [VERIFY з e] ──► H′ ──────┘                          │</w:t>
+            </w:r>
+          </w:p>
+          <w:p>
+            <w:pPr>
+              <w:pStyle w:val="SourceCode"/>
+              <w:spacing w:before="0" w:after="0" w:line="200" w:lineRule="auto"/>
+            </w:pPr>
+            <w:r>
+              <w:t xml:space="preserve">│                 (відкритий ключ)                                    │</w:t>
+            </w:r>
+          </w:p>
+          <w:p>
+            <w:pPr>
+              <w:pStyle w:val="SourceCode"/>
+              <w:spacing w:before="0" w:after="0" w:line="200" w:lineRule="auto"/>
+            </w:pPr>
+            <w:r>
+              <w:t xml:space="preserve">│                                                                     │</w:t>
+            </w:r>
+          </w:p>
+          <w:p>
+            <w:pPr>
+              <w:pStyle w:val="SourceCode"/>
+              <w:spacing w:before="0" w:after="0" w:line="200" w:lineRule="auto"/>
+            </w:pPr>
+            <w:r>
+              <w:t xml:space="preserve">└─────────────────────────────────────────────────────────────────────┘</w:t>
             </w:r>
           </w:p>
         </w:tc>
@@ -799,16 +763,58 @@
               <w:spacing w:before="0" w:after="0" w:line="200" w:lineRule="auto"/>
             </w:pPr>
             <w:r>
-              <w:t xml:space="preserve">Без хешу:    Sign(M1) * Sign(M2) = Sign(M1 * M2)  ← АТАКА!</w:t>
-            </w:r>
-          </w:p>
-          <w:p>
-            <w:pPr>
-              <w:pStyle w:val="SourceCode"/>
-              <w:spacing w:before="0" w:after="0" w:line="200" w:lineRule="auto"/>
-            </w:pPr>
-            <w:r>
-              <w:t xml:space="preserve">З хешем:     Sign(H(M1)) * Sign(H(M2)) ≠ Sign(H(M1 * M2))  ← OK</w:t>
+              <w:t xml:space="preserve">Без хешу:  S1 = M1^d, S2 = M2^d  →  S1 · S2 = (M1 · M2)^d mod n</w:t>
+            </w:r>
+          </w:p>
+          <w:p>
+            <w:pPr>
+              <w:pStyle w:val="SourceCode"/>
+              <w:spacing w:before="0" w:after="0" w:line="200" w:lineRule="auto"/>
+            </w:pPr>
+            <w:r>
+              <w:t xml:space="preserve">           добуток двох справжніх підписів — справжній підпис</w:t>
+            </w:r>
+          </w:p>
+          <w:p>
+            <w:pPr>
+              <w:pStyle w:val="SourceCode"/>
+              <w:spacing w:before="0" w:after="0" w:line="200" w:lineRule="auto"/>
+            </w:pPr>
+            <w:r>
+              <w:t xml:space="preserve">           документа M1 · M2, якого автор ніколи не бачив</w:t>
+            </w:r>
+          </w:p>
+          <w:p>
+            <w:pPr>
+              <w:pStyle w:val="SourceCode"/>
+              <w:spacing w:before="0" w:after="0" w:line="200" w:lineRule="auto"/>
+            </w:pPr>
+          </w:p>
+          <w:p>
+            <w:pPr>
+              <w:pStyle w:val="SourceCode"/>
+              <w:spacing w:before="0" w:after="0" w:line="200" w:lineRule="auto"/>
+            </w:pPr>
+            <w:r>
+              <w:t xml:space="preserve">З хешем:   S1 · S2 = (H(M1) · H(M2))^d — це підпис ЧИСЛА H(M1)·H(M2)</w:t>
+            </w:r>
+          </w:p>
+          <w:p>
+            <w:pPr>
+              <w:pStyle w:val="SourceCode"/>
+              <w:spacing w:before="0" w:after="0" w:line="200" w:lineRule="auto"/>
+            </w:pPr>
+            <w:r>
+              <w:t xml:space="preserve">           щоб ним скористатися, треба знайти документ M3,</w:t>
+            </w:r>
+          </w:p>
+          <w:p>
+            <w:pPr>
+              <w:pStyle w:val="SourceCode"/>
+              <w:spacing w:before="0" w:after="0" w:line="200" w:lineRule="auto"/>
+            </w:pPr>
+            <w:r>
+              <w:t xml:space="preserve">           у якого H(M3) = H(M1) · H(M2) mod n, тобто прообраз хешу</w:t>
             </w:r>
           </w:p>
         </w:tc>
@@ -886,151 +892,151 @@
               <w:spacing w:before="0" w:after="0" w:line="200" w:lineRule="auto"/>
             </w:pPr>
             <w:r>
-              <w:t xml:space="preserve">┌───────────────────────────────────────────────────────────────────────┐</w:t>
-            </w:r>
-          </w:p>
-          <w:p>
-            <w:pPr>
-              <w:pStyle w:val="SourceCode"/>
-              <w:spacing w:before="0" w:after="0" w:line="200" w:lineRule="auto"/>
-            </w:pPr>
-            <w:r>
-              <w:t xml:space="preserve">│                    ФОРМАТ PKCS#1 v1.5                                 │</w:t>
-            </w:r>
-          </w:p>
-          <w:p>
-            <w:pPr>
-              <w:pStyle w:val="SourceCode"/>
-              <w:spacing w:before="0" w:after="0" w:line="200" w:lineRule="auto"/>
-            </w:pPr>
-            <w:r>
-              <w:t xml:space="preserve">├───────────────────────────────────────────────────────────────────────┤</w:t>
-            </w:r>
-          </w:p>
-          <w:p>
-            <w:pPr>
-              <w:pStyle w:val="SourceCode"/>
-              <w:spacing w:before="0" w:after="0" w:line="200" w:lineRule="auto"/>
-            </w:pPr>
-            <w:r>
-              <w:t xml:space="preserve">│                                                                       │</w:t>
-            </w:r>
-          </w:p>
-          <w:p>
-            <w:pPr>
-              <w:pStyle w:val="SourceCode"/>
-              <w:spacing w:before="0" w:after="0" w:line="200" w:lineRule="auto"/>
-            </w:pPr>
-            <w:r>
-              <w:t xml:space="preserve">│  EM = 0x00 || 0x01 || PS || 0x00 || T                                 │</w:t>
-            </w:r>
-          </w:p>
-          <w:p>
-            <w:pPr>
-              <w:pStyle w:val="SourceCode"/>
-              <w:spacing w:before="0" w:after="0" w:line="200" w:lineRule="auto"/>
-            </w:pPr>
-            <w:r>
-              <w:t xml:space="preserve">│                                                                       │</w:t>
-            </w:r>
-          </w:p>
-          <w:p>
-            <w:pPr>
-              <w:pStyle w:val="SourceCode"/>
-              <w:spacing w:before="0" w:after="0" w:line="200" w:lineRule="auto"/>
-            </w:pPr>
-            <w:r>
-              <w:t xml:space="preserve">│  0x00 0x01  — заголовок (вказує на підпис)                            │</w:t>
-            </w:r>
-          </w:p>
-          <w:p>
-            <w:pPr>
-              <w:pStyle w:val="SourceCode"/>
-              <w:spacing w:before="0" w:after="0" w:line="200" w:lineRule="auto"/>
-            </w:pPr>
-            <w:r>
-              <w:t xml:space="preserve">│  PS         — padding з байтів 0xFF (мінімум 8 байт)                  │</w:t>
-            </w:r>
-          </w:p>
-          <w:p>
-            <w:pPr>
-              <w:pStyle w:val="SourceCode"/>
-              <w:spacing w:before="0" w:after="0" w:line="200" w:lineRule="auto"/>
-            </w:pPr>
-            <w:r>
-              <w:t xml:space="preserve">│  0x00       — розділювач                                              │</w:t>
-            </w:r>
-          </w:p>
-          <w:p>
-            <w:pPr>
-              <w:pStyle w:val="SourceCode"/>
-              <w:spacing w:before="0" w:after="0" w:line="200" w:lineRule="auto"/>
-            </w:pPr>
-            <w:r>
-              <w:t xml:space="preserve">│  T          — DigestInfo (OID алгоритму хешу + хеш)                   │</w:t>
-            </w:r>
-          </w:p>
-          <w:p>
-            <w:pPr>
-              <w:pStyle w:val="SourceCode"/>
-              <w:spacing w:before="0" w:after="0" w:line="200" w:lineRule="auto"/>
-            </w:pPr>
-            <w:r>
-              <w:t xml:space="preserve">│                                                                       │</w:t>
-            </w:r>
-          </w:p>
-          <w:p>
-            <w:pPr>
-              <w:pStyle w:val="SourceCode"/>
-              <w:spacing w:before="0" w:after="0" w:line="200" w:lineRule="auto"/>
-            </w:pPr>
-            <w:r>
-              <w:t xml:space="preserve">│  Приклад DigestInfo для SHA-256:                                      │</w:t>
-            </w:r>
-          </w:p>
-          <w:p>
-            <w:pPr>
-              <w:pStyle w:val="SourceCode"/>
-              <w:spacing w:before="0" w:after="0" w:line="200" w:lineRule="auto"/>
-            </w:pPr>
-            <w:r>
-              <w:t xml:space="preserve">│  30 31 30 0D 06 09 60 86 48 01 65 03 04 02 01    -- OID SHA-256       │</w:t>
-            </w:r>
-          </w:p>
-          <w:p>
-            <w:pPr>
-              <w:pStyle w:val="SourceCode"/>
-              <w:spacing w:before="0" w:after="0" w:line="200" w:lineRule="auto"/>
-            </w:pPr>
-            <w:r>
-              <w:t xml:space="preserve">│  05 00                                           -- NULL              │</w:t>
-            </w:r>
-          </w:p>
-          <w:p>
-            <w:pPr>
-              <w:pStyle w:val="SourceCode"/>
-              <w:spacing w:before="0" w:after="0" w:line="200" w:lineRule="auto"/>
-            </w:pPr>
-            <w:r>
-              <w:t xml:space="preserve">│  04 20 [32 байти хешу]                           -- OCTET STRING      │</w:t>
-            </w:r>
-          </w:p>
-          <w:p>
-            <w:pPr>
-              <w:pStyle w:val="SourceCode"/>
-              <w:spacing w:before="0" w:after="0" w:line="200" w:lineRule="auto"/>
-            </w:pPr>
-            <w:r>
-              <w:t xml:space="preserve">│                                                                       │</w:t>
-            </w:r>
-          </w:p>
-          <w:p>
-            <w:pPr>
-              <w:pStyle w:val="SourceCode"/>
-              <w:spacing w:before="0" w:after="0" w:line="200" w:lineRule="auto"/>
-            </w:pPr>
-            <w:r>
-              <w:t xml:space="preserve">└───────────────────────────────────────────────────────────────────────┘</w:t>
+              <w:t xml:space="preserve">┌─────────────────────────────────────────────────────────────────────┐</w:t>
+            </w:r>
+          </w:p>
+          <w:p>
+            <w:pPr>
+              <w:pStyle w:val="SourceCode"/>
+              <w:spacing w:before="0" w:after="0" w:line="200" w:lineRule="auto"/>
+            </w:pPr>
+            <w:r>
+              <w:t xml:space="preserve">│                    ФОРМАТ PKCS#1 v1.5                               │</w:t>
+            </w:r>
+          </w:p>
+          <w:p>
+            <w:pPr>
+              <w:pStyle w:val="SourceCode"/>
+              <w:spacing w:before="0" w:after="0" w:line="200" w:lineRule="auto"/>
+            </w:pPr>
+            <w:r>
+              <w:t xml:space="preserve">├─────────────────────────────────────────────────────────────────────┤</w:t>
+            </w:r>
+          </w:p>
+          <w:p>
+            <w:pPr>
+              <w:pStyle w:val="SourceCode"/>
+              <w:spacing w:before="0" w:after="0" w:line="200" w:lineRule="auto"/>
+            </w:pPr>
+            <w:r>
+              <w:t xml:space="preserve">│                                                                     │</w:t>
+            </w:r>
+          </w:p>
+          <w:p>
+            <w:pPr>
+              <w:pStyle w:val="SourceCode"/>
+              <w:spacing w:before="0" w:after="0" w:line="200" w:lineRule="auto"/>
+            </w:pPr>
+            <w:r>
+              <w:t xml:space="preserve">│  EM = 0x00 || 0x01 || PS || 0x00 || T                               │</w:t>
+            </w:r>
+          </w:p>
+          <w:p>
+            <w:pPr>
+              <w:pStyle w:val="SourceCode"/>
+              <w:spacing w:before="0" w:after="0" w:line="200" w:lineRule="auto"/>
+            </w:pPr>
+            <w:r>
+              <w:t xml:space="preserve">│                                                                     │</w:t>
+            </w:r>
+          </w:p>
+          <w:p>
+            <w:pPr>
+              <w:pStyle w:val="SourceCode"/>
+              <w:spacing w:before="0" w:after="0" w:line="200" w:lineRule="auto"/>
+            </w:pPr>
+            <w:r>
+              <w:t xml:space="preserve">│  0x00 0x01  — заголовок (вказує на підпис)                          │</w:t>
+            </w:r>
+          </w:p>
+          <w:p>
+            <w:pPr>
+              <w:pStyle w:val="SourceCode"/>
+              <w:spacing w:before="0" w:after="0" w:line="200" w:lineRule="auto"/>
+            </w:pPr>
+            <w:r>
+              <w:t xml:space="preserve">│  PS         — padding з байтів 0xFF (мінімум 8 байт)                │</w:t>
+            </w:r>
+          </w:p>
+          <w:p>
+            <w:pPr>
+              <w:pStyle w:val="SourceCode"/>
+              <w:spacing w:before="0" w:after="0" w:line="200" w:lineRule="auto"/>
+            </w:pPr>
+            <w:r>
+              <w:t xml:space="preserve">│  0x00       — розділювач                                            │</w:t>
+            </w:r>
+          </w:p>
+          <w:p>
+            <w:pPr>
+              <w:pStyle w:val="SourceCode"/>
+              <w:spacing w:before="0" w:after="0" w:line="200" w:lineRule="auto"/>
+            </w:pPr>
+            <w:r>
+              <w:t xml:space="preserve">│  T          — DigestInfo (OID алгоритму хешу + хеш)                 │</w:t>
+            </w:r>
+          </w:p>
+          <w:p>
+            <w:pPr>
+              <w:pStyle w:val="SourceCode"/>
+              <w:spacing w:before="0" w:after="0" w:line="200" w:lineRule="auto"/>
+            </w:pPr>
+            <w:r>
+              <w:t xml:space="preserve">│                                                                     │</w:t>
+            </w:r>
+          </w:p>
+          <w:p>
+            <w:pPr>
+              <w:pStyle w:val="SourceCode"/>
+              <w:spacing w:before="0" w:after="0" w:line="200" w:lineRule="auto"/>
+            </w:pPr>
+            <w:r>
+              <w:t xml:space="preserve">│  Приклад DigestInfo для SHA-256:                                    │</w:t>
+            </w:r>
+          </w:p>
+          <w:p>
+            <w:pPr>
+              <w:pStyle w:val="SourceCode"/>
+              <w:spacing w:before="0" w:after="0" w:line="200" w:lineRule="auto"/>
+            </w:pPr>
+            <w:r>
+              <w:t xml:space="preserve">│  30 31 30 0D 06 09 60 86 48 01 65 03 04 02 01    -- OID SHA-256     │</w:t>
+            </w:r>
+          </w:p>
+          <w:p>
+            <w:pPr>
+              <w:pStyle w:val="SourceCode"/>
+              <w:spacing w:before="0" w:after="0" w:line="200" w:lineRule="auto"/>
+            </w:pPr>
+            <w:r>
+              <w:t xml:space="preserve">│  05 00                                           -- NULL            │</w:t>
+            </w:r>
+          </w:p>
+          <w:p>
+            <w:pPr>
+              <w:pStyle w:val="SourceCode"/>
+              <w:spacing w:before="0" w:after="0" w:line="200" w:lineRule="auto"/>
+            </w:pPr>
+            <w:r>
+              <w:t xml:space="preserve">│  04 20 [32 байти хешу]                           -- OCTET STRING    │</w:t>
+            </w:r>
+          </w:p>
+          <w:p>
+            <w:pPr>
+              <w:pStyle w:val="SourceCode"/>
+              <w:spacing w:before="0" w:after="0" w:line="200" w:lineRule="auto"/>
+            </w:pPr>
+            <w:r>
+              <w:t xml:space="preserve">│                                                                     │</w:t>
+            </w:r>
+          </w:p>
+          <w:p>
+            <w:pPr>
+              <w:pStyle w:val="SourceCode"/>
+              <w:spacing w:before="0" w:after="0" w:line="200" w:lineRule="auto"/>
+            </w:pPr>
+            <w:r>
+              <w:t xml:space="preserve">└─────────────────────────────────────────────────────────────────────┘</w:t>
             </w:r>
           </w:p>
         </w:tc>
@@ -3408,6 +3414,14 @@
         </w:rPr>
       </w:pPr>
     </w:p>
+    <w:p>
+      <w:pPr>
+        <w:pStyle w:val="FirstParagraph"/>
+      </w:pPr>
+      <w:r>
+        <w:t xml:space="preserve">Зверніть увагу на слабке місце навчальної схеми: модуль n = 100160063 має лише 27 біт, тож і «хеш» після зведення за модулем — лише 27 біт. Серед приблизно 10⁸ варіантів документа (досить міняти кількість пробілів) один дасть той самий обрізаний хеш — і старий підпис підійде до нового тексту. Перебір займе кілька хвилин. Саме тому в реальних системах модуль має 2048+ біт, а хеш не обрізають, а доповнюють за PKCS#1 або PSS до повної довжини модуля.</w:t>
+      </w:r>
+    </w:p>
     <w:bookmarkEnd w:id="19"/>
     <w:bookmarkEnd w:id="20"/>
     <w:bookmarkStart w:id="21" w:name="порядок-виконання-роботи"/>
@@ -4114,7 +4128,7 @@
               <w:pStyle w:val="Compact"/>
             </w:pPr>
             <w:r>
-              <w:t xml:space="preserve">Підписати JSON-документ. Показати, що зміна порядку полів не впливає на підпис.</w:t>
+              <w:t xml:space="preserve">Підписати JSON-документ. Показати, що зміна порядку полів ламає підпис, хоча зміст той самий, і реалізувати канонізацію (сортування ключів) перед хешуванням.</w:t>
             </w:r>
           </w:p>
         </w:tc>
